--- a/RP2025-26_Cermak-Yumi.docx
+++ b/RP2025-26_Cermak-Yumi.docx
@@ -1132,7 +1132,7 @@
           <w:rPr>
             <w:noProof/>
           </w:rPr>
-          <w:t>19.04.2026</w:t>
+          <w:t>21.04.2026</w:t>
         </w:r>
       </w:fldSimple>
       <w:r>
@@ -1231,7 +1231,7 @@
           <w:r>
             <w:fldChar w:fldCharType="separate"/>
           </w:r>
-          <w:hyperlink w:anchor="_Toc227514933" w:history="1">
+          <w:hyperlink w:anchor="_Toc227668186" w:history="1">
             <w:r>
               <w:rPr>
                 <w:rStyle w:val="Hypertextovodkaz"/>
@@ -1258,7 +1258,7 @@
                 <w:noProof/>
                 <w:webHidden/>
               </w:rPr>
-              <w:instrText xml:space="preserve"> PAGEREF _Toc227514933 \h </w:instrText>
+              <w:instrText xml:space="preserve"> PAGEREF _Toc227668186 \h </w:instrText>
             </w:r>
             <w:r>
               <w:rPr>
@@ -1279,356 +1279,6 @@
                 <w:webHidden/>
               </w:rPr>
               <w:t>1</w:t>
-            </w:r>
-            <w:r>
-              <w:rPr>
-                <w:noProof/>
-                <w:webHidden/>
-              </w:rPr>
-              <w:fldChar w:fldCharType="end"/>
-            </w:r>
-          </w:hyperlink>
-        </w:p>
-        <w:p>
-          <w:pPr>
-            <w:pStyle w:val="Obsah1"/>
-            <w:rPr>
-              <w:rFonts w:eastAsiaTheme="minorEastAsia"/>
-              <w:noProof/>
-              <w:kern w:val="2"/>
-              <w:szCs w:val="24"/>
-              <w:lang w:eastAsia="cs-CZ"/>
-              <w14:ligatures w14:val="standardContextual"/>
-            </w:rPr>
-          </w:pPr>
-          <w:hyperlink w:anchor="_Toc227514934" w:history="1">
-            <w:r>
-              <w:rPr>
-                <w:rStyle w:val="Hypertextovodkaz"/>
-                <w:noProof/>
-              </w:rPr>
-              <w:t>První kapitola</w:t>
-            </w:r>
-            <w:r>
-              <w:rPr>
-                <w:noProof/>
-                <w:webHidden/>
-              </w:rPr>
-              <w:tab/>
-            </w:r>
-            <w:r>
-              <w:rPr>
-                <w:noProof/>
-                <w:webHidden/>
-              </w:rPr>
-              <w:fldChar w:fldCharType="begin"/>
-            </w:r>
-            <w:r>
-              <w:rPr>
-                <w:noProof/>
-                <w:webHidden/>
-              </w:rPr>
-              <w:instrText xml:space="preserve"> PAGEREF _Toc227514934 \h </w:instrText>
-            </w:r>
-            <w:r>
-              <w:rPr>
-                <w:noProof/>
-                <w:webHidden/>
-              </w:rPr>
-            </w:r>
-            <w:r>
-              <w:rPr>
-                <w:noProof/>
-                <w:webHidden/>
-              </w:rPr>
-              <w:fldChar w:fldCharType="separate"/>
-            </w:r>
-            <w:r>
-              <w:rPr>
-                <w:noProof/>
-                <w:webHidden/>
-              </w:rPr>
-              <w:t>2</w:t>
-            </w:r>
-            <w:r>
-              <w:rPr>
-                <w:noProof/>
-                <w:webHidden/>
-              </w:rPr>
-              <w:fldChar w:fldCharType="end"/>
-            </w:r>
-          </w:hyperlink>
-        </w:p>
-        <w:p>
-          <w:pPr>
-            <w:pStyle w:val="Obsah1"/>
-            <w:rPr>
-              <w:rFonts w:eastAsiaTheme="minorEastAsia"/>
-              <w:noProof/>
-              <w:kern w:val="2"/>
-              <w:szCs w:val="24"/>
-              <w:lang w:eastAsia="cs-CZ"/>
-              <w14:ligatures w14:val="standardContextual"/>
-            </w:rPr>
-          </w:pPr>
-          <w:hyperlink w:anchor="_Toc227514935" w:history="1">
-            <w:r>
-              <w:rPr>
-                <w:rStyle w:val="Hypertextovodkaz"/>
-                <w:noProof/>
-              </w:rPr>
-              <w:t>Závěr</w:t>
-            </w:r>
-            <w:r>
-              <w:rPr>
-                <w:noProof/>
-                <w:webHidden/>
-              </w:rPr>
-              <w:tab/>
-            </w:r>
-            <w:r>
-              <w:rPr>
-                <w:noProof/>
-                <w:webHidden/>
-              </w:rPr>
-              <w:fldChar w:fldCharType="begin"/>
-            </w:r>
-            <w:r>
-              <w:rPr>
-                <w:noProof/>
-                <w:webHidden/>
-              </w:rPr>
-              <w:instrText xml:space="preserve"> PAGEREF _Toc227514935 \h </w:instrText>
-            </w:r>
-            <w:r>
-              <w:rPr>
-                <w:noProof/>
-                <w:webHidden/>
-              </w:rPr>
-            </w:r>
-            <w:r>
-              <w:rPr>
-                <w:noProof/>
-                <w:webHidden/>
-              </w:rPr>
-              <w:fldChar w:fldCharType="separate"/>
-            </w:r>
-            <w:r>
-              <w:rPr>
-                <w:noProof/>
-                <w:webHidden/>
-              </w:rPr>
-              <w:t>3</w:t>
-            </w:r>
-            <w:r>
-              <w:rPr>
-                <w:noProof/>
-                <w:webHidden/>
-              </w:rPr>
-              <w:fldChar w:fldCharType="end"/>
-            </w:r>
-          </w:hyperlink>
-        </w:p>
-        <w:p>
-          <w:pPr>
-            <w:pStyle w:val="Obsah1"/>
-            <w:rPr>
-              <w:rFonts w:eastAsiaTheme="minorEastAsia"/>
-              <w:noProof/>
-              <w:kern w:val="2"/>
-              <w:szCs w:val="24"/>
-              <w:lang w:eastAsia="cs-CZ"/>
-              <w14:ligatures w14:val="standardContextual"/>
-            </w:rPr>
-          </w:pPr>
-          <w:hyperlink w:anchor="_Toc227514936" w:history="1">
-            <w:r>
-              <w:rPr>
-                <w:rStyle w:val="Hypertextovodkaz"/>
-                <w:noProof/>
-              </w:rPr>
-              <w:t>Seznam zkratek a odborných výrazů</w:t>
-            </w:r>
-            <w:r>
-              <w:rPr>
-                <w:noProof/>
-                <w:webHidden/>
-              </w:rPr>
-              <w:tab/>
-            </w:r>
-            <w:r>
-              <w:rPr>
-                <w:noProof/>
-                <w:webHidden/>
-              </w:rPr>
-              <w:fldChar w:fldCharType="begin"/>
-            </w:r>
-            <w:r>
-              <w:rPr>
-                <w:noProof/>
-                <w:webHidden/>
-              </w:rPr>
-              <w:instrText xml:space="preserve"> PAGEREF _Toc227514936 \h </w:instrText>
-            </w:r>
-            <w:r>
-              <w:rPr>
-                <w:noProof/>
-                <w:webHidden/>
-              </w:rPr>
-            </w:r>
-            <w:r>
-              <w:rPr>
-                <w:noProof/>
-                <w:webHidden/>
-              </w:rPr>
-              <w:fldChar w:fldCharType="separate"/>
-            </w:r>
-            <w:r>
-              <w:rPr>
-                <w:noProof/>
-                <w:webHidden/>
-              </w:rPr>
-              <w:t>4</w:t>
-            </w:r>
-            <w:r>
-              <w:rPr>
-                <w:noProof/>
-                <w:webHidden/>
-              </w:rPr>
-              <w:fldChar w:fldCharType="end"/>
-            </w:r>
-          </w:hyperlink>
-        </w:p>
-        <w:p>
-          <w:pPr>
-            <w:pStyle w:val="Obsah1"/>
-            <w:rPr>
-              <w:rFonts w:eastAsiaTheme="minorEastAsia"/>
-              <w:noProof/>
-              <w:kern w:val="2"/>
-              <w:szCs w:val="24"/>
-              <w:lang w:eastAsia="cs-CZ"/>
-              <w14:ligatures w14:val="standardContextual"/>
-            </w:rPr>
-          </w:pPr>
-          <w:hyperlink w:anchor="_Toc227514937" w:history="1">
-            <w:r>
-              <w:rPr>
-                <w:rStyle w:val="Hypertextovodkaz"/>
-                <w:noProof/>
-              </w:rPr>
-              <w:t>Seznam obrázků</w:t>
-            </w:r>
-            <w:r>
-              <w:rPr>
-                <w:noProof/>
-                <w:webHidden/>
-              </w:rPr>
-              <w:tab/>
-            </w:r>
-            <w:r>
-              <w:rPr>
-                <w:noProof/>
-                <w:webHidden/>
-              </w:rPr>
-              <w:fldChar w:fldCharType="begin"/>
-            </w:r>
-            <w:r>
-              <w:rPr>
-                <w:noProof/>
-                <w:webHidden/>
-              </w:rPr>
-              <w:instrText xml:space="preserve"> PAGEREF _Toc227514937 \h </w:instrText>
-            </w:r>
-            <w:r>
-              <w:rPr>
-                <w:noProof/>
-                <w:webHidden/>
-              </w:rPr>
-            </w:r>
-            <w:r>
-              <w:rPr>
-                <w:noProof/>
-                <w:webHidden/>
-              </w:rPr>
-              <w:fldChar w:fldCharType="separate"/>
-            </w:r>
-            <w:r>
-              <w:rPr>
-                <w:noProof/>
-                <w:webHidden/>
-              </w:rPr>
-              <w:t>5</w:t>
-            </w:r>
-            <w:r>
-              <w:rPr>
-                <w:noProof/>
-                <w:webHidden/>
-              </w:rPr>
-              <w:fldChar w:fldCharType="end"/>
-            </w:r>
-          </w:hyperlink>
-        </w:p>
-        <w:p>
-          <w:pPr>
-            <w:pStyle w:val="Obsah1"/>
-            <w:rPr>
-              <w:rFonts w:eastAsiaTheme="minorEastAsia"/>
-              <w:noProof/>
-              <w:kern w:val="2"/>
-              <w:szCs w:val="24"/>
-              <w:lang w:eastAsia="cs-CZ"/>
-              <w14:ligatures w14:val="standardContextual"/>
-            </w:rPr>
-          </w:pPr>
-          <w:hyperlink w:anchor="_Toc227514938" w:history="1">
-            <w:r>
-              <w:rPr>
-                <w:rStyle w:val="Hypertextovodkaz"/>
-                <w:noProof/>
-              </w:rPr>
-              <w:t>Použité zdroje</w:t>
-            </w:r>
-            <w:r>
-              <w:rPr>
-                <w:noProof/>
-                <w:webHidden/>
-              </w:rPr>
-              <w:tab/>
-            </w:r>
-            <w:r>
-              <w:rPr>
-                <w:noProof/>
-                <w:webHidden/>
-              </w:rPr>
-              <w:fldChar w:fldCharType="begin"/>
-            </w:r>
-            <w:r>
-              <w:rPr>
-                <w:noProof/>
-                <w:webHidden/>
-              </w:rPr>
-              <w:instrText xml:space="preserve"> PAGEREF _Toc227514938 \h </w:instrText>
-            </w:r>
-            <w:r>
-              <w:rPr>
-                <w:noProof/>
-                <w:webHidden/>
-              </w:rPr>
-            </w:r>
-            <w:r>
-              <w:rPr>
-                <w:noProof/>
-                <w:webHidden/>
-              </w:rPr>
-              <w:fldChar w:fldCharType="separate"/>
-            </w:r>
-            <w:r>
-              <w:rPr>
-                <w:noProof/>
-                <w:webHidden/>
-              </w:rPr>
-              <w:t>6</w:t>
             </w:r>
             <w:r>
               <w:rPr>
@@ -1654,13 +1304,13 @@
               <w14:ligatures w14:val="standardContextual"/>
             </w:rPr>
           </w:pPr>
-          <w:hyperlink w:anchor="_Toc227514939" w:history="1">
+          <w:hyperlink w:anchor="_Toc227668187" w:history="1">
             <w:r>
               <w:rPr>
                 <w:rStyle w:val="Hypertextovodkaz"/>
                 <w:noProof/>
               </w:rPr>
-              <w:t>A.</w:t>
+              <w:t>1</w:t>
             </w:r>
             <w:r>
               <w:rPr>
@@ -1678,6 +1328,4707 @@
                 <w:rStyle w:val="Hypertextovodkaz"/>
                 <w:noProof/>
               </w:rPr>
+              <w:t>Analýza trhu a uživatelské motivace</w:t>
+            </w:r>
+            <w:r>
+              <w:rPr>
+                <w:noProof/>
+                <w:webHidden/>
+              </w:rPr>
+              <w:tab/>
+            </w:r>
+            <w:r>
+              <w:rPr>
+                <w:noProof/>
+                <w:webHidden/>
+              </w:rPr>
+              <w:fldChar w:fldCharType="begin"/>
+            </w:r>
+            <w:r>
+              <w:rPr>
+                <w:noProof/>
+                <w:webHidden/>
+              </w:rPr>
+              <w:instrText xml:space="preserve"> PAGEREF _Toc227668187 \h </w:instrText>
+            </w:r>
+            <w:r>
+              <w:rPr>
+                <w:noProof/>
+                <w:webHidden/>
+              </w:rPr>
+            </w:r>
+            <w:r>
+              <w:rPr>
+                <w:noProof/>
+                <w:webHidden/>
+              </w:rPr>
+              <w:fldChar w:fldCharType="separate"/>
+            </w:r>
+            <w:r>
+              <w:rPr>
+                <w:noProof/>
+                <w:webHidden/>
+              </w:rPr>
+              <w:t>2</w:t>
+            </w:r>
+            <w:r>
+              <w:rPr>
+                <w:noProof/>
+                <w:webHidden/>
+              </w:rPr>
+              <w:fldChar w:fldCharType="end"/>
+            </w:r>
+          </w:hyperlink>
+        </w:p>
+        <w:p>
+          <w:pPr>
+            <w:pStyle w:val="Obsah2"/>
+            <w:rPr>
+              <w:rFonts w:eastAsiaTheme="minorEastAsia"/>
+              <w:noProof/>
+              <w:kern w:val="2"/>
+              <w:szCs w:val="24"/>
+              <w:lang w:eastAsia="cs-CZ"/>
+              <w14:ligatures w14:val="standardContextual"/>
+            </w:rPr>
+          </w:pPr>
+          <w:hyperlink w:anchor="_Toc227668188" w:history="1">
+            <w:r>
+              <w:rPr>
+                <w:rStyle w:val="Hypertextovodkaz"/>
+                <w:noProof/>
+              </w:rPr>
+              <w:t>1.1</w:t>
+            </w:r>
+            <w:r>
+              <w:rPr>
+                <w:rFonts w:eastAsiaTheme="minorEastAsia"/>
+                <w:noProof/>
+                <w:kern w:val="2"/>
+                <w:szCs w:val="24"/>
+                <w:lang w:eastAsia="cs-CZ"/>
+                <w14:ligatures w14:val="standardContextual"/>
+              </w:rPr>
+              <w:tab/>
+            </w:r>
+            <w:r>
+              <w:rPr>
+                <w:rStyle w:val="Hypertextovodkaz"/>
+                <w:noProof/>
+              </w:rPr>
+              <w:t>Průzkum stávajících řešení</w:t>
+            </w:r>
+            <w:r>
+              <w:rPr>
+                <w:noProof/>
+                <w:webHidden/>
+              </w:rPr>
+              <w:tab/>
+            </w:r>
+            <w:r>
+              <w:rPr>
+                <w:noProof/>
+                <w:webHidden/>
+              </w:rPr>
+              <w:fldChar w:fldCharType="begin"/>
+            </w:r>
+            <w:r>
+              <w:rPr>
+                <w:noProof/>
+                <w:webHidden/>
+              </w:rPr>
+              <w:instrText xml:space="preserve"> PAGEREF _Toc227668188 \h </w:instrText>
+            </w:r>
+            <w:r>
+              <w:rPr>
+                <w:noProof/>
+                <w:webHidden/>
+              </w:rPr>
+            </w:r>
+            <w:r>
+              <w:rPr>
+                <w:noProof/>
+                <w:webHidden/>
+              </w:rPr>
+              <w:fldChar w:fldCharType="separate"/>
+            </w:r>
+            <w:r>
+              <w:rPr>
+                <w:noProof/>
+                <w:webHidden/>
+              </w:rPr>
+              <w:t>2</w:t>
+            </w:r>
+            <w:r>
+              <w:rPr>
+                <w:noProof/>
+                <w:webHidden/>
+              </w:rPr>
+              <w:fldChar w:fldCharType="end"/>
+            </w:r>
+          </w:hyperlink>
+        </w:p>
+        <w:p>
+          <w:pPr>
+            <w:pStyle w:val="Obsah2"/>
+            <w:rPr>
+              <w:rFonts w:eastAsiaTheme="minorEastAsia"/>
+              <w:noProof/>
+              <w:kern w:val="2"/>
+              <w:szCs w:val="24"/>
+              <w:lang w:eastAsia="cs-CZ"/>
+              <w14:ligatures w14:val="standardContextual"/>
+            </w:rPr>
+          </w:pPr>
+          <w:hyperlink w:anchor="_Toc227668189" w:history="1">
+            <w:r>
+              <w:rPr>
+                <w:rStyle w:val="Hypertextovodkaz"/>
+                <w:noProof/>
+              </w:rPr>
+              <w:t>1.2</w:t>
+            </w:r>
+            <w:r>
+              <w:rPr>
+                <w:rFonts w:eastAsiaTheme="minorEastAsia"/>
+                <w:noProof/>
+                <w:kern w:val="2"/>
+                <w:szCs w:val="24"/>
+                <w:lang w:eastAsia="cs-CZ"/>
+                <w14:ligatures w14:val="standardContextual"/>
+              </w:rPr>
+              <w:tab/>
+            </w:r>
+            <w:r>
+              <w:rPr>
+                <w:rStyle w:val="Hypertextovodkaz"/>
+                <w:noProof/>
+              </w:rPr>
+              <w:t>Psychologie bariéry</w:t>
+            </w:r>
+            <w:r>
+              <w:rPr>
+                <w:noProof/>
+                <w:webHidden/>
+              </w:rPr>
+              <w:tab/>
+            </w:r>
+            <w:r>
+              <w:rPr>
+                <w:noProof/>
+                <w:webHidden/>
+              </w:rPr>
+              <w:fldChar w:fldCharType="begin"/>
+            </w:r>
+            <w:r>
+              <w:rPr>
+                <w:noProof/>
+                <w:webHidden/>
+              </w:rPr>
+              <w:instrText xml:space="preserve"> PAGEREF _Toc227668189 \h </w:instrText>
+            </w:r>
+            <w:r>
+              <w:rPr>
+                <w:noProof/>
+                <w:webHidden/>
+              </w:rPr>
+            </w:r>
+            <w:r>
+              <w:rPr>
+                <w:noProof/>
+                <w:webHidden/>
+              </w:rPr>
+              <w:fldChar w:fldCharType="separate"/>
+            </w:r>
+            <w:r>
+              <w:rPr>
+                <w:noProof/>
+                <w:webHidden/>
+              </w:rPr>
+              <w:t>2</w:t>
+            </w:r>
+            <w:r>
+              <w:rPr>
+                <w:noProof/>
+                <w:webHidden/>
+              </w:rPr>
+              <w:fldChar w:fldCharType="end"/>
+            </w:r>
+          </w:hyperlink>
+        </w:p>
+        <w:p>
+          <w:pPr>
+            <w:pStyle w:val="Obsah2"/>
+            <w:rPr>
+              <w:rFonts w:eastAsiaTheme="minorEastAsia"/>
+              <w:noProof/>
+              <w:kern w:val="2"/>
+              <w:szCs w:val="24"/>
+              <w:lang w:eastAsia="cs-CZ"/>
+              <w14:ligatures w14:val="standardContextual"/>
+            </w:rPr>
+          </w:pPr>
+          <w:hyperlink w:anchor="_Toc227668190" w:history="1">
+            <w:r>
+              <w:rPr>
+                <w:rStyle w:val="Hypertextovodkaz"/>
+                <w:noProof/>
+              </w:rPr>
+              <w:t>1.3</w:t>
+            </w:r>
+            <w:r>
+              <w:rPr>
+                <w:rFonts w:eastAsiaTheme="minorEastAsia"/>
+                <w:noProof/>
+                <w:kern w:val="2"/>
+                <w:szCs w:val="24"/>
+                <w:lang w:eastAsia="cs-CZ"/>
+                <w14:ligatures w14:val="standardContextual"/>
+              </w:rPr>
+              <w:tab/>
+            </w:r>
+            <w:r>
+              <w:rPr>
+                <w:rStyle w:val="Hypertextovodkaz"/>
+                <w:noProof/>
+              </w:rPr>
+              <w:t>Konkurenční výhoda Yumiho</w:t>
+            </w:r>
+            <w:r>
+              <w:rPr>
+                <w:noProof/>
+                <w:webHidden/>
+              </w:rPr>
+              <w:tab/>
+            </w:r>
+            <w:r>
+              <w:rPr>
+                <w:noProof/>
+                <w:webHidden/>
+              </w:rPr>
+              <w:fldChar w:fldCharType="begin"/>
+            </w:r>
+            <w:r>
+              <w:rPr>
+                <w:noProof/>
+                <w:webHidden/>
+              </w:rPr>
+              <w:instrText xml:space="preserve"> PAGEREF _Toc227668190 \h </w:instrText>
+            </w:r>
+            <w:r>
+              <w:rPr>
+                <w:noProof/>
+                <w:webHidden/>
+              </w:rPr>
+            </w:r>
+            <w:r>
+              <w:rPr>
+                <w:noProof/>
+                <w:webHidden/>
+              </w:rPr>
+              <w:fldChar w:fldCharType="separate"/>
+            </w:r>
+            <w:r>
+              <w:rPr>
+                <w:noProof/>
+                <w:webHidden/>
+              </w:rPr>
+              <w:t>2</w:t>
+            </w:r>
+            <w:r>
+              <w:rPr>
+                <w:noProof/>
+                <w:webHidden/>
+              </w:rPr>
+              <w:fldChar w:fldCharType="end"/>
+            </w:r>
+          </w:hyperlink>
+        </w:p>
+        <w:p>
+          <w:pPr>
+            <w:pStyle w:val="Obsah2"/>
+            <w:rPr>
+              <w:rFonts w:eastAsiaTheme="minorEastAsia"/>
+              <w:noProof/>
+              <w:kern w:val="2"/>
+              <w:szCs w:val="24"/>
+              <w:lang w:eastAsia="cs-CZ"/>
+              <w14:ligatures w14:val="standardContextual"/>
+            </w:rPr>
+          </w:pPr>
+          <w:hyperlink w:anchor="_Toc227668191" w:history="1">
+            <w:r>
+              <w:rPr>
+                <w:rStyle w:val="Hypertextovodkaz"/>
+                <w:noProof/>
+              </w:rPr>
+              <w:t>1.4</w:t>
+            </w:r>
+            <w:r>
+              <w:rPr>
+                <w:rFonts w:eastAsiaTheme="minorEastAsia"/>
+                <w:noProof/>
+                <w:kern w:val="2"/>
+                <w:szCs w:val="24"/>
+                <w:lang w:eastAsia="cs-CZ"/>
+                <w14:ligatures w14:val="standardContextual"/>
+              </w:rPr>
+              <w:tab/>
+            </w:r>
+            <w:r>
+              <w:rPr>
+                <w:rStyle w:val="Hypertextovodkaz"/>
+                <w:noProof/>
+              </w:rPr>
+              <w:t>Uživatelský profil</w:t>
+            </w:r>
+            <w:r>
+              <w:rPr>
+                <w:noProof/>
+                <w:webHidden/>
+              </w:rPr>
+              <w:tab/>
+            </w:r>
+            <w:r>
+              <w:rPr>
+                <w:noProof/>
+                <w:webHidden/>
+              </w:rPr>
+              <w:fldChar w:fldCharType="begin"/>
+            </w:r>
+            <w:r>
+              <w:rPr>
+                <w:noProof/>
+                <w:webHidden/>
+              </w:rPr>
+              <w:instrText xml:space="preserve"> PAGEREF _Toc227668191 \h </w:instrText>
+            </w:r>
+            <w:r>
+              <w:rPr>
+                <w:noProof/>
+                <w:webHidden/>
+              </w:rPr>
+            </w:r>
+            <w:r>
+              <w:rPr>
+                <w:noProof/>
+                <w:webHidden/>
+              </w:rPr>
+              <w:fldChar w:fldCharType="separate"/>
+            </w:r>
+            <w:r>
+              <w:rPr>
+                <w:noProof/>
+                <w:webHidden/>
+              </w:rPr>
+              <w:t>2</w:t>
+            </w:r>
+            <w:r>
+              <w:rPr>
+                <w:noProof/>
+                <w:webHidden/>
+              </w:rPr>
+              <w:fldChar w:fldCharType="end"/>
+            </w:r>
+          </w:hyperlink>
+        </w:p>
+        <w:p>
+          <w:pPr>
+            <w:pStyle w:val="Obsah1"/>
+            <w:tabs>
+              <w:tab w:val="left" w:pos="720"/>
+            </w:tabs>
+            <w:rPr>
+              <w:rFonts w:eastAsiaTheme="minorEastAsia"/>
+              <w:noProof/>
+              <w:kern w:val="2"/>
+              <w:szCs w:val="24"/>
+              <w:lang w:eastAsia="cs-CZ"/>
+              <w14:ligatures w14:val="standardContextual"/>
+            </w:rPr>
+          </w:pPr>
+          <w:hyperlink w:anchor="_Toc227668192" w:history="1">
+            <w:r>
+              <w:rPr>
+                <w:rStyle w:val="Hypertextovodkaz"/>
+                <w:noProof/>
+              </w:rPr>
+              <w:t>2</w:t>
+            </w:r>
+            <w:r>
+              <w:rPr>
+                <w:rFonts w:eastAsiaTheme="minorEastAsia"/>
+                <w:noProof/>
+                <w:kern w:val="2"/>
+                <w:szCs w:val="24"/>
+                <w:lang w:eastAsia="cs-CZ"/>
+                <w14:ligatures w14:val="standardContextual"/>
+              </w:rPr>
+              <w:tab/>
+            </w:r>
+            <w:r>
+              <w:rPr>
+                <w:rStyle w:val="Hypertextovodkaz"/>
+                <w:noProof/>
+              </w:rPr>
+              <w:t>Vizuální identita a UX Design</w:t>
+            </w:r>
+            <w:r>
+              <w:rPr>
+                <w:noProof/>
+                <w:webHidden/>
+              </w:rPr>
+              <w:tab/>
+            </w:r>
+            <w:r>
+              <w:rPr>
+                <w:noProof/>
+                <w:webHidden/>
+              </w:rPr>
+              <w:fldChar w:fldCharType="begin"/>
+            </w:r>
+            <w:r>
+              <w:rPr>
+                <w:noProof/>
+                <w:webHidden/>
+              </w:rPr>
+              <w:instrText xml:space="preserve"> PAGEREF _Toc227668192 \h </w:instrText>
+            </w:r>
+            <w:r>
+              <w:rPr>
+                <w:noProof/>
+                <w:webHidden/>
+              </w:rPr>
+            </w:r>
+            <w:r>
+              <w:rPr>
+                <w:noProof/>
+                <w:webHidden/>
+              </w:rPr>
+              <w:fldChar w:fldCharType="separate"/>
+            </w:r>
+            <w:r>
+              <w:rPr>
+                <w:noProof/>
+                <w:webHidden/>
+              </w:rPr>
+              <w:t>3</w:t>
+            </w:r>
+            <w:r>
+              <w:rPr>
+                <w:noProof/>
+                <w:webHidden/>
+              </w:rPr>
+              <w:fldChar w:fldCharType="end"/>
+            </w:r>
+          </w:hyperlink>
+        </w:p>
+        <w:p>
+          <w:pPr>
+            <w:pStyle w:val="Obsah2"/>
+            <w:rPr>
+              <w:rFonts w:eastAsiaTheme="minorEastAsia"/>
+              <w:noProof/>
+              <w:kern w:val="2"/>
+              <w:szCs w:val="24"/>
+              <w:lang w:eastAsia="cs-CZ"/>
+              <w14:ligatures w14:val="standardContextual"/>
+            </w:rPr>
+          </w:pPr>
+          <w:hyperlink w:anchor="_Toc227668193" w:history="1">
+            <w:r>
+              <w:rPr>
+                <w:rStyle w:val="Hypertextovodkaz"/>
+                <w:noProof/>
+              </w:rPr>
+              <w:t>2.1</w:t>
+            </w:r>
+            <w:r>
+              <w:rPr>
+                <w:rFonts w:eastAsiaTheme="minorEastAsia"/>
+                <w:noProof/>
+                <w:kern w:val="2"/>
+                <w:szCs w:val="24"/>
+                <w:lang w:eastAsia="cs-CZ"/>
+                <w14:ligatures w14:val="standardContextual"/>
+              </w:rPr>
+              <w:tab/>
+            </w:r>
+            <w:r>
+              <w:rPr>
+                <w:rStyle w:val="Hypertextovodkaz"/>
+                <w:noProof/>
+              </w:rPr>
+              <w:t>Designová filozofie</w:t>
+            </w:r>
+            <w:r>
+              <w:rPr>
+                <w:noProof/>
+                <w:webHidden/>
+              </w:rPr>
+              <w:tab/>
+            </w:r>
+            <w:r>
+              <w:rPr>
+                <w:noProof/>
+                <w:webHidden/>
+              </w:rPr>
+              <w:fldChar w:fldCharType="begin"/>
+            </w:r>
+            <w:r>
+              <w:rPr>
+                <w:noProof/>
+                <w:webHidden/>
+              </w:rPr>
+              <w:instrText xml:space="preserve"> PAGEREF _Toc227668193 \h </w:instrText>
+            </w:r>
+            <w:r>
+              <w:rPr>
+                <w:noProof/>
+                <w:webHidden/>
+              </w:rPr>
+            </w:r>
+            <w:r>
+              <w:rPr>
+                <w:noProof/>
+                <w:webHidden/>
+              </w:rPr>
+              <w:fldChar w:fldCharType="separate"/>
+            </w:r>
+            <w:r>
+              <w:rPr>
+                <w:noProof/>
+                <w:webHidden/>
+              </w:rPr>
+              <w:t>3</w:t>
+            </w:r>
+            <w:r>
+              <w:rPr>
+                <w:noProof/>
+                <w:webHidden/>
+              </w:rPr>
+              <w:fldChar w:fldCharType="end"/>
+            </w:r>
+          </w:hyperlink>
+        </w:p>
+        <w:p>
+          <w:pPr>
+            <w:pStyle w:val="Obsah2"/>
+            <w:rPr>
+              <w:rFonts w:eastAsiaTheme="minorEastAsia"/>
+              <w:noProof/>
+              <w:kern w:val="2"/>
+              <w:szCs w:val="24"/>
+              <w:lang w:eastAsia="cs-CZ"/>
+              <w14:ligatures w14:val="standardContextual"/>
+            </w:rPr>
+          </w:pPr>
+          <w:hyperlink w:anchor="_Toc227668194" w:history="1">
+            <w:r>
+              <w:rPr>
+                <w:rStyle w:val="Hypertextovodkaz"/>
+                <w:noProof/>
+              </w:rPr>
+              <w:t>2.2</w:t>
+            </w:r>
+            <w:r>
+              <w:rPr>
+                <w:rFonts w:eastAsiaTheme="minorEastAsia"/>
+                <w:noProof/>
+                <w:kern w:val="2"/>
+                <w:szCs w:val="24"/>
+                <w:lang w:eastAsia="cs-CZ"/>
+                <w14:ligatures w14:val="standardContextual"/>
+              </w:rPr>
+              <w:tab/>
+            </w:r>
+            <w:r>
+              <w:rPr>
+                <w:rStyle w:val="Hypertextovodkaz"/>
+                <w:noProof/>
+              </w:rPr>
+              <w:t>Barevná paleta a symbolika</w:t>
+            </w:r>
+            <w:r>
+              <w:rPr>
+                <w:noProof/>
+                <w:webHidden/>
+              </w:rPr>
+              <w:tab/>
+            </w:r>
+            <w:r>
+              <w:rPr>
+                <w:noProof/>
+                <w:webHidden/>
+              </w:rPr>
+              <w:fldChar w:fldCharType="begin"/>
+            </w:r>
+            <w:r>
+              <w:rPr>
+                <w:noProof/>
+                <w:webHidden/>
+              </w:rPr>
+              <w:instrText xml:space="preserve"> PAGEREF _Toc227668194 \h </w:instrText>
+            </w:r>
+            <w:r>
+              <w:rPr>
+                <w:noProof/>
+                <w:webHidden/>
+              </w:rPr>
+            </w:r>
+            <w:r>
+              <w:rPr>
+                <w:noProof/>
+                <w:webHidden/>
+              </w:rPr>
+              <w:fldChar w:fldCharType="separate"/>
+            </w:r>
+            <w:r>
+              <w:rPr>
+                <w:noProof/>
+                <w:webHidden/>
+              </w:rPr>
+              <w:t>3</w:t>
+            </w:r>
+            <w:r>
+              <w:rPr>
+                <w:noProof/>
+                <w:webHidden/>
+              </w:rPr>
+              <w:fldChar w:fldCharType="end"/>
+            </w:r>
+          </w:hyperlink>
+        </w:p>
+        <w:p>
+          <w:pPr>
+            <w:pStyle w:val="Obsah2"/>
+            <w:rPr>
+              <w:rFonts w:eastAsiaTheme="minorEastAsia"/>
+              <w:noProof/>
+              <w:kern w:val="2"/>
+              <w:szCs w:val="24"/>
+              <w:lang w:eastAsia="cs-CZ"/>
+              <w14:ligatures w14:val="standardContextual"/>
+            </w:rPr>
+          </w:pPr>
+          <w:hyperlink w:anchor="_Toc227668195" w:history="1">
+            <w:r>
+              <w:rPr>
+                <w:rStyle w:val="Hypertextovodkaz"/>
+                <w:noProof/>
+              </w:rPr>
+              <w:t>2.3</w:t>
+            </w:r>
+            <w:r>
+              <w:rPr>
+                <w:rFonts w:eastAsiaTheme="minorEastAsia"/>
+                <w:noProof/>
+                <w:kern w:val="2"/>
+                <w:szCs w:val="24"/>
+                <w:lang w:eastAsia="cs-CZ"/>
+                <w14:ligatures w14:val="standardContextual"/>
+              </w:rPr>
+              <w:tab/>
+            </w:r>
+            <w:r>
+              <w:rPr>
+                <w:rStyle w:val="Hypertextovodkaz"/>
+                <w:noProof/>
+              </w:rPr>
+              <w:t>Typografie</w:t>
+            </w:r>
+            <w:r>
+              <w:rPr>
+                <w:noProof/>
+                <w:webHidden/>
+              </w:rPr>
+              <w:tab/>
+            </w:r>
+            <w:r>
+              <w:rPr>
+                <w:noProof/>
+                <w:webHidden/>
+              </w:rPr>
+              <w:fldChar w:fldCharType="begin"/>
+            </w:r>
+            <w:r>
+              <w:rPr>
+                <w:noProof/>
+                <w:webHidden/>
+              </w:rPr>
+              <w:instrText xml:space="preserve"> PAGEREF _Toc227668195 \h </w:instrText>
+            </w:r>
+            <w:r>
+              <w:rPr>
+                <w:noProof/>
+                <w:webHidden/>
+              </w:rPr>
+            </w:r>
+            <w:r>
+              <w:rPr>
+                <w:noProof/>
+                <w:webHidden/>
+              </w:rPr>
+              <w:fldChar w:fldCharType="separate"/>
+            </w:r>
+            <w:r>
+              <w:rPr>
+                <w:noProof/>
+                <w:webHidden/>
+              </w:rPr>
+              <w:t>3</w:t>
+            </w:r>
+            <w:r>
+              <w:rPr>
+                <w:noProof/>
+                <w:webHidden/>
+              </w:rPr>
+              <w:fldChar w:fldCharType="end"/>
+            </w:r>
+          </w:hyperlink>
+        </w:p>
+        <w:p>
+          <w:pPr>
+            <w:pStyle w:val="Obsah2"/>
+            <w:rPr>
+              <w:rFonts w:eastAsiaTheme="minorEastAsia"/>
+              <w:noProof/>
+              <w:kern w:val="2"/>
+              <w:szCs w:val="24"/>
+              <w:lang w:eastAsia="cs-CZ"/>
+              <w14:ligatures w14:val="standardContextual"/>
+            </w:rPr>
+          </w:pPr>
+          <w:hyperlink w:anchor="_Toc227668196" w:history="1">
+            <w:r>
+              <w:rPr>
+                <w:rStyle w:val="Hypertextovodkaz"/>
+                <w:noProof/>
+              </w:rPr>
+              <w:t>2.4</w:t>
+            </w:r>
+            <w:r>
+              <w:rPr>
+                <w:rFonts w:eastAsiaTheme="minorEastAsia"/>
+                <w:noProof/>
+                <w:kern w:val="2"/>
+                <w:szCs w:val="24"/>
+                <w:lang w:eastAsia="cs-CZ"/>
+                <w14:ligatures w14:val="standardContextual"/>
+              </w:rPr>
+              <w:tab/>
+            </w:r>
+            <w:r>
+              <w:rPr>
+                <w:rStyle w:val="Hypertextovodkaz"/>
+                <w:noProof/>
+              </w:rPr>
+              <w:t>Role maskota</w:t>
+            </w:r>
+            <w:r>
+              <w:rPr>
+                <w:noProof/>
+                <w:webHidden/>
+              </w:rPr>
+              <w:tab/>
+            </w:r>
+            <w:r>
+              <w:rPr>
+                <w:noProof/>
+                <w:webHidden/>
+              </w:rPr>
+              <w:fldChar w:fldCharType="begin"/>
+            </w:r>
+            <w:r>
+              <w:rPr>
+                <w:noProof/>
+                <w:webHidden/>
+              </w:rPr>
+              <w:instrText xml:space="preserve"> PAGEREF _Toc227668196 \h </w:instrText>
+            </w:r>
+            <w:r>
+              <w:rPr>
+                <w:noProof/>
+                <w:webHidden/>
+              </w:rPr>
+            </w:r>
+            <w:r>
+              <w:rPr>
+                <w:noProof/>
+                <w:webHidden/>
+              </w:rPr>
+              <w:fldChar w:fldCharType="separate"/>
+            </w:r>
+            <w:r>
+              <w:rPr>
+                <w:noProof/>
+                <w:webHidden/>
+              </w:rPr>
+              <w:t>3</w:t>
+            </w:r>
+            <w:r>
+              <w:rPr>
+                <w:noProof/>
+                <w:webHidden/>
+              </w:rPr>
+              <w:fldChar w:fldCharType="end"/>
+            </w:r>
+          </w:hyperlink>
+        </w:p>
+        <w:p>
+          <w:pPr>
+            <w:pStyle w:val="Obsah1"/>
+            <w:tabs>
+              <w:tab w:val="left" w:pos="720"/>
+            </w:tabs>
+            <w:rPr>
+              <w:rFonts w:eastAsiaTheme="minorEastAsia"/>
+              <w:noProof/>
+              <w:kern w:val="2"/>
+              <w:szCs w:val="24"/>
+              <w:lang w:eastAsia="cs-CZ"/>
+              <w14:ligatures w14:val="standardContextual"/>
+            </w:rPr>
+          </w:pPr>
+          <w:hyperlink w:anchor="_Toc227668197" w:history="1">
+            <w:r>
+              <w:rPr>
+                <w:rStyle w:val="Hypertextovodkaz"/>
+                <w:noProof/>
+              </w:rPr>
+              <w:t>3</w:t>
+            </w:r>
+            <w:r>
+              <w:rPr>
+                <w:rFonts w:eastAsiaTheme="minorEastAsia"/>
+                <w:noProof/>
+                <w:kern w:val="2"/>
+                <w:szCs w:val="24"/>
+                <w:lang w:eastAsia="cs-CZ"/>
+                <w14:ligatures w14:val="standardContextual"/>
+              </w:rPr>
+              <w:tab/>
+            </w:r>
+            <w:r>
+              <w:rPr>
+                <w:rStyle w:val="Hypertextovodkaz"/>
+                <w:noProof/>
+              </w:rPr>
+              <w:t>Návrh rozhraní a technická architektura</w:t>
+            </w:r>
+            <w:r>
+              <w:rPr>
+                <w:noProof/>
+                <w:webHidden/>
+              </w:rPr>
+              <w:tab/>
+            </w:r>
+            <w:r>
+              <w:rPr>
+                <w:noProof/>
+                <w:webHidden/>
+              </w:rPr>
+              <w:fldChar w:fldCharType="begin"/>
+            </w:r>
+            <w:r>
+              <w:rPr>
+                <w:noProof/>
+                <w:webHidden/>
+              </w:rPr>
+              <w:instrText xml:space="preserve"> PAGEREF _Toc227668197 \h </w:instrText>
+            </w:r>
+            <w:r>
+              <w:rPr>
+                <w:noProof/>
+                <w:webHidden/>
+              </w:rPr>
+            </w:r>
+            <w:r>
+              <w:rPr>
+                <w:noProof/>
+                <w:webHidden/>
+              </w:rPr>
+              <w:fldChar w:fldCharType="separate"/>
+            </w:r>
+            <w:r>
+              <w:rPr>
+                <w:noProof/>
+                <w:webHidden/>
+              </w:rPr>
+              <w:t>4</w:t>
+            </w:r>
+            <w:r>
+              <w:rPr>
+                <w:noProof/>
+                <w:webHidden/>
+              </w:rPr>
+              <w:fldChar w:fldCharType="end"/>
+            </w:r>
+          </w:hyperlink>
+        </w:p>
+        <w:p>
+          <w:pPr>
+            <w:pStyle w:val="Obsah2"/>
+            <w:rPr>
+              <w:rFonts w:eastAsiaTheme="minorEastAsia"/>
+              <w:noProof/>
+              <w:kern w:val="2"/>
+              <w:szCs w:val="24"/>
+              <w:lang w:eastAsia="cs-CZ"/>
+              <w14:ligatures w14:val="standardContextual"/>
+            </w:rPr>
+          </w:pPr>
+          <w:hyperlink w:anchor="_Toc227668198" w:history="1">
+            <w:r>
+              <w:rPr>
+                <w:rStyle w:val="Hypertextovodkaz"/>
+                <w:noProof/>
+              </w:rPr>
+              <w:t>3.1</w:t>
+            </w:r>
+            <w:r>
+              <w:rPr>
+                <w:rFonts w:eastAsiaTheme="minorEastAsia"/>
+                <w:noProof/>
+                <w:kern w:val="2"/>
+                <w:szCs w:val="24"/>
+                <w:lang w:eastAsia="cs-CZ"/>
+                <w14:ligatures w14:val="standardContextual"/>
+              </w:rPr>
+              <w:tab/>
+            </w:r>
+            <w:r>
+              <w:rPr>
+                <w:rStyle w:val="Hypertextovodkaz"/>
+                <w:noProof/>
+              </w:rPr>
+              <w:t>Metodika návrhu uživatelské zkušenosti (UX)</w:t>
+            </w:r>
+            <w:r>
+              <w:rPr>
+                <w:noProof/>
+                <w:webHidden/>
+              </w:rPr>
+              <w:tab/>
+            </w:r>
+            <w:r>
+              <w:rPr>
+                <w:noProof/>
+                <w:webHidden/>
+              </w:rPr>
+              <w:fldChar w:fldCharType="begin"/>
+            </w:r>
+            <w:r>
+              <w:rPr>
+                <w:noProof/>
+                <w:webHidden/>
+              </w:rPr>
+              <w:instrText xml:space="preserve"> PAGEREF _Toc227668198 \h </w:instrText>
+            </w:r>
+            <w:r>
+              <w:rPr>
+                <w:noProof/>
+                <w:webHidden/>
+              </w:rPr>
+            </w:r>
+            <w:r>
+              <w:rPr>
+                <w:noProof/>
+                <w:webHidden/>
+              </w:rPr>
+              <w:fldChar w:fldCharType="separate"/>
+            </w:r>
+            <w:r>
+              <w:rPr>
+                <w:noProof/>
+                <w:webHidden/>
+              </w:rPr>
+              <w:t>4</w:t>
+            </w:r>
+            <w:r>
+              <w:rPr>
+                <w:noProof/>
+                <w:webHidden/>
+              </w:rPr>
+              <w:fldChar w:fldCharType="end"/>
+            </w:r>
+          </w:hyperlink>
+        </w:p>
+        <w:p>
+          <w:pPr>
+            <w:pStyle w:val="Obsah3"/>
+            <w:rPr>
+              <w:rFonts w:eastAsiaTheme="minorEastAsia"/>
+              <w:noProof/>
+              <w:kern w:val="2"/>
+              <w:szCs w:val="24"/>
+              <w:lang w:eastAsia="cs-CZ"/>
+              <w14:ligatures w14:val="standardContextual"/>
+            </w:rPr>
+          </w:pPr>
+          <w:hyperlink w:anchor="_Toc227668199" w:history="1">
+            <w:r>
+              <w:rPr>
+                <w:rStyle w:val="Hypertextovodkaz"/>
+                <w:noProof/>
+              </w:rPr>
+              <w:t>3.1.1</w:t>
+            </w:r>
+            <w:r>
+              <w:rPr>
+                <w:rFonts w:eastAsiaTheme="minorEastAsia"/>
+                <w:noProof/>
+                <w:kern w:val="2"/>
+                <w:szCs w:val="24"/>
+                <w:lang w:eastAsia="cs-CZ"/>
+                <w14:ligatures w14:val="standardContextual"/>
+              </w:rPr>
+              <w:tab/>
+            </w:r>
+            <w:r>
+              <w:rPr>
+                <w:rStyle w:val="Hypertextovodkaz"/>
+                <w:noProof/>
+              </w:rPr>
+              <w:t>Analýza uživatelských cest</w:t>
+            </w:r>
+            <w:r>
+              <w:rPr>
+                <w:noProof/>
+                <w:webHidden/>
+              </w:rPr>
+              <w:tab/>
+            </w:r>
+            <w:r>
+              <w:rPr>
+                <w:noProof/>
+                <w:webHidden/>
+              </w:rPr>
+              <w:fldChar w:fldCharType="begin"/>
+            </w:r>
+            <w:r>
+              <w:rPr>
+                <w:noProof/>
+                <w:webHidden/>
+              </w:rPr>
+              <w:instrText xml:space="preserve"> PAGEREF _Toc227668199 \h </w:instrText>
+            </w:r>
+            <w:r>
+              <w:rPr>
+                <w:noProof/>
+                <w:webHidden/>
+              </w:rPr>
+            </w:r>
+            <w:r>
+              <w:rPr>
+                <w:noProof/>
+                <w:webHidden/>
+              </w:rPr>
+              <w:fldChar w:fldCharType="separate"/>
+            </w:r>
+            <w:r>
+              <w:rPr>
+                <w:noProof/>
+                <w:webHidden/>
+              </w:rPr>
+              <w:t>4</w:t>
+            </w:r>
+            <w:r>
+              <w:rPr>
+                <w:noProof/>
+                <w:webHidden/>
+              </w:rPr>
+              <w:fldChar w:fldCharType="end"/>
+            </w:r>
+          </w:hyperlink>
+        </w:p>
+        <w:p>
+          <w:pPr>
+            <w:pStyle w:val="Obsah3"/>
+            <w:rPr>
+              <w:rFonts w:eastAsiaTheme="minorEastAsia"/>
+              <w:noProof/>
+              <w:kern w:val="2"/>
+              <w:szCs w:val="24"/>
+              <w:lang w:eastAsia="cs-CZ"/>
+              <w14:ligatures w14:val="standardContextual"/>
+            </w:rPr>
+          </w:pPr>
+          <w:hyperlink w:anchor="_Toc227668200" w:history="1">
+            <w:r>
+              <w:rPr>
+                <w:rStyle w:val="Hypertextovodkaz"/>
+                <w:noProof/>
+              </w:rPr>
+              <w:t>3.1.2</w:t>
+            </w:r>
+            <w:r>
+              <w:rPr>
+                <w:rFonts w:eastAsiaTheme="minorEastAsia"/>
+                <w:noProof/>
+                <w:kern w:val="2"/>
+                <w:szCs w:val="24"/>
+                <w:lang w:eastAsia="cs-CZ"/>
+                <w14:ligatures w14:val="standardContextual"/>
+              </w:rPr>
+              <w:tab/>
+            </w:r>
+            <w:r>
+              <w:rPr>
+                <w:rStyle w:val="Hypertextovodkaz"/>
+                <w:noProof/>
+              </w:rPr>
+              <w:t>Informační architektura</w:t>
+            </w:r>
+            <w:r>
+              <w:rPr>
+                <w:noProof/>
+                <w:webHidden/>
+              </w:rPr>
+              <w:tab/>
+            </w:r>
+            <w:r>
+              <w:rPr>
+                <w:noProof/>
+                <w:webHidden/>
+              </w:rPr>
+              <w:fldChar w:fldCharType="begin"/>
+            </w:r>
+            <w:r>
+              <w:rPr>
+                <w:noProof/>
+                <w:webHidden/>
+              </w:rPr>
+              <w:instrText xml:space="preserve"> PAGEREF _Toc227668200 \h </w:instrText>
+            </w:r>
+            <w:r>
+              <w:rPr>
+                <w:noProof/>
+                <w:webHidden/>
+              </w:rPr>
+            </w:r>
+            <w:r>
+              <w:rPr>
+                <w:noProof/>
+                <w:webHidden/>
+              </w:rPr>
+              <w:fldChar w:fldCharType="separate"/>
+            </w:r>
+            <w:r>
+              <w:rPr>
+                <w:noProof/>
+                <w:webHidden/>
+              </w:rPr>
+              <w:t>4</w:t>
+            </w:r>
+            <w:r>
+              <w:rPr>
+                <w:noProof/>
+                <w:webHidden/>
+              </w:rPr>
+              <w:fldChar w:fldCharType="end"/>
+            </w:r>
+          </w:hyperlink>
+        </w:p>
+        <w:p>
+          <w:pPr>
+            <w:pStyle w:val="Obsah2"/>
+            <w:rPr>
+              <w:rFonts w:eastAsiaTheme="minorEastAsia"/>
+              <w:noProof/>
+              <w:kern w:val="2"/>
+              <w:szCs w:val="24"/>
+              <w:lang w:eastAsia="cs-CZ"/>
+              <w14:ligatures w14:val="standardContextual"/>
+            </w:rPr>
+          </w:pPr>
+          <w:hyperlink w:anchor="_Toc227668201" w:history="1">
+            <w:r>
+              <w:rPr>
+                <w:rStyle w:val="Hypertextovodkaz"/>
+                <w:noProof/>
+              </w:rPr>
+              <w:t>3.2</w:t>
+            </w:r>
+            <w:r>
+              <w:rPr>
+                <w:rFonts w:eastAsiaTheme="minorEastAsia"/>
+                <w:noProof/>
+                <w:kern w:val="2"/>
+                <w:szCs w:val="24"/>
+                <w:lang w:eastAsia="cs-CZ"/>
+                <w14:ligatures w14:val="standardContextual"/>
+              </w:rPr>
+              <w:tab/>
+            </w:r>
+            <w:r>
+              <w:rPr>
+                <w:rStyle w:val="Hypertextovodkaz"/>
+                <w:noProof/>
+              </w:rPr>
+              <w:t>UI design</w:t>
+            </w:r>
+            <w:r>
+              <w:rPr>
+                <w:noProof/>
+                <w:webHidden/>
+              </w:rPr>
+              <w:tab/>
+            </w:r>
+            <w:r>
+              <w:rPr>
+                <w:noProof/>
+                <w:webHidden/>
+              </w:rPr>
+              <w:fldChar w:fldCharType="begin"/>
+            </w:r>
+            <w:r>
+              <w:rPr>
+                <w:noProof/>
+                <w:webHidden/>
+              </w:rPr>
+              <w:instrText xml:space="preserve"> PAGEREF _Toc227668201 \h </w:instrText>
+            </w:r>
+            <w:r>
+              <w:rPr>
+                <w:noProof/>
+                <w:webHidden/>
+              </w:rPr>
+            </w:r>
+            <w:r>
+              <w:rPr>
+                <w:noProof/>
+                <w:webHidden/>
+              </w:rPr>
+              <w:fldChar w:fldCharType="separate"/>
+            </w:r>
+            <w:r>
+              <w:rPr>
+                <w:noProof/>
+                <w:webHidden/>
+              </w:rPr>
+              <w:t>4</w:t>
+            </w:r>
+            <w:r>
+              <w:rPr>
+                <w:noProof/>
+                <w:webHidden/>
+              </w:rPr>
+              <w:fldChar w:fldCharType="end"/>
+            </w:r>
+          </w:hyperlink>
+        </w:p>
+        <w:p>
+          <w:pPr>
+            <w:pStyle w:val="Obsah3"/>
+            <w:rPr>
+              <w:rFonts w:eastAsiaTheme="minorEastAsia"/>
+              <w:noProof/>
+              <w:kern w:val="2"/>
+              <w:szCs w:val="24"/>
+              <w:lang w:eastAsia="cs-CZ"/>
+              <w14:ligatures w14:val="standardContextual"/>
+            </w:rPr>
+          </w:pPr>
+          <w:hyperlink w:anchor="_Toc227668202" w:history="1">
+            <w:r>
+              <w:rPr>
+                <w:rStyle w:val="Hypertextovodkaz"/>
+                <w:noProof/>
+              </w:rPr>
+              <w:t>3.2.1</w:t>
+            </w:r>
+            <w:r>
+              <w:rPr>
+                <w:rFonts w:eastAsiaTheme="minorEastAsia"/>
+                <w:noProof/>
+                <w:kern w:val="2"/>
+                <w:szCs w:val="24"/>
+                <w:lang w:eastAsia="cs-CZ"/>
+                <w14:ligatures w14:val="standardContextual"/>
+              </w:rPr>
+              <w:tab/>
+            </w:r>
+            <w:r>
+              <w:rPr>
+                <w:rStyle w:val="Hypertextovodkaz"/>
+                <w:noProof/>
+              </w:rPr>
+              <w:t>Tvorba grafického stylu</w:t>
+            </w:r>
+            <w:r>
+              <w:rPr>
+                <w:noProof/>
+                <w:webHidden/>
+              </w:rPr>
+              <w:tab/>
+            </w:r>
+            <w:r>
+              <w:rPr>
+                <w:noProof/>
+                <w:webHidden/>
+              </w:rPr>
+              <w:fldChar w:fldCharType="begin"/>
+            </w:r>
+            <w:r>
+              <w:rPr>
+                <w:noProof/>
+                <w:webHidden/>
+              </w:rPr>
+              <w:instrText xml:space="preserve"> PAGEREF _Toc227668202 \h </w:instrText>
+            </w:r>
+            <w:r>
+              <w:rPr>
+                <w:noProof/>
+                <w:webHidden/>
+              </w:rPr>
+            </w:r>
+            <w:r>
+              <w:rPr>
+                <w:noProof/>
+                <w:webHidden/>
+              </w:rPr>
+              <w:fldChar w:fldCharType="separate"/>
+            </w:r>
+            <w:r>
+              <w:rPr>
+                <w:noProof/>
+                <w:webHidden/>
+              </w:rPr>
+              <w:t>4</w:t>
+            </w:r>
+            <w:r>
+              <w:rPr>
+                <w:noProof/>
+                <w:webHidden/>
+              </w:rPr>
+              <w:fldChar w:fldCharType="end"/>
+            </w:r>
+          </w:hyperlink>
+        </w:p>
+        <w:p>
+          <w:pPr>
+            <w:pStyle w:val="Obsah3"/>
+            <w:rPr>
+              <w:rFonts w:eastAsiaTheme="minorEastAsia"/>
+              <w:noProof/>
+              <w:kern w:val="2"/>
+              <w:szCs w:val="24"/>
+              <w:lang w:eastAsia="cs-CZ"/>
+              <w14:ligatures w14:val="standardContextual"/>
+            </w:rPr>
+          </w:pPr>
+          <w:hyperlink w:anchor="_Toc227668203" w:history="1">
+            <w:r>
+              <w:rPr>
+                <w:rStyle w:val="Hypertextovodkaz"/>
+                <w:noProof/>
+              </w:rPr>
+              <w:t>3.2.2</w:t>
+            </w:r>
+            <w:r>
+              <w:rPr>
+                <w:rFonts w:eastAsiaTheme="minorEastAsia"/>
+                <w:noProof/>
+                <w:kern w:val="2"/>
+                <w:szCs w:val="24"/>
+                <w:lang w:eastAsia="cs-CZ"/>
+                <w14:ligatures w14:val="standardContextual"/>
+              </w:rPr>
+              <w:tab/>
+            </w:r>
+            <w:r>
+              <w:rPr>
+                <w:rStyle w:val="Hypertextovodkaz"/>
+                <w:noProof/>
+              </w:rPr>
+              <w:t>Implementace maskota</w:t>
+            </w:r>
+            <w:r>
+              <w:rPr>
+                <w:noProof/>
+                <w:webHidden/>
+              </w:rPr>
+              <w:tab/>
+            </w:r>
+            <w:r>
+              <w:rPr>
+                <w:noProof/>
+                <w:webHidden/>
+              </w:rPr>
+              <w:fldChar w:fldCharType="begin"/>
+            </w:r>
+            <w:r>
+              <w:rPr>
+                <w:noProof/>
+                <w:webHidden/>
+              </w:rPr>
+              <w:instrText xml:space="preserve"> PAGEREF _Toc227668203 \h </w:instrText>
+            </w:r>
+            <w:r>
+              <w:rPr>
+                <w:noProof/>
+                <w:webHidden/>
+              </w:rPr>
+            </w:r>
+            <w:r>
+              <w:rPr>
+                <w:noProof/>
+                <w:webHidden/>
+              </w:rPr>
+              <w:fldChar w:fldCharType="separate"/>
+            </w:r>
+            <w:r>
+              <w:rPr>
+                <w:noProof/>
+                <w:webHidden/>
+              </w:rPr>
+              <w:t>4</w:t>
+            </w:r>
+            <w:r>
+              <w:rPr>
+                <w:noProof/>
+                <w:webHidden/>
+              </w:rPr>
+              <w:fldChar w:fldCharType="end"/>
+            </w:r>
+          </w:hyperlink>
+        </w:p>
+        <w:p>
+          <w:pPr>
+            <w:pStyle w:val="Obsah3"/>
+            <w:rPr>
+              <w:rFonts w:eastAsiaTheme="minorEastAsia"/>
+              <w:noProof/>
+              <w:kern w:val="2"/>
+              <w:szCs w:val="24"/>
+              <w:lang w:eastAsia="cs-CZ"/>
+              <w14:ligatures w14:val="standardContextual"/>
+            </w:rPr>
+          </w:pPr>
+          <w:hyperlink w:anchor="_Toc227668204" w:history="1">
+            <w:r>
+              <w:rPr>
+                <w:rStyle w:val="Hypertextovodkaz"/>
+                <w:noProof/>
+              </w:rPr>
+              <w:t>3.2.3</w:t>
+            </w:r>
+            <w:r>
+              <w:rPr>
+                <w:rFonts w:eastAsiaTheme="minorEastAsia"/>
+                <w:noProof/>
+                <w:kern w:val="2"/>
+                <w:szCs w:val="24"/>
+                <w:lang w:eastAsia="cs-CZ"/>
+                <w14:ligatures w14:val="standardContextual"/>
+              </w:rPr>
+              <w:tab/>
+            </w:r>
+            <w:r>
+              <w:rPr>
+                <w:rStyle w:val="Hypertextovodkaz"/>
+                <w:noProof/>
+              </w:rPr>
+              <w:t>Typografický systém</w:t>
+            </w:r>
+            <w:r>
+              <w:rPr>
+                <w:noProof/>
+                <w:webHidden/>
+              </w:rPr>
+              <w:tab/>
+            </w:r>
+            <w:r>
+              <w:rPr>
+                <w:noProof/>
+                <w:webHidden/>
+              </w:rPr>
+              <w:fldChar w:fldCharType="begin"/>
+            </w:r>
+            <w:r>
+              <w:rPr>
+                <w:noProof/>
+                <w:webHidden/>
+              </w:rPr>
+              <w:instrText xml:space="preserve"> PAGEREF _Toc227668204 \h </w:instrText>
+            </w:r>
+            <w:r>
+              <w:rPr>
+                <w:noProof/>
+                <w:webHidden/>
+              </w:rPr>
+            </w:r>
+            <w:r>
+              <w:rPr>
+                <w:noProof/>
+                <w:webHidden/>
+              </w:rPr>
+              <w:fldChar w:fldCharType="separate"/>
+            </w:r>
+            <w:r>
+              <w:rPr>
+                <w:noProof/>
+                <w:webHidden/>
+              </w:rPr>
+              <w:t>4</w:t>
+            </w:r>
+            <w:r>
+              <w:rPr>
+                <w:noProof/>
+                <w:webHidden/>
+              </w:rPr>
+              <w:fldChar w:fldCharType="end"/>
+            </w:r>
+          </w:hyperlink>
+        </w:p>
+        <w:p>
+          <w:pPr>
+            <w:pStyle w:val="Obsah2"/>
+            <w:rPr>
+              <w:rFonts w:eastAsiaTheme="minorEastAsia"/>
+              <w:noProof/>
+              <w:kern w:val="2"/>
+              <w:szCs w:val="24"/>
+              <w:lang w:eastAsia="cs-CZ"/>
+              <w14:ligatures w14:val="standardContextual"/>
+            </w:rPr>
+          </w:pPr>
+          <w:hyperlink w:anchor="_Toc227668205" w:history="1">
+            <w:r>
+              <w:rPr>
+                <w:rStyle w:val="Hypertextovodkaz"/>
+                <w:noProof/>
+              </w:rPr>
+              <w:t>3.3</w:t>
+            </w:r>
+            <w:r>
+              <w:rPr>
+                <w:rFonts w:eastAsiaTheme="minorEastAsia"/>
+                <w:noProof/>
+                <w:kern w:val="2"/>
+                <w:szCs w:val="24"/>
+                <w:lang w:eastAsia="cs-CZ"/>
+                <w14:ligatures w14:val="standardContextual"/>
+              </w:rPr>
+              <w:tab/>
+            </w:r>
+            <w:r>
+              <w:rPr>
+                <w:rStyle w:val="Hypertextovodkaz"/>
+                <w:noProof/>
+              </w:rPr>
+              <w:t>Frontendový framework a vývojové prostředí</w:t>
+            </w:r>
+            <w:r>
+              <w:rPr>
+                <w:noProof/>
+                <w:webHidden/>
+              </w:rPr>
+              <w:tab/>
+            </w:r>
+            <w:r>
+              <w:rPr>
+                <w:noProof/>
+                <w:webHidden/>
+              </w:rPr>
+              <w:fldChar w:fldCharType="begin"/>
+            </w:r>
+            <w:r>
+              <w:rPr>
+                <w:noProof/>
+                <w:webHidden/>
+              </w:rPr>
+              <w:instrText xml:space="preserve"> PAGEREF _Toc227668205 \h </w:instrText>
+            </w:r>
+            <w:r>
+              <w:rPr>
+                <w:noProof/>
+                <w:webHidden/>
+              </w:rPr>
+            </w:r>
+            <w:r>
+              <w:rPr>
+                <w:noProof/>
+                <w:webHidden/>
+              </w:rPr>
+              <w:fldChar w:fldCharType="separate"/>
+            </w:r>
+            <w:r>
+              <w:rPr>
+                <w:noProof/>
+                <w:webHidden/>
+              </w:rPr>
+              <w:t>4</w:t>
+            </w:r>
+            <w:r>
+              <w:rPr>
+                <w:noProof/>
+                <w:webHidden/>
+              </w:rPr>
+              <w:fldChar w:fldCharType="end"/>
+            </w:r>
+          </w:hyperlink>
+        </w:p>
+        <w:p>
+          <w:pPr>
+            <w:pStyle w:val="Obsah3"/>
+            <w:rPr>
+              <w:rFonts w:eastAsiaTheme="minorEastAsia"/>
+              <w:noProof/>
+              <w:kern w:val="2"/>
+              <w:szCs w:val="24"/>
+              <w:lang w:eastAsia="cs-CZ"/>
+              <w14:ligatures w14:val="standardContextual"/>
+            </w:rPr>
+          </w:pPr>
+          <w:hyperlink w:anchor="_Toc227668206" w:history="1">
+            <w:r>
+              <w:rPr>
+                <w:rStyle w:val="Hypertextovodkaz"/>
+                <w:noProof/>
+              </w:rPr>
+              <w:t>3.3.1</w:t>
+            </w:r>
+            <w:r>
+              <w:rPr>
+                <w:rFonts w:eastAsiaTheme="minorEastAsia"/>
+                <w:noProof/>
+                <w:kern w:val="2"/>
+                <w:szCs w:val="24"/>
+                <w:lang w:eastAsia="cs-CZ"/>
+                <w14:ligatures w14:val="standardContextual"/>
+              </w:rPr>
+              <w:tab/>
+            </w:r>
+            <w:r>
+              <w:rPr>
+                <w:rStyle w:val="Hypertextovodkaz"/>
+                <w:noProof/>
+              </w:rPr>
+              <w:t>Volba technologií</w:t>
+            </w:r>
+            <w:r>
+              <w:rPr>
+                <w:noProof/>
+                <w:webHidden/>
+              </w:rPr>
+              <w:tab/>
+            </w:r>
+            <w:r>
+              <w:rPr>
+                <w:noProof/>
+                <w:webHidden/>
+              </w:rPr>
+              <w:fldChar w:fldCharType="begin"/>
+            </w:r>
+            <w:r>
+              <w:rPr>
+                <w:noProof/>
+                <w:webHidden/>
+              </w:rPr>
+              <w:instrText xml:space="preserve"> PAGEREF _Toc227668206 \h </w:instrText>
+            </w:r>
+            <w:r>
+              <w:rPr>
+                <w:noProof/>
+                <w:webHidden/>
+              </w:rPr>
+            </w:r>
+            <w:r>
+              <w:rPr>
+                <w:noProof/>
+                <w:webHidden/>
+              </w:rPr>
+              <w:fldChar w:fldCharType="separate"/>
+            </w:r>
+            <w:r>
+              <w:rPr>
+                <w:noProof/>
+                <w:webHidden/>
+              </w:rPr>
+              <w:t>4</w:t>
+            </w:r>
+            <w:r>
+              <w:rPr>
+                <w:noProof/>
+                <w:webHidden/>
+              </w:rPr>
+              <w:fldChar w:fldCharType="end"/>
+            </w:r>
+          </w:hyperlink>
+        </w:p>
+        <w:p>
+          <w:pPr>
+            <w:pStyle w:val="Obsah3"/>
+            <w:rPr>
+              <w:rFonts w:eastAsiaTheme="minorEastAsia"/>
+              <w:noProof/>
+              <w:kern w:val="2"/>
+              <w:szCs w:val="24"/>
+              <w:lang w:eastAsia="cs-CZ"/>
+              <w14:ligatures w14:val="standardContextual"/>
+            </w:rPr>
+          </w:pPr>
+          <w:hyperlink w:anchor="_Toc227668207" w:history="1">
+            <w:r>
+              <w:rPr>
+                <w:rStyle w:val="Hypertextovodkaz"/>
+                <w:noProof/>
+              </w:rPr>
+              <w:t>3.3.2</w:t>
+            </w:r>
+            <w:r>
+              <w:rPr>
+                <w:rFonts w:eastAsiaTheme="minorEastAsia"/>
+                <w:noProof/>
+                <w:kern w:val="2"/>
+                <w:szCs w:val="24"/>
+                <w:lang w:eastAsia="cs-CZ"/>
+                <w14:ligatures w14:val="standardContextual"/>
+              </w:rPr>
+              <w:tab/>
+            </w:r>
+            <w:r>
+              <w:rPr>
+                <w:rStyle w:val="Hypertextovodkaz"/>
+                <w:noProof/>
+              </w:rPr>
+              <w:t>Správa vývojového cyklu</w:t>
+            </w:r>
+            <w:r>
+              <w:rPr>
+                <w:noProof/>
+                <w:webHidden/>
+              </w:rPr>
+              <w:tab/>
+            </w:r>
+            <w:r>
+              <w:rPr>
+                <w:noProof/>
+                <w:webHidden/>
+              </w:rPr>
+              <w:fldChar w:fldCharType="begin"/>
+            </w:r>
+            <w:r>
+              <w:rPr>
+                <w:noProof/>
+                <w:webHidden/>
+              </w:rPr>
+              <w:instrText xml:space="preserve"> PAGEREF _Toc227668207 \h </w:instrText>
+            </w:r>
+            <w:r>
+              <w:rPr>
+                <w:noProof/>
+                <w:webHidden/>
+              </w:rPr>
+            </w:r>
+            <w:r>
+              <w:rPr>
+                <w:noProof/>
+                <w:webHidden/>
+              </w:rPr>
+              <w:fldChar w:fldCharType="separate"/>
+            </w:r>
+            <w:r>
+              <w:rPr>
+                <w:noProof/>
+                <w:webHidden/>
+              </w:rPr>
+              <w:t>4</w:t>
+            </w:r>
+            <w:r>
+              <w:rPr>
+                <w:noProof/>
+                <w:webHidden/>
+              </w:rPr>
+              <w:fldChar w:fldCharType="end"/>
+            </w:r>
+          </w:hyperlink>
+        </w:p>
+        <w:p>
+          <w:pPr>
+            <w:pStyle w:val="Obsah2"/>
+            <w:rPr>
+              <w:rFonts w:eastAsiaTheme="minorEastAsia"/>
+              <w:noProof/>
+              <w:kern w:val="2"/>
+              <w:szCs w:val="24"/>
+              <w:lang w:eastAsia="cs-CZ"/>
+              <w14:ligatures w14:val="standardContextual"/>
+            </w:rPr>
+          </w:pPr>
+          <w:hyperlink w:anchor="_Toc227668208" w:history="1">
+            <w:r>
+              <w:rPr>
+                <w:rStyle w:val="Hypertextovodkaz"/>
+                <w:noProof/>
+              </w:rPr>
+              <w:t>3.4</w:t>
+            </w:r>
+            <w:r>
+              <w:rPr>
+                <w:rFonts w:eastAsiaTheme="minorEastAsia"/>
+                <w:noProof/>
+                <w:kern w:val="2"/>
+                <w:szCs w:val="24"/>
+                <w:lang w:eastAsia="cs-CZ"/>
+                <w14:ligatures w14:val="standardContextual"/>
+              </w:rPr>
+              <w:tab/>
+            </w:r>
+            <w:r>
+              <w:rPr>
+                <w:rStyle w:val="Hypertextovodkaz"/>
+                <w:noProof/>
+              </w:rPr>
+              <w:t>Souborový systém a navigační struktura</w:t>
+            </w:r>
+            <w:r>
+              <w:rPr>
+                <w:noProof/>
+                <w:webHidden/>
+              </w:rPr>
+              <w:tab/>
+            </w:r>
+            <w:r>
+              <w:rPr>
+                <w:noProof/>
+                <w:webHidden/>
+              </w:rPr>
+              <w:fldChar w:fldCharType="begin"/>
+            </w:r>
+            <w:r>
+              <w:rPr>
+                <w:noProof/>
+                <w:webHidden/>
+              </w:rPr>
+              <w:instrText xml:space="preserve"> PAGEREF _Toc227668208 \h </w:instrText>
+            </w:r>
+            <w:r>
+              <w:rPr>
+                <w:noProof/>
+                <w:webHidden/>
+              </w:rPr>
+            </w:r>
+            <w:r>
+              <w:rPr>
+                <w:noProof/>
+                <w:webHidden/>
+              </w:rPr>
+              <w:fldChar w:fldCharType="separate"/>
+            </w:r>
+            <w:r>
+              <w:rPr>
+                <w:noProof/>
+                <w:webHidden/>
+              </w:rPr>
+              <w:t>4</w:t>
+            </w:r>
+            <w:r>
+              <w:rPr>
+                <w:noProof/>
+                <w:webHidden/>
+              </w:rPr>
+              <w:fldChar w:fldCharType="end"/>
+            </w:r>
+          </w:hyperlink>
+        </w:p>
+        <w:p>
+          <w:pPr>
+            <w:pStyle w:val="Obsah3"/>
+            <w:rPr>
+              <w:rFonts w:eastAsiaTheme="minorEastAsia"/>
+              <w:noProof/>
+              <w:kern w:val="2"/>
+              <w:szCs w:val="24"/>
+              <w:lang w:eastAsia="cs-CZ"/>
+              <w14:ligatures w14:val="standardContextual"/>
+            </w:rPr>
+          </w:pPr>
+          <w:hyperlink w:anchor="_Toc227668209" w:history="1">
+            <w:r>
+              <w:rPr>
+                <w:rStyle w:val="Hypertextovodkaz"/>
+                <w:noProof/>
+              </w:rPr>
+              <w:t>3.4.1</w:t>
+            </w:r>
+            <w:r>
+              <w:rPr>
+                <w:rFonts w:eastAsiaTheme="minorEastAsia"/>
+                <w:noProof/>
+                <w:kern w:val="2"/>
+                <w:szCs w:val="24"/>
+                <w:lang w:eastAsia="cs-CZ"/>
+                <w14:ligatures w14:val="standardContextual"/>
+              </w:rPr>
+              <w:tab/>
+            </w:r>
+            <w:r>
+              <w:rPr>
+                <w:rStyle w:val="Hypertextovodkaz"/>
+                <w:noProof/>
+              </w:rPr>
+              <w:t>Expo Router</w:t>
+            </w:r>
+            <w:r>
+              <w:rPr>
+                <w:noProof/>
+                <w:webHidden/>
+              </w:rPr>
+              <w:tab/>
+            </w:r>
+            <w:r>
+              <w:rPr>
+                <w:noProof/>
+                <w:webHidden/>
+              </w:rPr>
+              <w:fldChar w:fldCharType="begin"/>
+            </w:r>
+            <w:r>
+              <w:rPr>
+                <w:noProof/>
+                <w:webHidden/>
+              </w:rPr>
+              <w:instrText xml:space="preserve"> PAGEREF _Toc227668209 \h </w:instrText>
+            </w:r>
+            <w:r>
+              <w:rPr>
+                <w:noProof/>
+                <w:webHidden/>
+              </w:rPr>
+            </w:r>
+            <w:r>
+              <w:rPr>
+                <w:noProof/>
+                <w:webHidden/>
+              </w:rPr>
+              <w:fldChar w:fldCharType="separate"/>
+            </w:r>
+            <w:r>
+              <w:rPr>
+                <w:noProof/>
+                <w:webHidden/>
+              </w:rPr>
+              <w:t>4</w:t>
+            </w:r>
+            <w:r>
+              <w:rPr>
+                <w:noProof/>
+                <w:webHidden/>
+              </w:rPr>
+              <w:fldChar w:fldCharType="end"/>
+            </w:r>
+          </w:hyperlink>
+        </w:p>
+        <w:p>
+          <w:pPr>
+            <w:pStyle w:val="Obsah3"/>
+            <w:rPr>
+              <w:rFonts w:eastAsiaTheme="minorEastAsia"/>
+              <w:noProof/>
+              <w:kern w:val="2"/>
+              <w:szCs w:val="24"/>
+              <w:lang w:eastAsia="cs-CZ"/>
+              <w14:ligatures w14:val="standardContextual"/>
+            </w:rPr>
+          </w:pPr>
+          <w:hyperlink w:anchor="_Toc227668210" w:history="1">
+            <w:r>
+              <w:rPr>
+                <w:rStyle w:val="Hypertextovodkaz"/>
+                <w:noProof/>
+              </w:rPr>
+              <w:t>3.4.2</w:t>
+            </w:r>
+            <w:r>
+              <w:rPr>
+                <w:rFonts w:eastAsiaTheme="minorEastAsia"/>
+                <w:noProof/>
+                <w:kern w:val="2"/>
+                <w:szCs w:val="24"/>
+                <w:lang w:eastAsia="cs-CZ"/>
+                <w14:ligatures w14:val="standardContextual"/>
+              </w:rPr>
+              <w:tab/>
+            </w:r>
+            <w:r>
+              <w:rPr>
+                <w:rStyle w:val="Hypertextovodkaz"/>
+                <w:noProof/>
+              </w:rPr>
+              <w:t>Organizace projektu</w:t>
+            </w:r>
+            <w:r>
+              <w:rPr>
+                <w:noProof/>
+                <w:webHidden/>
+              </w:rPr>
+              <w:tab/>
+            </w:r>
+            <w:r>
+              <w:rPr>
+                <w:noProof/>
+                <w:webHidden/>
+              </w:rPr>
+              <w:fldChar w:fldCharType="begin"/>
+            </w:r>
+            <w:r>
+              <w:rPr>
+                <w:noProof/>
+                <w:webHidden/>
+              </w:rPr>
+              <w:instrText xml:space="preserve"> PAGEREF _Toc227668210 \h </w:instrText>
+            </w:r>
+            <w:r>
+              <w:rPr>
+                <w:noProof/>
+                <w:webHidden/>
+              </w:rPr>
+            </w:r>
+            <w:r>
+              <w:rPr>
+                <w:noProof/>
+                <w:webHidden/>
+              </w:rPr>
+              <w:fldChar w:fldCharType="separate"/>
+            </w:r>
+            <w:r>
+              <w:rPr>
+                <w:noProof/>
+                <w:webHidden/>
+              </w:rPr>
+              <w:t>4</w:t>
+            </w:r>
+            <w:r>
+              <w:rPr>
+                <w:noProof/>
+                <w:webHidden/>
+              </w:rPr>
+              <w:fldChar w:fldCharType="end"/>
+            </w:r>
+          </w:hyperlink>
+        </w:p>
+        <w:p>
+          <w:pPr>
+            <w:pStyle w:val="Obsah3"/>
+            <w:rPr>
+              <w:rFonts w:eastAsiaTheme="minorEastAsia"/>
+              <w:noProof/>
+              <w:kern w:val="2"/>
+              <w:szCs w:val="24"/>
+              <w:lang w:eastAsia="cs-CZ"/>
+              <w14:ligatures w14:val="standardContextual"/>
+            </w:rPr>
+          </w:pPr>
+          <w:hyperlink w:anchor="_Toc227668211" w:history="1">
+            <w:r>
+              <w:rPr>
+                <w:rStyle w:val="Hypertextovodkaz"/>
+                <w:noProof/>
+              </w:rPr>
+              <w:t>3.4.3</w:t>
+            </w:r>
+            <w:r>
+              <w:rPr>
+                <w:rFonts w:eastAsiaTheme="minorEastAsia"/>
+                <w:noProof/>
+                <w:kern w:val="2"/>
+                <w:szCs w:val="24"/>
+                <w:lang w:eastAsia="cs-CZ"/>
+                <w14:ligatures w14:val="standardContextual"/>
+              </w:rPr>
+              <w:tab/>
+            </w:r>
+            <w:r>
+              <w:rPr>
+                <w:rStyle w:val="Hypertextovodkaz"/>
+                <w:noProof/>
+              </w:rPr>
+              <w:t>Dynamické směrování</w:t>
+            </w:r>
+            <w:r>
+              <w:rPr>
+                <w:noProof/>
+                <w:webHidden/>
+              </w:rPr>
+              <w:tab/>
+            </w:r>
+            <w:r>
+              <w:rPr>
+                <w:noProof/>
+                <w:webHidden/>
+              </w:rPr>
+              <w:fldChar w:fldCharType="begin"/>
+            </w:r>
+            <w:r>
+              <w:rPr>
+                <w:noProof/>
+                <w:webHidden/>
+              </w:rPr>
+              <w:instrText xml:space="preserve"> PAGEREF _Toc227668211 \h </w:instrText>
+            </w:r>
+            <w:r>
+              <w:rPr>
+                <w:noProof/>
+                <w:webHidden/>
+              </w:rPr>
+            </w:r>
+            <w:r>
+              <w:rPr>
+                <w:noProof/>
+                <w:webHidden/>
+              </w:rPr>
+              <w:fldChar w:fldCharType="separate"/>
+            </w:r>
+            <w:r>
+              <w:rPr>
+                <w:noProof/>
+                <w:webHidden/>
+              </w:rPr>
+              <w:t>4</w:t>
+            </w:r>
+            <w:r>
+              <w:rPr>
+                <w:noProof/>
+                <w:webHidden/>
+              </w:rPr>
+              <w:fldChar w:fldCharType="end"/>
+            </w:r>
+          </w:hyperlink>
+        </w:p>
+        <w:p>
+          <w:pPr>
+            <w:pStyle w:val="Obsah2"/>
+            <w:rPr>
+              <w:rFonts w:eastAsiaTheme="minorEastAsia"/>
+              <w:noProof/>
+              <w:kern w:val="2"/>
+              <w:szCs w:val="24"/>
+              <w:lang w:eastAsia="cs-CZ"/>
+              <w14:ligatures w14:val="standardContextual"/>
+            </w:rPr>
+          </w:pPr>
+          <w:hyperlink w:anchor="_Toc227668212" w:history="1">
+            <w:r>
+              <w:rPr>
+                <w:rStyle w:val="Hypertextovodkaz"/>
+                <w:noProof/>
+              </w:rPr>
+              <w:t>3.5</w:t>
+            </w:r>
+            <w:r>
+              <w:rPr>
+                <w:rFonts w:eastAsiaTheme="minorEastAsia"/>
+                <w:noProof/>
+                <w:kern w:val="2"/>
+                <w:szCs w:val="24"/>
+                <w:lang w:eastAsia="cs-CZ"/>
+                <w14:ligatures w14:val="standardContextual"/>
+              </w:rPr>
+              <w:tab/>
+            </w:r>
+            <w:r>
+              <w:rPr>
+                <w:rStyle w:val="Hypertextovodkaz"/>
+                <w:noProof/>
+              </w:rPr>
+              <w:t>Backendové řešení (BaaS)</w:t>
+            </w:r>
+            <w:r>
+              <w:rPr>
+                <w:noProof/>
+                <w:webHidden/>
+              </w:rPr>
+              <w:tab/>
+            </w:r>
+            <w:r>
+              <w:rPr>
+                <w:noProof/>
+                <w:webHidden/>
+              </w:rPr>
+              <w:fldChar w:fldCharType="begin"/>
+            </w:r>
+            <w:r>
+              <w:rPr>
+                <w:noProof/>
+                <w:webHidden/>
+              </w:rPr>
+              <w:instrText xml:space="preserve"> PAGEREF _Toc227668212 \h </w:instrText>
+            </w:r>
+            <w:r>
+              <w:rPr>
+                <w:noProof/>
+                <w:webHidden/>
+              </w:rPr>
+            </w:r>
+            <w:r>
+              <w:rPr>
+                <w:noProof/>
+                <w:webHidden/>
+              </w:rPr>
+              <w:fldChar w:fldCharType="separate"/>
+            </w:r>
+            <w:r>
+              <w:rPr>
+                <w:noProof/>
+                <w:webHidden/>
+              </w:rPr>
+              <w:t>4</w:t>
+            </w:r>
+            <w:r>
+              <w:rPr>
+                <w:noProof/>
+                <w:webHidden/>
+              </w:rPr>
+              <w:fldChar w:fldCharType="end"/>
+            </w:r>
+          </w:hyperlink>
+        </w:p>
+        <w:p>
+          <w:pPr>
+            <w:pStyle w:val="Obsah3"/>
+            <w:rPr>
+              <w:rFonts w:eastAsiaTheme="minorEastAsia"/>
+              <w:noProof/>
+              <w:kern w:val="2"/>
+              <w:szCs w:val="24"/>
+              <w:lang w:eastAsia="cs-CZ"/>
+              <w14:ligatures w14:val="standardContextual"/>
+            </w:rPr>
+          </w:pPr>
+          <w:hyperlink w:anchor="_Toc227668213" w:history="1">
+            <w:r>
+              <w:rPr>
+                <w:rStyle w:val="Hypertextovodkaz"/>
+                <w:noProof/>
+              </w:rPr>
+              <w:t>3.5.1</w:t>
+            </w:r>
+            <w:r>
+              <w:rPr>
+                <w:rFonts w:eastAsiaTheme="minorEastAsia"/>
+                <w:noProof/>
+                <w:kern w:val="2"/>
+                <w:szCs w:val="24"/>
+                <w:lang w:eastAsia="cs-CZ"/>
+                <w14:ligatures w14:val="standardContextual"/>
+              </w:rPr>
+              <w:tab/>
+            </w:r>
+            <w:r>
+              <w:rPr>
+                <w:rStyle w:val="Hypertextovodkaz"/>
+                <w:noProof/>
+              </w:rPr>
+              <w:t>Supabase</w:t>
+            </w:r>
+            <w:r>
+              <w:rPr>
+                <w:noProof/>
+                <w:webHidden/>
+              </w:rPr>
+              <w:tab/>
+            </w:r>
+            <w:r>
+              <w:rPr>
+                <w:noProof/>
+                <w:webHidden/>
+              </w:rPr>
+              <w:fldChar w:fldCharType="begin"/>
+            </w:r>
+            <w:r>
+              <w:rPr>
+                <w:noProof/>
+                <w:webHidden/>
+              </w:rPr>
+              <w:instrText xml:space="preserve"> PAGEREF _Toc227668213 \h </w:instrText>
+            </w:r>
+            <w:r>
+              <w:rPr>
+                <w:noProof/>
+                <w:webHidden/>
+              </w:rPr>
+            </w:r>
+            <w:r>
+              <w:rPr>
+                <w:noProof/>
+                <w:webHidden/>
+              </w:rPr>
+              <w:fldChar w:fldCharType="separate"/>
+            </w:r>
+            <w:r>
+              <w:rPr>
+                <w:noProof/>
+                <w:webHidden/>
+              </w:rPr>
+              <w:t>4</w:t>
+            </w:r>
+            <w:r>
+              <w:rPr>
+                <w:noProof/>
+                <w:webHidden/>
+              </w:rPr>
+              <w:fldChar w:fldCharType="end"/>
+            </w:r>
+          </w:hyperlink>
+        </w:p>
+        <w:p>
+          <w:pPr>
+            <w:pStyle w:val="Obsah3"/>
+            <w:rPr>
+              <w:rFonts w:eastAsiaTheme="minorEastAsia"/>
+              <w:noProof/>
+              <w:kern w:val="2"/>
+              <w:szCs w:val="24"/>
+              <w:lang w:eastAsia="cs-CZ"/>
+              <w14:ligatures w14:val="standardContextual"/>
+            </w:rPr>
+          </w:pPr>
+          <w:hyperlink w:anchor="_Toc227668214" w:history="1">
+            <w:r>
+              <w:rPr>
+                <w:rStyle w:val="Hypertextovodkaz"/>
+                <w:noProof/>
+              </w:rPr>
+              <w:t>3.5.2</w:t>
+            </w:r>
+            <w:r>
+              <w:rPr>
+                <w:rFonts w:eastAsiaTheme="minorEastAsia"/>
+                <w:noProof/>
+                <w:kern w:val="2"/>
+                <w:szCs w:val="24"/>
+                <w:lang w:eastAsia="cs-CZ"/>
+                <w14:ligatures w14:val="standardContextual"/>
+              </w:rPr>
+              <w:tab/>
+            </w:r>
+            <w:r>
+              <w:rPr>
+                <w:rStyle w:val="Hypertextovodkaz"/>
+                <w:noProof/>
+              </w:rPr>
+              <w:t>Bezpečnost dat</w:t>
+            </w:r>
+            <w:r>
+              <w:rPr>
+                <w:noProof/>
+                <w:webHidden/>
+              </w:rPr>
+              <w:tab/>
+            </w:r>
+            <w:r>
+              <w:rPr>
+                <w:noProof/>
+                <w:webHidden/>
+              </w:rPr>
+              <w:fldChar w:fldCharType="begin"/>
+            </w:r>
+            <w:r>
+              <w:rPr>
+                <w:noProof/>
+                <w:webHidden/>
+              </w:rPr>
+              <w:instrText xml:space="preserve"> PAGEREF _Toc227668214 \h </w:instrText>
+            </w:r>
+            <w:r>
+              <w:rPr>
+                <w:noProof/>
+                <w:webHidden/>
+              </w:rPr>
+            </w:r>
+            <w:r>
+              <w:rPr>
+                <w:noProof/>
+                <w:webHidden/>
+              </w:rPr>
+              <w:fldChar w:fldCharType="separate"/>
+            </w:r>
+            <w:r>
+              <w:rPr>
+                <w:noProof/>
+                <w:webHidden/>
+              </w:rPr>
+              <w:t>5</w:t>
+            </w:r>
+            <w:r>
+              <w:rPr>
+                <w:noProof/>
+                <w:webHidden/>
+              </w:rPr>
+              <w:fldChar w:fldCharType="end"/>
+            </w:r>
+          </w:hyperlink>
+        </w:p>
+        <w:p>
+          <w:pPr>
+            <w:pStyle w:val="Obsah2"/>
+            <w:rPr>
+              <w:rFonts w:eastAsiaTheme="minorEastAsia"/>
+              <w:noProof/>
+              <w:kern w:val="2"/>
+              <w:szCs w:val="24"/>
+              <w:lang w:eastAsia="cs-CZ"/>
+              <w14:ligatures w14:val="standardContextual"/>
+            </w:rPr>
+          </w:pPr>
+          <w:hyperlink w:anchor="_Toc227668215" w:history="1">
+            <w:r>
+              <w:rPr>
+                <w:rStyle w:val="Hypertextovodkaz"/>
+                <w:noProof/>
+              </w:rPr>
+              <w:t>3.6</w:t>
+            </w:r>
+            <w:r>
+              <w:rPr>
+                <w:rFonts w:eastAsiaTheme="minorEastAsia"/>
+                <w:noProof/>
+                <w:kern w:val="2"/>
+                <w:szCs w:val="24"/>
+                <w:lang w:eastAsia="cs-CZ"/>
+                <w14:ligatures w14:val="standardContextual"/>
+              </w:rPr>
+              <w:tab/>
+            </w:r>
+            <w:r>
+              <w:rPr>
+                <w:rStyle w:val="Hypertextovodkaz"/>
+                <w:noProof/>
+              </w:rPr>
+              <w:t>Styling a transformace designu do kódu</w:t>
+            </w:r>
+            <w:r>
+              <w:rPr>
+                <w:noProof/>
+                <w:webHidden/>
+              </w:rPr>
+              <w:tab/>
+            </w:r>
+            <w:r>
+              <w:rPr>
+                <w:noProof/>
+                <w:webHidden/>
+              </w:rPr>
+              <w:fldChar w:fldCharType="begin"/>
+            </w:r>
+            <w:r>
+              <w:rPr>
+                <w:noProof/>
+                <w:webHidden/>
+              </w:rPr>
+              <w:instrText xml:space="preserve"> PAGEREF _Toc227668215 \h </w:instrText>
+            </w:r>
+            <w:r>
+              <w:rPr>
+                <w:noProof/>
+                <w:webHidden/>
+              </w:rPr>
+            </w:r>
+            <w:r>
+              <w:rPr>
+                <w:noProof/>
+                <w:webHidden/>
+              </w:rPr>
+              <w:fldChar w:fldCharType="separate"/>
+            </w:r>
+            <w:r>
+              <w:rPr>
+                <w:noProof/>
+                <w:webHidden/>
+              </w:rPr>
+              <w:t>5</w:t>
+            </w:r>
+            <w:r>
+              <w:rPr>
+                <w:noProof/>
+                <w:webHidden/>
+              </w:rPr>
+              <w:fldChar w:fldCharType="end"/>
+            </w:r>
+          </w:hyperlink>
+        </w:p>
+        <w:p>
+          <w:pPr>
+            <w:pStyle w:val="Obsah3"/>
+            <w:rPr>
+              <w:rFonts w:eastAsiaTheme="minorEastAsia"/>
+              <w:noProof/>
+              <w:kern w:val="2"/>
+              <w:szCs w:val="24"/>
+              <w:lang w:eastAsia="cs-CZ"/>
+              <w14:ligatures w14:val="standardContextual"/>
+            </w:rPr>
+          </w:pPr>
+          <w:hyperlink w:anchor="_Toc227668216" w:history="1">
+            <w:r>
+              <w:rPr>
+                <w:rStyle w:val="Hypertextovodkaz"/>
+                <w:noProof/>
+              </w:rPr>
+              <w:t>3.6.1</w:t>
+            </w:r>
+            <w:r>
+              <w:rPr>
+                <w:rFonts w:eastAsiaTheme="minorEastAsia"/>
+                <w:noProof/>
+                <w:kern w:val="2"/>
+                <w:szCs w:val="24"/>
+                <w:lang w:eastAsia="cs-CZ"/>
+                <w14:ligatures w14:val="standardContextual"/>
+              </w:rPr>
+              <w:tab/>
+            </w:r>
+            <w:r>
+              <w:rPr>
+                <w:rStyle w:val="Hypertextovodkaz"/>
+                <w:noProof/>
+              </w:rPr>
+              <w:t>NativeWind</w:t>
+            </w:r>
+            <w:r>
+              <w:rPr>
+                <w:noProof/>
+                <w:webHidden/>
+              </w:rPr>
+              <w:tab/>
+            </w:r>
+            <w:r>
+              <w:rPr>
+                <w:noProof/>
+                <w:webHidden/>
+              </w:rPr>
+              <w:fldChar w:fldCharType="begin"/>
+            </w:r>
+            <w:r>
+              <w:rPr>
+                <w:noProof/>
+                <w:webHidden/>
+              </w:rPr>
+              <w:instrText xml:space="preserve"> PAGEREF _Toc227668216 \h </w:instrText>
+            </w:r>
+            <w:r>
+              <w:rPr>
+                <w:noProof/>
+                <w:webHidden/>
+              </w:rPr>
+            </w:r>
+            <w:r>
+              <w:rPr>
+                <w:noProof/>
+                <w:webHidden/>
+              </w:rPr>
+              <w:fldChar w:fldCharType="separate"/>
+            </w:r>
+            <w:r>
+              <w:rPr>
+                <w:noProof/>
+                <w:webHidden/>
+              </w:rPr>
+              <w:t>5</w:t>
+            </w:r>
+            <w:r>
+              <w:rPr>
+                <w:noProof/>
+                <w:webHidden/>
+              </w:rPr>
+              <w:fldChar w:fldCharType="end"/>
+            </w:r>
+          </w:hyperlink>
+        </w:p>
+        <w:p>
+          <w:pPr>
+            <w:pStyle w:val="Obsah3"/>
+            <w:rPr>
+              <w:rFonts w:eastAsiaTheme="minorEastAsia"/>
+              <w:noProof/>
+              <w:kern w:val="2"/>
+              <w:szCs w:val="24"/>
+              <w:lang w:eastAsia="cs-CZ"/>
+              <w14:ligatures w14:val="standardContextual"/>
+            </w:rPr>
+          </w:pPr>
+          <w:hyperlink w:anchor="_Toc227668217" w:history="1">
+            <w:r>
+              <w:rPr>
+                <w:rStyle w:val="Hypertextovodkaz"/>
+                <w:noProof/>
+              </w:rPr>
+              <w:t>3.6.2</w:t>
+            </w:r>
+            <w:r>
+              <w:rPr>
+                <w:rFonts w:eastAsiaTheme="minorEastAsia"/>
+                <w:noProof/>
+                <w:kern w:val="2"/>
+                <w:szCs w:val="24"/>
+                <w:lang w:eastAsia="cs-CZ"/>
+                <w14:ligatures w14:val="standardContextual"/>
+              </w:rPr>
+              <w:tab/>
+            </w:r>
+            <w:r>
+              <w:rPr>
+                <w:rStyle w:val="Hypertextovodkaz"/>
+                <w:noProof/>
+              </w:rPr>
+              <w:t>Konfigurace Tailwindu</w:t>
+            </w:r>
+            <w:r>
+              <w:rPr>
+                <w:noProof/>
+                <w:webHidden/>
+              </w:rPr>
+              <w:tab/>
+            </w:r>
+            <w:r>
+              <w:rPr>
+                <w:noProof/>
+                <w:webHidden/>
+              </w:rPr>
+              <w:fldChar w:fldCharType="begin"/>
+            </w:r>
+            <w:r>
+              <w:rPr>
+                <w:noProof/>
+                <w:webHidden/>
+              </w:rPr>
+              <w:instrText xml:space="preserve"> PAGEREF _Toc227668217 \h </w:instrText>
+            </w:r>
+            <w:r>
+              <w:rPr>
+                <w:noProof/>
+                <w:webHidden/>
+              </w:rPr>
+            </w:r>
+            <w:r>
+              <w:rPr>
+                <w:noProof/>
+                <w:webHidden/>
+              </w:rPr>
+              <w:fldChar w:fldCharType="separate"/>
+            </w:r>
+            <w:r>
+              <w:rPr>
+                <w:noProof/>
+                <w:webHidden/>
+              </w:rPr>
+              <w:t>5</w:t>
+            </w:r>
+            <w:r>
+              <w:rPr>
+                <w:noProof/>
+                <w:webHidden/>
+              </w:rPr>
+              <w:fldChar w:fldCharType="end"/>
+            </w:r>
+          </w:hyperlink>
+        </w:p>
+        <w:p>
+          <w:pPr>
+            <w:pStyle w:val="Obsah1"/>
+            <w:tabs>
+              <w:tab w:val="left" w:pos="720"/>
+            </w:tabs>
+            <w:rPr>
+              <w:rFonts w:eastAsiaTheme="minorEastAsia"/>
+              <w:noProof/>
+              <w:kern w:val="2"/>
+              <w:szCs w:val="24"/>
+              <w:lang w:eastAsia="cs-CZ"/>
+              <w14:ligatures w14:val="standardContextual"/>
+            </w:rPr>
+          </w:pPr>
+          <w:hyperlink w:anchor="_Toc227668218" w:history="1">
+            <w:r>
+              <w:rPr>
+                <w:rStyle w:val="Hypertextovodkaz"/>
+                <w:noProof/>
+              </w:rPr>
+              <w:t>4</w:t>
+            </w:r>
+            <w:r>
+              <w:rPr>
+                <w:rFonts w:eastAsiaTheme="minorEastAsia"/>
+                <w:noProof/>
+                <w:kern w:val="2"/>
+                <w:szCs w:val="24"/>
+                <w:lang w:eastAsia="cs-CZ"/>
+                <w14:ligatures w14:val="standardContextual"/>
+              </w:rPr>
+              <w:tab/>
+            </w:r>
+            <w:r>
+              <w:rPr>
+                <w:rStyle w:val="Hypertextovodkaz"/>
+                <w:noProof/>
+              </w:rPr>
+              <w:t>Inteligentní moduly a AI integrace</w:t>
+            </w:r>
+            <w:r>
+              <w:rPr>
+                <w:noProof/>
+                <w:webHidden/>
+              </w:rPr>
+              <w:tab/>
+            </w:r>
+            <w:r>
+              <w:rPr>
+                <w:noProof/>
+                <w:webHidden/>
+              </w:rPr>
+              <w:fldChar w:fldCharType="begin"/>
+            </w:r>
+            <w:r>
+              <w:rPr>
+                <w:noProof/>
+                <w:webHidden/>
+              </w:rPr>
+              <w:instrText xml:space="preserve"> PAGEREF _Toc227668218 \h </w:instrText>
+            </w:r>
+            <w:r>
+              <w:rPr>
+                <w:noProof/>
+                <w:webHidden/>
+              </w:rPr>
+            </w:r>
+            <w:r>
+              <w:rPr>
+                <w:noProof/>
+                <w:webHidden/>
+              </w:rPr>
+              <w:fldChar w:fldCharType="separate"/>
+            </w:r>
+            <w:r>
+              <w:rPr>
+                <w:noProof/>
+                <w:webHidden/>
+              </w:rPr>
+              <w:t>6</w:t>
+            </w:r>
+            <w:r>
+              <w:rPr>
+                <w:noProof/>
+                <w:webHidden/>
+              </w:rPr>
+              <w:fldChar w:fldCharType="end"/>
+            </w:r>
+          </w:hyperlink>
+        </w:p>
+        <w:p>
+          <w:pPr>
+            <w:pStyle w:val="Obsah2"/>
+            <w:rPr>
+              <w:rFonts w:eastAsiaTheme="minorEastAsia"/>
+              <w:noProof/>
+              <w:kern w:val="2"/>
+              <w:szCs w:val="24"/>
+              <w:lang w:eastAsia="cs-CZ"/>
+              <w14:ligatures w14:val="standardContextual"/>
+            </w:rPr>
+          </w:pPr>
+          <w:hyperlink w:anchor="_Toc227668219" w:history="1">
+            <w:r>
+              <w:rPr>
+                <w:rStyle w:val="Hypertextovodkaz"/>
+                <w:noProof/>
+              </w:rPr>
+              <w:t>4.1</w:t>
+            </w:r>
+            <w:r>
+              <w:rPr>
+                <w:rFonts w:eastAsiaTheme="minorEastAsia"/>
+                <w:noProof/>
+                <w:kern w:val="2"/>
+                <w:szCs w:val="24"/>
+                <w:lang w:eastAsia="cs-CZ"/>
+                <w14:ligatures w14:val="standardContextual"/>
+              </w:rPr>
+              <w:tab/>
+            </w:r>
+            <w:r>
+              <w:rPr>
+                <w:rStyle w:val="Hypertextovodkaz"/>
+                <w:noProof/>
+              </w:rPr>
+              <w:t>Magic Scan</w:t>
+            </w:r>
+            <w:r>
+              <w:rPr>
+                <w:noProof/>
+                <w:webHidden/>
+              </w:rPr>
+              <w:tab/>
+            </w:r>
+            <w:r>
+              <w:rPr>
+                <w:noProof/>
+                <w:webHidden/>
+              </w:rPr>
+              <w:fldChar w:fldCharType="begin"/>
+            </w:r>
+            <w:r>
+              <w:rPr>
+                <w:noProof/>
+                <w:webHidden/>
+              </w:rPr>
+              <w:instrText xml:space="preserve"> PAGEREF _Toc227668219 \h </w:instrText>
+            </w:r>
+            <w:r>
+              <w:rPr>
+                <w:noProof/>
+                <w:webHidden/>
+              </w:rPr>
+            </w:r>
+            <w:r>
+              <w:rPr>
+                <w:noProof/>
+                <w:webHidden/>
+              </w:rPr>
+              <w:fldChar w:fldCharType="separate"/>
+            </w:r>
+            <w:r>
+              <w:rPr>
+                <w:noProof/>
+                <w:webHidden/>
+              </w:rPr>
+              <w:t>6</w:t>
+            </w:r>
+            <w:r>
+              <w:rPr>
+                <w:noProof/>
+                <w:webHidden/>
+              </w:rPr>
+              <w:fldChar w:fldCharType="end"/>
+            </w:r>
+          </w:hyperlink>
+        </w:p>
+        <w:p>
+          <w:pPr>
+            <w:pStyle w:val="Obsah3"/>
+            <w:rPr>
+              <w:rFonts w:eastAsiaTheme="minorEastAsia"/>
+              <w:noProof/>
+              <w:kern w:val="2"/>
+              <w:szCs w:val="24"/>
+              <w:lang w:eastAsia="cs-CZ"/>
+              <w14:ligatures w14:val="standardContextual"/>
+            </w:rPr>
+          </w:pPr>
+          <w:hyperlink w:anchor="_Toc227668220" w:history="1">
+            <w:r>
+              <w:rPr>
+                <w:rStyle w:val="Hypertextovodkaz"/>
+                <w:noProof/>
+              </w:rPr>
+              <w:t>4.1.1</w:t>
+            </w:r>
+            <w:r>
+              <w:rPr>
+                <w:rFonts w:eastAsiaTheme="minorEastAsia"/>
+                <w:noProof/>
+                <w:kern w:val="2"/>
+                <w:szCs w:val="24"/>
+                <w:lang w:eastAsia="cs-CZ"/>
+                <w14:ligatures w14:val="standardContextual"/>
+              </w:rPr>
+              <w:tab/>
+            </w:r>
+            <w:r>
+              <w:rPr>
+                <w:rStyle w:val="Hypertextovodkaz"/>
+                <w:noProof/>
+              </w:rPr>
+              <w:t>Gemini 3.1 Flash Lite G</w:t>
+            </w:r>
+            <w:r>
+              <w:rPr>
+                <w:noProof/>
+                <w:webHidden/>
+              </w:rPr>
+              <w:tab/>
+            </w:r>
+            <w:r>
+              <w:rPr>
+                <w:noProof/>
+                <w:webHidden/>
+              </w:rPr>
+              <w:fldChar w:fldCharType="begin"/>
+            </w:r>
+            <w:r>
+              <w:rPr>
+                <w:noProof/>
+                <w:webHidden/>
+              </w:rPr>
+              <w:instrText xml:space="preserve"> PAGEREF _Toc227668220 \h </w:instrText>
+            </w:r>
+            <w:r>
+              <w:rPr>
+                <w:noProof/>
+                <w:webHidden/>
+              </w:rPr>
+            </w:r>
+            <w:r>
+              <w:rPr>
+                <w:noProof/>
+                <w:webHidden/>
+              </w:rPr>
+              <w:fldChar w:fldCharType="separate"/>
+            </w:r>
+            <w:r>
+              <w:rPr>
+                <w:noProof/>
+                <w:webHidden/>
+              </w:rPr>
+              <w:t>6</w:t>
+            </w:r>
+            <w:r>
+              <w:rPr>
+                <w:noProof/>
+                <w:webHidden/>
+              </w:rPr>
+              <w:fldChar w:fldCharType="end"/>
+            </w:r>
+          </w:hyperlink>
+        </w:p>
+        <w:p>
+          <w:pPr>
+            <w:pStyle w:val="Obsah3"/>
+            <w:rPr>
+              <w:rFonts w:eastAsiaTheme="minorEastAsia"/>
+              <w:noProof/>
+              <w:kern w:val="2"/>
+              <w:szCs w:val="24"/>
+              <w:lang w:eastAsia="cs-CZ"/>
+              <w14:ligatures w14:val="standardContextual"/>
+            </w:rPr>
+          </w:pPr>
+          <w:hyperlink w:anchor="_Toc227668221" w:history="1">
+            <w:r>
+              <w:rPr>
+                <w:rStyle w:val="Hypertextovodkaz"/>
+                <w:noProof/>
+              </w:rPr>
+              <w:t>4.1.2</w:t>
+            </w:r>
+            <w:r>
+              <w:rPr>
+                <w:rFonts w:eastAsiaTheme="minorEastAsia"/>
+                <w:noProof/>
+                <w:kern w:val="2"/>
+                <w:szCs w:val="24"/>
+                <w:lang w:eastAsia="cs-CZ"/>
+                <w14:ligatures w14:val="standardContextual"/>
+              </w:rPr>
+              <w:tab/>
+            </w:r>
+            <w:r>
+              <w:rPr>
+                <w:rStyle w:val="Hypertextovodkaz"/>
+                <w:noProof/>
+              </w:rPr>
+              <w:t>GPT-5 Mini</w:t>
+            </w:r>
+            <w:r>
+              <w:rPr>
+                <w:noProof/>
+                <w:webHidden/>
+              </w:rPr>
+              <w:tab/>
+            </w:r>
+            <w:r>
+              <w:rPr>
+                <w:noProof/>
+                <w:webHidden/>
+              </w:rPr>
+              <w:fldChar w:fldCharType="begin"/>
+            </w:r>
+            <w:r>
+              <w:rPr>
+                <w:noProof/>
+                <w:webHidden/>
+              </w:rPr>
+              <w:instrText xml:space="preserve"> PAGEREF _Toc227668221 \h </w:instrText>
+            </w:r>
+            <w:r>
+              <w:rPr>
+                <w:noProof/>
+                <w:webHidden/>
+              </w:rPr>
+            </w:r>
+            <w:r>
+              <w:rPr>
+                <w:noProof/>
+                <w:webHidden/>
+              </w:rPr>
+              <w:fldChar w:fldCharType="separate"/>
+            </w:r>
+            <w:r>
+              <w:rPr>
+                <w:noProof/>
+                <w:webHidden/>
+              </w:rPr>
+              <w:t>6</w:t>
+            </w:r>
+            <w:r>
+              <w:rPr>
+                <w:noProof/>
+                <w:webHidden/>
+              </w:rPr>
+              <w:fldChar w:fldCharType="end"/>
+            </w:r>
+          </w:hyperlink>
+        </w:p>
+        <w:p>
+          <w:pPr>
+            <w:pStyle w:val="Obsah2"/>
+            <w:rPr>
+              <w:rFonts w:eastAsiaTheme="minorEastAsia"/>
+              <w:noProof/>
+              <w:kern w:val="2"/>
+              <w:szCs w:val="24"/>
+              <w:lang w:eastAsia="cs-CZ"/>
+              <w14:ligatures w14:val="standardContextual"/>
+            </w:rPr>
+          </w:pPr>
+          <w:hyperlink w:anchor="_Toc227668222" w:history="1">
+            <w:r>
+              <w:rPr>
+                <w:rStyle w:val="Hypertextovodkaz"/>
+                <w:noProof/>
+              </w:rPr>
+              <w:t>4.2</w:t>
+            </w:r>
+            <w:r>
+              <w:rPr>
+                <w:rFonts w:eastAsiaTheme="minorEastAsia"/>
+                <w:noProof/>
+                <w:kern w:val="2"/>
+                <w:szCs w:val="24"/>
+                <w:lang w:eastAsia="cs-CZ"/>
+                <w14:ligatures w14:val="standardContextual"/>
+              </w:rPr>
+              <w:tab/>
+            </w:r>
+            <w:r>
+              <w:rPr>
+                <w:rStyle w:val="Hypertextovodkaz"/>
+                <w:noProof/>
+              </w:rPr>
+              <w:t>Databáze a API</w:t>
+            </w:r>
+            <w:r>
+              <w:rPr>
+                <w:noProof/>
+                <w:webHidden/>
+              </w:rPr>
+              <w:tab/>
+            </w:r>
+            <w:r>
+              <w:rPr>
+                <w:noProof/>
+                <w:webHidden/>
+              </w:rPr>
+              <w:fldChar w:fldCharType="begin"/>
+            </w:r>
+            <w:r>
+              <w:rPr>
+                <w:noProof/>
+                <w:webHidden/>
+              </w:rPr>
+              <w:instrText xml:space="preserve"> PAGEREF _Toc227668222 \h </w:instrText>
+            </w:r>
+            <w:r>
+              <w:rPr>
+                <w:noProof/>
+                <w:webHidden/>
+              </w:rPr>
+            </w:r>
+            <w:r>
+              <w:rPr>
+                <w:noProof/>
+                <w:webHidden/>
+              </w:rPr>
+              <w:fldChar w:fldCharType="separate"/>
+            </w:r>
+            <w:r>
+              <w:rPr>
+                <w:noProof/>
+                <w:webHidden/>
+              </w:rPr>
+              <w:t>6</w:t>
+            </w:r>
+            <w:r>
+              <w:rPr>
+                <w:noProof/>
+                <w:webHidden/>
+              </w:rPr>
+              <w:fldChar w:fldCharType="end"/>
+            </w:r>
+          </w:hyperlink>
+        </w:p>
+        <w:p>
+          <w:pPr>
+            <w:pStyle w:val="Obsah2"/>
+            <w:rPr>
+              <w:rFonts w:eastAsiaTheme="minorEastAsia"/>
+              <w:noProof/>
+              <w:kern w:val="2"/>
+              <w:szCs w:val="24"/>
+              <w:lang w:eastAsia="cs-CZ"/>
+              <w14:ligatures w14:val="standardContextual"/>
+            </w:rPr>
+          </w:pPr>
+          <w:hyperlink w:anchor="_Toc227668223" w:history="1">
+            <w:r>
+              <w:rPr>
+                <w:rStyle w:val="Hypertextovodkaz"/>
+                <w:noProof/>
+              </w:rPr>
+              <w:t>4.3</w:t>
+            </w:r>
+            <w:r>
+              <w:rPr>
+                <w:rFonts w:eastAsiaTheme="minorEastAsia"/>
+                <w:noProof/>
+                <w:kern w:val="2"/>
+                <w:szCs w:val="24"/>
+                <w:lang w:eastAsia="cs-CZ"/>
+                <w14:ligatures w14:val="standardContextual"/>
+              </w:rPr>
+              <w:tab/>
+            </w:r>
+            <w:r>
+              <w:rPr>
+                <w:rStyle w:val="Hypertextovodkaz"/>
+                <w:noProof/>
+              </w:rPr>
+              <w:t>Uživatelský scénář</w:t>
+            </w:r>
+            <w:r>
+              <w:rPr>
+                <w:noProof/>
+                <w:webHidden/>
+              </w:rPr>
+              <w:tab/>
+            </w:r>
+            <w:r>
+              <w:rPr>
+                <w:noProof/>
+                <w:webHidden/>
+              </w:rPr>
+              <w:fldChar w:fldCharType="begin"/>
+            </w:r>
+            <w:r>
+              <w:rPr>
+                <w:noProof/>
+                <w:webHidden/>
+              </w:rPr>
+              <w:instrText xml:space="preserve"> PAGEREF _Toc227668223 \h </w:instrText>
+            </w:r>
+            <w:r>
+              <w:rPr>
+                <w:noProof/>
+                <w:webHidden/>
+              </w:rPr>
+            </w:r>
+            <w:r>
+              <w:rPr>
+                <w:noProof/>
+                <w:webHidden/>
+              </w:rPr>
+              <w:fldChar w:fldCharType="separate"/>
+            </w:r>
+            <w:r>
+              <w:rPr>
+                <w:noProof/>
+                <w:webHidden/>
+              </w:rPr>
+              <w:t>6</w:t>
+            </w:r>
+            <w:r>
+              <w:rPr>
+                <w:noProof/>
+                <w:webHidden/>
+              </w:rPr>
+              <w:fldChar w:fldCharType="end"/>
+            </w:r>
+          </w:hyperlink>
+        </w:p>
+        <w:p>
+          <w:pPr>
+            <w:pStyle w:val="Obsah1"/>
+            <w:tabs>
+              <w:tab w:val="left" w:pos="720"/>
+            </w:tabs>
+            <w:rPr>
+              <w:rFonts w:eastAsiaTheme="minorEastAsia"/>
+              <w:noProof/>
+              <w:kern w:val="2"/>
+              <w:szCs w:val="24"/>
+              <w:lang w:eastAsia="cs-CZ"/>
+              <w14:ligatures w14:val="standardContextual"/>
+            </w:rPr>
+          </w:pPr>
+          <w:hyperlink w:anchor="_Toc227668224" w:history="1">
+            <w:r>
+              <w:rPr>
+                <w:rStyle w:val="Hypertextovodkaz"/>
+                <w:noProof/>
+              </w:rPr>
+              <w:t>5</w:t>
+            </w:r>
+            <w:r>
+              <w:rPr>
+                <w:rFonts w:eastAsiaTheme="minorEastAsia"/>
+                <w:noProof/>
+                <w:kern w:val="2"/>
+                <w:szCs w:val="24"/>
+                <w:lang w:eastAsia="cs-CZ"/>
+                <w14:ligatures w14:val="standardContextual"/>
+              </w:rPr>
+              <w:tab/>
+            </w:r>
+            <w:r>
+              <w:rPr>
+                <w:rStyle w:val="Hypertextovodkaz"/>
+                <w:noProof/>
+              </w:rPr>
+              <w:t>Komunita a sociální interakce</w:t>
+            </w:r>
+            <w:r>
+              <w:rPr>
+                <w:noProof/>
+                <w:webHidden/>
+              </w:rPr>
+              <w:tab/>
+            </w:r>
+            <w:r>
+              <w:rPr>
+                <w:noProof/>
+                <w:webHidden/>
+              </w:rPr>
+              <w:fldChar w:fldCharType="begin"/>
+            </w:r>
+            <w:r>
+              <w:rPr>
+                <w:noProof/>
+                <w:webHidden/>
+              </w:rPr>
+              <w:instrText xml:space="preserve"> PAGEREF _Toc227668224 \h </w:instrText>
+            </w:r>
+            <w:r>
+              <w:rPr>
+                <w:noProof/>
+                <w:webHidden/>
+              </w:rPr>
+            </w:r>
+            <w:r>
+              <w:rPr>
+                <w:noProof/>
+                <w:webHidden/>
+              </w:rPr>
+              <w:fldChar w:fldCharType="separate"/>
+            </w:r>
+            <w:r>
+              <w:rPr>
+                <w:noProof/>
+                <w:webHidden/>
+              </w:rPr>
+              <w:t>7</w:t>
+            </w:r>
+            <w:r>
+              <w:rPr>
+                <w:noProof/>
+                <w:webHidden/>
+              </w:rPr>
+              <w:fldChar w:fldCharType="end"/>
+            </w:r>
+          </w:hyperlink>
+        </w:p>
+        <w:p>
+          <w:pPr>
+            <w:pStyle w:val="Obsah2"/>
+            <w:rPr>
+              <w:rFonts w:eastAsiaTheme="minorEastAsia"/>
+              <w:noProof/>
+              <w:kern w:val="2"/>
+              <w:szCs w:val="24"/>
+              <w:lang w:eastAsia="cs-CZ"/>
+              <w14:ligatures w14:val="standardContextual"/>
+            </w:rPr>
+          </w:pPr>
+          <w:hyperlink w:anchor="_Toc227668225" w:history="1">
+            <w:r>
+              <w:rPr>
+                <w:rStyle w:val="Hypertextovodkaz"/>
+                <w:noProof/>
+              </w:rPr>
+              <w:t>5.1</w:t>
+            </w:r>
+            <w:r>
+              <w:rPr>
+                <w:rFonts w:eastAsiaTheme="minorEastAsia"/>
+                <w:noProof/>
+                <w:kern w:val="2"/>
+                <w:szCs w:val="24"/>
+                <w:lang w:eastAsia="cs-CZ"/>
+                <w14:ligatures w14:val="standardContextual"/>
+              </w:rPr>
+              <w:tab/>
+            </w:r>
+            <w:r>
+              <w:rPr>
+                <w:rStyle w:val="Hypertextovodkaz"/>
+                <w:noProof/>
+              </w:rPr>
+              <w:t>Systém vnořených klubů</w:t>
+            </w:r>
+            <w:r>
+              <w:rPr>
+                <w:noProof/>
+                <w:webHidden/>
+              </w:rPr>
+              <w:tab/>
+            </w:r>
+            <w:r>
+              <w:rPr>
+                <w:noProof/>
+                <w:webHidden/>
+              </w:rPr>
+              <w:fldChar w:fldCharType="begin"/>
+            </w:r>
+            <w:r>
+              <w:rPr>
+                <w:noProof/>
+                <w:webHidden/>
+              </w:rPr>
+              <w:instrText xml:space="preserve"> PAGEREF _Toc227668225 \h </w:instrText>
+            </w:r>
+            <w:r>
+              <w:rPr>
+                <w:noProof/>
+                <w:webHidden/>
+              </w:rPr>
+            </w:r>
+            <w:r>
+              <w:rPr>
+                <w:noProof/>
+                <w:webHidden/>
+              </w:rPr>
+              <w:fldChar w:fldCharType="separate"/>
+            </w:r>
+            <w:r>
+              <w:rPr>
+                <w:noProof/>
+                <w:webHidden/>
+              </w:rPr>
+              <w:t>7</w:t>
+            </w:r>
+            <w:r>
+              <w:rPr>
+                <w:noProof/>
+                <w:webHidden/>
+              </w:rPr>
+              <w:fldChar w:fldCharType="end"/>
+            </w:r>
+          </w:hyperlink>
+        </w:p>
+        <w:p>
+          <w:pPr>
+            <w:pStyle w:val="Obsah2"/>
+            <w:rPr>
+              <w:rFonts w:eastAsiaTheme="minorEastAsia"/>
+              <w:noProof/>
+              <w:kern w:val="2"/>
+              <w:szCs w:val="24"/>
+              <w:lang w:eastAsia="cs-CZ"/>
+              <w14:ligatures w14:val="standardContextual"/>
+            </w:rPr>
+          </w:pPr>
+          <w:hyperlink w:anchor="_Toc227668226" w:history="1">
+            <w:r>
+              <w:rPr>
+                <w:rStyle w:val="Hypertextovodkaz"/>
+                <w:noProof/>
+              </w:rPr>
+              <w:t>5.2</w:t>
+            </w:r>
+            <w:r>
+              <w:rPr>
+                <w:rFonts w:eastAsiaTheme="minorEastAsia"/>
+                <w:noProof/>
+                <w:kern w:val="2"/>
+                <w:szCs w:val="24"/>
+                <w:lang w:eastAsia="cs-CZ"/>
+                <w14:ligatures w14:val="standardContextual"/>
+              </w:rPr>
+              <w:tab/>
+            </w:r>
+            <w:r>
+              <w:rPr>
+                <w:rStyle w:val="Hypertextovodkaz"/>
+                <w:noProof/>
+              </w:rPr>
+              <w:t>Motivace a sdílení</w:t>
+            </w:r>
+            <w:r>
+              <w:rPr>
+                <w:noProof/>
+                <w:webHidden/>
+              </w:rPr>
+              <w:tab/>
+            </w:r>
+            <w:r>
+              <w:rPr>
+                <w:noProof/>
+                <w:webHidden/>
+              </w:rPr>
+              <w:fldChar w:fldCharType="begin"/>
+            </w:r>
+            <w:r>
+              <w:rPr>
+                <w:noProof/>
+                <w:webHidden/>
+              </w:rPr>
+              <w:instrText xml:space="preserve"> PAGEREF _Toc227668226 \h </w:instrText>
+            </w:r>
+            <w:r>
+              <w:rPr>
+                <w:noProof/>
+                <w:webHidden/>
+              </w:rPr>
+            </w:r>
+            <w:r>
+              <w:rPr>
+                <w:noProof/>
+                <w:webHidden/>
+              </w:rPr>
+              <w:fldChar w:fldCharType="separate"/>
+            </w:r>
+            <w:r>
+              <w:rPr>
+                <w:noProof/>
+                <w:webHidden/>
+              </w:rPr>
+              <w:t>7</w:t>
+            </w:r>
+            <w:r>
+              <w:rPr>
+                <w:noProof/>
+                <w:webHidden/>
+              </w:rPr>
+              <w:fldChar w:fldCharType="end"/>
+            </w:r>
+          </w:hyperlink>
+        </w:p>
+        <w:p>
+          <w:pPr>
+            <w:pStyle w:val="Obsah2"/>
+            <w:rPr>
+              <w:rFonts w:eastAsiaTheme="minorEastAsia"/>
+              <w:noProof/>
+              <w:kern w:val="2"/>
+              <w:szCs w:val="24"/>
+              <w:lang w:eastAsia="cs-CZ"/>
+              <w14:ligatures w14:val="standardContextual"/>
+            </w:rPr>
+          </w:pPr>
+          <w:hyperlink w:anchor="_Toc227668227" w:history="1">
+            <w:r>
+              <w:rPr>
+                <w:rStyle w:val="Hypertextovodkaz"/>
+                <w:noProof/>
+              </w:rPr>
+              <w:t>5.3</w:t>
+            </w:r>
+            <w:r>
+              <w:rPr>
+                <w:rFonts w:eastAsiaTheme="minorEastAsia"/>
+                <w:noProof/>
+                <w:kern w:val="2"/>
+                <w:szCs w:val="24"/>
+                <w:lang w:eastAsia="cs-CZ"/>
+                <w14:ligatures w14:val="standardContextual"/>
+              </w:rPr>
+              <w:tab/>
+            </w:r>
+            <w:r>
+              <w:rPr>
+                <w:rStyle w:val="Hypertextovodkaz"/>
+                <w:noProof/>
+              </w:rPr>
+              <w:t>Gamifikace</w:t>
+            </w:r>
+            <w:r>
+              <w:rPr>
+                <w:noProof/>
+                <w:webHidden/>
+              </w:rPr>
+              <w:tab/>
+            </w:r>
+            <w:r>
+              <w:rPr>
+                <w:noProof/>
+                <w:webHidden/>
+              </w:rPr>
+              <w:fldChar w:fldCharType="begin"/>
+            </w:r>
+            <w:r>
+              <w:rPr>
+                <w:noProof/>
+                <w:webHidden/>
+              </w:rPr>
+              <w:instrText xml:space="preserve"> PAGEREF _Toc227668227 \h </w:instrText>
+            </w:r>
+            <w:r>
+              <w:rPr>
+                <w:noProof/>
+                <w:webHidden/>
+              </w:rPr>
+            </w:r>
+            <w:r>
+              <w:rPr>
+                <w:noProof/>
+                <w:webHidden/>
+              </w:rPr>
+              <w:fldChar w:fldCharType="separate"/>
+            </w:r>
+            <w:r>
+              <w:rPr>
+                <w:noProof/>
+                <w:webHidden/>
+              </w:rPr>
+              <w:t>7</w:t>
+            </w:r>
+            <w:r>
+              <w:rPr>
+                <w:noProof/>
+                <w:webHidden/>
+              </w:rPr>
+              <w:fldChar w:fldCharType="end"/>
+            </w:r>
+          </w:hyperlink>
+        </w:p>
+        <w:p>
+          <w:pPr>
+            <w:pStyle w:val="Obsah1"/>
+            <w:tabs>
+              <w:tab w:val="left" w:pos="720"/>
+            </w:tabs>
+            <w:rPr>
+              <w:rFonts w:eastAsiaTheme="minorEastAsia"/>
+              <w:noProof/>
+              <w:kern w:val="2"/>
+              <w:szCs w:val="24"/>
+              <w:lang w:eastAsia="cs-CZ"/>
+              <w14:ligatures w14:val="standardContextual"/>
+            </w:rPr>
+          </w:pPr>
+          <w:hyperlink w:anchor="_Toc227668228" w:history="1">
+            <w:r>
+              <w:rPr>
+                <w:rStyle w:val="Hypertextovodkaz"/>
+                <w:noProof/>
+              </w:rPr>
+              <w:t>6</w:t>
+            </w:r>
+            <w:r>
+              <w:rPr>
+                <w:rFonts w:eastAsiaTheme="minorEastAsia"/>
+                <w:noProof/>
+                <w:kern w:val="2"/>
+                <w:szCs w:val="24"/>
+                <w:lang w:eastAsia="cs-CZ"/>
+                <w14:ligatures w14:val="standardContextual"/>
+              </w:rPr>
+              <w:tab/>
+            </w:r>
+            <w:r>
+              <w:rPr>
+                <w:rStyle w:val="Hypertextovodkaz"/>
+                <w:noProof/>
+              </w:rPr>
+              <w:t>Byznys model a ekonomika provozu</w:t>
+            </w:r>
+            <w:r>
+              <w:rPr>
+                <w:noProof/>
+                <w:webHidden/>
+              </w:rPr>
+              <w:tab/>
+            </w:r>
+            <w:r>
+              <w:rPr>
+                <w:noProof/>
+                <w:webHidden/>
+              </w:rPr>
+              <w:fldChar w:fldCharType="begin"/>
+            </w:r>
+            <w:r>
+              <w:rPr>
+                <w:noProof/>
+                <w:webHidden/>
+              </w:rPr>
+              <w:instrText xml:space="preserve"> PAGEREF _Toc227668228 \h </w:instrText>
+            </w:r>
+            <w:r>
+              <w:rPr>
+                <w:noProof/>
+                <w:webHidden/>
+              </w:rPr>
+            </w:r>
+            <w:r>
+              <w:rPr>
+                <w:noProof/>
+                <w:webHidden/>
+              </w:rPr>
+              <w:fldChar w:fldCharType="separate"/>
+            </w:r>
+            <w:r>
+              <w:rPr>
+                <w:noProof/>
+                <w:webHidden/>
+              </w:rPr>
+              <w:t>8</w:t>
+            </w:r>
+            <w:r>
+              <w:rPr>
+                <w:noProof/>
+                <w:webHidden/>
+              </w:rPr>
+              <w:fldChar w:fldCharType="end"/>
+            </w:r>
+          </w:hyperlink>
+        </w:p>
+        <w:p>
+          <w:pPr>
+            <w:pStyle w:val="Obsah2"/>
+            <w:rPr>
+              <w:rFonts w:eastAsiaTheme="minorEastAsia"/>
+              <w:noProof/>
+              <w:kern w:val="2"/>
+              <w:szCs w:val="24"/>
+              <w:lang w:eastAsia="cs-CZ"/>
+              <w14:ligatures w14:val="standardContextual"/>
+            </w:rPr>
+          </w:pPr>
+          <w:hyperlink w:anchor="_Toc227668229" w:history="1">
+            <w:r>
+              <w:rPr>
+                <w:rStyle w:val="Hypertextovodkaz"/>
+                <w:noProof/>
+              </w:rPr>
+              <w:t>6.1</w:t>
+            </w:r>
+            <w:r>
+              <w:rPr>
+                <w:rFonts w:eastAsiaTheme="minorEastAsia"/>
+                <w:noProof/>
+                <w:kern w:val="2"/>
+                <w:szCs w:val="24"/>
+                <w:lang w:eastAsia="cs-CZ"/>
+                <w14:ligatures w14:val="standardContextual"/>
+              </w:rPr>
+              <w:tab/>
+            </w:r>
+            <w:r>
+              <w:rPr>
+                <w:rStyle w:val="Hypertextovodkaz"/>
+                <w:noProof/>
+              </w:rPr>
+              <w:t>Ekonomika AI požadavků a reklamy</w:t>
+            </w:r>
+            <w:r>
+              <w:rPr>
+                <w:noProof/>
+                <w:webHidden/>
+              </w:rPr>
+              <w:tab/>
+            </w:r>
+            <w:r>
+              <w:rPr>
+                <w:noProof/>
+                <w:webHidden/>
+              </w:rPr>
+              <w:fldChar w:fldCharType="begin"/>
+            </w:r>
+            <w:r>
+              <w:rPr>
+                <w:noProof/>
+                <w:webHidden/>
+              </w:rPr>
+              <w:instrText xml:space="preserve"> PAGEREF _Toc227668229 \h </w:instrText>
+            </w:r>
+            <w:r>
+              <w:rPr>
+                <w:noProof/>
+                <w:webHidden/>
+              </w:rPr>
+            </w:r>
+            <w:r>
+              <w:rPr>
+                <w:noProof/>
+                <w:webHidden/>
+              </w:rPr>
+              <w:fldChar w:fldCharType="separate"/>
+            </w:r>
+            <w:r>
+              <w:rPr>
+                <w:noProof/>
+                <w:webHidden/>
+              </w:rPr>
+              <w:t>8</w:t>
+            </w:r>
+            <w:r>
+              <w:rPr>
+                <w:noProof/>
+                <w:webHidden/>
+              </w:rPr>
+              <w:fldChar w:fldCharType="end"/>
+            </w:r>
+          </w:hyperlink>
+        </w:p>
+        <w:p>
+          <w:pPr>
+            <w:pStyle w:val="Obsah2"/>
+            <w:rPr>
+              <w:rFonts w:eastAsiaTheme="minorEastAsia"/>
+              <w:noProof/>
+              <w:kern w:val="2"/>
+              <w:szCs w:val="24"/>
+              <w:lang w:eastAsia="cs-CZ"/>
+              <w14:ligatures w14:val="standardContextual"/>
+            </w:rPr>
+          </w:pPr>
+          <w:hyperlink w:anchor="_Toc227668230" w:history="1">
+            <w:r>
+              <w:rPr>
+                <w:rStyle w:val="Hypertextovodkaz"/>
+                <w:noProof/>
+              </w:rPr>
+              <w:t>6.2</w:t>
+            </w:r>
+            <w:r>
+              <w:rPr>
+                <w:rFonts w:eastAsiaTheme="minorEastAsia"/>
+                <w:noProof/>
+                <w:kern w:val="2"/>
+                <w:szCs w:val="24"/>
+                <w:lang w:eastAsia="cs-CZ"/>
+                <w14:ligatures w14:val="standardContextual"/>
+              </w:rPr>
+              <w:tab/>
+            </w:r>
+            <w:r>
+              <w:rPr>
+                <w:rStyle w:val="Hypertextovodkaz"/>
+                <w:noProof/>
+              </w:rPr>
+              <w:t>Model předplatného (Yumi+)</w:t>
+            </w:r>
+            <w:r>
+              <w:rPr>
+                <w:noProof/>
+                <w:webHidden/>
+              </w:rPr>
+              <w:tab/>
+            </w:r>
+            <w:r>
+              <w:rPr>
+                <w:noProof/>
+                <w:webHidden/>
+              </w:rPr>
+              <w:fldChar w:fldCharType="begin"/>
+            </w:r>
+            <w:r>
+              <w:rPr>
+                <w:noProof/>
+                <w:webHidden/>
+              </w:rPr>
+              <w:instrText xml:space="preserve"> PAGEREF _Toc227668230 \h </w:instrText>
+            </w:r>
+            <w:r>
+              <w:rPr>
+                <w:noProof/>
+                <w:webHidden/>
+              </w:rPr>
+            </w:r>
+            <w:r>
+              <w:rPr>
+                <w:noProof/>
+                <w:webHidden/>
+              </w:rPr>
+              <w:fldChar w:fldCharType="separate"/>
+            </w:r>
+            <w:r>
+              <w:rPr>
+                <w:noProof/>
+                <w:webHidden/>
+              </w:rPr>
+              <w:t>8</w:t>
+            </w:r>
+            <w:r>
+              <w:rPr>
+                <w:noProof/>
+                <w:webHidden/>
+              </w:rPr>
+              <w:fldChar w:fldCharType="end"/>
+            </w:r>
+          </w:hyperlink>
+        </w:p>
+        <w:p>
+          <w:pPr>
+            <w:pStyle w:val="Obsah2"/>
+            <w:rPr>
+              <w:rFonts w:eastAsiaTheme="minorEastAsia"/>
+              <w:noProof/>
+              <w:kern w:val="2"/>
+              <w:szCs w:val="24"/>
+              <w:lang w:eastAsia="cs-CZ"/>
+              <w14:ligatures w14:val="standardContextual"/>
+            </w:rPr>
+          </w:pPr>
+          <w:hyperlink w:anchor="_Toc227668231" w:history="1">
+            <w:r>
+              <w:rPr>
+                <w:rStyle w:val="Hypertextovodkaz"/>
+                <w:noProof/>
+              </w:rPr>
+              <w:t>6.3</w:t>
+            </w:r>
+            <w:r>
+              <w:rPr>
+                <w:rFonts w:eastAsiaTheme="minorEastAsia"/>
+                <w:noProof/>
+                <w:kern w:val="2"/>
+                <w:szCs w:val="24"/>
+                <w:lang w:eastAsia="cs-CZ"/>
+                <w14:ligatures w14:val="standardContextual"/>
+              </w:rPr>
+              <w:tab/>
+            </w:r>
+            <w:r>
+              <w:rPr>
+                <w:rStyle w:val="Hypertextovodkaz"/>
+                <w:noProof/>
+              </w:rPr>
+              <w:t>Platební brána Stripe a správa transakcí</w:t>
+            </w:r>
+            <w:r>
+              <w:rPr>
+                <w:noProof/>
+                <w:webHidden/>
+              </w:rPr>
+              <w:tab/>
+            </w:r>
+            <w:r>
+              <w:rPr>
+                <w:noProof/>
+                <w:webHidden/>
+              </w:rPr>
+              <w:fldChar w:fldCharType="begin"/>
+            </w:r>
+            <w:r>
+              <w:rPr>
+                <w:noProof/>
+                <w:webHidden/>
+              </w:rPr>
+              <w:instrText xml:space="preserve"> PAGEREF _Toc227668231 \h </w:instrText>
+            </w:r>
+            <w:r>
+              <w:rPr>
+                <w:noProof/>
+                <w:webHidden/>
+              </w:rPr>
+            </w:r>
+            <w:r>
+              <w:rPr>
+                <w:noProof/>
+                <w:webHidden/>
+              </w:rPr>
+              <w:fldChar w:fldCharType="separate"/>
+            </w:r>
+            <w:r>
+              <w:rPr>
+                <w:noProof/>
+                <w:webHidden/>
+              </w:rPr>
+              <w:t>8</w:t>
+            </w:r>
+            <w:r>
+              <w:rPr>
+                <w:noProof/>
+                <w:webHidden/>
+              </w:rPr>
+              <w:fldChar w:fldCharType="end"/>
+            </w:r>
+          </w:hyperlink>
+        </w:p>
+        <w:p>
+          <w:pPr>
+            <w:pStyle w:val="Obsah2"/>
+            <w:rPr>
+              <w:rFonts w:eastAsiaTheme="minorEastAsia"/>
+              <w:noProof/>
+              <w:kern w:val="2"/>
+              <w:szCs w:val="24"/>
+              <w:lang w:eastAsia="cs-CZ"/>
+              <w14:ligatures w14:val="standardContextual"/>
+            </w:rPr>
+          </w:pPr>
+          <w:hyperlink w:anchor="_Toc227668232" w:history="1">
+            <w:r>
+              <w:rPr>
+                <w:rStyle w:val="Hypertextovodkaz"/>
+                <w:noProof/>
+              </w:rPr>
+              <w:t>6.4</w:t>
+            </w:r>
+            <w:r>
+              <w:rPr>
+                <w:rFonts w:eastAsiaTheme="minorEastAsia"/>
+                <w:noProof/>
+                <w:kern w:val="2"/>
+                <w:szCs w:val="24"/>
+                <w:lang w:eastAsia="cs-CZ"/>
+                <w14:ligatures w14:val="standardContextual"/>
+              </w:rPr>
+              <w:tab/>
+            </w:r>
+            <w:r>
+              <w:rPr>
+                <w:rStyle w:val="Hypertextovodkaz"/>
+                <w:noProof/>
+              </w:rPr>
+              <w:t>Distribuce přes Apple a Google</w:t>
+            </w:r>
+            <w:r>
+              <w:rPr>
+                <w:noProof/>
+                <w:webHidden/>
+              </w:rPr>
+              <w:tab/>
+            </w:r>
+            <w:r>
+              <w:rPr>
+                <w:noProof/>
+                <w:webHidden/>
+              </w:rPr>
+              <w:fldChar w:fldCharType="begin"/>
+            </w:r>
+            <w:r>
+              <w:rPr>
+                <w:noProof/>
+                <w:webHidden/>
+              </w:rPr>
+              <w:instrText xml:space="preserve"> PAGEREF _Toc227668232 \h </w:instrText>
+            </w:r>
+            <w:r>
+              <w:rPr>
+                <w:noProof/>
+                <w:webHidden/>
+              </w:rPr>
+            </w:r>
+            <w:r>
+              <w:rPr>
+                <w:noProof/>
+                <w:webHidden/>
+              </w:rPr>
+              <w:fldChar w:fldCharType="separate"/>
+            </w:r>
+            <w:r>
+              <w:rPr>
+                <w:noProof/>
+                <w:webHidden/>
+              </w:rPr>
+              <w:t>8</w:t>
+            </w:r>
+            <w:r>
+              <w:rPr>
+                <w:noProof/>
+                <w:webHidden/>
+              </w:rPr>
+              <w:fldChar w:fldCharType="end"/>
+            </w:r>
+          </w:hyperlink>
+        </w:p>
+        <w:p>
+          <w:pPr>
+            <w:pStyle w:val="Obsah1"/>
+            <w:tabs>
+              <w:tab w:val="left" w:pos="720"/>
+            </w:tabs>
+            <w:rPr>
+              <w:rFonts w:eastAsiaTheme="minorEastAsia"/>
+              <w:noProof/>
+              <w:kern w:val="2"/>
+              <w:szCs w:val="24"/>
+              <w:lang w:eastAsia="cs-CZ"/>
+              <w14:ligatures w14:val="standardContextual"/>
+            </w:rPr>
+          </w:pPr>
+          <w:hyperlink w:anchor="_Toc227668233" w:history="1">
+            <w:r>
+              <w:rPr>
+                <w:rStyle w:val="Hypertextovodkaz"/>
+                <w:noProof/>
+              </w:rPr>
+              <w:t>7</w:t>
+            </w:r>
+            <w:r>
+              <w:rPr>
+                <w:rFonts w:eastAsiaTheme="minorEastAsia"/>
+                <w:noProof/>
+                <w:kern w:val="2"/>
+                <w:szCs w:val="24"/>
+                <w:lang w:eastAsia="cs-CZ"/>
+                <w14:ligatures w14:val="standardContextual"/>
+              </w:rPr>
+              <w:tab/>
+            </w:r>
+            <w:r>
+              <w:rPr>
+                <w:rStyle w:val="Hypertextovodkaz"/>
+                <w:noProof/>
+              </w:rPr>
+              <w:t>Distribuce a správa vývojářských účtů</w:t>
+            </w:r>
+            <w:r>
+              <w:rPr>
+                <w:noProof/>
+                <w:webHidden/>
+              </w:rPr>
+              <w:tab/>
+            </w:r>
+            <w:r>
+              <w:rPr>
+                <w:noProof/>
+                <w:webHidden/>
+              </w:rPr>
+              <w:fldChar w:fldCharType="begin"/>
+            </w:r>
+            <w:r>
+              <w:rPr>
+                <w:noProof/>
+                <w:webHidden/>
+              </w:rPr>
+              <w:instrText xml:space="preserve"> PAGEREF _Toc227668233 \h </w:instrText>
+            </w:r>
+            <w:r>
+              <w:rPr>
+                <w:noProof/>
+                <w:webHidden/>
+              </w:rPr>
+            </w:r>
+            <w:r>
+              <w:rPr>
+                <w:noProof/>
+                <w:webHidden/>
+              </w:rPr>
+              <w:fldChar w:fldCharType="separate"/>
+            </w:r>
+            <w:r>
+              <w:rPr>
+                <w:noProof/>
+                <w:webHidden/>
+              </w:rPr>
+              <w:t>9</w:t>
+            </w:r>
+            <w:r>
+              <w:rPr>
+                <w:noProof/>
+                <w:webHidden/>
+              </w:rPr>
+              <w:fldChar w:fldCharType="end"/>
+            </w:r>
+          </w:hyperlink>
+        </w:p>
+        <w:p>
+          <w:pPr>
+            <w:pStyle w:val="Obsah2"/>
+            <w:rPr>
+              <w:rFonts w:eastAsiaTheme="minorEastAsia"/>
+              <w:noProof/>
+              <w:kern w:val="2"/>
+              <w:szCs w:val="24"/>
+              <w:lang w:eastAsia="cs-CZ"/>
+              <w14:ligatures w14:val="standardContextual"/>
+            </w:rPr>
+          </w:pPr>
+          <w:hyperlink w:anchor="_Toc227668234" w:history="1">
+            <w:r>
+              <w:rPr>
+                <w:rStyle w:val="Hypertextovodkaz"/>
+                <w:noProof/>
+              </w:rPr>
+              <w:t>7.1</w:t>
+            </w:r>
+            <w:r>
+              <w:rPr>
+                <w:rFonts w:eastAsiaTheme="minorEastAsia"/>
+                <w:noProof/>
+                <w:kern w:val="2"/>
+                <w:szCs w:val="24"/>
+                <w:lang w:eastAsia="cs-CZ"/>
+                <w14:ligatures w14:val="standardContextual"/>
+              </w:rPr>
+              <w:tab/>
+            </w:r>
+            <w:r>
+              <w:rPr>
+                <w:rStyle w:val="Hypertextovodkaz"/>
+                <w:noProof/>
+              </w:rPr>
+              <w:t>Apple Developer Program</w:t>
+            </w:r>
+            <w:r>
+              <w:rPr>
+                <w:noProof/>
+                <w:webHidden/>
+              </w:rPr>
+              <w:tab/>
+            </w:r>
+            <w:r>
+              <w:rPr>
+                <w:noProof/>
+                <w:webHidden/>
+              </w:rPr>
+              <w:fldChar w:fldCharType="begin"/>
+            </w:r>
+            <w:r>
+              <w:rPr>
+                <w:noProof/>
+                <w:webHidden/>
+              </w:rPr>
+              <w:instrText xml:space="preserve"> PAGEREF _Toc227668234 \h </w:instrText>
+            </w:r>
+            <w:r>
+              <w:rPr>
+                <w:noProof/>
+                <w:webHidden/>
+              </w:rPr>
+            </w:r>
+            <w:r>
+              <w:rPr>
+                <w:noProof/>
+                <w:webHidden/>
+              </w:rPr>
+              <w:fldChar w:fldCharType="separate"/>
+            </w:r>
+            <w:r>
+              <w:rPr>
+                <w:noProof/>
+                <w:webHidden/>
+              </w:rPr>
+              <w:t>9</w:t>
+            </w:r>
+            <w:r>
+              <w:rPr>
+                <w:noProof/>
+                <w:webHidden/>
+              </w:rPr>
+              <w:fldChar w:fldCharType="end"/>
+            </w:r>
+          </w:hyperlink>
+        </w:p>
+        <w:p>
+          <w:pPr>
+            <w:pStyle w:val="Obsah2"/>
+            <w:rPr>
+              <w:rFonts w:eastAsiaTheme="minorEastAsia"/>
+              <w:noProof/>
+              <w:kern w:val="2"/>
+              <w:szCs w:val="24"/>
+              <w:lang w:eastAsia="cs-CZ"/>
+              <w14:ligatures w14:val="standardContextual"/>
+            </w:rPr>
+          </w:pPr>
+          <w:hyperlink w:anchor="_Toc227668235" w:history="1">
+            <w:r>
+              <w:rPr>
+                <w:rStyle w:val="Hypertextovodkaz"/>
+                <w:noProof/>
+              </w:rPr>
+              <w:t>7.2</w:t>
+            </w:r>
+            <w:r>
+              <w:rPr>
+                <w:rFonts w:eastAsiaTheme="minorEastAsia"/>
+                <w:noProof/>
+                <w:kern w:val="2"/>
+                <w:szCs w:val="24"/>
+                <w:lang w:eastAsia="cs-CZ"/>
+                <w14:ligatures w14:val="standardContextual"/>
+              </w:rPr>
+              <w:tab/>
+            </w:r>
+            <w:r>
+              <w:rPr>
+                <w:rStyle w:val="Hypertextovodkaz"/>
+                <w:noProof/>
+              </w:rPr>
+              <w:t>Google Play Console</w:t>
+            </w:r>
+            <w:r>
+              <w:rPr>
+                <w:noProof/>
+                <w:webHidden/>
+              </w:rPr>
+              <w:tab/>
+            </w:r>
+            <w:r>
+              <w:rPr>
+                <w:noProof/>
+                <w:webHidden/>
+              </w:rPr>
+              <w:fldChar w:fldCharType="begin"/>
+            </w:r>
+            <w:r>
+              <w:rPr>
+                <w:noProof/>
+                <w:webHidden/>
+              </w:rPr>
+              <w:instrText xml:space="preserve"> PAGEREF _Toc227668235 \h </w:instrText>
+            </w:r>
+            <w:r>
+              <w:rPr>
+                <w:noProof/>
+                <w:webHidden/>
+              </w:rPr>
+            </w:r>
+            <w:r>
+              <w:rPr>
+                <w:noProof/>
+                <w:webHidden/>
+              </w:rPr>
+              <w:fldChar w:fldCharType="separate"/>
+            </w:r>
+            <w:r>
+              <w:rPr>
+                <w:noProof/>
+                <w:webHidden/>
+              </w:rPr>
+              <w:t>9</w:t>
+            </w:r>
+            <w:r>
+              <w:rPr>
+                <w:noProof/>
+                <w:webHidden/>
+              </w:rPr>
+              <w:fldChar w:fldCharType="end"/>
+            </w:r>
+          </w:hyperlink>
+        </w:p>
+        <w:p>
+          <w:pPr>
+            <w:pStyle w:val="Obsah2"/>
+            <w:rPr>
+              <w:rFonts w:eastAsiaTheme="minorEastAsia"/>
+              <w:noProof/>
+              <w:kern w:val="2"/>
+              <w:szCs w:val="24"/>
+              <w:lang w:eastAsia="cs-CZ"/>
+              <w14:ligatures w14:val="standardContextual"/>
+            </w:rPr>
+          </w:pPr>
+          <w:hyperlink w:anchor="_Toc227668236" w:history="1">
+            <w:r>
+              <w:rPr>
+                <w:rStyle w:val="Hypertextovodkaz"/>
+                <w:noProof/>
+              </w:rPr>
+              <w:t>7.3</w:t>
+            </w:r>
+            <w:r>
+              <w:rPr>
+                <w:rFonts w:eastAsiaTheme="minorEastAsia"/>
+                <w:noProof/>
+                <w:kern w:val="2"/>
+                <w:szCs w:val="24"/>
+                <w:lang w:eastAsia="cs-CZ"/>
+                <w14:ligatures w14:val="standardContextual"/>
+              </w:rPr>
+              <w:tab/>
+            </w:r>
+            <w:r>
+              <w:rPr>
+                <w:rStyle w:val="Hypertextovodkaz"/>
+                <w:noProof/>
+              </w:rPr>
+              <w:t>API Management</w:t>
+            </w:r>
+            <w:r>
+              <w:rPr>
+                <w:noProof/>
+                <w:webHidden/>
+              </w:rPr>
+              <w:tab/>
+            </w:r>
+            <w:r>
+              <w:rPr>
+                <w:noProof/>
+                <w:webHidden/>
+              </w:rPr>
+              <w:fldChar w:fldCharType="begin"/>
+            </w:r>
+            <w:r>
+              <w:rPr>
+                <w:noProof/>
+                <w:webHidden/>
+              </w:rPr>
+              <w:instrText xml:space="preserve"> PAGEREF _Toc227668236 \h </w:instrText>
+            </w:r>
+            <w:r>
+              <w:rPr>
+                <w:noProof/>
+                <w:webHidden/>
+              </w:rPr>
+            </w:r>
+            <w:r>
+              <w:rPr>
+                <w:noProof/>
+                <w:webHidden/>
+              </w:rPr>
+              <w:fldChar w:fldCharType="separate"/>
+            </w:r>
+            <w:r>
+              <w:rPr>
+                <w:noProof/>
+                <w:webHidden/>
+              </w:rPr>
+              <w:t>9</w:t>
+            </w:r>
+            <w:r>
+              <w:rPr>
+                <w:noProof/>
+                <w:webHidden/>
+              </w:rPr>
+              <w:fldChar w:fldCharType="end"/>
+            </w:r>
+          </w:hyperlink>
+        </w:p>
+        <w:p>
+          <w:pPr>
+            <w:pStyle w:val="Obsah1"/>
+            <w:rPr>
+              <w:rFonts w:eastAsiaTheme="minorEastAsia"/>
+              <w:noProof/>
+              <w:kern w:val="2"/>
+              <w:szCs w:val="24"/>
+              <w:lang w:eastAsia="cs-CZ"/>
+              <w14:ligatures w14:val="standardContextual"/>
+            </w:rPr>
+          </w:pPr>
+          <w:hyperlink w:anchor="_Toc227668237" w:history="1">
+            <w:r>
+              <w:rPr>
+                <w:rStyle w:val="Hypertextovodkaz"/>
+                <w:noProof/>
+              </w:rPr>
+              <w:t>Závěr</w:t>
+            </w:r>
+            <w:r>
+              <w:rPr>
+                <w:noProof/>
+                <w:webHidden/>
+              </w:rPr>
+              <w:tab/>
+            </w:r>
+            <w:r>
+              <w:rPr>
+                <w:noProof/>
+                <w:webHidden/>
+              </w:rPr>
+              <w:fldChar w:fldCharType="begin"/>
+            </w:r>
+            <w:r>
+              <w:rPr>
+                <w:noProof/>
+                <w:webHidden/>
+              </w:rPr>
+              <w:instrText xml:space="preserve"> PAGEREF _Toc227668237 \h </w:instrText>
+            </w:r>
+            <w:r>
+              <w:rPr>
+                <w:noProof/>
+                <w:webHidden/>
+              </w:rPr>
+            </w:r>
+            <w:r>
+              <w:rPr>
+                <w:noProof/>
+                <w:webHidden/>
+              </w:rPr>
+              <w:fldChar w:fldCharType="separate"/>
+            </w:r>
+            <w:r>
+              <w:rPr>
+                <w:noProof/>
+                <w:webHidden/>
+              </w:rPr>
+              <w:t>10</w:t>
+            </w:r>
+            <w:r>
+              <w:rPr>
+                <w:noProof/>
+                <w:webHidden/>
+              </w:rPr>
+              <w:fldChar w:fldCharType="end"/>
+            </w:r>
+          </w:hyperlink>
+        </w:p>
+        <w:p>
+          <w:pPr>
+            <w:pStyle w:val="Obsah1"/>
+            <w:rPr>
+              <w:rFonts w:eastAsiaTheme="minorEastAsia"/>
+              <w:noProof/>
+              <w:kern w:val="2"/>
+              <w:szCs w:val="24"/>
+              <w:lang w:eastAsia="cs-CZ"/>
+              <w14:ligatures w14:val="standardContextual"/>
+            </w:rPr>
+          </w:pPr>
+          <w:hyperlink w:anchor="_Toc227668238" w:history="1">
+            <w:r>
+              <w:rPr>
+                <w:rStyle w:val="Hypertextovodkaz"/>
+                <w:noProof/>
+              </w:rPr>
+              <w:t>Seznam zkratek a odborných výrazů</w:t>
+            </w:r>
+            <w:r>
+              <w:rPr>
+                <w:noProof/>
+                <w:webHidden/>
+              </w:rPr>
+              <w:tab/>
+            </w:r>
+            <w:r>
+              <w:rPr>
+                <w:noProof/>
+                <w:webHidden/>
+              </w:rPr>
+              <w:fldChar w:fldCharType="begin"/>
+            </w:r>
+            <w:r>
+              <w:rPr>
+                <w:noProof/>
+                <w:webHidden/>
+              </w:rPr>
+              <w:instrText xml:space="preserve"> PAGEREF _Toc227668238 \h </w:instrText>
+            </w:r>
+            <w:r>
+              <w:rPr>
+                <w:noProof/>
+                <w:webHidden/>
+              </w:rPr>
+            </w:r>
+            <w:r>
+              <w:rPr>
+                <w:noProof/>
+                <w:webHidden/>
+              </w:rPr>
+              <w:fldChar w:fldCharType="separate"/>
+            </w:r>
+            <w:r>
+              <w:rPr>
+                <w:noProof/>
+                <w:webHidden/>
+              </w:rPr>
+              <w:t>11</w:t>
+            </w:r>
+            <w:r>
+              <w:rPr>
+                <w:noProof/>
+                <w:webHidden/>
+              </w:rPr>
+              <w:fldChar w:fldCharType="end"/>
+            </w:r>
+          </w:hyperlink>
+        </w:p>
+        <w:p>
+          <w:pPr>
+            <w:pStyle w:val="Obsah1"/>
+            <w:rPr>
+              <w:rFonts w:eastAsiaTheme="minorEastAsia"/>
+              <w:noProof/>
+              <w:kern w:val="2"/>
+              <w:szCs w:val="24"/>
+              <w:lang w:eastAsia="cs-CZ"/>
+              <w14:ligatures w14:val="standardContextual"/>
+            </w:rPr>
+          </w:pPr>
+          <w:hyperlink w:anchor="_Toc227668239" w:history="1">
+            <w:r>
+              <w:rPr>
+                <w:rStyle w:val="Hypertextovodkaz"/>
+                <w:noProof/>
+              </w:rPr>
+              <w:t>Seznam obrázků</w:t>
+            </w:r>
+            <w:r>
+              <w:rPr>
+                <w:noProof/>
+                <w:webHidden/>
+              </w:rPr>
+              <w:tab/>
+            </w:r>
+            <w:r>
+              <w:rPr>
+                <w:noProof/>
+                <w:webHidden/>
+              </w:rPr>
+              <w:fldChar w:fldCharType="begin"/>
+            </w:r>
+            <w:r>
+              <w:rPr>
+                <w:noProof/>
+                <w:webHidden/>
+              </w:rPr>
+              <w:instrText xml:space="preserve"> PAGEREF _Toc227668239 \h </w:instrText>
+            </w:r>
+            <w:r>
+              <w:rPr>
+                <w:noProof/>
+                <w:webHidden/>
+              </w:rPr>
+            </w:r>
+            <w:r>
+              <w:rPr>
+                <w:noProof/>
+                <w:webHidden/>
+              </w:rPr>
+              <w:fldChar w:fldCharType="separate"/>
+            </w:r>
+            <w:r>
+              <w:rPr>
+                <w:noProof/>
+                <w:webHidden/>
+              </w:rPr>
+              <w:t>12</w:t>
+            </w:r>
+            <w:r>
+              <w:rPr>
+                <w:noProof/>
+                <w:webHidden/>
+              </w:rPr>
+              <w:fldChar w:fldCharType="end"/>
+            </w:r>
+          </w:hyperlink>
+        </w:p>
+        <w:p>
+          <w:pPr>
+            <w:pStyle w:val="Obsah1"/>
+            <w:rPr>
+              <w:rFonts w:eastAsiaTheme="minorEastAsia"/>
+              <w:noProof/>
+              <w:kern w:val="2"/>
+              <w:szCs w:val="24"/>
+              <w:lang w:eastAsia="cs-CZ"/>
+              <w14:ligatures w14:val="standardContextual"/>
+            </w:rPr>
+          </w:pPr>
+          <w:hyperlink w:anchor="_Toc227668240" w:history="1">
+            <w:r>
+              <w:rPr>
+                <w:rStyle w:val="Hypertextovodkaz"/>
+                <w:noProof/>
+              </w:rPr>
+              <w:t>Použité zdroje</w:t>
+            </w:r>
+            <w:r>
+              <w:rPr>
+                <w:noProof/>
+                <w:webHidden/>
+              </w:rPr>
+              <w:tab/>
+            </w:r>
+            <w:r>
+              <w:rPr>
+                <w:noProof/>
+                <w:webHidden/>
+              </w:rPr>
+              <w:fldChar w:fldCharType="begin"/>
+            </w:r>
+            <w:r>
+              <w:rPr>
+                <w:noProof/>
+                <w:webHidden/>
+              </w:rPr>
+              <w:instrText xml:space="preserve"> PAGEREF _Toc227668240 \h </w:instrText>
+            </w:r>
+            <w:r>
+              <w:rPr>
+                <w:noProof/>
+                <w:webHidden/>
+              </w:rPr>
+            </w:r>
+            <w:r>
+              <w:rPr>
+                <w:noProof/>
+                <w:webHidden/>
+              </w:rPr>
+              <w:fldChar w:fldCharType="separate"/>
+            </w:r>
+            <w:r>
+              <w:rPr>
+                <w:noProof/>
+                <w:webHidden/>
+              </w:rPr>
+              <w:t>13</w:t>
+            </w:r>
+            <w:r>
+              <w:rPr>
+                <w:noProof/>
+                <w:webHidden/>
+              </w:rPr>
+              <w:fldChar w:fldCharType="end"/>
+            </w:r>
+          </w:hyperlink>
+        </w:p>
+        <w:p>
+          <w:pPr>
+            <w:pStyle w:val="Obsah1"/>
+            <w:tabs>
+              <w:tab w:val="left" w:pos="720"/>
+            </w:tabs>
+            <w:rPr>
+              <w:rFonts w:eastAsiaTheme="minorEastAsia"/>
+              <w:noProof/>
+              <w:kern w:val="2"/>
+              <w:szCs w:val="24"/>
+              <w:lang w:eastAsia="cs-CZ"/>
+              <w14:ligatures w14:val="standardContextual"/>
+            </w:rPr>
+          </w:pPr>
+          <w:hyperlink w:anchor="_Toc227668241" w:history="1">
+            <w:r>
+              <w:rPr>
+                <w:rStyle w:val="Hypertextovodkaz"/>
+                <w:noProof/>
+              </w:rPr>
+              <w:t>A.</w:t>
+            </w:r>
+            <w:r>
+              <w:rPr>
+                <w:rFonts w:eastAsiaTheme="minorEastAsia"/>
+                <w:noProof/>
+                <w:kern w:val="2"/>
+                <w:szCs w:val="24"/>
+                <w:lang w:eastAsia="cs-CZ"/>
+                <w14:ligatures w14:val="standardContextual"/>
+              </w:rPr>
+              <w:tab/>
+            </w:r>
+            <w:r>
+              <w:rPr>
+                <w:rStyle w:val="Hypertextovodkaz"/>
+                <w:noProof/>
+              </w:rPr>
               <w:t>Seznam přiložených souborů</w:t>
             </w:r>
             <w:r>
@@ -1699,7 +6050,7 @@
                 <w:noProof/>
                 <w:webHidden/>
               </w:rPr>
-              <w:instrText xml:space="preserve"> PAGEREF _Toc227514939 \h </w:instrText>
+              <w:instrText xml:space="preserve"> PAGEREF _Toc227668241 \h </w:instrText>
             </w:r>
             <w:r>
               <w:rPr>
@@ -1757,7 +6108,7 @@
       </w:pPr>
       <w:bookmarkStart w:id="0" w:name="_Toc86047591"/>
       <w:bookmarkStart w:id="1" w:name="_Toc86055198"/>
-      <w:bookmarkStart w:id="2" w:name="_Toc227514933"/>
+      <w:bookmarkStart w:id="2" w:name="_Toc227668186"/>
       <w:r>
         <w:lastRenderedPageBreak/>
         <w:t>Úvod</w:t>
@@ -1876,6 +6227,20 @@
       </w:r>
       <w:proofErr w:type="spellEnd"/>
       <w:r>
+        <w:t xml:space="preserve"> (</w:t>
+      </w:r>
+      <w:proofErr w:type="spellStart"/>
+      <w:r>
+        <w:t>B</w:t>
+      </w:r>
+      <w:r>
+        <w:t>aaS</w:t>
+      </w:r>
+      <w:proofErr w:type="spellEnd"/>
+      <w:r>
+        <w:t>)</w:t>
+      </w:r>
+      <w:r>
         <w:t xml:space="preserve"> pro efektivní správu dat a komunitních funkcí. Pro klíčovou funkci rychlé analýzy jídla a rozpoznávání obrazu jsou do aplikace integrovány pokročilé API modely </w:t>
       </w:r>
       <w:proofErr w:type="spellStart"/>
@@ -1946,7 +6311,36 @@
         <w:t>Stripe</w:t>
       </w:r>
       <w:r>
-        <w:t>, která zajišťuje bezpečné zpracování transakcí a správu předplatného pro prémiové funkce aplikace. Právě pocit izolace a složitost zadávání dat jsou nejčastějšími důvody pro předčasné ukončení sledování stravy.</w:t>
+        <w:rPr>
+          <w:b/>
+          <w:bCs/>
+        </w:rPr>
+        <w:t xml:space="preserve"> </w:t>
+      </w:r>
+      <w:r>
+        <w:t>(</w:t>
+      </w:r>
+      <w:proofErr w:type="spellStart"/>
+      <w:r>
+        <w:t>FinTech</w:t>
+      </w:r>
+      <w:proofErr w:type="spellEnd"/>
+      <w:r>
+        <w:t xml:space="preserve"> </w:t>
+      </w:r>
+      <w:proofErr w:type="spellStart"/>
+      <w:r>
+        <w:t>SaaS</w:t>
+      </w:r>
+      <w:proofErr w:type="spellEnd"/>
+      <w:r>
+        <w:t>)</w:t>
+      </w:r>
+      <w:r>
+        <w:t xml:space="preserve">, </w:t>
+      </w:r>
+      <w:r>
+        <w:t>která zajišťuje bezpečné zpracování transakcí a správu předplatného pro prémiové funkce aplikace. Právě pocit izolace a složitost zadávání dat jsou nejčastějšími důvody pro předčasné ukončení sledování stravy.</w:t>
       </w:r>
     </w:p>
     <w:p>
@@ -1960,114 +6354,686 @@
     <w:p>
       <w:pPr>
         <w:pStyle w:val="Nadpis1"/>
-        <w:numPr>
-          <w:ilvl w:val="0"/>
-          <w:numId w:val="0"/>
-        </w:numPr>
-        <w:ind w:left="851"/>
-      </w:pPr>
-      <w:bookmarkStart w:id="3" w:name="_Toc86047592"/>
-      <w:bookmarkStart w:id="4" w:name="_Toc86055199"/>
-      <w:bookmarkStart w:id="5" w:name="_Toc227514934"/>
+      </w:pPr>
+      <w:bookmarkStart w:id="3" w:name="_Toc227668187"/>
       <w:r>
         <w:lastRenderedPageBreak/>
-        <w:t>První kapitola</w:t>
+        <w:t>Analýza trhu a uživatelské motivace</w:t>
       </w:r>
       <w:bookmarkEnd w:id="3"/>
+    </w:p>
+    <w:p>
+      <w:pPr>
+        <w:pStyle w:val="Nadpis2"/>
+      </w:pPr>
+      <w:bookmarkStart w:id="4" w:name="_Toc227668188"/>
+      <w:r>
+        <w:t>Průzkum stávajících řešení</w:t>
+      </w:r>
       <w:bookmarkEnd w:id="4"/>
+    </w:p>
+    <w:p>
+      <w:pPr>
+        <w:pStyle w:val="Nadpis2"/>
+      </w:pPr>
+      <w:bookmarkStart w:id="5" w:name="_Toc227668189"/>
+      <w:r>
+        <w:t>Psychologie bariéry</w:t>
+      </w:r>
       <w:bookmarkEnd w:id="5"/>
     </w:p>
     <w:p>
       <w:pPr>
-        <w:pStyle w:val="ObrzekvMP"/>
-      </w:pPr>
+        <w:pStyle w:val="Nadpis2"/>
+      </w:pPr>
+      <w:bookmarkStart w:id="6" w:name="_Toc227668190"/>
+      <w:r>
+        <w:t xml:space="preserve">Konkurenční výhoda </w:t>
+      </w:r>
+      <w:proofErr w:type="spellStart"/>
+      <w:r>
+        <w:t>Yumi</w:t>
+      </w:r>
+      <w:r>
+        <w:t>ho</w:t>
+      </w:r>
+      <w:bookmarkEnd w:id="6"/>
+      <w:proofErr w:type="spellEnd"/>
     </w:p>
     <w:p>
       <w:pPr>
-        <w:pStyle w:val="Neslovannadpis"/>
-      </w:pPr>
-      <w:bookmarkStart w:id="6" w:name="_Toc86047603"/>
-      <w:bookmarkStart w:id="7" w:name="_Toc86055210"/>
-      <w:bookmarkStart w:id="8" w:name="_Toc227514935"/>
+        <w:pStyle w:val="Nadpis2"/>
+      </w:pPr>
+      <w:bookmarkStart w:id="7" w:name="_Toc227668191"/>
+      <w:r>
+        <w:t>Uživatelský profil</w:t>
+      </w:r>
+      <w:bookmarkEnd w:id="7"/>
+    </w:p>
+    <w:p>
+      <w:pPr>
+        <w:pStyle w:val="Nadpis1"/>
+      </w:pPr>
+      <w:bookmarkStart w:id="8" w:name="_Toc227668192"/>
       <w:r>
         <w:lastRenderedPageBreak/>
-        <w:t>Závěr</w:t>
-      </w:r>
-      <w:bookmarkEnd w:id="6"/>
-      <w:bookmarkEnd w:id="7"/>
+        <w:t>Vizuální identita a UX Design</w:t>
+      </w:r>
       <w:bookmarkEnd w:id="8"/>
     </w:p>
     <w:p>
-      <w:r>
-        <w:t>Tak jsem se dostal až na konec.</w:t>
-      </w:r>
+      <w:pPr>
+        <w:pStyle w:val="Nadpis2"/>
+      </w:pPr>
+      <w:bookmarkStart w:id="9" w:name="_Toc227668193"/>
+      <w:r>
+        <w:t>Designová filozofie</w:t>
+      </w:r>
+      <w:bookmarkEnd w:id="9"/>
     </w:p>
     <w:p>
       <w:pPr>
-        <w:pStyle w:val="Neslovannadpis"/>
-      </w:pPr>
-      <w:bookmarkStart w:id="9" w:name="_Toc86047604"/>
-      <w:bookmarkStart w:id="10" w:name="_Toc86055211"/>
-      <w:bookmarkStart w:id="11" w:name="_Toc227514936"/>
-      <w:r>
-        <w:lastRenderedPageBreak/>
-        <w:t>Seznam zkratek a odborných výrazů</w:t>
-      </w:r>
-      <w:bookmarkEnd w:id="9"/>
+        <w:pStyle w:val="Nadpis2"/>
+      </w:pPr>
+      <w:bookmarkStart w:id="10" w:name="_Toc227668194"/>
+      <w:r>
+        <w:t>Barevná paleta a symbolika</w:t>
+      </w:r>
       <w:bookmarkEnd w:id="10"/>
+    </w:p>
+    <w:p>
+      <w:pPr>
+        <w:pStyle w:val="Nadpis2"/>
+      </w:pPr>
+      <w:bookmarkStart w:id="11" w:name="_Toc227668195"/>
+      <w:r>
+        <w:t>Typografie</w:t>
+      </w:r>
       <w:bookmarkEnd w:id="11"/>
     </w:p>
     <w:p>
       <w:pPr>
-        <w:pStyle w:val="Pojem"/>
-      </w:pPr>
-      <w:r>
-        <w:t>HTML</w:t>
-      </w:r>
+        <w:pStyle w:val="Nadpis2"/>
+      </w:pPr>
+      <w:bookmarkStart w:id="12" w:name="_Toc227668196"/>
+      <w:r>
+        <w:t>Role maskota</w:t>
+      </w:r>
+      <w:bookmarkEnd w:id="12"/>
     </w:p>
     <w:p>
       <w:pPr>
-        <w:pStyle w:val="Vysvtlenpojmu"/>
-      </w:pPr>
-      <w:proofErr w:type="spellStart"/>
-      <w:r>
-        <w:t>HyperText</w:t>
-      </w:r>
-      <w:proofErr w:type="spellEnd"/>
-      <w:r>
-        <w:t xml:space="preserve"> </w:t>
-      </w:r>
-      <w:proofErr w:type="spellStart"/>
-      <w:r>
-        <w:t>Markup</w:t>
-      </w:r>
-      <w:proofErr w:type="spellEnd"/>
-      <w:r>
-        <w:t xml:space="preserve"> </w:t>
-      </w:r>
-      <w:proofErr w:type="spellStart"/>
-      <w:r>
-        <w:t>Language</w:t>
-      </w:r>
-      <w:proofErr w:type="spellEnd"/>
-      <w:r>
-        <w:t xml:space="preserve"> – značkovací jazyk používaný pro tvorbu webových stránek.</w:t>
-      </w:r>
+        <w:pStyle w:val="Nadpis1"/>
+      </w:pPr>
+      <w:bookmarkStart w:id="13" w:name="_Toc227668197"/>
+      <w:r>
+        <w:lastRenderedPageBreak/>
+        <w:t>Návrh rozhraní a technická architektura</w:t>
+      </w:r>
+      <w:bookmarkEnd w:id="13"/>
     </w:p>
     <w:p>
       <w:pPr>
+        <w:pStyle w:val="Nadpis2"/>
+      </w:pPr>
+      <w:bookmarkStart w:id="14" w:name="_Toc227668198"/>
+      <w:r>
+        <w:t>Metodika návrhu uživatelské zkušenosti (UX)</w:t>
+      </w:r>
+      <w:bookmarkEnd w:id="14"/>
+    </w:p>
+    <w:p>
+      <w:pPr>
+        <w:pStyle w:val="Nadpis3"/>
+      </w:pPr>
+      <w:bookmarkStart w:id="15" w:name="_Toc227668199"/>
+      <w:r>
+        <w:t>Analýza uživatelských cest</w:t>
+      </w:r>
+      <w:bookmarkEnd w:id="15"/>
+    </w:p>
+    <w:p>
+      <w:pPr>
+        <w:pStyle w:val="Nadpis3"/>
+      </w:pPr>
+      <w:bookmarkStart w:id="16" w:name="_Toc227668200"/>
+      <w:r>
+        <w:t>Informační architektura</w:t>
+      </w:r>
+      <w:bookmarkEnd w:id="16"/>
+    </w:p>
+    <w:p>
+      <w:pPr>
+        <w:pStyle w:val="Nadpis2"/>
+      </w:pPr>
+      <w:bookmarkStart w:id="17" w:name="_Toc227668201"/>
+      <w:r>
+        <w:t>UI design</w:t>
+      </w:r>
+      <w:bookmarkEnd w:id="17"/>
+    </w:p>
+    <w:p>
+      <w:pPr>
+        <w:pStyle w:val="Nadpis3"/>
+      </w:pPr>
+      <w:bookmarkStart w:id="18" w:name="_Toc227668202"/>
+      <w:r>
+        <w:t>Tvorba grafického stylu</w:t>
+      </w:r>
+      <w:bookmarkEnd w:id="18"/>
+    </w:p>
+    <w:p>
+      <w:pPr>
+        <w:pStyle w:val="Nadpis3"/>
+      </w:pPr>
+      <w:bookmarkStart w:id="19" w:name="_Toc227668203"/>
+      <w:r>
+        <w:t>Implementace maskota</w:t>
+      </w:r>
+      <w:bookmarkEnd w:id="19"/>
+    </w:p>
+    <w:p>
+      <w:pPr>
+        <w:pStyle w:val="Nadpis3"/>
+      </w:pPr>
+      <w:bookmarkStart w:id="20" w:name="_Toc227668204"/>
+      <w:r>
+        <w:t>Typografický systém</w:t>
+      </w:r>
+      <w:bookmarkEnd w:id="20"/>
+    </w:p>
+    <w:p>
+      <w:pPr>
+        <w:pStyle w:val="Nadpis2"/>
+      </w:pPr>
+      <w:bookmarkStart w:id="21" w:name="_Toc227668205"/>
+      <w:proofErr w:type="spellStart"/>
+      <w:r>
+        <w:t>Frontendový</w:t>
+      </w:r>
+      <w:proofErr w:type="spellEnd"/>
+      <w:r>
+        <w:t xml:space="preserve"> framework a vývojové prostředí</w:t>
+      </w:r>
+      <w:bookmarkEnd w:id="21"/>
+    </w:p>
+    <w:p>
+      <w:pPr>
+        <w:pStyle w:val="Nadpis3"/>
+      </w:pPr>
+      <w:bookmarkStart w:id="22" w:name="_Toc227668206"/>
+      <w:r>
+        <w:t>Volba technologií</w:t>
+      </w:r>
+      <w:bookmarkEnd w:id="22"/>
+    </w:p>
+    <w:p>
+      <w:pPr>
+        <w:pStyle w:val="Nadpis3"/>
+      </w:pPr>
+      <w:bookmarkStart w:id="23" w:name="_Toc227668207"/>
+      <w:r>
+        <w:t>Správa vývojového cyklu</w:t>
+      </w:r>
+      <w:bookmarkEnd w:id="23"/>
+    </w:p>
+    <w:p>
+      <w:pPr>
+        <w:pStyle w:val="Nadpis2"/>
+      </w:pPr>
+      <w:bookmarkStart w:id="24" w:name="_Toc227668208"/>
+      <w:r>
+        <w:t>Souborový systém a navigační struktura</w:t>
+      </w:r>
+      <w:bookmarkEnd w:id="24"/>
+    </w:p>
+    <w:p>
+      <w:pPr>
+        <w:pStyle w:val="Nadpis3"/>
+      </w:pPr>
+      <w:bookmarkStart w:id="25" w:name="_Toc227668209"/>
+      <w:r>
+        <w:t>Expo Router</w:t>
+      </w:r>
+      <w:bookmarkEnd w:id="25"/>
+    </w:p>
+    <w:p>
+      <w:pPr>
+        <w:pStyle w:val="Nadpis3"/>
+      </w:pPr>
+      <w:bookmarkStart w:id="26" w:name="_Toc227668210"/>
+      <w:r>
+        <w:t>Organizace projektu</w:t>
+      </w:r>
+      <w:bookmarkEnd w:id="26"/>
+    </w:p>
+    <w:p>
+      <w:pPr>
+        <w:pStyle w:val="Nadpis3"/>
+      </w:pPr>
+      <w:bookmarkStart w:id="27" w:name="_Toc227668211"/>
+      <w:r>
+        <w:t>Dynamické směrování</w:t>
+      </w:r>
+      <w:bookmarkEnd w:id="27"/>
+    </w:p>
+    <w:p>
+      <w:pPr>
+        <w:pStyle w:val="Nadpis2"/>
+      </w:pPr>
+      <w:bookmarkStart w:id="28" w:name="_Toc227668212"/>
+      <w:proofErr w:type="spellStart"/>
+      <w:r>
+        <w:t>Backendové</w:t>
+      </w:r>
+      <w:proofErr w:type="spellEnd"/>
+      <w:r>
+        <w:t xml:space="preserve"> řešení (</w:t>
+      </w:r>
+      <w:proofErr w:type="spellStart"/>
+      <w:r>
+        <w:t>B</w:t>
+      </w:r>
+      <w:r>
+        <w:t>aaS</w:t>
+      </w:r>
+      <w:proofErr w:type="spellEnd"/>
+      <w:r>
+        <w:t>)</w:t>
+      </w:r>
+      <w:bookmarkEnd w:id="28"/>
+    </w:p>
+    <w:p>
+      <w:pPr>
+        <w:pStyle w:val="Nadpis3"/>
+      </w:pPr>
+      <w:bookmarkStart w:id="29" w:name="_Toc227668213"/>
+      <w:proofErr w:type="spellStart"/>
+      <w:r>
+        <w:t>Supabase</w:t>
+      </w:r>
+      <w:bookmarkEnd w:id="29"/>
+      <w:proofErr w:type="spellEnd"/>
+    </w:p>
+    <w:p>
+      <w:pPr>
+        <w:pStyle w:val="Nadpis3"/>
+      </w:pPr>
+      <w:bookmarkStart w:id="30" w:name="_Toc227668214"/>
+      <w:r>
+        <w:lastRenderedPageBreak/>
+        <w:t>Bezpečnost dat</w:t>
+      </w:r>
+      <w:bookmarkEnd w:id="30"/>
+    </w:p>
+    <w:p>
+      <w:pPr>
+        <w:pStyle w:val="Nadpis2"/>
+      </w:pPr>
+      <w:bookmarkStart w:id="31" w:name="_Toc227668215"/>
+      <w:r>
+        <w:t>Styling a transformace designu do kódu</w:t>
+      </w:r>
+      <w:bookmarkEnd w:id="31"/>
+    </w:p>
+    <w:p>
+      <w:pPr>
+        <w:pStyle w:val="Nadpis3"/>
+      </w:pPr>
+      <w:bookmarkStart w:id="32" w:name="_Toc227668216"/>
+      <w:proofErr w:type="spellStart"/>
+      <w:r>
+        <w:t>NativeWind</w:t>
+      </w:r>
+      <w:bookmarkEnd w:id="32"/>
+      <w:proofErr w:type="spellEnd"/>
+    </w:p>
+    <w:p>
+      <w:pPr>
+        <w:pStyle w:val="Nadpis3"/>
+      </w:pPr>
+      <w:bookmarkStart w:id="33" w:name="_Toc227668217"/>
+      <w:r>
+        <w:t xml:space="preserve">Konfigurace </w:t>
+      </w:r>
+      <w:proofErr w:type="spellStart"/>
+      <w:r>
+        <w:t>Tailwindu</w:t>
+      </w:r>
+      <w:bookmarkEnd w:id="33"/>
+      <w:proofErr w:type="spellEnd"/>
+    </w:p>
+    <w:p>
+      <w:pPr>
+        <w:pStyle w:val="Nadpis1"/>
+      </w:pPr>
+      <w:bookmarkStart w:id="34" w:name="_Toc227668218"/>
+      <w:r>
+        <w:lastRenderedPageBreak/>
+        <w:t>Inteligentní moduly a AI integrace</w:t>
+      </w:r>
+      <w:bookmarkEnd w:id="34"/>
+    </w:p>
+    <w:p>
+      <w:pPr>
+        <w:pStyle w:val="Nadpis2"/>
+      </w:pPr>
+      <w:bookmarkStart w:id="35" w:name="_Toc227668219"/>
+      <w:proofErr w:type="spellStart"/>
+      <w:r>
+        <w:t>Magic</w:t>
+      </w:r>
+      <w:proofErr w:type="spellEnd"/>
+      <w:r>
+        <w:t xml:space="preserve"> </w:t>
+      </w:r>
+      <w:proofErr w:type="spellStart"/>
+      <w:r>
+        <w:t>Scan</w:t>
+      </w:r>
+      <w:bookmarkEnd w:id="35"/>
+      <w:proofErr w:type="spellEnd"/>
+    </w:p>
+    <w:p>
+      <w:pPr>
+        <w:pStyle w:val="Nadpis3"/>
+      </w:pPr>
+      <w:bookmarkStart w:id="36" w:name="_Toc227668220"/>
+      <w:proofErr w:type="spellStart"/>
+      <w:r>
+        <w:t>Gemini</w:t>
+      </w:r>
+      <w:proofErr w:type="spellEnd"/>
+      <w:r>
+        <w:t xml:space="preserve"> 3.1 </w:t>
+      </w:r>
+      <w:proofErr w:type="spellStart"/>
+      <w:r>
+        <w:t>Flash</w:t>
+      </w:r>
+      <w:proofErr w:type="spellEnd"/>
+      <w:r>
+        <w:t xml:space="preserve"> Lite G</w:t>
+      </w:r>
+      <w:bookmarkEnd w:id="36"/>
+    </w:p>
+    <w:p>
+      <w:pPr>
+        <w:pStyle w:val="Nadpis3"/>
+      </w:pPr>
+      <w:bookmarkStart w:id="37" w:name="_Toc227668221"/>
+      <w:r>
+        <w:t>GPT-5 Mini</w:t>
+      </w:r>
+      <w:bookmarkEnd w:id="37"/>
+    </w:p>
+    <w:p>
+      <w:pPr>
+        <w:pStyle w:val="Nadpis2"/>
+      </w:pPr>
+      <w:bookmarkStart w:id="38" w:name="_Toc227668222"/>
+      <w:r>
+        <w:t>Databáze a API</w:t>
+      </w:r>
+      <w:bookmarkEnd w:id="38"/>
+    </w:p>
+    <w:p>
+      <w:pPr>
+        <w:pStyle w:val="Nadpis2"/>
+      </w:pPr>
+      <w:bookmarkStart w:id="39" w:name="_Toc227668223"/>
+      <w:r>
+        <w:t>Uživatelský scénář</w:t>
+      </w:r>
+      <w:bookmarkEnd w:id="39"/>
+    </w:p>
+    <w:p>
+      <w:pPr>
+        <w:pStyle w:val="Nadpis1"/>
+      </w:pPr>
+      <w:bookmarkStart w:id="40" w:name="_Toc227668224"/>
+      <w:r>
+        <w:lastRenderedPageBreak/>
+        <w:t>Komunita a sociální interakce</w:t>
+      </w:r>
+      <w:bookmarkEnd w:id="40"/>
+    </w:p>
+    <w:p>
+      <w:pPr>
+        <w:pStyle w:val="Nadpis2"/>
+      </w:pPr>
+      <w:bookmarkStart w:id="41" w:name="_Toc227668225"/>
+      <w:r>
+        <w:t>Systém vnořených klubů</w:t>
+      </w:r>
+      <w:bookmarkEnd w:id="41"/>
+    </w:p>
+    <w:p>
+      <w:pPr>
+        <w:pStyle w:val="Nadpis2"/>
+      </w:pPr>
+      <w:bookmarkStart w:id="42" w:name="_Toc227668226"/>
+      <w:r>
+        <w:t>Motivace a sdílení</w:t>
+      </w:r>
+      <w:bookmarkEnd w:id="42"/>
+    </w:p>
+    <w:p>
+      <w:pPr>
+        <w:pStyle w:val="Nadpis2"/>
+      </w:pPr>
+      <w:bookmarkStart w:id="43" w:name="_Toc227668227"/>
+      <w:r>
+        <w:t>Gamifikace</w:t>
+      </w:r>
+      <w:bookmarkEnd w:id="43"/>
+    </w:p>
+    <w:p>
+      <w:pPr>
+        <w:pStyle w:val="Nadpis1"/>
+      </w:pPr>
+      <w:bookmarkStart w:id="44" w:name="_Toc227668228"/>
+      <w:r>
+        <w:lastRenderedPageBreak/>
+        <w:t>Byznys model</w:t>
+      </w:r>
+      <w:r>
+        <w:t xml:space="preserve"> </w:t>
+      </w:r>
+      <w:r>
+        <w:t>a ekonomika provozu</w:t>
+      </w:r>
+      <w:bookmarkEnd w:id="44"/>
+    </w:p>
+    <w:p>
+      <w:pPr>
+        <w:pStyle w:val="Nadpis2"/>
+      </w:pPr>
+      <w:bookmarkStart w:id="45" w:name="_Toc227668229"/>
+      <w:r>
+        <w:t>Ekonomika AI požadavků a reklamy</w:t>
+      </w:r>
+      <w:bookmarkEnd w:id="45"/>
+    </w:p>
+    <w:p>
+      <w:pPr>
+        <w:pStyle w:val="Nadpis2"/>
+      </w:pPr>
+      <w:bookmarkStart w:id="46" w:name="_Toc227668230"/>
+      <w:r>
+        <w:t>Model předplatného (</w:t>
+      </w:r>
+      <w:proofErr w:type="spellStart"/>
+      <w:r>
+        <w:t>Yumi</w:t>
+      </w:r>
+      <w:proofErr w:type="spellEnd"/>
+      <w:r>
+        <w:t>+</w:t>
+      </w:r>
+      <w:r>
+        <w:t>)</w:t>
+      </w:r>
+      <w:bookmarkEnd w:id="46"/>
+    </w:p>
+    <w:p>
+      <w:pPr>
+        <w:pStyle w:val="Nadpis2"/>
+      </w:pPr>
+      <w:bookmarkStart w:id="47" w:name="_Toc227668231"/>
+      <w:r>
+        <w:t>Platební brána Stripe a správa transakcí</w:t>
+      </w:r>
+      <w:bookmarkEnd w:id="47"/>
+    </w:p>
+    <w:p>
+      <w:pPr>
+        <w:pStyle w:val="Nadpis2"/>
+      </w:pPr>
+      <w:bookmarkStart w:id="48" w:name="_Toc227668232"/>
+      <w:r>
+        <w:t>Distribuce přes Apple a Google</w:t>
+      </w:r>
+      <w:bookmarkEnd w:id="48"/>
+    </w:p>
+    <w:p>
+      <w:pPr>
+        <w:pStyle w:val="Nadpis1"/>
+      </w:pPr>
+      <w:bookmarkStart w:id="49" w:name="_Toc227668233"/>
+      <w:r>
+        <w:lastRenderedPageBreak/>
+        <w:t>Distribuce a správa vývojářských účtů</w:t>
+      </w:r>
+      <w:bookmarkEnd w:id="49"/>
+    </w:p>
+    <w:p>
+      <w:pPr>
+        <w:pStyle w:val="Nadpis2"/>
+      </w:pPr>
+      <w:bookmarkStart w:id="50" w:name="_Toc227668234"/>
+      <w:r>
+        <w:t>Apple Developer Program</w:t>
+      </w:r>
+      <w:bookmarkEnd w:id="50"/>
+    </w:p>
+    <w:p>
+      <w:pPr>
+        <w:pStyle w:val="Nadpis2"/>
+      </w:pPr>
+      <w:bookmarkStart w:id="51" w:name="_Toc227668235"/>
+      <w:r>
+        <w:t xml:space="preserve">Google Play </w:t>
+      </w:r>
+      <w:proofErr w:type="spellStart"/>
+      <w:r>
+        <w:t>Console</w:t>
+      </w:r>
+      <w:bookmarkEnd w:id="51"/>
+      <w:proofErr w:type="spellEnd"/>
+    </w:p>
+    <w:p>
+      <w:pPr>
+        <w:pStyle w:val="Nadpis2"/>
+      </w:pPr>
+      <w:bookmarkStart w:id="52" w:name="_Toc227668236"/>
+      <w:r>
+        <w:t>API Management</w:t>
+      </w:r>
+      <w:bookmarkEnd w:id="52"/>
+    </w:p>
+    <w:p/>
+    <w:p>
+      <w:pPr>
+        <w:pStyle w:val="ObrzekvMP"/>
+      </w:pPr>
+    </w:p>
+    <w:p>
+      <w:pPr>
         <w:pStyle w:val="Neslovannadpis"/>
       </w:pPr>
-      <w:bookmarkStart w:id="12" w:name="_Toc86047605"/>
-      <w:bookmarkStart w:id="13" w:name="_Toc86055212"/>
-      <w:bookmarkStart w:id="14" w:name="_Toc227514937"/>
+      <w:bookmarkStart w:id="53" w:name="_Toc86047603"/>
+      <w:bookmarkStart w:id="54" w:name="_Toc86055210"/>
+      <w:bookmarkStart w:id="55" w:name="_Toc227668237"/>
+      <w:r>
+        <w:lastRenderedPageBreak/>
+        <w:t>Závěr</w:t>
+      </w:r>
+      <w:bookmarkEnd w:id="53"/>
+      <w:bookmarkEnd w:id="54"/>
+      <w:bookmarkEnd w:id="55"/>
+    </w:p>
+    <w:p>
+      <w:r>
+        <w:t>Tak jsem se dostal až na konec.</w:t>
+      </w:r>
+    </w:p>
+    <w:p>
+      <w:pPr>
+        <w:pStyle w:val="Neslovannadpis"/>
+      </w:pPr>
+      <w:bookmarkStart w:id="56" w:name="_Toc86047604"/>
+      <w:bookmarkStart w:id="57" w:name="_Toc86055211"/>
+      <w:bookmarkStart w:id="58" w:name="_Toc227668238"/>
+      <w:r>
+        <w:lastRenderedPageBreak/>
+        <w:t>Seznam zkratek a odborných výrazů</w:t>
+      </w:r>
+      <w:bookmarkEnd w:id="56"/>
+      <w:bookmarkEnd w:id="57"/>
+      <w:bookmarkEnd w:id="58"/>
+    </w:p>
+    <w:p>
+      <w:pPr>
+        <w:pStyle w:val="Pojem"/>
+      </w:pPr>
+      <w:r>
+        <w:t>HTML</w:t>
+      </w:r>
+    </w:p>
+    <w:p>
+      <w:pPr>
+        <w:pStyle w:val="Vysvtlenpojmu"/>
+      </w:pPr>
+      <w:proofErr w:type="spellStart"/>
+      <w:r>
+        <w:t>HyperText</w:t>
+      </w:r>
+      <w:proofErr w:type="spellEnd"/>
+      <w:r>
+        <w:t xml:space="preserve"> </w:t>
+      </w:r>
+      <w:proofErr w:type="spellStart"/>
+      <w:r>
+        <w:t>Markup</w:t>
+      </w:r>
+      <w:proofErr w:type="spellEnd"/>
+      <w:r>
+        <w:t xml:space="preserve"> </w:t>
+      </w:r>
+      <w:proofErr w:type="spellStart"/>
+      <w:r>
+        <w:t>Language</w:t>
+      </w:r>
+      <w:proofErr w:type="spellEnd"/>
+      <w:r>
+        <w:t xml:space="preserve"> – značkovací jazyk používaný pro tvorbu webových stránek.</w:t>
+      </w:r>
+    </w:p>
+    <w:p>
+      <w:pPr>
+        <w:pStyle w:val="Neslovannadpis"/>
+      </w:pPr>
+      <w:bookmarkStart w:id="59" w:name="_Toc86047605"/>
+      <w:bookmarkStart w:id="60" w:name="_Toc86055212"/>
+      <w:bookmarkStart w:id="61" w:name="_Toc227668239"/>
       <w:r>
         <w:lastRenderedPageBreak/>
         <w:t>Seznam obrázků</w:t>
       </w:r>
-      <w:bookmarkEnd w:id="12"/>
-      <w:bookmarkEnd w:id="13"/>
-      <w:bookmarkEnd w:id="14"/>
+      <w:bookmarkEnd w:id="59"/>
+      <w:bookmarkEnd w:id="60"/>
+      <w:bookmarkEnd w:id="61"/>
     </w:p>
     <w:p>
       <w:pPr>
@@ -2231,10 +7197,10 @@
       <w:r>
         <w:fldChar w:fldCharType="end"/>
       </w:r>
-      <w:bookmarkStart w:id="15" w:name="_Toc86047606"/>
+      <w:bookmarkStart w:id="62" w:name="_Toc86047606"/>
     </w:p>
-    <w:bookmarkStart w:id="16" w:name="_Toc86055213" w:displacedByCustomXml="next"/>
-    <w:bookmarkStart w:id="17" w:name="_Toc227514938" w:displacedByCustomXml="next"/>
+    <w:bookmarkStart w:id="63" w:name="_Toc227668240" w:displacedByCustomXml="next"/>
+    <w:bookmarkStart w:id="64" w:name="_Toc86055213" w:displacedByCustomXml="next"/>
     <w:sdt>
       <w:sdtPr>
         <w:rPr>
@@ -2262,9 +7228,9 @@
           <w:r>
             <w:t>Použité zdroje</w:t>
           </w:r>
-          <w:bookmarkEnd w:id="15"/>
-          <w:bookmarkEnd w:id="17"/>
-          <w:bookmarkEnd w:id="16"/>
+          <w:bookmarkEnd w:id="62"/>
+          <w:bookmarkEnd w:id="64"/>
+          <w:bookmarkEnd w:id="63"/>
         </w:p>
         <w:p>
           <w:pPr>
@@ -2345,16 +7311,16 @@
       <w:pPr>
         <w:pStyle w:val="Nadpisplohy"/>
       </w:pPr>
-      <w:bookmarkStart w:id="18" w:name="_Toc86047607"/>
-      <w:bookmarkStart w:id="19" w:name="_Toc86055214"/>
-      <w:bookmarkStart w:id="20" w:name="_Toc227514939"/>
+      <w:bookmarkStart w:id="65" w:name="_Toc86047607"/>
+      <w:bookmarkStart w:id="66" w:name="_Toc86055214"/>
+      <w:bookmarkStart w:id="67" w:name="_Toc227668241"/>
       <w:r>
         <w:lastRenderedPageBreak/>
         <w:t>Seznam přiložených souborů</w:t>
       </w:r>
-      <w:bookmarkEnd w:id="18"/>
-      <w:bookmarkEnd w:id="19"/>
-      <w:bookmarkEnd w:id="20"/>
+      <w:bookmarkEnd w:id="65"/>
+      <w:bookmarkEnd w:id="66"/>
+      <w:bookmarkEnd w:id="67"/>
     </w:p>
     <w:p>
       <w:r>
@@ -5280,7 +10246,7 @@
   </w:font>
   <w:font w:name="Times New Roman">
     <w:panose1 w:val="02020603050405020304"/>
-    <w:charset w:val="EE"/>
+    <w:charset w:val="00"/>
     <w:family w:val="roman"/>
     <w:pitch w:val="variable"/>
     <w:sig w:usb0="E0002EFF" w:usb1="C000785B" w:usb2="00000009" w:usb3="00000000" w:csb0="000001FF" w:csb1="00000000"/>
@@ -5297,11 +10263,11 @@
     <w:charset w:val="EE"/>
     <w:family w:val="swiss"/>
     <w:pitch w:val="variable"/>
-    <w:sig w:usb0="E4002EFF" w:usb1="C000247B" w:usb2="00000009" w:usb3="00000000" w:csb0="000001FF" w:csb1="00000000"/>
+    <w:sig w:usb0="E4002EFF" w:usb1="C200247B" w:usb2="00000009" w:usb3="00000000" w:csb0="000001FF" w:csb1="00000000"/>
   </w:font>
   <w:font w:name="Arial">
     <w:panose1 w:val="020B0604020202020204"/>
-    <w:charset w:val="EE"/>
+    <w:charset w:val="00"/>
     <w:family w:val="swiss"/>
     <w:pitch w:val="variable"/>
     <w:sig w:usb0="E0002EFF" w:usb1="C000785B" w:usb2="00000009" w:usb3="00000000" w:csb0="000001FF" w:csb1="00000000"/>
@@ -5345,8 +10311,10 @@
   </w:compat>
   <w:rsids>
     <w:rsidRoot w:val="00FD6AF4"/>
+    <w:rsid w:val="004064D7"/>
     <w:rsid w:val="0063099A"/>
     <w:rsid w:val="00947743"/>
+    <w:rsid w:val="009F144A"/>
     <w:rsid w:val="00B1330D"/>
     <w:rsid w:val="00B2623B"/>
     <w:rsid w:val="00FD6AF4"/>
@@ -6027,6 +10995,32 @@
 </file>
 
 <file path=customXml/item1.xml><?xml version="1.0" encoding="utf-8"?>
+<b:Sources xmlns:b="http://schemas.openxmlformats.org/officeDocument/2006/bibliography" xmlns="http://schemas.openxmlformats.org/officeDocument/2006/bibliography" SelectedStyle="\ISO690Nmerical.XSL" StyleName="ISO 690 – číselná reference" Version="1987">
+  <b:Source>
+    <b:Tag>Bož21</b:Tag>
+    <b:SourceType>Book</b:SourceType>
+    <b:Guid>{8F0DEEDB-A5B2-435C-A2F8-8CA9FB872B04}</b:Guid>
+    <b:Title>Babička</b:Title>
+    <b:Year>2021</b:Year>
+    <b:StandardNumber>ISBN 978-80-207-2063-4</b:StandardNumber>
+    <b:Author>
+      <b:Author>
+        <b:NameList>
+          <b:Person>
+            <b:Last>Němcová</b:Last>
+            <b:First>Božena</b:First>
+          </b:Person>
+        </b:NameList>
+      </b:Author>
+    </b:Author>
+    <b:City>Praha</b:City>
+    <b:Publisher>Odeon</b:Publisher>
+    <b:RefOrder>1</b:RefOrder>
+  </b:Source>
+</b:Sources>
+</file>
+
+<file path=customXml/item2.xml><?xml version="1.0" encoding="utf-8"?>
 <ct:contentTypeSchema xmlns:ct="http://schemas.microsoft.com/office/2006/metadata/contentType" xmlns:ma="http://schemas.microsoft.com/office/2006/metadata/properties/metaAttributes" ct:_="" ma:_="" ma:contentTypeName="Dokument" ma:contentTypeID="0x01010012DDB03EA7DE6349844895BDEF05A5D1" ma:contentTypeVersion="4" ma:contentTypeDescription="Vytvoří nový dokument" ma:contentTypeScope="" ma:versionID="f2ef28e6c953be89ed3f16f53b1c75d4">
   <xsd:schema xmlns:xsd="http://www.w3.org/2001/XMLSchema" xmlns:xs="http://www.w3.org/2001/XMLSchema" xmlns:p="http://schemas.microsoft.com/office/2006/metadata/properties" xmlns:ns2="9d29502b-8fa1-48d8-bb50-03029f03262b" targetNamespace="http://schemas.microsoft.com/office/2006/metadata/properties" ma:root="true" ma:fieldsID="3f724f48b271de94cb363947ff0b9b24" ns2:_="">
     <xsd:import namespace="9d29502b-8fa1-48d8-bb50-03029f03262b"/>
@@ -6170,39 +11164,7 @@
 </ct:contentTypeSchema>
 </file>
 
-<file path=customXml/item2.xml><?xml version="1.0" encoding="utf-8"?>
-<b:Sources xmlns:b="http://schemas.openxmlformats.org/officeDocument/2006/bibliography" xmlns="http://schemas.openxmlformats.org/officeDocument/2006/bibliography" SelectedStyle="\ISO690Nmerical.XSL" StyleName="ISO 690 – číselná reference" Version="1987">
-  <b:Source>
-    <b:Tag>Bož21</b:Tag>
-    <b:SourceType>Book</b:SourceType>
-    <b:Guid>{8F0DEEDB-A5B2-435C-A2F8-8CA9FB872B04}</b:Guid>
-    <b:Title>Babička</b:Title>
-    <b:Year>2021</b:Year>
-    <b:StandardNumber>ISBN 978-80-207-2063-4</b:StandardNumber>
-    <b:Author>
-      <b:Author>
-        <b:NameList>
-          <b:Person>
-            <b:Last>Němcová</b:Last>
-            <b:First>Božena</b:First>
-          </b:Person>
-        </b:NameList>
-      </b:Author>
-    </b:Author>
-    <b:City>Praha</b:City>
-    <b:Publisher>Odeon</b:Publisher>
-    <b:RefOrder>1</b:RefOrder>
-  </b:Source>
-</b:Sources>
-</file>
-
 <file path=customXml/item3.xml><?xml version="1.0" encoding="utf-8"?>
-<p:properties xmlns:p="http://schemas.microsoft.com/office/2006/metadata/properties" xmlns:xsi="http://www.w3.org/2001/XMLSchema-instance" xmlns:pc="http://schemas.microsoft.com/office/infopath/2007/PartnerControls">
-  <documentManagement/>
-</p:properties>
-</file>
-
-<file path=customXml/item4.xml><?xml version="1.0" encoding="utf-8"?>
 <?mso-contentType ?>
 <FormTemplates xmlns="http://schemas.microsoft.com/sharepoint/v3/contenttype/forms">
   <Display>DocumentLibraryForm</Display>
@@ -6211,7 +11173,21 @@
 </FormTemplates>
 </file>
 
+<file path=customXml/item4.xml><?xml version="1.0" encoding="utf-8"?>
+<p:properties xmlns:p="http://schemas.microsoft.com/office/2006/metadata/properties" xmlns:xsi="http://www.w3.org/2001/XMLSchema-instance" xmlns:pc="http://schemas.microsoft.com/office/infopath/2007/PartnerControls">
+  <documentManagement/>
+</p:properties>
+</file>
+
 <file path=customXml/itemProps1.xml><?xml version="1.0" encoding="utf-8"?>
+<ds:datastoreItem xmlns:ds="http://schemas.openxmlformats.org/officeDocument/2006/customXml" ds:itemID="{F86C18D1-0A80-4878-A01B-3E5502B352B8}">
+  <ds:schemaRefs>
+    <ds:schemaRef ds:uri="http://schemas.openxmlformats.org/officeDocument/2006/bibliography"/>
+  </ds:schemaRefs>
+</ds:datastoreItem>
+</file>
+
+<file path=customXml/itemProps2.xml><?xml version="1.0" encoding="utf-8"?>
 <ds:datastoreItem xmlns:ds="http://schemas.openxmlformats.org/officeDocument/2006/customXml" ds:itemID="{E66F6347-06B4-4162-AB9D-214E0F87B0A8}">
   <ds:schemaRefs>
     <ds:schemaRef ds:uri="http://schemas.microsoft.com/office/2006/metadata/contentType"/>
@@ -6229,27 +11205,19 @@
 </ds:datastoreItem>
 </file>
 
-<file path=customXml/itemProps2.xml><?xml version="1.0" encoding="utf-8"?>
-<ds:datastoreItem xmlns:ds="http://schemas.openxmlformats.org/officeDocument/2006/customXml" ds:itemID="{F86C18D1-0A80-4878-A01B-3E5502B352B8}">
+<file path=customXml/itemProps3.xml><?xml version="1.0" encoding="utf-8"?>
+<ds:datastoreItem xmlns:ds="http://schemas.openxmlformats.org/officeDocument/2006/customXml" ds:itemID="{0858EC4D-0AB2-489F-A128-84B16D88988F}">
   <ds:schemaRefs>
-    <ds:schemaRef ds:uri="http://schemas.openxmlformats.org/officeDocument/2006/bibliography"/>
+    <ds:schemaRef ds:uri="http://schemas.microsoft.com/sharepoint/v3/contenttype/forms"/>
   </ds:schemaRefs>
 </ds:datastoreItem>
 </file>
 
-<file path=customXml/itemProps3.xml><?xml version="1.0" encoding="utf-8"?>
+<file path=customXml/itemProps4.xml><?xml version="1.0" encoding="utf-8"?>
 <ds:datastoreItem xmlns:ds="http://schemas.openxmlformats.org/officeDocument/2006/customXml" ds:itemID="{54C24273-1D45-40DF-87D6-FA62E2E479B2}">
   <ds:schemaRefs>
     <ds:schemaRef ds:uri="http://schemas.microsoft.com/office/2006/metadata/properties"/>
     <ds:schemaRef ds:uri="http://schemas.microsoft.com/office/infopath/2007/PartnerControls"/>
   </ds:schemaRefs>
 </ds:datastoreItem>
-</file>
-
-<file path=customXml/itemProps4.xml><?xml version="1.0" encoding="utf-8"?>
-<ds:datastoreItem xmlns:ds="http://schemas.openxmlformats.org/officeDocument/2006/customXml" ds:itemID="{0858EC4D-0AB2-489F-A128-84B16D88988F}">
-  <ds:schemaRefs>
-    <ds:schemaRef ds:uri="http://schemas.microsoft.com/sharepoint/v3/contenttype/forms"/>
-  </ds:schemaRefs>
-</ds:datastoreItem>
 </file>
--- a/RP2025-26_Cermak-Yumi.docx
+++ b/RP2025-26_Cermak-Yumi.docx
@@ -1027,19 +1027,7 @@
         <w:rPr>
           <w:lang w:eastAsia="en-US"/>
         </w:rPr>
-        <w:t xml:space="preserve">Práce se zabývá vývojem </w:t>
-      </w:r>
-      <w:r>
-        <w:rPr>
-          <w:lang w:eastAsia="en-US"/>
-        </w:rPr>
-        <w:t xml:space="preserve">multiplatformní </w:t>
-      </w:r>
-      <w:r>
-        <w:rPr>
-          <w:lang w:eastAsia="en-US"/>
-        </w:rPr>
-        <w:t xml:space="preserve">aplikace </w:t>
+        <w:t xml:space="preserve">Tato práce se zabývá vývojem multiplatformní aplikace. </w:t>
       </w:r>
       <w:proofErr w:type="spellStart"/>
       <w:r>
@@ -1053,7 +1041,73 @@
         <w:rPr>
           <w:lang w:eastAsia="en-US"/>
         </w:rPr>
-        <w:t xml:space="preserve"> pro sledování a analýzu nutričního příjmu v každodenním životě. Grafické vyobrazení aplikace je navrženo tak, aby bylo přehledné a motivující pro širokou veřejnost se zájmem o zdravý životní styl a vyváženou stravu. Aplikace je rozdělena na část pro záznam stravy, komunitní sekci s kluby a nástroje pro automatické rozpoznávání potravin. Práce také zahrnuje systém pro správu a aktualizaci databáze nutričních hodnot a mechanismy pro sdílení dosažených výsledků a aktivit mezi uživateli.</w:t>
+        <w:t xml:space="preserve"> s</w:t>
+      </w:r>
+      <w:r>
+        <w:rPr>
+          <w:lang w:eastAsia="en-US"/>
+        </w:rPr>
+        <w:t>louží ke sledování a analýzu nutričního příjmu v každodenním životě. Grafické navr</w:t>
+      </w:r>
+      <w:r>
+        <w:rPr>
+          <w:lang w:eastAsia="en-US"/>
+        </w:rPr>
+        <w:t>ž</w:t>
+      </w:r>
+      <w:r>
+        <w:rPr>
+          <w:lang w:eastAsia="en-US"/>
+        </w:rPr>
+        <w:t xml:space="preserve">ení aplikace (UI) je navrženo tak, aby bylo přehledné, přátelské a motivující pro lidi se zájmem o zdravý životní styl a zdravou stravu. Aplikace obsahuje přehlednou domovskou obrazovku, záznam stravy jak ručně i za pomocí AI pomocí fotky a na závěr komunitní sekci s kluby a přáteli. Práce také zahrnuje systém pro správu a aktualizaci databáze nutričních hodnot kde využívají open source API: </w:t>
+      </w:r>
+      <w:proofErr w:type="spellStart"/>
+      <w:r>
+        <w:rPr>
+          <w:lang w:val="en-GB" w:eastAsia="en-US"/>
+        </w:rPr>
+        <w:t>OpenFoodFacts</w:t>
+      </w:r>
+      <w:proofErr w:type="spellEnd"/>
+      <w:r>
+        <w:rPr>
+          <w:lang w:val="en-GB" w:eastAsia="en-US"/>
+        </w:rPr>
+        <w:t xml:space="preserve"> a </w:t>
+      </w:r>
+      <w:proofErr w:type="spellStart"/>
+      <w:proofErr w:type="gramStart"/>
+      <w:r>
+        <w:rPr>
+          <w:lang w:val="en-GB" w:eastAsia="en-US"/>
+        </w:rPr>
+        <w:t>FatSecret</w:t>
+      </w:r>
+      <w:proofErr w:type="spellEnd"/>
+      <w:r>
+        <w:rPr>
+          <w:lang w:eastAsia="en-US"/>
+        </w:rPr>
+        <w:t xml:space="preserve">  </w:t>
+      </w:r>
+      <w:r>
+        <w:rPr>
+          <w:lang w:eastAsia="en-US"/>
+        </w:rPr>
+        <w:t>a</w:t>
+      </w:r>
+      <w:proofErr w:type="gramEnd"/>
+      <w:r>
+        <w:rPr>
+          <w:lang w:eastAsia="en-US"/>
+        </w:rPr>
+        <w:t xml:space="preserve"> mechanismy pro sdílení dosažených výsledků a aktivit</w:t>
+      </w:r>
+      <w:r>
+        <w:rPr>
+          <w:lang w:eastAsia="en-US"/>
+        </w:rPr>
+        <w:t xml:space="preserve"> mezi uživateli.</w:t>
       </w:r>
     </w:p>
     <w:p>
@@ -1073,26 +1127,79 @@
     <w:p>
       <w:pPr>
         <w:pStyle w:val="Sta"/>
-      </w:pPr>
-      <w:r>
         <w:rPr>
-          <w:lang w:val="en"/>
+          <w:lang w:val="en-GB" w:eastAsia="en-US"/>
         </w:rPr>
-        <w:t xml:space="preserve">The thesis deals with the development of the Yumi mobile application for monitoring and analyzing nutritional intake in everyday life. The graphical representation of the application is designed to be clear and motivating for the </w:t>
-      </w:r>
-      <w:proofErr w:type="gramStart"/>
+      </w:pPr>
       <w:r>
         <w:rPr>
-          <w:lang w:val="en"/>
+          <w:lang w:val="en-GB" w:eastAsia="en-US"/>
         </w:rPr>
-        <w:t>general public</w:t>
-      </w:r>
-      <w:proofErr w:type="gramEnd"/>
+        <w:t xml:space="preserve">This thesis focuses on the development of a multiplatform application. Yumi is designed to track and </w:t>
+      </w:r>
+      <w:proofErr w:type="spellStart"/>
       <w:r>
         <w:rPr>
-          <w:lang w:val="en"/>
+          <w:lang w:val="en-GB" w:eastAsia="en-US"/>
         </w:rPr>
-        <w:t xml:space="preserve"> interested in a healthy lifestyle and a balanced diet. The application is divided into a section for recording food, a community section with clubs and tools for automatic food recognition. The thesis also includes a system for managing and updating the nutritional values ​​database and mechanisms for sharing achieved results and activities between users.</w:t>
+        <w:t>analyze</w:t>
+      </w:r>
+      <w:proofErr w:type="spellEnd"/>
+      <w:r>
+        <w:rPr>
+          <w:lang w:val="en-GB" w:eastAsia="en-US"/>
+        </w:rPr>
+        <w:t xml:space="preserve"> nutritional intake in everyday life. The application’s user interface (UI) is designed to be clear, user-friendly, and motivating for people interested in a healthy lifestyle and healthy eating. The application features a clear home screen, the ability to log meals both manually and using AI via photos, and a community section with clubs and friends. The thesis also includes a system for managing and updating a nutritional values database using open-source APIs—</w:t>
+      </w:r>
+      <w:proofErr w:type="spellStart"/>
+      <w:r>
+        <w:rPr>
+          <w:lang w:val="en-GB" w:eastAsia="en-US"/>
+        </w:rPr>
+        <w:t>OpenFoodFacts</w:t>
+      </w:r>
+      <w:proofErr w:type="spellEnd"/>
+      <w:r>
+        <w:rPr>
+          <w:lang w:val="en-GB" w:eastAsia="en-US"/>
+        </w:rPr>
+        <w:t xml:space="preserve"> and </w:t>
+      </w:r>
+      <w:proofErr w:type="spellStart"/>
+      <w:r>
+        <w:rPr>
+          <w:lang w:val="en-GB" w:eastAsia="en-US"/>
+        </w:rPr>
+        <w:t>FatSecret</w:t>
+      </w:r>
+      <w:proofErr w:type="spellEnd"/>
+      <w:r>
+        <w:rPr>
+          <w:lang w:val="en-GB" w:eastAsia="en-US"/>
+        </w:rPr>
+        <w:t>—as well as mechanisms for sharing results and activities among users.</w:t>
+      </w:r>
+    </w:p>
+    <w:p>
+      <w:pPr>
+        <w:pStyle w:val="Sta"/>
+        <w:rPr>
+          <w:lang w:val="en-GB" w:eastAsia="en-US"/>
+        </w:rPr>
+      </w:pPr>
+    </w:p>
+    <w:p>
+      <w:pPr>
+        <w:pStyle w:val="Sta"/>
+        <w:rPr>
+          <w:lang w:val="en-GB" w:eastAsia="en-US"/>
+        </w:rPr>
+      </w:pPr>
+      <w:r>
+        <w:rPr>
+          <w:lang w:val="en-GB" w:eastAsia="en-US"/>
+        </w:rPr>
+        <w:t>Translated with DeepL.com (free version)</w:t>
       </w:r>
     </w:p>
     <w:p>
@@ -1231,7 +1338,7 @@
           <w:r>
             <w:fldChar w:fldCharType="separate"/>
           </w:r>
-          <w:hyperlink w:anchor="_Toc227668186" w:history="1">
+          <w:hyperlink w:anchor="_Toc227677844" w:history="1">
             <w:r>
               <w:rPr>
                 <w:rStyle w:val="Hypertextovodkaz"/>
@@ -1258,7 +1365,7 @@
                 <w:noProof/>
                 <w:webHidden/>
               </w:rPr>
-              <w:instrText xml:space="preserve"> PAGEREF _Toc227668186 \h </w:instrText>
+              <w:instrText xml:space="preserve"> PAGEREF _Toc227677844 \h </w:instrText>
             </w:r>
             <w:r>
               <w:rPr>
@@ -1304,7 +1411,7 @@
               <w14:ligatures w14:val="standardContextual"/>
             </w:rPr>
           </w:pPr>
-          <w:hyperlink w:anchor="_Toc227668187" w:history="1">
+          <w:hyperlink w:anchor="_Toc227677845" w:history="1">
             <w:r>
               <w:rPr>
                 <w:rStyle w:val="Hypertextovodkaz"/>
@@ -1349,7 +1456,7 @@
                 <w:noProof/>
                 <w:webHidden/>
               </w:rPr>
-              <w:instrText xml:space="preserve"> PAGEREF _Toc227668187 \h </w:instrText>
+              <w:instrText xml:space="preserve"> PAGEREF _Toc227677845 \h </w:instrText>
             </w:r>
             <w:r>
               <w:rPr>
@@ -1392,7 +1499,7 @@
               <w14:ligatures w14:val="standardContextual"/>
             </w:rPr>
           </w:pPr>
-          <w:hyperlink w:anchor="_Toc227668188" w:history="1">
+          <w:hyperlink w:anchor="_Toc227677846" w:history="1">
             <w:r>
               <w:rPr>
                 <w:rStyle w:val="Hypertextovodkaz"/>
@@ -1437,7 +1544,7 @@
                 <w:noProof/>
                 <w:webHidden/>
               </w:rPr>
-              <w:instrText xml:space="preserve"> PAGEREF _Toc227668188 \h </w:instrText>
+              <w:instrText xml:space="preserve"> PAGEREF _Toc227677846 \h </w:instrText>
             </w:r>
             <w:r>
               <w:rPr>
@@ -1480,7 +1587,7 @@
               <w14:ligatures w14:val="standardContextual"/>
             </w:rPr>
           </w:pPr>
-          <w:hyperlink w:anchor="_Toc227668189" w:history="1">
+          <w:hyperlink w:anchor="_Toc227677847" w:history="1">
             <w:r>
               <w:rPr>
                 <w:rStyle w:val="Hypertextovodkaz"/>
@@ -1525,7 +1632,7 @@
                 <w:noProof/>
                 <w:webHidden/>
               </w:rPr>
-              <w:instrText xml:space="preserve"> PAGEREF _Toc227668189 \h </w:instrText>
+              <w:instrText xml:space="preserve"> PAGEREF _Toc227677847 \h </w:instrText>
             </w:r>
             <w:r>
               <w:rPr>
@@ -1568,7 +1675,7 @@
               <w14:ligatures w14:val="standardContextual"/>
             </w:rPr>
           </w:pPr>
-          <w:hyperlink w:anchor="_Toc227668190" w:history="1">
+          <w:hyperlink w:anchor="_Toc227677848" w:history="1">
             <w:r>
               <w:rPr>
                 <w:rStyle w:val="Hypertextovodkaz"/>
@@ -1613,7 +1720,7 @@
                 <w:noProof/>
                 <w:webHidden/>
               </w:rPr>
-              <w:instrText xml:space="preserve"> PAGEREF _Toc227668190 \h </w:instrText>
+              <w:instrText xml:space="preserve"> PAGEREF _Toc227677848 \h </w:instrText>
             </w:r>
             <w:r>
               <w:rPr>
@@ -1656,7 +1763,7 @@
               <w14:ligatures w14:val="standardContextual"/>
             </w:rPr>
           </w:pPr>
-          <w:hyperlink w:anchor="_Toc227668191" w:history="1">
+          <w:hyperlink w:anchor="_Toc227677849" w:history="1">
             <w:r>
               <w:rPr>
                 <w:rStyle w:val="Hypertextovodkaz"/>
@@ -1701,7 +1808,7 @@
                 <w:noProof/>
                 <w:webHidden/>
               </w:rPr>
-              <w:instrText xml:space="preserve"> PAGEREF _Toc227668191 \h </w:instrText>
+              <w:instrText xml:space="preserve"> PAGEREF _Toc227677849 \h </w:instrText>
             </w:r>
             <w:r>
               <w:rPr>
@@ -1747,7 +1854,7 @@
               <w14:ligatures w14:val="standardContextual"/>
             </w:rPr>
           </w:pPr>
-          <w:hyperlink w:anchor="_Toc227668192" w:history="1">
+          <w:hyperlink w:anchor="_Toc227677850" w:history="1">
             <w:r>
               <w:rPr>
                 <w:rStyle w:val="Hypertextovodkaz"/>
@@ -1771,7 +1878,7 @@
                 <w:rStyle w:val="Hypertextovodkaz"/>
                 <w:noProof/>
               </w:rPr>
-              <w:t>Vizuální identita a UX Design</w:t>
+              <w:t>Vizuální identita a UX Design (Figma)</w:t>
             </w:r>
             <w:r>
               <w:rPr>
@@ -1792,7 +1899,7 @@
                 <w:noProof/>
                 <w:webHidden/>
               </w:rPr>
-              <w:instrText xml:space="preserve"> PAGEREF _Toc227668192 \h </w:instrText>
+              <w:instrText xml:space="preserve"> PAGEREF _Toc227677850 \h </w:instrText>
             </w:r>
             <w:r>
               <w:rPr>
@@ -1835,7 +1942,7 @@
               <w14:ligatures w14:val="standardContextual"/>
             </w:rPr>
           </w:pPr>
-          <w:hyperlink w:anchor="_Toc227668193" w:history="1">
+          <w:hyperlink w:anchor="_Toc227677851" w:history="1">
             <w:r>
               <w:rPr>
                 <w:rStyle w:val="Hypertextovodkaz"/>
@@ -1880,7 +1987,7 @@
                 <w:noProof/>
                 <w:webHidden/>
               </w:rPr>
-              <w:instrText xml:space="preserve"> PAGEREF _Toc227668193 \h </w:instrText>
+              <w:instrText xml:space="preserve"> PAGEREF _Toc227677851 \h </w:instrText>
             </w:r>
             <w:r>
               <w:rPr>
@@ -1923,7 +2030,7 @@
               <w14:ligatures w14:val="standardContextual"/>
             </w:rPr>
           </w:pPr>
-          <w:hyperlink w:anchor="_Toc227668194" w:history="1">
+          <w:hyperlink w:anchor="_Toc227677852" w:history="1">
             <w:r>
               <w:rPr>
                 <w:rStyle w:val="Hypertextovodkaz"/>
@@ -1968,7 +2075,7 @@
                 <w:noProof/>
                 <w:webHidden/>
               </w:rPr>
-              <w:instrText xml:space="preserve"> PAGEREF _Toc227668194 \h </w:instrText>
+              <w:instrText xml:space="preserve"> PAGEREF _Toc227677852 \h </w:instrText>
             </w:r>
             <w:r>
               <w:rPr>
@@ -2011,7 +2118,7 @@
               <w14:ligatures w14:val="standardContextual"/>
             </w:rPr>
           </w:pPr>
-          <w:hyperlink w:anchor="_Toc227668195" w:history="1">
+          <w:hyperlink w:anchor="_Toc227677853" w:history="1">
             <w:r>
               <w:rPr>
                 <w:rStyle w:val="Hypertextovodkaz"/>
@@ -2056,7 +2163,7 @@
                 <w:noProof/>
                 <w:webHidden/>
               </w:rPr>
-              <w:instrText xml:space="preserve"> PAGEREF _Toc227668195 \h </w:instrText>
+              <w:instrText xml:space="preserve"> PAGEREF _Toc227677853 \h </w:instrText>
             </w:r>
             <w:r>
               <w:rPr>
@@ -2099,7 +2206,7 @@
               <w14:ligatures w14:val="standardContextual"/>
             </w:rPr>
           </w:pPr>
-          <w:hyperlink w:anchor="_Toc227668196" w:history="1">
+          <w:hyperlink w:anchor="_Toc227677854" w:history="1">
             <w:r>
               <w:rPr>
                 <w:rStyle w:val="Hypertextovodkaz"/>
@@ -2144,7 +2251,7 @@
                 <w:noProof/>
                 <w:webHidden/>
               </w:rPr>
-              <w:instrText xml:space="preserve"> PAGEREF _Toc227668196 \h </w:instrText>
+              <w:instrText xml:space="preserve"> PAGEREF _Toc227677854 \h </w:instrText>
             </w:r>
             <w:r>
               <w:rPr>
@@ -2190,7 +2297,7 @@
               <w14:ligatures w14:val="standardContextual"/>
             </w:rPr>
           </w:pPr>
-          <w:hyperlink w:anchor="_Toc227668197" w:history="1">
+          <w:hyperlink w:anchor="_Toc227677855" w:history="1">
             <w:r>
               <w:rPr>
                 <w:rStyle w:val="Hypertextovodkaz"/>
@@ -2235,7 +2342,7 @@
                 <w:noProof/>
                 <w:webHidden/>
               </w:rPr>
-              <w:instrText xml:space="preserve"> PAGEREF _Toc227668197 \h </w:instrText>
+              <w:instrText xml:space="preserve"> PAGEREF _Toc227677855 \h </w:instrText>
             </w:r>
             <w:r>
               <w:rPr>
@@ -2278,7 +2385,7 @@
               <w14:ligatures w14:val="standardContextual"/>
             </w:rPr>
           </w:pPr>
-          <w:hyperlink w:anchor="_Toc227668198" w:history="1">
+          <w:hyperlink w:anchor="_Toc227677856" w:history="1">
             <w:r>
               <w:rPr>
                 <w:rStyle w:val="Hypertextovodkaz"/>
@@ -2323,7 +2430,7 @@
                 <w:noProof/>
                 <w:webHidden/>
               </w:rPr>
-              <w:instrText xml:space="preserve"> PAGEREF _Toc227668198 \h </w:instrText>
+              <w:instrText xml:space="preserve"> PAGEREF _Toc227677856 \h </w:instrText>
             </w:r>
             <w:r>
               <w:rPr>
@@ -2366,7 +2473,7 @@
               <w14:ligatures w14:val="standardContextual"/>
             </w:rPr>
           </w:pPr>
-          <w:hyperlink w:anchor="_Toc227668199" w:history="1">
+          <w:hyperlink w:anchor="_Toc227677857" w:history="1">
             <w:r>
               <w:rPr>
                 <w:rStyle w:val="Hypertextovodkaz"/>
@@ -2411,7 +2518,7 @@
                 <w:noProof/>
                 <w:webHidden/>
               </w:rPr>
-              <w:instrText xml:space="preserve"> PAGEREF _Toc227668199 \h </w:instrText>
+              <w:instrText xml:space="preserve"> PAGEREF _Toc227677857 \h </w:instrText>
             </w:r>
             <w:r>
               <w:rPr>
@@ -2454,7 +2561,7 @@
               <w14:ligatures w14:val="standardContextual"/>
             </w:rPr>
           </w:pPr>
-          <w:hyperlink w:anchor="_Toc227668200" w:history="1">
+          <w:hyperlink w:anchor="_Toc227677858" w:history="1">
             <w:r>
               <w:rPr>
                 <w:rStyle w:val="Hypertextovodkaz"/>
@@ -2499,7 +2606,7 @@
                 <w:noProof/>
                 <w:webHidden/>
               </w:rPr>
-              <w:instrText xml:space="preserve"> PAGEREF _Toc227668200 \h </w:instrText>
+              <w:instrText xml:space="preserve"> PAGEREF _Toc227677858 \h </w:instrText>
             </w:r>
             <w:r>
               <w:rPr>
@@ -2542,7 +2649,7 @@
               <w14:ligatures w14:val="standardContextual"/>
             </w:rPr>
           </w:pPr>
-          <w:hyperlink w:anchor="_Toc227668201" w:history="1">
+          <w:hyperlink w:anchor="_Toc227677859" w:history="1">
             <w:r>
               <w:rPr>
                 <w:rStyle w:val="Hypertextovodkaz"/>
@@ -2587,7 +2694,7 @@
                 <w:noProof/>
                 <w:webHidden/>
               </w:rPr>
-              <w:instrText xml:space="preserve"> PAGEREF _Toc227668201 \h </w:instrText>
+              <w:instrText xml:space="preserve"> PAGEREF _Toc227677859 \h </w:instrText>
             </w:r>
             <w:r>
               <w:rPr>
@@ -2630,7 +2737,7 @@
               <w14:ligatures w14:val="standardContextual"/>
             </w:rPr>
           </w:pPr>
-          <w:hyperlink w:anchor="_Toc227668202" w:history="1">
+          <w:hyperlink w:anchor="_Toc227677860" w:history="1">
             <w:r>
               <w:rPr>
                 <w:rStyle w:val="Hypertextovodkaz"/>
@@ -2675,7 +2782,7 @@
                 <w:noProof/>
                 <w:webHidden/>
               </w:rPr>
-              <w:instrText xml:space="preserve"> PAGEREF _Toc227668202 \h </w:instrText>
+              <w:instrText xml:space="preserve"> PAGEREF _Toc227677860 \h </w:instrText>
             </w:r>
             <w:r>
               <w:rPr>
@@ -2718,7 +2825,7 @@
               <w14:ligatures w14:val="standardContextual"/>
             </w:rPr>
           </w:pPr>
-          <w:hyperlink w:anchor="_Toc227668203" w:history="1">
+          <w:hyperlink w:anchor="_Toc227677861" w:history="1">
             <w:r>
               <w:rPr>
                 <w:rStyle w:val="Hypertextovodkaz"/>
@@ -2763,7 +2870,7 @@
                 <w:noProof/>
                 <w:webHidden/>
               </w:rPr>
-              <w:instrText xml:space="preserve"> PAGEREF _Toc227668203 \h </w:instrText>
+              <w:instrText xml:space="preserve"> PAGEREF _Toc227677861 \h </w:instrText>
             </w:r>
             <w:r>
               <w:rPr>
@@ -2806,7 +2913,7 @@
               <w14:ligatures w14:val="standardContextual"/>
             </w:rPr>
           </w:pPr>
-          <w:hyperlink w:anchor="_Toc227668204" w:history="1">
+          <w:hyperlink w:anchor="_Toc227677862" w:history="1">
             <w:r>
               <w:rPr>
                 <w:rStyle w:val="Hypertextovodkaz"/>
@@ -2851,7 +2958,7 @@
                 <w:noProof/>
                 <w:webHidden/>
               </w:rPr>
-              <w:instrText xml:space="preserve"> PAGEREF _Toc227668204 \h </w:instrText>
+              <w:instrText xml:space="preserve"> PAGEREF _Toc227677862 \h </w:instrText>
             </w:r>
             <w:r>
               <w:rPr>
@@ -2894,7 +3001,7 @@
               <w14:ligatures w14:val="standardContextual"/>
             </w:rPr>
           </w:pPr>
-          <w:hyperlink w:anchor="_Toc227668205" w:history="1">
+          <w:hyperlink w:anchor="_Toc227677863" w:history="1">
             <w:r>
               <w:rPr>
                 <w:rStyle w:val="Hypertextovodkaz"/>
@@ -2939,7 +3046,7 @@
                 <w:noProof/>
                 <w:webHidden/>
               </w:rPr>
-              <w:instrText xml:space="preserve"> PAGEREF _Toc227668205 \h </w:instrText>
+              <w:instrText xml:space="preserve"> PAGEREF _Toc227677863 \h </w:instrText>
             </w:r>
             <w:r>
               <w:rPr>
@@ -2982,7 +3089,7 @@
               <w14:ligatures w14:val="standardContextual"/>
             </w:rPr>
           </w:pPr>
-          <w:hyperlink w:anchor="_Toc227668206" w:history="1">
+          <w:hyperlink w:anchor="_Toc227677864" w:history="1">
             <w:r>
               <w:rPr>
                 <w:rStyle w:val="Hypertextovodkaz"/>
@@ -3027,7 +3134,7 @@
                 <w:noProof/>
                 <w:webHidden/>
               </w:rPr>
-              <w:instrText xml:space="preserve"> PAGEREF _Toc227668206 \h </w:instrText>
+              <w:instrText xml:space="preserve"> PAGEREF _Toc227677864 \h </w:instrText>
             </w:r>
             <w:r>
               <w:rPr>
@@ -3070,7 +3177,7 @@
               <w14:ligatures w14:val="standardContextual"/>
             </w:rPr>
           </w:pPr>
-          <w:hyperlink w:anchor="_Toc227668207" w:history="1">
+          <w:hyperlink w:anchor="_Toc227677865" w:history="1">
             <w:r>
               <w:rPr>
                 <w:rStyle w:val="Hypertextovodkaz"/>
@@ -3115,7 +3222,7 @@
                 <w:noProof/>
                 <w:webHidden/>
               </w:rPr>
-              <w:instrText xml:space="preserve"> PAGEREF _Toc227668207 \h </w:instrText>
+              <w:instrText xml:space="preserve"> PAGEREF _Toc227677865 \h </w:instrText>
             </w:r>
             <w:r>
               <w:rPr>
@@ -3158,7 +3265,7 @@
               <w14:ligatures w14:val="standardContextual"/>
             </w:rPr>
           </w:pPr>
-          <w:hyperlink w:anchor="_Toc227668208" w:history="1">
+          <w:hyperlink w:anchor="_Toc227677866" w:history="1">
             <w:r>
               <w:rPr>
                 <w:rStyle w:val="Hypertextovodkaz"/>
@@ -3203,7 +3310,7 @@
                 <w:noProof/>
                 <w:webHidden/>
               </w:rPr>
-              <w:instrText xml:space="preserve"> PAGEREF _Toc227668208 \h </w:instrText>
+              <w:instrText xml:space="preserve"> PAGEREF _Toc227677866 \h </w:instrText>
             </w:r>
             <w:r>
               <w:rPr>
@@ -3246,7 +3353,7 @@
               <w14:ligatures w14:val="standardContextual"/>
             </w:rPr>
           </w:pPr>
-          <w:hyperlink w:anchor="_Toc227668209" w:history="1">
+          <w:hyperlink w:anchor="_Toc227677867" w:history="1">
             <w:r>
               <w:rPr>
                 <w:rStyle w:val="Hypertextovodkaz"/>
@@ -3291,7 +3398,7 @@
                 <w:noProof/>
                 <w:webHidden/>
               </w:rPr>
-              <w:instrText xml:space="preserve"> PAGEREF _Toc227668209 \h </w:instrText>
+              <w:instrText xml:space="preserve"> PAGEREF _Toc227677867 \h </w:instrText>
             </w:r>
             <w:r>
               <w:rPr>
@@ -3334,7 +3441,7 @@
               <w14:ligatures w14:val="standardContextual"/>
             </w:rPr>
           </w:pPr>
-          <w:hyperlink w:anchor="_Toc227668210" w:history="1">
+          <w:hyperlink w:anchor="_Toc227677868" w:history="1">
             <w:r>
               <w:rPr>
                 <w:rStyle w:val="Hypertextovodkaz"/>
@@ -3379,7 +3486,7 @@
                 <w:noProof/>
                 <w:webHidden/>
               </w:rPr>
-              <w:instrText xml:space="preserve"> PAGEREF _Toc227668210 \h </w:instrText>
+              <w:instrText xml:space="preserve"> PAGEREF _Toc227677868 \h </w:instrText>
             </w:r>
             <w:r>
               <w:rPr>
@@ -3422,7 +3529,7 @@
               <w14:ligatures w14:val="standardContextual"/>
             </w:rPr>
           </w:pPr>
-          <w:hyperlink w:anchor="_Toc227668211" w:history="1">
+          <w:hyperlink w:anchor="_Toc227677869" w:history="1">
             <w:r>
               <w:rPr>
                 <w:rStyle w:val="Hypertextovodkaz"/>
@@ -3467,7 +3574,7 @@
                 <w:noProof/>
                 <w:webHidden/>
               </w:rPr>
-              <w:instrText xml:space="preserve"> PAGEREF _Toc227668211 \h </w:instrText>
+              <w:instrText xml:space="preserve"> PAGEREF _Toc227677869 \h </w:instrText>
             </w:r>
             <w:r>
               <w:rPr>
@@ -3510,7 +3617,7 @@
               <w14:ligatures w14:val="standardContextual"/>
             </w:rPr>
           </w:pPr>
-          <w:hyperlink w:anchor="_Toc227668212" w:history="1">
+          <w:hyperlink w:anchor="_Toc227677870" w:history="1">
             <w:r>
               <w:rPr>
                 <w:rStyle w:val="Hypertextovodkaz"/>
@@ -3555,7 +3662,7 @@
                 <w:noProof/>
                 <w:webHidden/>
               </w:rPr>
-              <w:instrText xml:space="preserve"> PAGEREF _Toc227668212 \h </w:instrText>
+              <w:instrText xml:space="preserve"> PAGEREF _Toc227677870 \h </w:instrText>
             </w:r>
             <w:r>
               <w:rPr>
@@ -3598,7 +3705,7 @@
               <w14:ligatures w14:val="standardContextual"/>
             </w:rPr>
           </w:pPr>
-          <w:hyperlink w:anchor="_Toc227668213" w:history="1">
+          <w:hyperlink w:anchor="_Toc227677871" w:history="1">
             <w:r>
               <w:rPr>
                 <w:rStyle w:val="Hypertextovodkaz"/>
@@ -3643,7 +3750,7 @@
                 <w:noProof/>
                 <w:webHidden/>
               </w:rPr>
-              <w:instrText xml:space="preserve"> PAGEREF _Toc227668213 \h </w:instrText>
+              <w:instrText xml:space="preserve"> PAGEREF _Toc227677871 \h </w:instrText>
             </w:r>
             <w:r>
               <w:rPr>
@@ -3686,7 +3793,7 @@
               <w14:ligatures w14:val="standardContextual"/>
             </w:rPr>
           </w:pPr>
-          <w:hyperlink w:anchor="_Toc227668214" w:history="1">
+          <w:hyperlink w:anchor="_Toc227677872" w:history="1">
             <w:r>
               <w:rPr>
                 <w:rStyle w:val="Hypertextovodkaz"/>
@@ -3731,7 +3838,7 @@
                 <w:noProof/>
                 <w:webHidden/>
               </w:rPr>
-              <w:instrText xml:space="preserve"> PAGEREF _Toc227668214 \h </w:instrText>
+              <w:instrText xml:space="preserve"> PAGEREF _Toc227677872 \h </w:instrText>
             </w:r>
             <w:r>
               <w:rPr>
@@ -3774,7 +3881,7 @@
               <w14:ligatures w14:val="standardContextual"/>
             </w:rPr>
           </w:pPr>
-          <w:hyperlink w:anchor="_Toc227668215" w:history="1">
+          <w:hyperlink w:anchor="_Toc227677873" w:history="1">
             <w:r>
               <w:rPr>
                 <w:rStyle w:val="Hypertextovodkaz"/>
@@ -3819,7 +3926,7 @@
                 <w:noProof/>
                 <w:webHidden/>
               </w:rPr>
-              <w:instrText xml:space="preserve"> PAGEREF _Toc227668215 \h </w:instrText>
+              <w:instrText xml:space="preserve"> PAGEREF _Toc227677873 \h </w:instrText>
             </w:r>
             <w:r>
               <w:rPr>
@@ -3862,7 +3969,7 @@
               <w14:ligatures w14:val="standardContextual"/>
             </w:rPr>
           </w:pPr>
-          <w:hyperlink w:anchor="_Toc227668216" w:history="1">
+          <w:hyperlink w:anchor="_Toc227677874" w:history="1">
             <w:r>
               <w:rPr>
                 <w:rStyle w:val="Hypertextovodkaz"/>
@@ -3907,7 +4014,7 @@
                 <w:noProof/>
                 <w:webHidden/>
               </w:rPr>
-              <w:instrText xml:space="preserve"> PAGEREF _Toc227668216 \h </w:instrText>
+              <w:instrText xml:space="preserve"> PAGEREF _Toc227677874 \h </w:instrText>
             </w:r>
             <w:r>
               <w:rPr>
@@ -3950,7 +4057,7 @@
               <w14:ligatures w14:val="standardContextual"/>
             </w:rPr>
           </w:pPr>
-          <w:hyperlink w:anchor="_Toc227668217" w:history="1">
+          <w:hyperlink w:anchor="_Toc227677875" w:history="1">
             <w:r>
               <w:rPr>
                 <w:rStyle w:val="Hypertextovodkaz"/>
@@ -3995,7 +4102,95 @@
                 <w:noProof/>
                 <w:webHidden/>
               </w:rPr>
-              <w:instrText xml:space="preserve"> PAGEREF _Toc227668217 \h </w:instrText>
+              <w:instrText xml:space="preserve"> PAGEREF _Toc227677875 \h </w:instrText>
+            </w:r>
+            <w:r>
+              <w:rPr>
+                <w:noProof/>
+                <w:webHidden/>
+              </w:rPr>
+            </w:r>
+            <w:r>
+              <w:rPr>
+                <w:noProof/>
+                <w:webHidden/>
+              </w:rPr>
+              <w:fldChar w:fldCharType="separate"/>
+            </w:r>
+            <w:r>
+              <w:rPr>
+                <w:noProof/>
+                <w:webHidden/>
+              </w:rPr>
+              <w:t>5</w:t>
+            </w:r>
+            <w:r>
+              <w:rPr>
+                <w:noProof/>
+                <w:webHidden/>
+              </w:rPr>
+              <w:fldChar w:fldCharType="end"/>
+            </w:r>
+          </w:hyperlink>
+        </w:p>
+        <w:p>
+          <w:pPr>
+            <w:pStyle w:val="Obsah2"/>
+            <w:rPr>
+              <w:rFonts w:eastAsiaTheme="minorEastAsia"/>
+              <w:noProof/>
+              <w:kern w:val="2"/>
+              <w:szCs w:val="24"/>
+              <w:lang w:eastAsia="cs-CZ"/>
+              <w14:ligatures w14:val="standardContextual"/>
+            </w:rPr>
+          </w:pPr>
+          <w:hyperlink w:anchor="_Toc227677876" w:history="1">
+            <w:r>
+              <w:rPr>
+                <w:rStyle w:val="Hypertextovodkaz"/>
+                <w:noProof/>
+              </w:rPr>
+              <w:t>3.7</w:t>
+            </w:r>
+            <w:r>
+              <w:rPr>
+                <w:rFonts w:eastAsiaTheme="minorEastAsia"/>
+                <w:noProof/>
+                <w:kern w:val="2"/>
+                <w:szCs w:val="24"/>
+                <w:lang w:eastAsia="cs-CZ"/>
+                <w14:ligatures w14:val="standardContextual"/>
+              </w:rPr>
+              <w:tab/>
+            </w:r>
+            <w:r>
+              <w:rPr>
+                <w:rStyle w:val="Hypertextovodkaz"/>
+                <w:noProof/>
+              </w:rPr>
+              <w:t>Endpointy</w:t>
+            </w:r>
+            <w:r>
+              <w:rPr>
+                <w:noProof/>
+                <w:webHidden/>
+              </w:rPr>
+              <w:tab/>
+            </w:r>
+            <w:r>
+              <w:rPr>
+                <w:noProof/>
+                <w:webHidden/>
+              </w:rPr>
+              <w:fldChar w:fldCharType="begin"/>
+            </w:r>
+            <w:r>
+              <w:rPr>
+                <w:noProof/>
+                <w:webHidden/>
+              </w:rPr>
+              <w:instrText xml:space="preserve"> PAGEREF _Toc227677876 \h </w:instrText>
             </w:r>
             <w:r>
               <w:rPr>
@@ -4041,7 +4236,7 @@
               <w14:ligatures w14:val="standardContextual"/>
             </w:rPr>
           </w:pPr>
-          <w:hyperlink w:anchor="_Toc227668218" w:history="1">
+          <w:hyperlink w:anchor="_Toc227677877" w:history="1">
             <w:r>
               <w:rPr>
                 <w:rStyle w:val="Hypertextovodkaz"/>
@@ -4086,7 +4281,7 @@
                 <w:noProof/>
                 <w:webHidden/>
               </w:rPr>
-              <w:instrText xml:space="preserve"> PAGEREF _Toc227668218 \h </w:instrText>
+              <w:instrText xml:space="preserve"> PAGEREF _Toc227677877 \h </w:instrText>
             </w:r>
             <w:r>
               <w:rPr>
@@ -4129,7 +4324,7 @@
               <w14:ligatures w14:val="standardContextual"/>
             </w:rPr>
           </w:pPr>
-          <w:hyperlink w:anchor="_Toc227668219" w:history="1">
+          <w:hyperlink w:anchor="_Toc227677878" w:history="1">
             <w:r>
               <w:rPr>
                 <w:rStyle w:val="Hypertextovodkaz"/>
@@ -4174,7 +4369,7 @@
                 <w:noProof/>
                 <w:webHidden/>
               </w:rPr>
-              <w:instrText xml:space="preserve"> PAGEREF _Toc227668219 \h </w:instrText>
+              <w:instrText xml:space="preserve"> PAGEREF _Toc227677878 \h </w:instrText>
             </w:r>
             <w:r>
               <w:rPr>
@@ -4217,7 +4412,7 @@
               <w14:ligatures w14:val="standardContextual"/>
             </w:rPr>
           </w:pPr>
-          <w:hyperlink w:anchor="_Toc227668220" w:history="1">
+          <w:hyperlink w:anchor="_Toc227677879" w:history="1">
             <w:r>
               <w:rPr>
                 <w:rStyle w:val="Hypertextovodkaz"/>
@@ -4262,7 +4457,7 @@
                 <w:noProof/>
                 <w:webHidden/>
               </w:rPr>
-              <w:instrText xml:space="preserve"> PAGEREF _Toc227668220 \h </w:instrText>
+              <w:instrText xml:space="preserve"> PAGEREF _Toc227677879 \h </w:instrText>
             </w:r>
             <w:r>
               <w:rPr>
@@ -4305,7 +4500,7 @@
               <w14:ligatures w14:val="standardContextual"/>
             </w:rPr>
           </w:pPr>
-          <w:hyperlink w:anchor="_Toc227668221" w:history="1">
+          <w:hyperlink w:anchor="_Toc227677880" w:history="1">
             <w:r>
               <w:rPr>
                 <w:rStyle w:val="Hypertextovodkaz"/>
@@ -4350,7 +4545,7 @@
                 <w:noProof/>
                 <w:webHidden/>
               </w:rPr>
-              <w:instrText xml:space="preserve"> PAGEREF _Toc227668221 \h </w:instrText>
+              <w:instrText xml:space="preserve"> PAGEREF _Toc227677880 \h </w:instrText>
             </w:r>
             <w:r>
               <w:rPr>
@@ -4393,7 +4588,7 @@
               <w14:ligatures w14:val="standardContextual"/>
             </w:rPr>
           </w:pPr>
-          <w:hyperlink w:anchor="_Toc227668222" w:history="1">
+          <w:hyperlink w:anchor="_Toc227677881" w:history="1">
             <w:r>
               <w:rPr>
                 <w:rStyle w:val="Hypertextovodkaz"/>
@@ -4438,7 +4633,7 @@
                 <w:noProof/>
                 <w:webHidden/>
               </w:rPr>
-              <w:instrText xml:space="preserve"> PAGEREF _Toc227668222 \h </w:instrText>
+              <w:instrText xml:space="preserve"> PAGEREF _Toc227677881 \h </w:instrText>
             </w:r>
             <w:r>
               <w:rPr>
@@ -4481,7 +4676,7 @@
               <w14:ligatures w14:val="standardContextual"/>
             </w:rPr>
           </w:pPr>
-          <w:hyperlink w:anchor="_Toc227668223" w:history="1">
+          <w:hyperlink w:anchor="_Toc227677882" w:history="1">
             <w:r>
               <w:rPr>
                 <w:rStyle w:val="Hypertextovodkaz"/>
@@ -4526,7 +4721,7 @@
                 <w:noProof/>
                 <w:webHidden/>
               </w:rPr>
-              <w:instrText xml:space="preserve"> PAGEREF _Toc227668223 \h </w:instrText>
+              <w:instrText xml:space="preserve"> PAGEREF _Toc227677882 \h </w:instrText>
             </w:r>
             <w:r>
               <w:rPr>
@@ -4572,7 +4767,7 @@
               <w14:ligatures w14:val="standardContextual"/>
             </w:rPr>
           </w:pPr>
-          <w:hyperlink w:anchor="_Toc227668224" w:history="1">
+          <w:hyperlink w:anchor="_Toc227677883" w:history="1">
             <w:r>
               <w:rPr>
                 <w:rStyle w:val="Hypertextovodkaz"/>
@@ -4617,7 +4812,7 @@
                 <w:noProof/>
                 <w:webHidden/>
               </w:rPr>
-              <w:instrText xml:space="preserve"> PAGEREF _Toc227668224 \h </w:instrText>
+              <w:instrText xml:space="preserve"> PAGEREF _Toc227677883 \h </w:instrText>
             </w:r>
             <w:r>
               <w:rPr>
@@ -4660,7 +4855,7 @@
               <w14:ligatures w14:val="standardContextual"/>
             </w:rPr>
           </w:pPr>
-          <w:hyperlink w:anchor="_Toc227668225" w:history="1">
+          <w:hyperlink w:anchor="_Toc227677884" w:history="1">
             <w:r>
               <w:rPr>
                 <w:rStyle w:val="Hypertextovodkaz"/>
@@ -4705,183 +4900,7 @@
                 <w:noProof/>
                 <w:webHidden/>
               </w:rPr>
-              <w:instrText xml:space="preserve"> PAGEREF _Toc227668225 \h </w:instrText>
-            </w:r>
-            <w:r>
-              <w:rPr>
-                <w:noProof/>
-                <w:webHidden/>
-              </w:rPr>
-            </w:r>
-            <w:r>
-              <w:rPr>
-                <w:noProof/>
-                <w:webHidden/>
-              </w:rPr>
-              <w:fldChar w:fldCharType="separate"/>
-            </w:r>
-            <w:r>
-              <w:rPr>
-                <w:noProof/>
-                <w:webHidden/>
-              </w:rPr>
-              <w:t>7</w:t>
-            </w:r>
-            <w:r>
-              <w:rPr>
-                <w:noProof/>
-                <w:webHidden/>
-              </w:rPr>
-              <w:fldChar w:fldCharType="end"/>
-            </w:r>
-          </w:hyperlink>
-        </w:p>
-        <w:p>
-          <w:pPr>
-            <w:pStyle w:val="Obsah2"/>
-            <w:rPr>
-              <w:rFonts w:eastAsiaTheme="minorEastAsia"/>
-              <w:noProof/>
-              <w:kern w:val="2"/>
-              <w:szCs w:val="24"/>
-              <w:lang w:eastAsia="cs-CZ"/>
-              <w14:ligatures w14:val="standardContextual"/>
-            </w:rPr>
-          </w:pPr>
-          <w:hyperlink w:anchor="_Toc227668226" w:history="1">
-            <w:r>
-              <w:rPr>
-                <w:rStyle w:val="Hypertextovodkaz"/>
-                <w:noProof/>
-              </w:rPr>
-              <w:t>5.2</w:t>
-            </w:r>
-            <w:r>
-              <w:rPr>
-                <w:rFonts w:eastAsiaTheme="minorEastAsia"/>
-                <w:noProof/>
-                <w:kern w:val="2"/>
-                <w:szCs w:val="24"/>
-                <w:lang w:eastAsia="cs-CZ"/>
-                <w14:ligatures w14:val="standardContextual"/>
-              </w:rPr>
-              <w:tab/>
-            </w:r>
-            <w:r>
-              <w:rPr>
-                <w:rStyle w:val="Hypertextovodkaz"/>
-                <w:noProof/>
-              </w:rPr>
-              <w:t>Motivace a sdílení</w:t>
-            </w:r>
-            <w:r>
-              <w:rPr>
-                <w:noProof/>
-                <w:webHidden/>
-              </w:rPr>
-              <w:tab/>
-            </w:r>
-            <w:r>
-              <w:rPr>
-                <w:noProof/>
-                <w:webHidden/>
-              </w:rPr>
-              <w:fldChar w:fldCharType="begin"/>
-            </w:r>
-            <w:r>
-              <w:rPr>
-                <w:noProof/>
-                <w:webHidden/>
-              </w:rPr>
-              <w:instrText xml:space="preserve"> PAGEREF _Toc227668226 \h </w:instrText>
-            </w:r>
-            <w:r>
-              <w:rPr>
-                <w:noProof/>
-                <w:webHidden/>
-              </w:rPr>
-            </w:r>
-            <w:r>
-              <w:rPr>
-                <w:noProof/>
-                <w:webHidden/>
-              </w:rPr>
-              <w:fldChar w:fldCharType="separate"/>
-            </w:r>
-            <w:r>
-              <w:rPr>
-                <w:noProof/>
-                <w:webHidden/>
-              </w:rPr>
-              <w:t>7</w:t>
-            </w:r>
-            <w:r>
-              <w:rPr>
-                <w:noProof/>
-                <w:webHidden/>
-              </w:rPr>
-              <w:fldChar w:fldCharType="end"/>
-            </w:r>
-          </w:hyperlink>
-        </w:p>
-        <w:p>
-          <w:pPr>
-            <w:pStyle w:val="Obsah2"/>
-            <w:rPr>
-              <w:rFonts w:eastAsiaTheme="minorEastAsia"/>
-              <w:noProof/>
-              <w:kern w:val="2"/>
-              <w:szCs w:val="24"/>
-              <w:lang w:eastAsia="cs-CZ"/>
-              <w14:ligatures w14:val="standardContextual"/>
-            </w:rPr>
-          </w:pPr>
-          <w:hyperlink w:anchor="_Toc227668227" w:history="1">
-            <w:r>
-              <w:rPr>
-                <w:rStyle w:val="Hypertextovodkaz"/>
-                <w:noProof/>
-              </w:rPr>
-              <w:t>5.3</w:t>
-            </w:r>
-            <w:r>
-              <w:rPr>
-                <w:rFonts w:eastAsiaTheme="minorEastAsia"/>
-                <w:noProof/>
-                <w:kern w:val="2"/>
-                <w:szCs w:val="24"/>
-                <w:lang w:eastAsia="cs-CZ"/>
-                <w14:ligatures w14:val="standardContextual"/>
-              </w:rPr>
-              <w:tab/>
-            </w:r>
-            <w:r>
-              <w:rPr>
-                <w:rStyle w:val="Hypertextovodkaz"/>
-                <w:noProof/>
-              </w:rPr>
-              <w:t>Gamifikace</w:t>
-            </w:r>
-            <w:r>
-              <w:rPr>
-                <w:noProof/>
-                <w:webHidden/>
-              </w:rPr>
-              <w:tab/>
-            </w:r>
-            <w:r>
-              <w:rPr>
-                <w:noProof/>
-                <w:webHidden/>
-              </w:rPr>
-              <w:fldChar w:fldCharType="begin"/>
-            </w:r>
-            <w:r>
-              <w:rPr>
-                <w:noProof/>
-                <w:webHidden/>
-              </w:rPr>
-              <w:instrText xml:space="preserve"> PAGEREF _Toc227668227 \h </w:instrText>
+              <w:instrText xml:space="preserve"> PAGEREF _Toc227677884 \h </w:instrText>
             </w:r>
             <w:r>
               <w:rPr>
@@ -4927,7 +4946,7 @@
               <w14:ligatures w14:val="standardContextual"/>
             </w:rPr>
           </w:pPr>
-          <w:hyperlink w:anchor="_Toc227668228" w:history="1">
+          <w:hyperlink w:anchor="_Toc227677885" w:history="1">
             <w:r>
               <w:rPr>
                 <w:rStyle w:val="Hypertextovodkaz"/>
@@ -4972,7 +4991,7 @@
                 <w:noProof/>
                 <w:webHidden/>
               </w:rPr>
-              <w:instrText xml:space="preserve"> PAGEREF _Toc227668228 \h </w:instrText>
+              <w:instrText xml:space="preserve"> PAGEREF _Toc227677885 \h </w:instrText>
             </w:r>
             <w:r>
               <w:rPr>
@@ -5015,7 +5034,7 @@
               <w14:ligatures w14:val="standardContextual"/>
             </w:rPr>
           </w:pPr>
-          <w:hyperlink w:anchor="_Toc227668229" w:history="1">
+          <w:hyperlink w:anchor="_Toc227677886" w:history="1">
             <w:r>
               <w:rPr>
                 <w:rStyle w:val="Hypertextovodkaz"/>
@@ -5060,7 +5079,7 @@
                 <w:noProof/>
                 <w:webHidden/>
               </w:rPr>
-              <w:instrText xml:space="preserve"> PAGEREF _Toc227668229 \h </w:instrText>
+              <w:instrText xml:space="preserve"> PAGEREF _Toc227677886 \h </w:instrText>
             </w:r>
             <w:r>
               <w:rPr>
@@ -5103,7 +5122,7 @@
               <w14:ligatures w14:val="standardContextual"/>
             </w:rPr>
           </w:pPr>
-          <w:hyperlink w:anchor="_Toc227668230" w:history="1">
+          <w:hyperlink w:anchor="_Toc227677887" w:history="1">
             <w:r>
               <w:rPr>
                 <w:rStyle w:val="Hypertextovodkaz"/>
@@ -5148,7 +5167,7 @@
                 <w:noProof/>
                 <w:webHidden/>
               </w:rPr>
-              <w:instrText xml:space="preserve"> PAGEREF _Toc227668230 \h </w:instrText>
+              <w:instrText xml:space="preserve"> PAGEREF _Toc227677887 \h </w:instrText>
             </w:r>
             <w:r>
               <w:rPr>
@@ -5191,7 +5210,7 @@
               <w14:ligatures w14:val="standardContextual"/>
             </w:rPr>
           </w:pPr>
-          <w:hyperlink w:anchor="_Toc227668231" w:history="1">
+          <w:hyperlink w:anchor="_Toc227677888" w:history="1">
             <w:r>
               <w:rPr>
                 <w:rStyle w:val="Hypertextovodkaz"/>
@@ -5236,95 +5255,7 @@
                 <w:noProof/>
                 <w:webHidden/>
               </w:rPr>
-              <w:instrText xml:space="preserve"> PAGEREF _Toc227668231 \h </w:instrText>
-            </w:r>
-            <w:r>
-              <w:rPr>
-                <w:noProof/>
-                <w:webHidden/>
-              </w:rPr>
-            </w:r>
-            <w:r>
-              <w:rPr>
-                <w:noProof/>
-                <w:webHidden/>
-              </w:rPr>
-              <w:fldChar w:fldCharType="separate"/>
-            </w:r>
-            <w:r>
-              <w:rPr>
-                <w:noProof/>
-                <w:webHidden/>
-              </w:rPr>
-              <w:t>8</w:t>
-            </w:r>
-            <w:r>
-              <w:rPr>
-                <w:noProof/>
-                <w:webHidden/>
-              </w:rPr>
-              <w:fldChar w:fldCharType="end"/>
-            </w:r>
-          </w:hyperlink>
-        </w:p>
-        <w:p>
-          <w:pPr>
-            <w:pStyle w:val="Obsah2"/>
-            <w:rPr>
-              <w:rFonts w:eastAsiaTheme="minorEastAsia"/>
-              <w:noProof/>
-              <w:kern w:val="2"/>
-              <w:szCs w:val="24"/>
-              <w:lang w:eastAsia="cs-CZ"/>
-              <w14:ligatures w14:val="standardContextual"/>
-            </w:rPr>
-          </w:pPr>
-          <w:hyperlink w:anchor="_Toc227668232" w:history="1">
-            <w:r>
-              <w:rPr>
-                <w:rStyle w:val="Hypertextovodkaz"/>
-                <w:noProof/>
-              </w:rPr>
-              <w:t>6.4</w:t>
-            </w:r>
-            <w:r>
-              <w:rPr>
-                <w:rFonts w:eastAsiaTheme="minorEastAsia"/>
-                <w:noProof/>
-                <w:kern w:val="2"/>
-                <w:szCs w:val="24"/>
-                <w:lang w:eastAsia="cs-CZ"/>
-                <w14:ligatures w14:val="standardContextual"/>
-              </w:rPr>
-              <w:tab/>
-            </w:r>
-            <w:r>
-              <w:rPr>
-                <w:rStyle w:val="Hypertextovodkaz"/>
-                <w:noProof/>
-              </w:rPr>
-              <w:t>Distribuce přes Apple a Google</w:t>
-            </w:r>
-            <w:r>
-              <w:rPr>
-                <w:noProof/>
-                <w:webHidden/>
-              </w:rPr>
-              <w:tab/>
-            </w:r>
-            <w:r>
-              <w:rPr>
-                <w:noProof/>
-                <w:webHidden/>
-              </w:rPr>
-              <w:fldChar w:fldCharType="begin"/>
-            </w:r>
-            <w:r>
-              <w:rPr>
-                <w:noProof/>
-                <w:webHidden/>
-              </w:rPr>
-              <w:instrText xml:space="preserve"> PAGEREF _Toc227668232 \h </w:instrText>
+              <w:instrText xml:space="preserve"> PAGEREF _Toc227677888 \h </w:instrText>
             </w:r>
             <w:r>
               <w:rPr>
@@ -5370,7 +5301,7 @@
               <w14:ligatures w14:val="standardContextual"/>
             </w:rPr>
           </w:pPr>
-          <w:hyperlink w:anchor="_Toc227668233" w:history="1">
+          <w:hyperlink w:anchor="_Toc227677889" w:history="1">
             <w:r>
               <w:rPr>
                 <w:rStyle w:val="Hypertextovodkaz"/>
@@ -5415,7 +5346,7 @@
                 <w:noProof/>
                 <w:webHidden/>
               </w:rPr>
-              <w:instrText xml:space="preserve"> PAGEREF _Toc227668233 \h </w:instrText>
+              <w:instrText xml:space="preserve"> PAGEREF _Toc227677889 \h </w:instrText>
             </w:r>
             <w:r>
               <w:rPr>
@@ -5458,7 +5389,7 @@
               <w14:ligatures w14:val="standardContextual"/>
             </w:rPr>
           </w:pPr>
-          <w:hyperlink w:anchor="_Toc227668234" w:history="1">
+          <w:hyperlink w:anchor="_Toc227677890" w:history="1">
             <w:r>
               <w:rPr>
                 <w:rStyle w:val="Hypertextovodkaz"/>
@@ -5503,7 +5434,7 @@
                 <w:noProof/>
                 <w:webHidden/>
               </w:rPr>
-              <w:instrText xml:space="preserve"> PAGEREF _Toc227668234 \h </w:instrText>
+              <w:instrText xml:space="preserve"> PAGEREF _Toc227677890 \h </w:instrText>
             </w:r>
             <w:r>
               <w:rPr>
@@ -5546,7 +5477,7 @@
               <w14:ligatures w14:val="standardContextual"/>
             </w:rPr>
           </w:pPr>
-          <w:hyperlink w:anchor="_Toc227668235" w:history="1">
+          <w:hyperlink w:anchor="_Toc227677891" w:history="1">
             <w:r>
               <w:rPr>
                 <w:rStyle w:val="Hypertextovodkaz"/>
@@ -5591,7 +5522,7 @@
                 <w:noProof/>
                 <w:webHidden/>
               </w:rPr>
-              <w:instrText xml:space="preserve"> PAGEREF _Toc227668235 \h </w:instrText>
+              <w:instrText xml:space="preserve"> PAGEREF _Toc227677891 \h </w:instrText>
             </w:r>
             <w:r>
               <w:rPr>
@@ -5612,374 +5543,6 @@
                 <w:webHidden/>
               </w:rPr>
               <w:t>9</w:t>
-            </w:r>
-            <w:r>
-              <w:rPr>
-                <w:noProof/>
-                <w:webHidden/>
-              </w:rPr>
-              <w:fldChar w:fldCharType="end"/>
-            </w:r>
-          </w:hyperlink>
-        </w:p>
-        <w:p>
-          <w:pPr>
-            <w:pStyle w:val="Obsah2"/>
-            <w:rPr>
-              <w:rFonts w:eastAsiaTheme="minorEastAsia"/>
-              <w:noProof/>
-              <w:kern w:val="2"/>
-              <w:szCs w:val="24"/>
-              <w:lang w:eastAsia="cs-CZ"/>
-              <w14:ligatures w14:val="standardContextual"/>
-            </w:rPr>
-          </w:pPr>
-          <w:hyperlink w:anchor="_Toc227668236" w:history="1">
-            <w:r>
-              <w:rPr>
-                <w:rStyle w:val="Hypertextovodkaz"/>
-                <w:noProof/>
-              </w:rPr>
-              <w:t>7.3</w:t>
-            </w:r>
-            <w:r>
-              <w:rPr>
-                <w:rFonts w:eastAsiaTheme="minorEastAsia"/>
-                <w:noProof/>
-                <w:kern w:val="2"/>
-                <w:szCs w:val="24"/>
-                <w:lang w:eastAsia="cs-CZ"/>
-                <w14:ligatures w14:val="standardContextual"/>
-              </w:rPr>
-              <w:tab/>
-            </w:r>
-            <w:r>
-              <w:rPr>
-                <w:rStyle w:val="Hypertextovodkaz"/>
-                <w:noProof/>
-              </w:rPr>
-              <w:t>API Management</w:t>
-            </w:r>
-            <w:r>
-              <w:rPr>
-                <w:noProof/>
-                <w:webHidden/>
-              </w:rPr>
-              <w:tab/>
-            </w:r>
-            <w:r>
-              <w:rPr>
-                <w:noProof/>
-                <w:webHidden/>
-              </w:rPr>
-              <w:fldChar w:fldCharType="begin"/>
-            </w:r>
-            <w:r>
-              <w:rPr>
-                <w:noProof/>
-                <w:webHidden/>
-              </w:rPr>
-              <w:instrText xml:space="preserve"> PAGEREF _Toc227668236 \h </w:instrText>
-            </w:r>
-            <w:r>
-              <w:rPr>
-                <w:noProof/>
-                <w:webHidden/>
-              </w:rPr>
-            </w:r>
-            <w:r>
-              <w:rPr>
-                <w:noProof/>
-                <w:webHidden/>
-              </w:rPr>
-              <w:fldChar w:fldCharType="separate"/>
-            </w:r>
-            <w:r>
-              <w:rPr>
-                <w:noProof/>
-                <w:webHidden/>
-              </w:rPr>
-              <w:t>9</w:t>
-            </w:r>
-            <w:r>
-              <w:rPr>
-                <w:noProof/>
-                <w:webHidden/>
-              </w:rPr>
-              <w:fldChar w:fldCharType="end"/>
-            </w:r>
-          </w:hyperlink>
-        </w:p>
-        <w:p>
-          <w:pPr>
-            <w:pStyle w:val="Obsah1"/>
-            <w:rPr>
-              <w:rFonts w:eastAsiaTheme="minorEastAsia"/>
-              <w:noProof/>
-              <w:kern w:val="2"/>
-              <w:szCs w:val="24"/>
-              <w:lang w:eastAsia="cs-CZ"/>
-              <w14:ligatures w14:val="standardContextual"/>
-            </w:rPr>
-          </w:pPr>
-          <w:hyperlink w:anchor="_Toc227668237" w:history="1">
-            <w:r>
-              <w:rPr>
-                <w:rStyle w:val="Hypertextovodkaz"/>
-                <w:noProof/>
-              </w:rPr>
-              <w:t>Závěr</w:t>
-            </w:r>
-            <w:r>
-              <w:rPr>
-                <w:noProof/>
-                <w:webHidden/>
-              </w:rPr>
-              <w:tab/>
-            </w:r>
-            <w:r>
-              <w:rPr>
-                <w:noProof/>
-                <w:webHidden/>
-              </w:rPr>
-              <w:fldChar w:fldCharType="begin"/>
-            </w:r>
-            <w:r>
-              <w:rPr>
-                <w:noProof/>
-                <w:webHidden/>
-              </w:rPr>
-              <w:instrText xml:space="preserve"> PAGEREF _Toc227668237 \h </w:instrText>
-            </w:r>
-            <w:r>
-              <w:rPr>
-                <w:noProof/>
-                <w:webHidden/>
-              </w:rPr>
-            </w:r>
-            <w:r>
-              <w:rPr>
-                <w:noProof/>
-                <w:webHidden/>
-              </w:rPr>
-              <w:fldChar w:fldCharType="separate"/>
-            </w:r>
-            <w:r>
-              <w:rPr>
-                <w:noProof/>
-                <w:webHidden/>
-              </w:rPr>
-              <w:t>10</w:t>
-            </w:r>
-            <w:r>
-              <w:rPr>
-                <w:noProof/>
-                <w:webHidden/>
-              </w:rPr>
-              <w:fldChar w:fldCharType="end"/>
-            </w:r>
-          </w:hyperlink>
-        </w:p>
-        <w:p>
-          <w:pPr>
-            <w:pStyle w:val="Obsah1"/>
-            <w:rPr>
-              <w:rFonts w:eastAsiaTheme="minorEastAsia"/>
-              <w:noProof/>
-              <w:kern w:val="2"/>
-              <w:szCs w:val="24"/>
-              <w:lang w:eastAsia="cs-CZ"/>
-              <w14:ligatures w14:val="standardContextual"/>
-            </w:rPr>
-          </w:pPr>
-          <w:hyperlink w:anchor="_Toc227668238" w:history="1">
-            <w:r>
-              <w:rPr>
-                <w:rStyle w:val="Hypertextovodkaz"/>
-                <w:noProof/>
-              </w:rPr>
-              <w:t>Seznam zkratek a odborných výrazů</w:t>
-            </w:r>
-            <w:r>
-              <w:rPr>
-                <w:noProof/>
-                <w:webHidden/>
-              </w:rPr>
-              <w:tab/>
-            </w:r>
-            <w:r>
-              <w:rPr>
-                <w:noProof/>
-                <w:webHidden/>
-              </w:rPr>
-              <w:fldChar w:fldCharType="begin"/>
-            </w:r>
-            <w:r>
-              <w:rPr>
-                <w:noProof/>
-                <w:webHidden/>
-              </w:rPr>
-              <w:instrText xml:space="preserve"> PAGEREF _Toc227668238 \h </w:instrText>
-            </w:r>
-            <w:r>
-              <w:rPr>
-                <w:noProof/>
-                <w:webHidden/>
-              </w:rPr>
-            </w:r>
-            <w:r>
-              <w:rPr>
-                <w:noProof/>
-                <w:webHidden/>
-              </w:rPr>
-              <w:fldChar w:fldCharType="separate"/>
-            </w:r>
-            <w:r>
-              <w:rPr>
-                <w:noProof/>
-                <w:webHidden/>
-              </w:rPr>
-              <w:t>11</w:t>
-            </w:r>
-            <w:r>
-              <w:rPr>
-                <w:noProof/>
-                <w:webHidden/>
-              </w:rPr>
-              <w:fldChar w:fldCharType="end"/>
-            </w:r>
-          </w:hyperlink>
-        </w:p>
-        <w:p>
-          <w:pPr>
-            <w:pStyle w:val="Obsah1"/>
-            <w:rPr>
-              <w:rFonts w:eastAsiaTheme="minorEastAsia"/>
-              <w:noProof/>
-              <w:kern w:val="2"/>
-              <w:szCs w:val="24"/>
-              <w:lang w:eastAsia="cs-CZ"/>
-              <w14:ligatures w14:val="standardContextual"/>
-            </w:rPr>
-          </w:pPr>
-          <w:hyperlink w:anchor="_Toc227668239" w:history="1">
-            <w:r>
-              <w:rPr>
-                <w:rStyle w:val="Hypertextovodkaz"/>
-                <w:noProof/>
-              </w:rPr>
-              <w:t>Seznam obrázků</w:t>
-            </w:r>
-            <w:r>
-              <w:rPr>
-                <w:noProof/>
-                <w:webHidden/>
-              </w:rPr>
-              <w:tab/>
-            </w:r>
-            <w:r>
-              <w:rPr>
-                <w:noProof/>
-                <w:webHidden/>
-              </w:rPr>
-              <w:fldChar w:fldCharType="begin"/>
-            </w:r>
-            <w:r>
-              <w:rPr>
-                <w:noProof/>
-                <w:webHidden/>
-              </w:rPr>
-              <w:instrText xml:space="preserve"> PAGEREF _Toc227668239 \h </w:instrText>
-            </w:r>
-            <w:r>
-              <w:rPr>
-                <w:noProof/>
-                <w:webHidden/>
-              </w:rPr>
-            </w:r>
-            <w:r>
-              <w:rPr>
-                <w:noProof/>
-                <w:webHidden/>
-              </w:rPr>
-              <w:fldChar w:fldCharType="separate"/>
-            </w:r>
-            <w:r>
-              <w:rPr>
-                <w:noProof/>
-                <w:webHidden/>
-              </w:rPr>
-              <w:t>12</w:t>
-            </w:r>
-            <w:r>
-              <w:rPr>
-                <w:noProof/>
-                <w:webHidden/>
-              </w:rPr>
-              <w:fldChar w:fldCharType="end"/>
-            </w:r>
-          </w:hyperlink>
-        </w:p>
-        <w:p>
-          <w:pPr>
-            <w:pStyle w:val="Obsah1"/>
-            <w:rPr>
-              <w:rFonts w:eastAsiaTheme="minorEastAsia"/>
-              <w:noProof/>
-              <w:kern w:val="2"/>
-              <w:szCs w:val="24"/>
-              <w:lang w:eastAsia="cs-CZ"/>
-              <w14:ligatures w14:val="standardContextual"/>
-            </w:rPr>
-          </w:pPr>
-          <w:hyperlink w:anchor="_Toc227668240" w:history="1">
-            <w:r>
-              <w:rPr>
-                <w:rStyle w:val="Hypertextovodkaz"/>
-                <w:noProof/>
-              </w:rPr>
-              <w:t>Použité zdroje</w:t>
-            </w:r>
-            <w:r>
-              <w:rPr>
-                <w:noProof/>
-                <w:webHidden/>
-              </w:rPr>
-              <w:tab/>
-            </w:r>
-            <w:r>
-              <w:rPr>
-                <w:noProof/>
-                <w:webHidden/>
-              </w:rPr>
-              <w:fldChar w:fldCharType="begin"/>
-            </w:r>
-            <w:r>
-              <w:rPr>
-                <w:noProof/>
-                <w:webHidden/>
-              </w:rPr>
-              <w:instrText xml:space="preserve"> PAGEREF _Toc227668240 \h </w:instrText>
-            </w:r>
-            <w:r>
-              <w:rPr>
-                <w:noProof/>
-                <w:webHidden/>
-              </w:rPr>
-            </w:r>
-            <w:r>
-              <w:rPr>
-                <w:noProof/>
-                <w:webHidden/>
-              </w:rPr>
-              <w:fldChar w:fldCharType="separate"/>
-            </w:r>
-            <w:r>
-              <w:rPr>
-                <w:noProof/>
-                <w:webHidden/>
-              </w:rPr>
-              <w:t>13</w:t>
             </w:r>
             <w:r>
               <w:rPr>
@@ -6005,13 +5568,13 @@
               <w14:ligatures w14:val="standardContextual"/>
             </w:rPr>
           </w:pPr>
-          <w:hyperlink w:anchor="_Toc227668241" w:history="1">
+          <w:hyperlink w:anchor="_Toc227677892" w:history="1">
             <w:r>
               <w:rPr>
                 <w:rStyle w:val="Hypertextovodkaz"/>
                 <w:noProof/>
               </w:rPr>
-              <w:t>A.</w:t>
+              <w:t>8</w:t>
             </w:r>
             <w:r>
               <w:rPr>
@@ -6029,6 +5592,741 @@
                 <w:rStyle w:val="Hypertextovodkaz"/>
                 <w:noProof/>
               </w:rPr>
+              <w:t>Testování aplikace</w:t>
+            </w:r>
+            <w:r>
+              <w:rPr>
+                <w:noProof/>
+                <w:webHidden/>
+              </w:rPr>
+              <w:tab/>
+            </w:r>
+            <w:r>
+              <w:rPr>
+                <w:noProof/>
+                <w:webHidden/>
+              </w:rPr>
+              <w:fldChar w:fldCharType="begin"/>
+            </w:r>
+            <w:r>
+              <w:rPr>
+                <w:noProof/>
+                <w:webHidden/>
+              </w:rPr>
+              <w:instrText xml:space="preserve"> PAGEREF _Toc227677892 \h </w:instrText>
+            </w:r>
+            <w:r>
+              <w:rPr>
+                <w:noProof/>
+                <w:webHidden/>
+              </w:rPr>
+            </w:r>
+            <w:r>
+              <w:rPr>
+                <w:noProof/>
+                <w:webHidden/>
+              </w:rPr>
+              <w:fldChar w:fldCharType="separate"/>
+            </w:r>
+            <w:r>
+              <w:rPr>
+                <w:noProof/>
+                <w:webHidden/>
+              </w:rPr>
+              <w:t>10</w:t>
+            </w:r>
+            <w:r>
+              <w:rPr>
+                <w:noProof/>
+                <w:webHidden/>
+              </w:rPr>
+              <w:fldChar w:fldCharType="end"/>
+            </w:r>
+          </w:hyperlink>
+        </w:p>
+        <w:p>
+          <w:pPr>
+            <w:pStyle w:val="Obsah1"/>
+            <w:tabs>
+              <w:tab w:val="left" w:pos="720"/>
+            </w:tabs>
+            <w:rPr>
+              <w:rFonts w:eastAsiaTheme="minorEastAsia"/>
+              <w:noProof/>
+              <w:kern w:val="2"/>
+              <w:szCs w:val="24"/>
+              <w:lang w:eastAsia="cs-CZ"/>
+              <w14:ligatures w14:val="standardContextual"/>
+            </w:rPr>
+          </w:pPr>
+          <w:hyperlink w:anchor="_Toc227677893" w:history="1">
+            <w:r>
+              <w:rPr>
+                <w:rStyle w:val="Hypertextovodkaz"/>
+                <w:noProof/>
+              </w:rPr>
+              <w:t>9</w:t>
+            </w:r>
+            <w:r>
+              <w:rPr>
+                <w:rFonts w:eastAsiaTheme="minorEastAsia"/>
+                <w:noProof/>
+                <w:kern w:val="2"/>
+                <w:szCs w:val="24"/>
+                <w:lang w:eastAsia="cs-CZ"/>
+                <w14:ligatures w14:val="standardContextual"/>
+              </w:rPr>
+              <w:tab/>
+            </w:r>
+            <w:r>
+              <w:rPr>
+                <w:rStyle w:val="Hypertextovodkaz"/>
+                <w:noProof/>
+              </w:rPr>
+              <w:t>Nasazení PostHog analytic</w:t>
+            </w:r>
+            <w:r>
+              <w:rPr>
+                <w:noProof/>
+                <w:webHidden/>
+              </w:rPr>
+              <w:tab/>
+            </w:r>
+            <w:r>
+              <w:rPr>
+                <w:noProof/>
+                <w:webHidden/>
+              </w:rPr>
+              <w:fldChar w:fldCharType="begin"/>
+            </w:r>
+            <w:r>
+              <w:rPr>
+                <w:noProof/>
+                <w:webHidden/>
+              </w:rPr>
+              <w:instrText xml:space="preserve"> PAGEREF _Toc227677893 \h </w:instrText>
+            </w:r>
+            <w:r>
+              <w:rPr>
+                <w:noProof/>
+                <w:webHidden/>
+              </w:rPr>
+            </w:r>
+            <w:r>
+              <w:rPr>
+                <w:noProof/>
+                <w:webHidden/>
+              </w:rPr>
+              <w:fldChar w:fldCharType="separate"/>
+            </w:r>
+            <w:r>
+              <w:rPr>
+                <w:noProof/>
+                <w:webHidden/>
+              </w:rPr>
+              <w:t>11</w:t>
+            </w:r>
+            <w:r>
+              <w:rPr>
+                <w:noProof/>
+                <w:webHidden/>
+              </w:rPr>
+              <w:fldChar w:fldCharType="end"/>
+            </w:r>
+          </w:hyperlink>
+        </w:p>
+        <w:p>
+          <w:pPr>
+            <w:pStyle w:val="Obsah1"/>
+            <w:tabs>
+              <w:tab w:val="left" w:pos="720"/>
+            </w:tabs>
+            <w:rPr>
+              <w:rFonts w:eastAsiaTheme="minorEastAsia"/>
+              <w:noProof/>
+              <w:kern w:val="2"/>
+              <w:szCs w:val="24"/>
+              <w:lang w:eastAsia="cs-CZ"/>
+              <w14:ligatures w14:val="standardContextual"/>
+            </w:rPr>
+          </w:pPr>
+          <w:hyperlink w:anchor="_Toc227677894" w:history="1">
+            <w:r>
+              <w:rPr>
+                <w:rStyle w:val="Hypertextovodkaz"/>
+                <w:noProof/>
+              </w:rPr>
+              <w:t>10</w:t>
+            </w:r>
+            <w:r>
+              <w:rPr>
+                <w:rFonts w:eastAsiaTheme="minorEastAsia"/>
+                <w:noProof/>
+                <w:kern w:val="2"/>
+                <w:szCs w:val="24"/>
+                <w:lang w:eastAsia="cs-CZ"/>
+                <w14:ligatures w14:val="standardContextual"/>
+              </w:rPr>
+              <w:tab/>
+            </w:r>
+            <w:r>
+              <w:rPr>
+                <w:rStyle w:val="Hypertextovodkaz"/>
+                <w:noProof/>
+              </w:rPr>
+              <w:t>Testování s uživateli</w:t>
+            </w:r>
+            <w:r>
+              <w:rPr>
+                <w:noProof/>
+                <w:webHidden/>
+              </w:rPr>
+              <w:tab/>
+            </w:r>
+            <w:r>
+              <w:rPr>
+                <w:noProof/>
+                <w:webHidden/>
+              </w:rPr>
+              <w:fldChar w:fldCharType="begin"/>
+            </w:r>
+            <w:r>
+              <w:rPr>
+                <w:noProof/>
+                <w:webHidden/>
+              </w:rPr>
+              <w:instrText xml:space="preserve"> PAGEREF _Toc227677894 \h </w:instrText>
+            </w:r>
+            <w:r>
+              <w:rPr>
+                <w:noProof/>
+                <w:webHidden/>
+              </w:rPr>
+            </w:r>
+            <w:r>
+              <w:rPr>
+                <w:noProof/>
+                <w:webHidden/>
+              </w:rPr>
+              <w:fldChar w:fldCharType="separate"/>
+            </w:r>
+            <w:r>
+              <w:rPr>
+                <w:noProof/>
+                <w:webHidden/>
+              </w:rPr>
+              <w:t>12</w:t>
+            </w:r>
+            <w:r>
+              <w:rPr>
+                <w:noProof/>
+                <w:webHidden/>
+              </w:rPr>
+              <w:fldChar w:fldCharType="end"/>
+            </w:r>
+          </w:hyperlink>
+        </w:p>
+        <w:p>
+          <w:pPr>
+            <w:pStyle w:val="Obsah1"/>
+            <w:tabs>
+              <w:tab w:val="left" w:pos="720"/>
+            </w:tabs>
+            <w:rPr>
+              <w:rFonts w:eastAsiaTheme="minorEastAsia"/>
+              <w:noProof/>
+              <w:kern w:val="2"/>
+              <w:szCs w:val="24"/>
+              <w:lang w:eastAsia="cs-CZ"/>
+              <w14:ligatures w14:val="standardContextual"/>
+            </w:rPr>
+          </w:pPr>
+          <w:hyperlink w:anchor="_Toc227677895" w:history="1">
+            <w:r>
+              <w:rPr>
+                <w:rStyle w:val="Hypertextovodkaz"/>
+                <w:noProof/>
+              </w:rPr>
+              <w:t>11</w:t>
+            </w:r>
+            <w:r>
+              <w:rPr>
+                <w:rFonts w:eastAsiaTheme="minorEastAsia"/>
+                <w:noProof/>
+                <w:kern w:val="2"/>
+                <w:szCs w:val="24"/>
+                <w:lang w:eastAsia="cs-CZ"/>
+                <w14:ligatures w14:val="standardContextual"/>
+              </w:rPr>
+              <w:tab/>
+            </w:r>
+            <w:r>
+              <w:rPr>
+                <w:rStyle w:val="Hypertextovodkaz"/>
+                <w:noProof/>
+              </w:rPr>
+              <w:t>Optimalizace aplikace z pohledu UX</w:t>
+            </w:r>
+            <w:r>
+              <w:rPr>
+                <w:noProof/>
+                <w:webHidden/>
+              </w:rPr>
+              <w:tab/>
+            </w:r>
+            <w:r>
+              <w:rPr>
+                <w:noProof/>
+                <w:webHidden/>
+              </w:rPr>
+              <w:fldChar w:fldCharType="begin"/>
+            </w:r>
+            <w:r>
+              <w:rPr>
+                <w:noProof/>
+                <w:webHidden/>
+              </w:rPr>
+              <w:instrText xml:space="preserve"> PAGEREF _Toc227677895 \h </w:instrText>
+            </w:r>
+            <w:r>
+              <w:rPr>
+                <w:noProof/>
+                <w:webHidden/>
+              </w:rPr>
+            </w:r>
+            <w:r>
+              <w:rPr>
+                <w:noProof/>
+                <w:webHidden/>
+              </w:rPr>
+              <w:fldChar w:fldCharType="separate"/>
+            </w:r>
+            <w:r>
+              <w:rPr>
+                <w:noProof/>
+                <w:webHidden/>
+              </w:rPr>
+              <w:t>13</w:t>
+            </w:r>
+            <w:r>
+              <w:rPr>
+                <w:noProof/>
+                <w:webHidden/>
+              </w:rPr>
+              <w:fldChar w:fldCharType="end"/>
+            </w:r>
+          </w:hyperlink>
+        </w:p>
+        <w:p>
+          <w:pPr>
+            <w:pStyle w:val="Obsah1"/>
+            <w:tabs>
+              <w:tab w:val="left" w:pos="720"/>
+            </w:tabs>
+            <w:rPr>
+              <w:rFonts w:eastAsiaTheme="minorEastAsia"/>
+              <w:noProof/>
+              <w:kern w:val="2"/>
+              <w:szCs w:val="24"/>
+              <w:lang w:eastAsia="cs-CZ"/>
+              <w14:ligatures w14:val="standardContextual"/>
+            </w:rPr>
+          </w:pPr>
+          <w:hyperlink w:anchor="_Toc227677896" w:history="1">
+            <w:r>
+              <w:rPr>
+                <w:rStyle w:val="Hypertextovodkaz"/>
+                <w:noProof/>
+              </w:rPr>
+              <w:t>12</w:t>
+            </w:r>
+            <w:r>
+              <w:rPr>
+                <w:rFonts w:eastAsiaTheme="minorEastAsia"/>
+                <w:noProof/>
+                <w:kern w:val="2"/>
+                <w:szCs w:val="24"/>
+                <w:lang w:eastAsia="cs-CZ"/>
+                <w14:ligatures w14:val="standardContextual"/>
+              </w:rPr>
+              <w:tab/>
+            </w:r>
+            <w:r>
+              <w:rPr>
+                <w:rStyle w:val="Hypertextovodkaz"/>
+                <w:noProof/>
+              </w:rPr>
+              <w:t>Využití AI v projektu</w:t>
+            </w:r>
+            <w:r>
+              <w:rPr>
+                <w:noProof/>
+                <w:webHidden/>
+              </w:rPr>
+              <w:tab/>
+            </w:r>
+            <w:r>
+              <w:rPr>
+                <w:noProof/>
+                <w:webHidden/>
+              </w:rPr>
+              <w:fldChar w:fldCharType="begin"/>
+            </w:r>
+            <w:r>
+              <w:rPr>
+                <w:noProof/>
+                <w:webHidden/>
+              </w:rPr>
+              <w:instrText xml:space="preserve"> PAGEREF _Toc227677896 \h </w:instrText>
+            </w:r>
+            <w:r>
+              <w:rPr>
+                <w:noProof/>
+                <w:webHidden/>
+              </w:rPr>
+            </w:r>
+            <w:r>
+              <w:rPr>
+                <w:noProof/>
+                <w:webHidden/>
+              </w:rPr>
+              <w:fldChar w:fldCharType="separate"/>
+            </w:r>
+            <w:r>
+              <w:rPr>
+                <w:noProof/>
+                <w:webHidden/>
+              </w:rPr>
+              <w:t>14</w:t>
+            </w:r>
+            <w:r>
+              <w:rPr>
+                <w:noProof/>
+                <w:webHidden/>
+              </w:rPr>
+              <w:fldChar w:fldCharType="end"/>
+            </w:r>
+          </w:hyperlink>
+        </w:p>
+        <w:p>
+          <w:pPr>
+            <w:pStyle w:val="Obsah1"/>
+            <w:rPr>
+              <w:rFonts w:eastAsiaTheme="minorEastAsia"/>
+              <w:noProof/>
+              <w:kern w:val="2"/>
+              <w:szCs w:val="24"/>
+              <w:lang w:eastAsia="cs-CZ"/>
+              <w14:ligatures w14:val="standardContextual"/>
+            </w:rPr>
+          </w:pPr>
+          <w:hyperlink w:anchor="_Toc227677897" w:history="1">
+            <w:r>
+              <w:rPr>
+                <w:rStyle w:val="Hypertextovodkaz"/>
+                <w:noProof/>
+              </w:rPr>
+              <w:t>Závěr</w:t>
+            </w:r>
+            <w:r>
+              <w:rPr>
+                <w:noProof/>
+                <w:webHidden/>
+              </w:rPr>
+              <w:tab/>
+            </w:r>
+            <w:r>
+              <w:rPr>
+                <w:noProof/>
+                <w:webHidden/>
+              </w:rPr>
+              <w:fldChar w:fldCharType="begin"/>
+            </w:r>
+            <w:r>
+              <w:rPr>
+                <w:noProof/>
+                <w:webHidden/>
+              </w:rPr>
+              <w:instrText xml:space="preserve"> PAGEREF _Toc227677897 \h </w:instrText>
+            </w:r>
+            <w:r>
+              <w:rPr>
+                <w:noProof/>
+                <w:webHidden/>
+              </w:rPr>
+            </w:r>
+            <w:r>
+              <w:rPr>
+                <w:noProof/>
+                <w:webHidden/>
+              </w:rPr>
+              <w:fldChar w:fldCharType="separate"/>
+            </w:r>
+            <w:r>
+              <w:rPr>
+                <w:noProof/>
+                <w:webHidden/>
+              </w:rPr>
+              <w:t>15</w:t>
+            </w:r>
+            <w:r>
+              <w:rPr>
+                <w:noProof/>
+                <w:webHidden/>
+              </w:rPr>
+              <w:fldChar w:fldCharType="end"/>
+            </w:r>
+          </w:hyperlink>
+        </w:p>
+        <w:p>
+          <w:pPr>
+            <w:pStyle w:val="Obsah1"/>
+            <w:rPr>
+              <w:rFonts w:eastAsiaTheme="minorEastAsia"/>
+              <w:noProof/>
+              <w:kern w:val="2"/>
+              <w:szCs w:val="24"/>
+              <w:lang w:eastAsia="cs-CZ"/>
+              <w14:ligatures w14:val="standardContextual"/>
+            </w:rPr>
+          </w:pPr>
+          <w:hyperlink w:anchor="_Toc227677898" w:history="1">
+            <w:r>
+              <w:rPr>
+                <w:rStyle w:val="Hypertextovodkaz"/>
+                <w:noProof/>
+              </w:rPr>
+              <w:t>Seznam zkratek a odborných výrazů</w:t>
+            </w:r>
+            <w:r>
+              <w:rPr>
+                <w:noProof/>
+                <w:webHidden/>
+              </w:rPr>
+              <w:tab/>
+            </w:r>
+            <w:r>
+              <w:rPr>
+                <w:noProof/>
+                <w:webHidden/>
+              </w:rPr>
+              <w:fldChar w:fldCharType="begin"/>
+            </w:r>
+            <w:r>
+              <w:rPr>
+                <w:noProof/>
+                <w:webHidden/>
+              </w:rPr>
+              <w:instrText xml:space="preserve"> PAGEREF _Toc227677898 \h </w:instrText>
+            </w:r>
+            <w:r>
+              <w:rPr>
+                <w:noProof/>
+                <w:webHidden/>
+              </w:rPr>
+            </w:r>
+            <w:r>
+              <w:rPr>
+                <w:noProof/>
+                <w:webHidden/>
+              </w:rPr>
+              <w:fldChar w:fldCharType="separate"/>
+            </w:r>
+            <w:r>
+              <w:rPr>
+                <w:noProof/>
+                <w:webHidden/>
+              </w:rPr>
+              <w:t>16</w:t>
+            </w:r>
+            <w:r>
+              <w:rPr>
+                <w:noProof/>
+                <w:webHidden/>
+              </w:rPr>
+              <w:fldChar w:fldCharType="end"/>
+            </w:r>
+          </w:hyperlink>
+        </w:p>
+        <w:p>
+          <w:pPr>
+            <w:pStyle w:val="Obsah1"/>
+            <w:rPr>
+              <w:rFonts w:eastAsiaTheme="minorEastAsia"/>
+              <w:noProof/>
+              <w:kern w:val="2"/>
+              <w:szCs w:val="24"/>
+              <w:lang w:eastAsia="cs-CZ"/>
+              <w14:ligatures w14:val="standardContextual"/>
+            </w:rPr>
+          </w:pPr>
+          <w:hyperlink w:anchor="_Toc227677899" w:history="1">
+            <w:r>
+              <w:rPr>
+                <w:rStyle w:val="Hypertextovodkaz"/>
+                <w:noProof/>
+              </w:rPr>
+              <w:t>Seznam obrázků</w:t>
+            </w:r>
+            <w:r>
+              <w:rPr>
+                <w:noProof/>
+                <w:webHidden/>
+              </w:rPr>
+              <w:tab/>
+            </w:r>
+            <w:r>
+              <w:rPr>
+                <w:noProof/>
+                <w:webHidden/>
+              </w:rPr>
+              <w:fldChar w:fldCharType="begin"/>
+            </w:r>
+            <w:r>
+              <w:rPr>
+                <w:noProof/>
+                <w:webHidden/>
+              </w:rPr>
+              <w:instrText xml:space="preserve"> PAGEREF _Toc227677899 \h </w:instrText>
+            </w:r>
+            <w:r>
+              <w:rPr>
+                <w:noProof/>
+                <w:webHidden/>
+              </w:rPr>
+            </w:r>
+            <w:r>
+              <w:rPr>
+                <w:noProof/>
+                <w:webHidden/>
+              </w:rPr>
+              <w:fldChar w:fldCharType="separate"/>
+            </w:r>
+            <w:r>
+              <w:rPr>
+                <w:noProof/>
+                <w:webHidden/>
+              </w:rPr>
+              <w:t>17</w:t>
+            </w:r>
+            <w:r>
+              <w:rPr>
+                <w:noProof/>
+                <w:webHidden/>
+              </w:rPr>
+              <w:fldChar w:fldCharType="end"/>
+            </w:r>
+          </w:hyperlink>
+        </w:p>
+        <w:p>
+          <w:pPr>
+            <w:pStyle w:val="Obsah1"/>
+            <w:rPr>
+              <w:rFonts w:eastAsiaTheme="minorEastAsia"/>
+              <w:noProof/>
+              <w:kern w:val="2"/>
+              <w:szCs w:val="24"/>
+              <w:lang w:eastAsia="cs-CZ"/>
+              <w14:ligatures w14:val="standardContextual"/>
+            </w:rPr>
+          </w:pPr>
+          <w:hyperlink w:anchor="_Toc227677900" w:history="1">
+            <w:r>
+              <w:rPr>
+                <w:rStyle w:val="Hypertextovodkaz"/>
+                <w:noProof/>
+              </w:rPr>
+              <w:t>Použité zdroje</w:t>
+            </w:r>
+            <w:r>
+              <w:rPr>
+                <w:noProof/>
+                <w:webHidden/>
+              </w:rPr>
+              <w:tab/>
+            </w:r>
+            <w:r>
+              <w:rPr>
+                <w:noProof/>
+                <w:webHidden/>
+              </w:rPr>
+              <w:fldChar w:fldCharType="begin"/>
+            </w:r>
+            <w:r>
+              <w:rPr>
+                <w:noProof/>
+                <w:webHidden/>
+              </w:rPr>
+              <w:instrText xml:space="preserve"> PAGEREF _Toc227677900 \h </w:instrText>
+            </w:r>
+            <w:r>
+              <w:rPr>
+                <w:noProof/>
+                <w:webHidden/>
+              </w:rPr>
+            </w:r>
+            <w:r>
+              <w:rPr>
+                <w:noProof/>
+                <w:webHidden/>
+              </w:rPr>
+              <w:fldChar w:fldCharType="separate"/>
+            </w:r>
+            <w:r>
+              <w:rPr>
+                <w:noProof/>
+                <w:webHidden/>
+              </w:rPr>
+              <w:t>18</w:t>
+            </w:r>
+            <w:r>
+              <w:rPr>
+                <w:noProof/>
+                <w:webHidden/>
+              </w:rPr>
+              <w:fldChar w:fldCharType="end"/>
+            </w:r>
+          </w:hyperlink>
+        </w:p>
+        <w:p>
+          <w:pPr>
+            <w:pStyle w:val="Obsah1"/>
+            <w:tabs>
+              <w:tab w:val="left" w:pos="720"/>
+            </w:tabs>
+            <w:rPr>
+              <w:rFonts w:eastAsiaTheme="minorEastAsia"/>
+              <w:noProof/>
+              <w:kern w:val="2"/>
+              <w:szCs w:val="24"/>
+              <w:lang w:eastAsia="cs-CZ"/>
+              <w14:ligatures w14:val="standardContextual"/>
+            </w:rPr>
+          </w:pPr>
+          <w:hyperlink w:anchor="_Toc227677901" w:history="1">
+            <w:r>
+              <w:rPr>
+                <w:rStyle w:val="Hypertextovodkaz"/>
+                <w:noProof/>
+              </w:rPr>
+              <w:t>A.</w:t>
+            </w:r>
+            <w:r>
+              <w:rPr>
+                <w:rFonts w:eastAsiaTheme="minorEastAsia"/>
+                <w:noProof/>
+                <w:kern w:val="2"/>
+                <w:szCs w:val="24"/>
+                <w:lang w:eastAsia="cs-CZ"/>
+                <w14:ligatures w14:val="standardContextual"/>
+              </w:rPr>
+              <w:tab/>
+            </w:r>
+            <w:r>
+              <w:rPr>
+                <w:rStyle w:val="Hypertextovodkaz"/>
+                <w:noProof/>
+              </w:rPr>
               <w:t>Seznam přiložených souborů</w:t>
             </w:r>
             <w:r>
@@ -6050,7 +6348,7 @@
                 <w:noProof/>
                 <w:webHidden/>
               </w:rPr>
-              <w:instrText xml:space="preserve"> PAGEREF _Toc227668241 \h </w:instrText>
+              <w:instrText xml:space="preserve"> PAGEREF _Toc227677901 \h </w:instrText>
             </w:r>
             <w:r>
               <w:rPr>
@@ -6108,7 +6406,7 @@
       </w:pPr>
       <w:bookmarkStart w:id="0" w:name="_Toc86047591"/>
       <w:bookmarkStart w:id="1" w:name="_Toc86055198"/>
-      <w:bookmarkStart w:id="2" w:name="_Toc227668186"/>
+      <w:bookmarkStart w:id="2" w:name="_Toc227677844"/>
       <w:r>
         <w:lastRenderedPageBreak/>
         <w:t>Úvod</w:t>
@@ -6120,242 +6418,377 @@
     <w:p>
       <w:pPr>
         <w:pStyle w:val="Sta"/>
-      </w:pPr>
-      <w:r>
-        <w:t xml:space="preserve">Sledování stravy je dnes často vnímáno jako bariéra kvůli časové náročnosti a nepřehlednosti běžných aplikací, které uživatele po několika dnech demotivují. Aplikace </w:t>
+        <w:rPr>
+          <w:lang w:eastAsia="en-US"/>
+        </w:rPr>
+      </w:pPr>
+      <w:r>
+        <w:rPr>
+          <w:lang w:eastAsia="en-US"/>
+        </w:rPr>
+        <w:t xml:space="preserve">Sledování stravy a obecně kalorií je dnes často vnímáno jako překážka kvůli časové náročnosti, nepřehlednosti a ztráty motivace </w:t>
+      </w:r>
+      <w:r>
+        <w:rPr>
+          <w:lang w:eastAsia="en-US"/>
+        </w:rPr>
+        <w:t xml:space="preserve">běžných nutričních aplikací, které uživatele po několika dnech demotivují. Aplikace </w:t>
       </w:r>
       <w:proofErr w:type="spellStart"/>
       <w:r>
         <w:rPr>
-          <w:b/>
-          <w:bCs/>
+          <w:lang w:eastAsia="en-US"/>
         </w:rPr>
         <w:t>Yumi</w:t>
       </w:r>
       <w:proofErr w:type="spellEnd"/>
       <w:r>
-        <w:t xml:space="preserve"> vzniká s cílem tento proces zjednodušit a vytvořit intuitivní, vizuálně přitažlivé rozhraní, které uživatele neodrazuje, ale skutečně mu pomáhá dosahovat jeho cílů.</w:t>
+        <w:rPr>
+          <w:lang w:eastAsia="en-US"/>
+        </w:rPr>
+        <w:t xml:space="preserve"> proto vzniká s cílem vytvořit přívětivější rozhraní, které </w:t>
+      </w:r>
+      <w:proofErr w:type="spellStart"/>
+      <w:r>
+        <w:rPr>
+          <w:lang w:eastAsia="en-US"/>
+        </w:rPr>
+        <w:t>bežné</w:t>
+      </w:r>
+      <w:proofErr w:type="spellEnd"/>
+      <w:r>
+        <w:rPr>
+          <w:lang w:eastAsia="en-US"/>
+        </w:rPr>
+        <w:t xml:space="preserve"> uživatele neodrazuje, ale skutečně mu pomáhá plnit jeho cíle</w:t>
       </w:r>
     </w:p>
     <w:p>
       <w:pPr>
         <w:pStyle w:val="Sta"/>
-      </w:pPr>
-      <w:r>
-        <w:t xml:space="preserve">Hlavním cílem práce je vývoj mobilní aplikace pro platformy iOS a Android za využití frameworků </w:t>
+        <w:ind w:firstLine="0"/>
+        <w:rPr>
+          <w:lang w:eastAsia="en-US"/>
+        </w:rPr>
+      </w:pPr>
+      <w:r>
+        <w:rPr>
+          <w:lang w:eastAsia="en-US"/>
+        </w:rPr>
+        <w:tab/>
+        <w:t xml:space="preserve">Hlavním cílem práce je vyvinutí multiplatformní aplikace pro platformy: </w:t>
       </w:r>
       <w:proofErr w:type="spellStart"/>
       <w:r>
+        <w:rPr>
+          <w:lang w:eastAsia="en-US"/>
+        </w:rPr>
+        <w:t>ios</w:t>
+      </w:r>
+      <w:proofErr w:type="spellEnd"/>
+      <w:r>
+        <w:rPr>
+          <w:lang w:eastAsia="en-US"/>
+        </w:rPr>
+        <w:t xml:space="preserve"> a Android s využitím frameworků </w:t>
+      </w:r>
+      <w:proofErr w:type="spellStart"/>
+      <w:r>
+        <w:rPr>
+          <w:lang w:eastAsia="en-US"/>
+        </w:rPr>
         <w:t>React</w:t>
       </w:r>
       <w:proofErr w:type="spellEnd"/>
       <w:r>
+        <w:rPr>
+          <w:lang w:eastAsia="en-US"/>
+        </w:rPr>
         <w:t xml:space="preserve"> </w:t>
       </w:r>
       <w:proofErr w:type="spellStart"/>
       <w:r>
+        <w:rPr>
+          <w:lang w:eastAsia="en-US"/>
+        </w:rPr>
         <w:t>Native</w:t>
       </w:r>
       <w:proofErr w:type="spellEnd"/>
       <w:r>
-        <w:t xml:space="preserve"> a Expo. Součástí projektu je také kompletní proces přípravy pro nasazení do digitálních obchodů Apple </w:t>
+        <w:rPr>
+          <w:lang w:eastAsia="en-US"/>
+        </w:rPr>
+        <w:t xml:space="preserve">, který je postavený na technologii </w:t>
       </w:r>
       <w:proofErr w:type="spellStart"/>
       <w:r>
+        <w:rPr>
+          <w:lang w:eastAsia="en-US"/>
+        </w:rPr>
+        <w:t>React</w:t>
+      </w:r>
+      <w:proofErr w:type="spellEnd"/>
+      <w:r>
+        <w:rPr>
+          <w:lang w:eastAsia="en-US"/>
+        </w:rPr>
+        <w:t xml:space="preserve"> a Expo, který je přímo vytvořený pro usnadnění vývoje v </w:t>
+      </w:r>
+      <w:proofErr w:type="spellStart"/>
+      <w:r>
+        <w:rPr>
+          <w:lang w:eastAsia="en-US"/>
+        </w:rPr>
+        <w:t>React</w:t>
+      </w:r>
+      <w:proofErr w:type="spellEnd"/>
+      <w:r>
+        <w:rPr>
+          <w:lang w:eastAsia="en-US"/>
+        </w:rPr>
+        <w:t xml:space="preserve"> </w:t>
+      </w:r>
+      <w:proofErr w:type="spellStart"/>
+      <w:r>
+        <w:rPr>
+          <w:lang w:eastAsia="en-US"/>
+        </w:rPr>
+        <w:t>Native</w:t>
+      </w:r>
+      <w:proofErr w:type="spellEnd"/>
+      <w:r>
+        <w:rPr>
+          <w:lang w:eastAsia="en-US"/>
+        </w:rPr>
+        <w:t xml:space="preserve">. Součástí projektu je také kompletní proces přípravy pro nasazení do obchodů </w:t>
+      </w:r>
+      <w:proofErr w:type="spellStart"/>
+      <w:r>
+        <w:rPr>
+          <w:lang w:eastAsia="en-US"/>
+        </w:rPr>
         <w:t>App</w:t>
       </w:r>
       <w:proofErr w:type="spellEnd"/>
       <w:r>
+        <w:rPr>
+          <w:lang w:eastAsia="en-US"/>
+        </w:rPr>
         <w:t xml:space="preserve"> </w:t>
       </w:r>
       <w:proofErr w:type="spellStart"/>
       <w:r>
+        <w:rPr>
+          <w:lang w:eastAsia="en-US"/>
+        </w:rPr>
         <w:t>Store</w:t>
       </w:r>
       <w:proofErr w:type="spellEnd"/>
       <w:r>
-        <w:t xml:space="preserve"> a Google Play, což zahrnuje nezbytnou konfiguraci vývojářských účtů v programech </w:t>
-      </w:r>
-      <w:r>
         <w:rPr>
-          <w:b/>
-          <w:bCs/>
+          <w:lang w:eastAsia="en-US"/>
         </w:rPr>
-        <w:t>Apple Developer</w:t>
-      </w:r>
-      <w:r>
-        <w:t xml:space="preserve"> a </w:t>
-      </w:r>
+        <w:t xml:space="preserve"> a Google Play, což zahrnuje nezbytnou </w:t>
+      </w:r>
+      <w:proofErr w:type="spellStart"/>
       <w:r>
         <w:rPr>
-          <w:b/>
-          <w:bCs/>
+          <w:lang w:eastAsia="en-US"/>
         </w:rPr>
-        <w:t xml:space="preserve">Google Play </w:t>
+        <w:t>konfiguraaci</w:t>
+      </w:r>
+      <w:proofErr w:type="spellEnd"/>
+      <w:r>
+        <w:rPr>
+          <w:lang w:eastAsia="en-US"/>
+        </w:rPr>
+        <w:t xml:space="preserve"> v programech Apple Developer a Google Play </w:t>
       </w:r>
       <w:proofErr w:type="spellStart"/>
       <w:r>
         <w:rPr>
-          <w:b/>
-          <w:bCs/>
+          <w:lang w:eastAsia="en-US"/>
         </w:rPr>
         <w:t>Console</w:t>
       </w:r>
       <w:proofErr w:type="spellEnd"/>
       <w:r>
-        <w:t>. Projekt se zaměřuje na odstranění nedostatků typických pro konkurenční řešení, která často strádají zastaralým uživatelským rozhraním (UI), špatně navrženou uživatelskou zkušeností (UX) nebo neschopností udržet dlouhodobou motivaci k používání.</w:t>
+        <w:rPr>
+          <w:lang w:eastAsia="en-US"/>
+        </w:rPr>
+        <w:t>. Projekt řeší odstranění</w:t>
+      </w:r>
+      <w:r>
+        <w:rPr>
+          <w:lang w:eastAsia="en-US"/>
+        </w:rPr>
+        <w:t xml:space="preserve"> nedostatků typických pro konkurenční řešení, která často působí zastaralým uživatelským rozhraním (UI), a nepohodlným používáním aplikace, které se často označuje jako UX.</w:t>
       </w:r>
     </w:p>
     <w:p>
       <w:pPr>
         <w:pStyle w:val="Sta"/>
-      </w:pPr>
-      <w:r>
-        <w:t xml:space="preserve">Důležitým pilířem je vytvoření </w:t>
+        <w:ind w:firstLine="0"/>
+        <w:rPr>
+          <w:lang w:eastAsia="en-US"/>
+        </w:rPr>
+      </w:pPr>
+      <w:r>
+        <w:rPr>
+          <w:lang w:eastAsia="en-US"/>
+        </w:rPr>
+        <w:tab/>
       </w:r>
       <w:proofErr w:type="spellStart"/>
       <w:r>
-        <w:t>backendového</w:t>
+        <w:rPr>
+          <w:lang w:eastAsia="en-US"/>
+        </w:rPr>
+        <w:t>Duležitým</w:t>
       </w:r>
       <w:proofErr w:type="spellEnd"/>
       <w:r>
-        <w:t xml:space="preserve"> systému na platformě </w:t>
+        <w:rPr>
+          <w:lang w:eastAsia="en-US"/>
+        </w:rPr>
+        <w:t xml:space="preserve"> pilířem projektu je </w:t>
       </w:r>
       <w:proofErr w:type="spellStart"/>
       <w:r>
+        <w:rPr>
+          <w:lang w:eastAsia="en-US"/>
+        </w:rPr>
+        <w:t>backendový</w:t>
+      </w:r>
+      <w:proofErr w:type="spellEnd"/>
+      <w:r>
+        <w:rPr>
+          <w:lang w:eastAsia="en-US"/>
+        </w:rPr>
+        <w:t xml:space="preserve"> systém postavený na platformě </w:t>
+      </w:r>
+      <w:proofErr w:type="spellStart"/>
+      <w:r>
+        <w:rPr>
+          <w:lang w:eastAsia="en-US"/>
+        </w:rPr>
         <w:t>Supabase</w:t>
       </w:r>
       <w:proofErr w:type="spellEnd"/>
       <w:r>
-        <w:t xml:space="preserve"> (</w:t>
+        <w:rPr>
+          <w:lang w:eastAsia="en-US"/>
+        </w:rPr>
+        <w:t xml:space="preserve"> (Baas) pro správu dat komunitních funkcí. Pro klíčovou </w:t>
+      </w:r>
+      <w:proofErr w:type="gramStart"/>
+      <w:r>
+        <w:rPr>
+          <w:lang w:eastAsia="en-US"/>
+        </w:rPr>
+        <w:t>funkci</w:t>
+      </w:r>
+      <w:proofErr w:type="gramEnd"/>
+      <w:r>
+        <w:rPr>
+          <w:lang w:eastAsia="en-US"/>
+        </w:rPr>
+        <w:t xml:space="preserve"> na které je tato aplikace postavená je rychlá analýza jídla, která se řeší pomocí AI modelů </w:t>
       </w:r>
       <w:proofErr w:type="spellStart"/>
       <w:r>
-        <w:t>B</w:t>
-      </w:r>
-      <w:r>
-        <w:t>aaS</w:t>
-      </w:r>
-      <w:proofErr w:type="spellEnd"/>
-      <w:r>
-        <w:t>)</w:t>
-      </w:r>
-      <w:r>
-        <w:t xml:space="preserve"> pro efektivní správu dat a komunitních funkcí. Pro klíčovou funkci rychlé analýzy jídla a rozpoznávání obrazu jsou do aplikace integrovány pokročilé API modely </w:t>
-      </w:r>
-      <w:proofErr w:type="spellStart"/>
-      <w:r>
         <w:rPr>
-          <w:b/>
-          <w:bCs/>
+          <w:lang w:eastAsia="en-US"/>
         </w:rPr>
         <w:t>Gemini</w:t>
       </w:r>
       <w:proofErr w:type="spellEnd"/>
       <w:r>
         <w:rPr>
-          <w:b/>
-          <w:bCs/>
+          <w:lang w:eastAsia="en-US"/>
         </w:rPr>
         <w:t xml:space="preserve"> 3.1 </w:t>
       </w:r>
       <w:proofErr w:type="spellStart"/>
       <w:r>
         <w:rPr>
-          <w:b/>
-          <w:bCs/>
+          <w:lang w:eastAsia="en-US"/>
         </w:rPr>
         <w:t>Flash</w:t>
       </w:r>
       <w:proofErr w:type="spellEnd"/>
       <w:r>
         <w:rPr>
-          <w:b/>
-          <w:bCs/>
+          <w:lang w:eastAsia="en-US"/>
         </w:rPr>
-        <w:t xml:space="preserve"> Lite</w:t>
+        <w:t xml:space="preserve"> Lite a GPT-5 Mini.</w:t>
       </w:r>
       <w:r>
         <w:rPr>
-          <w:b/>
-          <w:bCs/>
+          <w:lang w:eastAsia="en-US"/>
+        </w:rPr>
+        <w:t xml:space="preserve"> Práce také zahrnuje implementaci platební brány Stripe </w:t>
+      </w:r>
+      <w:r>
+        <w:rPr>
+          <w:lang w:eastAsia="en-US"/>
+        </w:rPr>
+        <w:t>(</w:t>
+      </w:r>
+      <w:proofErr w:type="spellStart"/>
+      <w:r>
+        <w:rPr>
+          <w:lang w:eastAsia="en-US"/>
+        </w:rPr>
+        <w:t>FinTech</w:t>
+      </w:r>
+      <w:proofErr w:type="spellEnd"/>
+      <w:r>
+        <w:rPr>
+          <w:lang w:eastAsia="en-US"/>
         </w:rPr>
         <w:t xml:space="preserve"> </w:t>
       </w:r>
-      <w:r>
-        <w:t xml:space="preserve">a </w:t>
-      </w:r>
+      <w:proofErr w:type="spellStart"/>
       <w:r>
         <w:rPr>
-          <w:b/>
-          <w:bCs/>
+          <w:lang w:eastAsia="en-US"/>
         </w:rPr>
-        <w:t>GPT-5 Mini</w:t>
-      </w:r>
-      <w:r>
-        <w:t xml:space="preserve">. Tato integrace umožňuje automatizovat zápis nutričních hodnot, čímž </w:t>
+        <w:t>SaaS</w:t>
+      </w:r>
+      <w:proofErr w:type="spellEnd"/>
+      <w:r>
+        <w:rPr>
+          <w:lang w:eastAsia="en-US"/>
+        </w:rPr>
+        <w:t>),</w:t>
+      </w:r>
+      <w:r>
+        <w:rPr>
+          <w:lang w:eastAsia="en-US"/>
+        </w:rPr>
+        <w:t xml:space="preserve"> která zajišťuje bezpečné zpracování transakcí a správu předplatného pro prémiové funkce. Práce dokumentuje kompletní proces vývoje od prvotního návrhu v programu </w:t>
       </w:r>
       <w:proofErr w:type="spellStart"/>
       <w:r>
-        <w:t>Yumi</w:t>
+        <w:rPr>
+          <w:lang w:eastAsia="en-US"/>
+        </w:rPr>
+        <w:t>Figma</w:t>
       </w:r>
       <w:proofErr w:type="spellEnd"/>
       <w:r>
-        <w:t xml:space="preserve"> reaguje na absenci moderních technologií a fungující komunity u stávajících aplikací. Práce také zahrnuje implementaci platební brány </w:t>
-      </w:r>
-      <w:r>
         <w:rPr>
-          <w:b/>
-          <w:bCs/>
+          <w:lang w:eastAsia="en-US"/>
         </w:rPr>
-        <w:t>Stripe</w:t>
-      </w:r>
-      <w:r>
-        <w:rPr>
-          <w:b/>
-          <w:bCs/>
-        </w:rPr>
-        <w:t xml:space="preserve"> </w:t>
-      </w:r>
-      <w:r>
-        <w:t>(</w:t>
-      </w:r>
-      <w:proofErr w:type="spellStart"/>
-      <w:r>
-        <w:t>FinTech</w:t>
-      </w:r>
-      <w:proofErr w:type="spellEnd"/>
-      <w:r>
-        <w:t xml:space="preserve"> </w:t>
-      </w:r>
-      <w:proofErr w:type="spellStart"/>
-      <w:r>
-        <w:t>SaaS</w:t>
-      </w:r>
-      <w:proofErr w:type="spellEnd"/>
-      <w:r>
-        <w:t>)</w:t>
-      </w:r>
-      <w:r>
-        <w:t xml:space="preserve">, </w:t>
-      </w:r>
-      <w:r>
-        <w:t>která zajišťuje bezpečné zpracování transakcí a správu předplatného pro prémiové funkce aplikace. Právě pocit izolace a složitost zadávání dat jsou nejčastějšími důvody pro předčasné ukončení sledování stravy.</w:t>
+        <w:t xml:space="preserve"> přes implementaci analýz obrazu a platebních mechanismů až tvorbu systému klubů, které dělají ze správy jídelníčku udržitelný a přirozený zvyk.</w:t>
       </w:r>
     </w:p>
     <w:p>
       <w:pPr>
-        <w:pStyle w:val="Sta"/>
-      </w:pPr>
-      <w:r>
-        <w:t>Práce dokumentuje kompletní proces vývoje od prvotního grafického návrhu přes implementaci inteligentních analýz a platebních mechanismů až po vytvoření systému klubů, které dělají ze správy jídelníčku udržitelný a přirozený zvyk.</w:t>
-      </w:r>
-    </w:p>
-    <w:p>
-      <w:pPr>
         <w:pStyle w:val="Nadpis1"/>
       </w:pPr>
-      <w:bookmarkStart w:id="3" w:name="_Toc227668187"/>
+      <w:bookmarkStart w:id="3" w:name="_Toc227677845"/>
       <w:r>
         <w:lastRenderedPageBreak/>
         <w:t>Analýza trhu a uživatelské motivace</w:t>
@@ -6366,7 +6799,7 @@
       <w:pPr>
         <w:pStyle w:val="Nadpis2"/>
       </w:pPr>
-      <w:bookmarkStart w:id="4" w:name="_Toc227668188"/>
+      <w:bookmarkStart w:id="4" w:name="_Toc227677846"/>
       <w:r>
         <w:t>Průzkum stávajících řešení</w:t>
       </w:r>
@@ -6376,7 +6809,7 @@
       <w:pPr>
         <w:pStyle w:val="Nadpis2"/>
       </w:pPr>
-      <w:bookmarkStart w:id="5" w:name="_Toc227668189"/>
+      <w:bookmarkStart w:id="5" w:name="_Toc227677847"/>
       <w:r>
         <w:t>Psychologie bariéry</w:t>
       </w:r>
@@ -6386,7 +6819,7 @@
       <w:pPr>
         <w:pStyle w:val="Nadpis2"/>
       </w:pPr>
-      <w:bookmarkStart w:id="6" w:name="_Toc227668190"/>
+      <w:bookmarkStart w:id="6" w:name="_Toc227677848"/>
       <w:r>
         <w:t xml:space="preserve">Konkurenční výhoda </w:t>
       </w:r>
@@ -6404,7 +6837,7 @@
       <w:pPr>
         <w:pStyle w:val="Nadpis2"/>
       </w:pPr>
-      <w:bookmarkStart w:id="7" w:name="_Toc227668191"/>
+      <w:bookmarkStart w:id="7" w:name="_Toc227677849"/>
       <w:r>
         <w:t>Uživatelský profil</w:t>
       </w:r>
@@ -6414,10 +6847,21 @@
       <w:pPr>
         <w:pStyle w:val="Nadpis1"/>
       </w:pPr>
-      <w:bookmarkStart w:id="8" w:name="_Toc227668192"/>
+      <w:bookmarkStart w:id="8" w:name="_Toc227677850"/>
       <w:r>
         <w:lastRenderedPageBreak/>
         <w:t>Vizuální identita a UX Design</w:t>
+      </w:r>
+      <w:r>
+        <w:t xml:space="preserve"> (</w:t>
+      </w:r>
+      <w:proofErr w:type="spellStart"/>
+      <w:r>
+        <w:t>Figma</w:t>
+      </w:r>
+      <w:proofErr w:type="spellEnd"/>
+      <w:r>
+        <w:t>)</w:t>
       </w:r>
       <w:bookmarkEnd w:id="8"/>
     </w:p>
@@ -6425,7 +6869,7 @@
       <w:pPr>
         <w:pStyle w:val="Nadpis2"/>
       </w:pPr>
-      <w:bookmarkStart w:id="9" w:name="_Toc227668193"/>
+      <w:bookmarkStart w:id="9" w:name="_Toc227677851"/>
       <w:r>
         <w:t>Designová filozofie</w:t>
       </w:r>
@@ -6435,7 +6879,7 @@
       <w:pPr>
         <w:pStyle w:val="Nadpis2"/>
       </w:pPr>
-      <w:bookmarkStart w:id="10" w:name="_Toc227668194"/>
+      <w:bookmarkStart w:id="10" w:name="_Toc227677852"/>
       <w:r>
         <w:t>Barevná paleta a symbolika</w:t>
       </w:r>
@@ -6445,7 +6889,7 @@
       <w:pPr>
         <w:pStyle w:val="Nadpis2"/>
       </w:pPr>
-      <w:bookmarkStart w:id="11" w:name="_Toc227668195"/>
+      <w:bookmarkStart w:id="11" w:name="_Toc227677853"/>
       <w:r>
         <w:t>Typografie</w:t>
       </w:r>
@@ -6455,7 +6899,7 @@
       <w:pPr>
         <w:pStyle w:val="Nadpis2"/>
       </w:pPr>
-      <w:bookmarkStart w:id="12" w:name="_Toc227668196"/>
+      <w:bookmarkStart w:id="12" w:name="_Toc227677854"/>
       <w:r>
         <w:t>Role maskota</w:t>
       </w:r>
@@ -6465,7 +6909,7 @@
       <w:pPr>
         <w:pStyle w:val="Nadpis1"/>
       </w:pPr>
-      <w:bookmarkStart w:id="13" w:name="_Toc227668197"/>
+      <w:bookmarkStart w:id="13" w:name="_Toc227677855"/>
       <w:r>
         <w:lastRenderedPageBreak/>
         <w:t>Návrh rozhraní a technická architektura</w:t>
@@ -6476,7 +6920,7 @@
       <w:pPr>
         <w:pStyle w:val="Nadpis2"/>
       </w:pPr>
-      <w:bookmarkStart w:id="14" w:name="_Toc227668198"/>
+      <w:bookmarkStart w:id="14" w:name="_Toc227677856"/>
       <w:r>
         <w:t>Metodika návrhu uživatelské zkušenosti (UX)</w:t>
       </w:r>
@@ -6486,7 +6930,7 @@
       <w:pPr>
         <w:pStyle w:val="Nadpis3"/>
       </w:pPr>
-      <w:bookmarkStart w:id="15" w:name="_Toc227668199"/>
+      <w:bookmarkStart w:id="15" w:name="_Toc227677857"/>
       <w:r>
         <w:t>Analýza uživatelských cest</w:t>
       </w:r>
@@ -6496,7 +6940,7 @@
       <w:pPr>
         <w:pStyle w:val="Nadpis3"/>
       </w:pPr>
-      <w:bookmarkStart w:id="16" w:name="_Toc227668200"/>
+      <w:bookmarkStart w:id="16" w:name="_Toc227677858"/>
       <w:r>
         <w:t>Informační architektura</w:t>
       </w:r>
@@ -6506,7 +6950,7 @@
       <w:pPr>
         <w:pStyle w:val="Nadpis2"/>
       </w:pPr>
-      <w:bookmarkStart w:id="17" w:name="_Toc227668201"/>
+      <w:bookmarkStart w:id="17" w:name="_Toc227677859"/>
       <w:r>
         <w:t>UI design</w:t>
       </w:r>
@@ -6516,7 +6960,7 @@
       <w:pPr>
         <w:pStyle w:val="Nadpis3"/>
       </w:pPr>
-      <w:bookmarkStart w:id="18" w:name="_Toc227668202"/>
+      <w:bookmarkStart w:id="18" w:name="_Toc227677860"/>
       <w:r>
         <w:t>Tvorba grafického stylu</w:t>
       </w:r>
@@ -6526,7 +6970,7 @@
       <w:pPr>
         <w:pStyle w:val="Nadpis3"/>
       </w:pPr>
-      <w:bookmarkStart w:id="19" w:name="_Toc227668203"/>
+      <w:bookmarkStart w:id="19" w:name="_Toc227677861"/>
       <w:r>
         <w:t>Implementace maskota</w:t>
       </w:r>
@@ -6536,7 +6980,7 @@
       <w:pPr>
         <w:pStyle w:val="Nadpis3"/>
       </w:pPr>
-      <w:bookmarkStart w:id="20" w:name="_Toc227668204"/>
+      <w:bookmarkStart w:id="20" w:name="_Toc227677862"/>
       <w:r>
         <w:t>Typografický systém</w:t>
       </w:r>
@@ -6546,7 +6990,7 @@
       <w:pPr>
         <w:pStyle w:val="Nadpis2"/>
       </w:pPr>
-      <w:bookmarkStart w:id="21" w:name="_Toc227668205"/>
+      <w:bookmarkStart w:id="21" w:name="_Toc227677863"/>
       <w:proofErr w:type="spellStart"/>
       <w:r>
         <w:t>Frontendový</w:t>
@@ -6561,7 +7005,7 @@
       <w:pPr>
         <w:pStyle w:val="Nadpis3"/>
       </w:pPr>
-      <w:bookmarkStart w:id="22" w:name="_Toc227668206"/>
+      <w:bookmarkStart w:id="22" w:name="_Toc227677864"/>
       <w:r>
         <w:t>Volba technologií</w:t>
       </w:r>
@@ -6571,7 +7015,7 @@
       <w:pPr>
         <w:pStyle w:val="Nadpis3"/>
       </w:pPr>
-      <w:bookmarkStart w:id="23" w:name="_Toc227668207"/>
+      <w:bookmarkStart w:id="23" w:name="_Toc227677865"/>
       <w:r>
         <w:t>Správa vývojového cyklu</w:t>
       </w:r>
@@ -6581,7 +7025,7 @@
       <w:pPr>
         <w:pStyle w:val="Nadpis2"/>
       </w:pPr>
-      <w:bookmarkStart w:id="24" w:name="_Toc227668208"/>
+      <w:bookmarkStart w:id="24" w:name="_Toc227677866"/>
       <w:r>
         <w:t>Souborový systém a navigační struktura</w:t>
       </w:r>
@@ -6591,7 +7035,7 @@
       <w:pPr>
         <w:pStyle w:val="Nadpis3"/>
       </w:pPr>
-      <w:bookmarkStart w:id="25" w:name="_Toc227668209"/>
+      <w:bookmarkStart w:id="25" w:name="_Toc227677867"/>
       <w:r>
         <w:t>Expo Router</w:t>
       </w:r>
@@ -6601,7 +7045,7 @@
       <w:pPr>
         <w:pStyle w:val="Nadpis3"/>
       </w:pPr>
-      <w:bookmarkStart w:id="26" w:name="_Toc227668210"/>
+      <w:bookmarkStart w:id="26" w:name="_Toc227677868"/>
       <w:r>
         <w:t>Organizace projektu</w:t>
       </w:r>
@@ -6611,7 +7055,7 @@
       <w:pPr>
         <w:pStyle w:val="Nadpis3"/>
       </w:pPr>
-      <w:bookmarkStart w:id="27" w:name="_Toc227668211"/>
+      <w:bookmarkStart w:id="27" w:name="_Toc227677869"/>
       <w:r>
         <w:t>Dynamické směrování</w:t>
       </w:r>
@@ -6621,7 +7065,7 @@
       <w:pPr>
         <w:pStyle w:val="Nadpis2"/>
       </w:pPr>
-      <w:bookmarkStart w:id="28" w:name="_Toc227668212"/>
+      <w:bookmarkStart w:id="28" w:name="_Toc227677870"/>
       <w:proofErr w:type="spellStart"/>
       <w:r>
         <w:t>Backendové</w:t>
@@ -6647,7 +7091,7 @@
       <w:pPr>
         <w:pStyle w:val="Nadpis3"/>
       </w:pPr>
-      <w:bookmarkStart w:id="29" w:name="_Toc227668213"/>
+      <w:bookmarkStart w:id="29" w:name="_Toc227677871"/>
       <w:proofErr w:type="spellStart"/>
       <w:r>
         <w:t>Supabase</w:t>
@@ -6659,7 +7103,7 @@
       <w:pPr>
         <w:pStyle w:val="Nadpis3"/>
       </w:pPr>
-      <w:bookmarkStart w:id="30" w:name="_Toc227668214"/>
+      <w:bookmarkStart w:id="30" w:name="_Toc227677872"/>
       <w:r>
         <w:lastRenderedPageBreak/>
         <w:t>Bezpečnost dat</w:t>
@@ -6670,7 +7114,7 @@
       <w:pPr>
         <w:pStyle w:val="Nadpis2"/>
       </w:pPr>
-      <w:bookmarkStart w:id="31" w:name="_Toc227668215"/>
+      <w:bookmarkStart w:id="31" w:name="_Toc227677873"/>
       <w:r>
         <w:t>Styling a transformace designu do kódu</w:t>
       </w:r>
@@ -6680,7 +7124,7 @@
       <w:pPr>
         <w:pStyle w:val="Nadpis3"/>
       </w:pPr>
-      <w:bookmarkStart w:id="32" w:name="_Toc227668216"/>
+      <w:bookmarkStart w:id="32" w:name="_Toc227677874"/>
       <w:proofErr w:type="spellStart"/>
       <w:r>
         <w:t>NativeWind</w:t>
@@ -6692,7 +7136,7 @@
       <w:pPr>
         <w:pStyle w:val="Nadpis3"/>
       </w:pPr>
-      <w:bookmarkStart w:id="33" w:name="_Toc227668217"/>
+      <w:bookmarkStart w:id="33" w:name="_Toc227677875"/>
       <w:r>
         <w:t xml:space="preserve">Konfigurace </w:t>
       </w:r>
@@ -6705,75 +7149,77 @@
     </w:p>
     <w:p>
       <w:pPr>
-        <w:pStyle w:val="Nadpis1"/>
-      </w:pPr>
-      <w:bookmarkStart w:id="34" w:name="_Toc227668218"/>
-      <w:r>
-        <w:lastRenderedPageBreak/>
-        <w:t>Inteligentní moduly a AI integrace</w:t>
+        <w:pStyle w:val="Nadpis2"/>
+      </w:pPr>
+      <w:bookmarkStart w:id="34" w:name="_Toc227677876"/>
+      <w:proofErr w:type="spellStart"/>
+      <w:r>
+        <w:t>Endpointy</w:t>
       </w:r>
       <w:bookmarkEnd w:id="34"/>
-    </w:p>
-    <w:p>
-      <w:pPr>
-        <w:pStyle w:val="Nadpis2"/>
-      </w:pPr>
-      <w:bookmarkStart w:id="35" w:name="_Toc227668219"/>
-      <w:proofErr w:type="spellStart"/>
-      <w:r>
-        <w:t>Magic</w:t>
-      </w:r>
-      <w:proofErr w:type="spellEnd"/>
-      <w:r>
-        <w:t xml:space="preserve"> </w:t>
-      </w:r>
-      <w:proofErr w:type="spellStart"/>
-      <w:r>
-        <w:t>Scan</w:t>
-      </w:r>
-      <w:bookmarkEnd w:id="35"/>
       <w:proofErr w:type="spellEnd"/>
     </w:p>
     <w:p>
       <w:pPr>
-        <w:pStyle w:val="Nadpis3"/>
-      </w:pPr>
-      <w:bookmarkStart w:id="36" w:name="_Toc227668220"/>
-      <w:proofErr w:type="spellStart"/>
-      <w:r>
-        <w:t>Gemini</w:t>
-      </w:r>
-      <w:proofErr w:type="spellEnd"/>
-      <w:r>
-        <w:t xml:space="preserve"> 3.1 </w:t>
-      </w:r>
-      <w:proofErr w:type="spellStart"/>
-      <w:r>
-        <w:t>Flash</w:t>
-      </w:r>
-      <w:proofErr w:type="spellEnd"/>
-      <w:r>
-        <w:t xml:space="preserve"> Lite G</w:t>
-      </w:r>
-      <w:bookmarkEnd w:id="36"/>
+        <w:pStyle w:val="Nadpis1"/>
+      </w:pPr>
+      <w:bookmarkStart w:id="35" w:name="_Toc227677877"/>
+      <w:r>
+        <w:lastRenderedPageBreak/>
+        <w:t>Inteligentní moduly a AI integrace</w:t>
+      </w:r>
+      <w:bookmarkEnd w:id="35"/>
     </w:p>
     <w:p>
       <w:pPr>
+        <w:pStyle w:val="Nadpis2"/>
+      </w:pPr>
+      <w:bookmarkStart w:id="36" w:name="_Toc227677878"/>
+      <w:proofErr w:type="spellStart"/>
+      <w:r>
+        <w:t>Magic</w:t>
+      </w:r>
+      <w:proofErr w:type="spellEnd"/>
+      <w:r>
+        <w:t xml:space="preserve"> </w:t>
+      </w:r>
+      <w:proofErr w:type="spellStart"/>
+      <w:r>
+        <w:t>Scan</w:t>
+      </w:r>
+      <w:bookmarkEnd w:id="36"/>
+      <w:proofErr w:type="spellEnd"/>
+    </w:p>
+    <w:p>
+      <w:pPr>
         <w:pStyle w:val="Nadpis3"/>
       </w:pPr>
-      <w:bookmarkStart w:id="37" w:name="_Toc227668221"/>
-      <w:r>
-        <w:t>GPT-5 Mini</w:t>
+      <w:bookmarkStart w:id="37" w:name="_Toc227677879"/>
+      <w:proofErr w:type="spellStart"/>
+      <w:r>
+        <w:t>Gemini</w:t>
+      </w:r>
+      <w:proofErr w:type="spellEnd"/>
+      <w:r>
+        <w:t xml:space="preserve"> 3.1 </w:t>
+      </w:r>
+      <w:proofErr w:type="spellStart"/>
+      <w:r>
+        <w:t>Flash</w:t>
+      </w:r>
+      <w:proofErr w:type="spellEnd"/>
+      <w:r>
+        <w:t xml:space="preserve"> Lite G</w:t>
       </w:r>
       <w:bookmarkEnd w:id="37"/>
     </w:p>
     <w:p>
       <w:pPr>
-        <w:pStyle w:val="Nadpis2"/>
-      </w:pPr>
-      <w:bookmarkStart w:id="38" w:name="_Toc227668222"/>
-      <w:r>
-        <w:t>Databáze a API</w:t>
+        <w:pStyle w:val="Nadpis3"/>
+      </w:pPr>
+      <w:bookmarkStart w:id="38" w:name="_Toc227677880"/>
+      <w:r>
+        <w:t>GPT-5 Mini</w:t>
       </w:r>
       <w:bookmarkEnd w:id="38"/>
     </w:p>
@@ -6781,30 +7227,30 @@
       <w:pPr>
         <w:pStyle w:val="Nadpis2"/>
       </w:pPr>
-      <w:bookmarkStart w:id="39" w:name="_Toc227668223"/>
-      <w:r>
-        <w:t>Uživatelský scénář</w:t>
+      <w:bookmarkStart w:id="39" w:name="_Toc227677881"/>
+      <w:r>
+        <w:t>Databáze a API</w:t>
       </w:r>
       <w:bookmarkEnd w:id="39"/>
     </w:p>
     <w:p>
       <w:pPr>
-        <w:pStyle w:val="Nadpis1"/>
-      </w:pPr>
-      <w:bookmarkStart w:id="40" w:name="_Toc227668224"/>
-      <w:r>
-        <w:lastRenderedPageBreak/>
-        <w:t>Komunita a sociální interakce</w:t>
+        <w:pStyle w:val="Nadpis2"/>
+      </w:pPr>
+      <w:bookmarkStart w:id="40" w:name="_Toc227677882"/>
+      <w:r>
+        <w:t>Uživatelský scénář</w:t>
       </w:r>
       <w:bookmarkEnd w:id="40"/>
     </w:p>
     <w:p>
       <w:pPr>
-        <w:pStyle w:val="Nadpis2"/>
-      </w:pPr>
-      <w:bookmarkStart w:id="41" w:name="_Toc227668225"/>
-      <w:r>
-        <w:t>Systém vnořených klubů</w:t>
+        <w:pStyle w:val="Nadpis1"/>
+      </w:pPr>
+      <w:bookmarkStart w:id="41" w:name="_Toc227677883"/>
+      <w:r>
+        <w:lastRenderedPageBreak/>
+        <w:t>Komunita a sociální interakce</w:t>
       </w:r>
       <w:bookmarkEnd w:id="41"/>
     </w:p>
@@ -6812,36 +7258,36 @@
       <w:pPr>
         <w:pStyle w:val="Nadpis2"/>
       </w:pPr>
-      <w:bookmarkStart w:id="42" w:name="_Toc227668226"/>
-      <w:r>
-        <w:t>Motivace a sdílení</w:t>
+      <w:bookmarkStart w:id="42" w:name="_Toc227677884"/>
+      <w:r>
+        <w:t>Systém vnořených klubů</w:t>
       </w:r>
       <w:bookmarkEnd w:id="42"/>
     </w:p>
     <w:p>
       <w:pPr>
-        <w:pStyle w:val="Nadpis2"/>
-      </w:pPr>
-      <w:bookmarkStart w:id="43" w:name="_Toc227668227"/>
-      <w:r>
-        <w:t>Gamifikace</w:t>
+        <w:pStyle w:val="Nadpis1"/>
+      </w:pPr>
+      <w:bookmarkStart w:id="43" w:name="_Toc227677885"/>
+      <w:r>
+        <w:lastRenderedPageBreak/>
+        <w:t>Byznys model</w:t>
+      </w:r>
+      <w:r>
+        <w:t xml:space="preserve"> </w:t>
+      </w:r>
+      <w:r>
+        <w:t>a ekonomika provozu</w:t>
       </w:r>
       <w:bookmarkEnd w:id="43"/>
     </w:p>
     <w:p>
       <w:pPr>
-        <w:pStyle w:val="Nadpis1"/>
-      </w:pPr>
-      <w:bookmarkStart w:id="44" w:name="_Toc227668228"/>
-      <w:r>
-        <w:lastRenderedPageBreak/>
-        <w:t>Byznys model</w:t>
-      </w:r>
-      <w:r>
-        <w:t xml:space="preserve"> </w:t>
-      </w:r>
-      <w:r>
-        <w:t>a ekonomika provozu</w:t>
+        <w:pStyle w:val="Nadpis2"/>
+      </w:pPr>
+      <w:bookmarkStart w:id="44" w:name="_Toc227677886"/>
+      <w:r>
+        <w:t>Ekonomika AI požadavků a reklamy</w:t>
       </w:r>
       <w:bookmarkEnd w:id="44"/>
     </w:p>
@@ -6849,9 +7295,20 @@
       <w:pPr>
         <w:pStyle w:val="Nadpis2"/>
       </w:pPr>
-      <w:bookmarkStart w:id="45" w:name="_Toc227668229"/>
-      <w:r>
-        <w:t>Ekonomika AI požadavků a reklamy</w:t>
+      <w:bookmarkStart w:id="45" w:name="_Toc227677887"/>
+      <w:r>
+        <w:t>Model předplatného (</w:t>
+      </w:r>
+      <w:proofErr w:type="spellStart"/>
+      <w:r>
+        <w:t>Yumi</w:t>
+      </w:r>
+      <w:proofErr w:type="spellEnd"/>
+      <w:r>
+        <w:t>+</w:t>
+      </w:r>
+      <w:r>
+        <w:t>)</w:t>
       </w:r>
       <w:bookmarkEnd w:id="45"/>
     </w:p>
@@ -6859,30 +7316,20 @@
       <w:pPr>
         <w:pStyle w:val="Nadpis2"/>
       </w:pPr>
-      <w:bookmarkStart w:id="46" w:name="_Toc227668230"/>
-      <w:r>
-        <w:t>Model předplatného (</w:t>
-      </w:r>
-      <w:proofErr w:type="spellStart"/>
-      <w:r>
-        <w:t>Yumi</w:t>
-      </w:r>
-      <w:proofErr w:type="spellEnd"/>
-      <w:r>
-        <w:t>+</w:t>
-      </w:r>
-      <w:r>
-        <w:t>)</w:t>
+      <w:bookmarkStart w:id="46" w:name="_Toc227677888"/>
+      <w:r>
+        <w:t>Platební brána Stripe a správa transakcí</w:t>
       </w:r>
       <w:bookmarkEnd w:id="46"/>
     </w:p>
     <w:p>
       <w:pPr>
-        <w:pStyle w:val="Nadpis2"/>
-      </w:pPr>
-      <w:bookmarkStart w:id="47" w:name="_Toc227668231"/>
-      <w:r>
-        <w:t>Platební brána Stripe a správa transakcí</w:t>
+        <w:pStyle w:val="Nadpis1"/>
+      </w:pPr>
+      <w:bookmarkStart w:id="47" w:name="_Toc227677889"/>
+      <w:r>
+        <w:lastRenderedPageBreak/>
+        <w:t>Distribuce a správa vývojářských účtů</w:t>
       </w:r>
       <w:bookmarkEnd w:id="47"/>
     </w:p>
@@ -6890,150 +7337,181 @@
       <w:pPr>
         <w:pStyle w:val="Nadpis2"/>
       </w:pPr>
-      <w:bookmarkStart w:id="48" w:name="_Toc227668232"/>
-      <w:r>
-        <w:t>Distribuce přes Apple a Google</w:t>
+      <w:bookmarkStart w:id="48" w:name="_Toc227677890"/>
+      <w:r>
+        <w:t>Apple Developer Program</w:t>
       </w:r>
       <w:bookmarkEnd w:id="48"/>
     </w:p>
     <w:p>
       <w:pPr>
-        <w:pStyle w:val="Nadpis1"/>
-      </w:pPr>
-      <w:bookmarkStart w:id="49" w:name="_Toc227668233"/>
-      <w:r>
-        <w:lastRenderedPageBreak/>
-        <w:t>Distribuce a správa vývojářských účtů</w:t>
+        <w:pStyle w:val="Nadpis2"/>
+      </w:pPr>
+      <w:bookmarkStart w:id="49" w:name="_Toc227677891"/>
+      <w:r>
+        <w:t xml:space="preserve">Google Play </w:t>
+      </w:r>
+      <w:proofErr w:type="spellStart"/>
+      <w:r>
+        <w:t>Console</w:t>
       </w:r>
       <w:bookmarkEnd w:id="49"/>
+      <w:proofErr w:type="spellEnd"/>
     </w:p>
     <w:p>
       <w:pPr>
-        <w:pStyle w:val="Nadpis2"/>
-      </w:pPr>
-      <w:bookmarkStart w:id="50" w:name="_Toc227668234"/>
-      <w:r>
-        <w:t>Apple Developer Program</w:t>
+        <w:pStyle w:val="Nadpis1"/>
+      </w:pPr>
+      <w:bookmarkStart w:id="50" w:name="_Toc227677892"/>
+      <w:r>
+        <w:lastRenderedPageBreak/>
+        <w:t>Testování aplikace</w:t>
       </w:r>
       <w:bookmarkEnd w:id="50"/>
     </w:p>
     <w:p>
       <w:pPr>
-        <w:pStyle w:val="Nadpis2"/>
-      </w:pPr>
-      <w:bookmarkStart w:id="51" w:name="_Toc227668235"/>
-      <w:r>
-        <w:t xml:space="preserve">Google Play </w:t>
+        <w:pStyle w:val="Nadpis1"/>
+      </w:pPr>
+      <w:bookmarkStart w:id="51" w:name="_Toc227677893"/>
+      <w:r>
+        <w:lastRenderedPageBreak/>
+        <w:t xml:space="preserve">Nasazení </w:t>
       </w:r>
       <w:proofErr w:type="spellStart"/>
       <w:r>
-        <w:t>Console</w:t>
+        <w:t>PostHog</w:t>
+      </w:r>
+      <w:proofErr w:type="spellEnd"/>
+      <w:r>
+        <w:t xml:space="preserve"> </w:t>
+      </w:r>
+      <w:proofErr w:type="spellStart"/>
+      <w:r>
+        <w:t>analytic</w:t>
       </w:r>
       <w:bookmarkEnd w:id="51"/>
       <w:proofErr w:type="spellEnd"/>
     </w:p>
     <w:p>
       <w:pPr>
-        <w:pStyle w:val="Nadpis2"/>
-      </w:pPr>
-      <w:bookmarkStart w:id="52" w:name="_Toc227668236"/>
-      <w:r>
-        <w:t>API Management</w:t>
+        <w:pStyle w:val="Nadpis1"/>
+      </w:pPr>
+      <w:bookmarkStart w:id="52" w:name="_Toc227677894"/>
+      <w:r>
+        <w:lastRenderedPageBreak/>
+        <w:t>Testování s uživateli</w:t>
       </w:r>
       <w:bookmarkEnd w:id="52"/>
     </w:p>
-    <w:p/>
     <w:p>
       <w:pPr>
-        <w:pStyle w:val="ObrzekvMP"/>
-      </w:pPr>
+        <w:pStyle w:val="Nadpis1"/>
+      </w:pPr>
+      <w:bookmarkStart w:id="53" w:name="_Toc227677895"/>
+      <w:r>
+        <w:lastRenderedPageBreak/>
+        <w:t>Optimalizace aplikace z pohledu UX</w:t>
+      </w:r>
+      <w:bookmarkEnd w:id="53"/>
     </w:p>
     <w:p>
       <w:pPr>
+        <w:pStyle w:val="Nadpis1"/>
+      </w:pPr>
+      <w:bookmarkStart w:id="54" w:name="_Toc227677896"/>
+      <w:r>
+        <w:lastRenderedPageBreak/>
+        <w:t>Využití AI v projektu</w:t>
+      </w:r>
+      <w:bookmarkEnd w:id="54"/>
+    </w:p>
+    <w:p>
+      <w:pPr>
+        <w:pStyle w:val="ObrzekvMP"/>
+      </w:pPr>
+    </w:p>
+    <w:p>
+      <w:pPr>
         <w:pStyle w:val="Neslovannadpis"/>
       </w:pPr>
-      <w:bookmarkStart w:id="53" w:name="_Toc86047603"/>
-      <w:bookmarkStart w:id="54" w:name="_Toc86055210"/>
-      <w:bookmarkStart w:id="55" w:name="_Toc227668237"/>
+      <w:bookmarkStart w:id="55" w:name="_Toc86047603"/>
+      <w:bookmarkStart w:id="56" w:name="_Toc86055210"/>
+      <w:bookmarkStart w:id="57" w:name="_Toc227677897"/>
       <w:r>
         <w:lastRenderedPageBreak/>
         <w:t>Závěr</w:t>
       </w:r>
-      <w:bookmarkEnd w:id="53"/>
-      <w:bookmarkEnd w:id="54"/>
       <w:bookmarkEnd w:id="55"/>
+      <w:bookmarkEnd w:id="56"/>
+      <w:bookmarkEnd w:id="57"/>
     </w:p>
     <w:p>
-      <w:r>
-        <w:t>Tak jsem se dostal až na konec.</w:t>
-      </w:r>
+      <w:pPr>
+        <w:pStyle w:val="Neslovannadpis"/>
+      </w:pPr>
+      <w:bookmarkStart w:id="58" w:name="_Toc86047604"/>
+      <w:bookmarkStart w:id="59" w:name="_Toc86055211"/>
+      <w:bookmarkStart w:id="60" w:name="_Toc227677898"/>
+      <w:r>
+        <w:lastRenderedPageBreak/>
+        <w:t>Seznam zkratek a odborných výrazů</w:t>
+      </w:r>
+      <w:bookmarkEnd w:id="58"/>
+      <w:bookmarkEnd w:id="59"/>
+      <w:bookmarkEnd w:id="60"/>
     </w:p>
     <w:p>
       <w:pPr>
-        <w:pStyle w:val="Neslovannadpis"/>
-      </w:pPr>
-      <w:bookmarkStart w:id="56" w:name="_Toc86047604"/>
-      <w:bookmarkStart w:id="57" w:name="_Toc86055211"/>
-      <w:bookmarkStart w:id="58" w:name="_Toc227668238"/>
-      <w:r>
-        <w:lastRenderedPageBreak/>
-        <w:t>Seznam zkratek a odborných výrazů</w:t>
-      </w:r>
-      <w:bookmarkEnd w:id="56"/>
-      <w:bookmarkEnd w:id="57"/>
-      <w:bookmarkEnd w:id="58"/>
+        <w:pStyle w:val="Pojem"/>
+      </w:pPr>
+      <w:r>
+        <w:t>HTML</w:t>
+      </w:r>
     </w:p>
     <w:p>
       <w:pPr>
-        <w:pStyle w:val="Pojem"/>
-      </w:pPr>
-      <w:r>
-        <w:t>HTML</w:t>
+        <w:pStyle w:val="Vysvtlenpojmu"/>
+      </w:pPr>
+      <w:proofErr w:type="spellStart"/>
+      <w:r>
+        <w:t>HyperText</w:t>
+      </w:r>
+      <w:proofErr w:type="spellEnd"/>
+      <w:r>
+        <w:t xml:space="preserve"> </w:t>
+      </w:r>
+      <w:proofErr w:type="spellStart"/>
+      <w:r>
+        <w:t>Markup</w:t>
+      </w:r>
+      <w:proofErr w:type="spellEnd"/>
+      <w:r>
+        <w:t xml:space="preserve"> </w:t>
+      </w:r>
+      <w:proofErr w:type="spellStart"/>
+      <w:r>
+        <w:t>Language</w:t>
+      </w:r>
+      <w:proofErr w:type="spellEnd"/>
+      <w:r>
+        <w:t xml:space="preserve"> – značkovací jazyk používaný pro tvorbu webových stránek.</w:t>
       </w:r>
     </w:p>
     <w:p>
       <w:pPr>
-        <w:pStyle w:val="Vysvtlenpojmu"/>
-      </w:pPr>
-      <w:proofErr w:type="spellStart"/>
-      <w:r>
-        <w:t>HyperText</w:t>
-      </w:r>
-      <w:proofErr w:type="spellEnd"/>
-      <w:r>
-        <w:t xml:space="preserve"> </w:t>
-      </w:r>
-      <w:proofErr w:type="spellStart"/>
-      <w:r>
-        <w:t>Markup</w:t>
-      </w:r>
-      <w:proofErr w:type="spellEnd"/>
-      <w:r>
-        <w:t xml:space="preserve"> </w:t>
-      </w:r>
-      <w:proofErr w:type="spellStart"/>
-      <w:r>
-        <w:t>Language</w:t>
-      </w:r>
-      <w:proofErr w:type="spellEnd"/>
-      <w:r>
-        <w:t xml:space="preserve"> – značkovací jazyk používaný pro tvorbu webových stránek.</w:t>
-      </w:r>
-    </w:p>
-    <w:p>
-      <w:pPr>
         <w:pStyle w:val="Neslovannadpis"/>
       </w:pPr>
-      <w:bookmarkStart w:id="59" w:name="_Toc86047605"/>
-      <w:bookmarkStart w:id="60" w:name="_Toc86055212"/>
-      <w:bookmarkStart w:id="61" w:name="_Toc227668239"/>
+      <w:bookmarkStart w:id="61" w:name="_Toc86047605"/>
+      <w:bookmarkStart w:id="62" w:name="_Toc86055212"/>
+      <w:bookmarkStart w:id="63" w:name="_Toc227677899"/>
       <w:r>
         <w:lastRenderedPageBreak/>
         <w:t>Seznam obrázků</w:t>
       </w:r>
-      <w:bookmarkEnd w:id="59"/>
-      <w:bookmarkEnd w:id="60"/>
       <w:bookmarkEnd w:id="61"/>
+      <w:bookmarkEnd w:id="62"/>
+      <w:bookmarkEnd w:id="63"/>
     </w:p>
     <w:p>
       <w:pPr>
@@ -7197,10 +7675,10 @@
       <w:r>
         <w:fldChar w:fldCharType="end"/>
       </w:r>
-      <w:bookmarkStart w:id="62" w:name="_Toc86047606"/>
+      <w:bookmarkStart w:id="64" w:name="_Toc86047606"/>
     </w:p>
-    <w:bookmarkStart w:id="63" w:name="_Toc227668240" w:displacedByCustomXml="next"/>
-    <w:bookmarkStart w:id="64" w:name="_Toc86055213" w:displacedByCustomXml="next"/>
+    <w:bookmarkStart w:id="65" w:name="_Toc86055213" w:displacedByCustomXml="next"/>
+    <w:bookmarkStart w:id="66" w:name="_Toc227677900" w:displacedByCustomXml="next"/>
     <w:sdt>
       <w:sdtPr>
         <w:rPr>
@@ -7228,9 +7706,9 @@
           <w:r>
             <w:t>Použité zdroje</w:t>
           </w:r>
-          <w:bookmarkEnd w:id="62"/>
           <w:bookmarkEnd w:id="64"/>
-          <w:bookmarkEnd w:id="63"/>
+          <w:bookmarkEnd w:id="66"/>
+          <w:bookmarkEnd w:id="65"/>
         </w:p>
         <w:p>
           <w:pPr>
@@ -7311,16 +7789,16 @@
       <w:pPr>
         <w:pStyle w:val="Nadpisplohy"/>
       </w:pPr>
-      <w:bookmarkStart w:id="65" w:name="_Toc86047607"/>
-      <w:bookmarkStart w:id="66" w:name="_Toc86055214"/>
-      <w:bookmarkStart w:id="67" w:name="_Toc227668241"/>
+      <w:bookmarkStart w:id="67" w:name="_Toc86047607"/>
+      <w:bookmarkStart w:id="68" w:name="_Toc86055214"/>
+      <w:bookmarkStart w:id="69" w:name="_Toc227677901"/>
       <w:r>
         <w:lastRenderedPageBreak/>
         <w:t>Seznam přiložených souborů</w:t>
       </w:r>
-      <w:bookmarkEnd w:id="65"/>
-      <w:bookmarkEnd w:id="66"/>
       <w:bookmarkEnd w:id="67"/>
+      <w:bookmarkEnd w:id="68"/>
+      <w:bookmarkEnd w:id="69"/>
     </w:p>
     <w:p>
       <w:r>
@@ -9460,6 +9938,7 @@
   <w:style w:type="character" w:default="1" w:styleId="Standardnpsmoodstavce">
     <w:name w:val="Default Paragraph Font"/>
     <w:uiPriority w:val="1"/>
+    <w:semiHidden/>
     <w:unhideWhenUsed/>
   </w:style>
   <w:style w:type="table" w:default="1" w:styleId="Normlntabulka">
@@ -10311,12 +10790,16 @@
   </w:compat>
   <w:rsids>
     <w:rsidRoot w:val="00FD6AF4"/>
+    <w:rsid w:val="001401DF"/>
     <w:rsid w:val="004064D7"/>
+    <w:rsid w:val="00557DCD"/>
     <w:rsid w:val="0063099A"/>
+    <w:rsid w:val="007D04CB"/>
     <w:rsid w:val="00947743"/>
     <w:rsid w:val="009F144A"/>
     <w:rsid w:val="00B1330D"/>
     <w:rsid w:val="00B2623B"/>
+    <w:rsid w:val="00E40391"/>
     <w:rsid w:val="00FD6AF4"/>
   </w:rsids>
   <m:mathPr>

--- a/RP2025-26_Cermak-Yumi.docx
+++ b/RP2025-26_Cermak-Yumi.docx
@@ -1212,19 +1212,7 @@
     </w:p>
     <w:p>
       <w:r>
-        <w:t>Prohlašuji, že jsem tuto práci vypracoval/a samostatně. V</w:t>
-      </w:r>
-      <w:r>
-        <w:t> </w:t>
-      </w:r>
-      <w:r>
-        <w:t>práci jsem použil/a pouze zdroje uvedené v</w:t>
-      </w:r>
-      <w:r>
-        <w:t> </w:t>
-      </w:r>
-      <w:r>
-        <w:t>seznamu literatury a všechny převzaté části, včetně textů, obrázků, kódu a výstupů umělé inteligence, jsou řádně označeny a citovány.</w:t>
+        <w:t>Prohlašuji, že jsem tuto práci vypracoval samostatně. V práci jsem použil pouze zdroje uvedené v seznamu literatury. Všechny převzaté části, včetně textů, obrázků a kódu, jsou řádně označeny a citovány. Výstupy nástrojů umělé inteligence byly využity jako pomocný prostředek při tvorbě práce a jsou v textu explicitně označeny.</w:t>
       </w:r>
     </w:p>
     <w:p>
@@ -1239,7 +1227,7 @@
           <w:rPr>
             <w:noProof/>
           </w:rPr>
-          <w:t>21.04.2026</w:t>
+          <w:t>13.05.2026</w:t>
         </w:r>
       </w:fldSimple>
       <w:r>
@@ -1338,7 +1326,7 @@
           <w:r>
             <w:fldChar w:fldCharType="separate"/>
           </w:r>
-          <w:hyperlink w:anchor="_Toc227677844" w:history="1">
+          <w:hyperlink w:anchor="_Toc229599605" w:history="1">
             <w:r>
               <w:rPr>
                 <w:rStyle w:val="Hypertextovodkaz"/>
@@ -1365,7 +1353,7 @@
                 <w:noProof/>
                 <w:webHidden/>
               </w:rPr>
-              <w:instrText xml:space="preserve"> PAGEREF _Toc227677844 \h </w:instrText>
+              <w:instrText xml:space="preserve"> PAGEREF _Toc229599605 \h </w:instrText>
             </w:r>
             <w:r>
               <w:rPr>
@@ -1411,7 +1399,7 @@
               <w14:ligatures w14:val="standardContextual"/>
             </w:rPr>
           </w:pPr>
-          <w:hyperlink w:anchor="_Toc227677845" w:history="1">
+          <w:hyperlink w:anchor="_Toc229599606" w:history="1">
             <w:r>
               <w:rPr>
                 <w:rStyle w:val="Hypertextovodkaz"/>
@@ -1456,7 +1444,7 @@
                 <w:noProof/>
                 <w:webHidden/>
               </w:rPr>
-              <w:instrText xml:space="preserve"> PAGEREF _Toc227677845 \h </w:instrText>
+              <w:instrText xml:space="preserve"> PAGEREF _Toc229599606 \h </w:instrText>
             </w:r>
             <w:r>
               <w:rPr>
@@ -1499,7 +1487,7 @@
               <w14:ligatures w14:val="standardContextual"/>
             </w:rPr>
           </w:pPr>
-          <w:hyperlink w:anchor="_Toc227677846" w:history="1">
+          <w:hyperlink w:anchor="_Toc229599607" w:history="1">
             <w:r>
               <w:rPr>
                 <w:rStyle w:val="Hypertextovodkaz"/>
@@ -1544,7 +1532,7 @@
                 <w:noProof/>
                 <w:webHidden/>
               </w:rPr>
-              <w:instrText xml:space="preserve"> PAGEREF _Toc227677846 \h </w:instrText>
+              <w:instrText xml:space="preserve"> PAGEREF _Toc229599607 \h </w:instrText>
             </w:r>
             <w:r>
               <w:rPr>
@@ -1587,7 +1575,7 @@
               <w14:ligatures w14:val="standardContextual"/>
             </w:rPr>
           </w:pPr>
-          <w:hyperlink w:anchor="_Toc227677847" w:history="1">
+          <w:hyperlink w:anchor="_Toc229599608" w:history="1">
             <w:r>
               <w:rPr>
                 <w:rStyle w:val="Hypertextovodkaz"/>
@@ -1632,7 +1620,7 @@
                 <w:noProof/>
                 <w:webHidden/>
               </w:rPr>
-              <w:instrText xml:space="preserve"> PAGEREF _Toc227677847 \h </w:instrText>
+              <w:instrText xml:space="preserve"> PAGEREF _Toc229599608 \h </w:instrText>
             </w:r>
             <w:r>
               <w:rPr>
@@ -1652,7 +1640,7 @@
                 <w:noProof/>
                 <w:webHidden/>
               </w:rPr>
-              <w:t>2</w:t>
+              <w:t>4</w:t>
             </w:r>
             <w:r>
               <w:rPr>
@@ -1675,7 +1663,7 @@
               <w14:ligatures w14:val="standardContextual"/>
             </w:rPr>
           </w:pPr>
-          <w:hyperlink w:anchor="_Toc227677848" w:history="1">
+          <w:hyperlink w:anchor="_Toc229599609" w:history="1">
             <w:r>
               <w:rPr>
                 <w:rStyle w:val="Hypertextovodkaz"/>
@@ -1720,7 +1708,7 @@
                 <w:noProof/>
                 <w:webHidden/>
               </w:rPr>
-              <w:instrText xml:space="preserve"> PAGEREF _Toc227677848 \h </w:instrText>
+              <w:instrText xml:space="preserve"> PAGEREF _Toc229599609 \h </w:instrText>
             </w:r>
             <w:r>
               <w:rPr>
@@ -1740,7 +1728,7 @@
                 <w:noProof/>
                 <w:webHidden/>
               </w:rPr>
-              <w:t>2</w:t>
+              <w:t>4</w:t>
             </w:r>
             <w:r>
               <w:rPr>
@@ -1763,7 +1751,7 @@
               <w14:ligatures w14:val="standardContextual"/>
             </w:rPr>
           </w:pPr>
-          <w:hyperlink w:anchor="_Toc227677849" w:history="1">
+          <w:hyperlink w:anchor="_Toc229599610" w:history="1">
             <w:r>
               <w:rPr>
                 <w:rStyle w:val="Hypertextovodkaz"/>
@@ -1808,7 +1796,7 @@
                 <w:noProof/>
                 <w:webHidden/>
               </w:rPr>
-              <w:instrText xml:space="preserve"> PAGEREF _Toc227677849 \h </w:instrText>
+              <w:instrText xml:space="preserve"> PAGEREF _Toc229599610 \h </w:instrText>
             </w:r>
             <w:r>
               <w:rPr>
@@ -1828,7 +1816,7 @@
                 <w:noProof/>
                 <w:webHidden/>
               </w:rPr>
-              <w:t>2</w:t>
+              <w:t>5</w:t>
             </w:r>
             <w:r>
               <w:rPr>
@@ -1854,7 +1842,7 @@
               <w14:ligatures w14:val="standardContextual"/>
             </w:rPr>
           </w:pPr>
-          <w:hyperlink w:anchor="_Toc227677850" w:history="1">
+          <w:hyperlink w:anchor="_Toc229599611" w:history="1">
             <w:r>
               <w:rPr>
                 <w:rStyle w:val="Hypertextovodkaz"/>
@@ -1878,7 +1866,7 @@
                 <w:rStyle w:val="Hypertextovodkaz"/>
                 <w:noProof/>
               </w:rPr>
-              <w:t>Vizuální identita a UX Design (Figma)</w:t>
+              <w:t>Vizuální identita a design (Figma)</w:t>
             </w:r>
             <w:r>
               <w:rPr>
@@ -1899,7 +1887,7 @@
                 <w:noProof/>
                 <w:webHidden/>
               </w:rPr>
-              <w:instrText xml:space="preserve"> PAGEREF _Toc227677850 \h </w:instrText>
+              <w:instrText xml:space="preserve"> PAGEREF _Toc229599611 \h </w:instrText>
             </w:r>
             <w:r>
               <w:rPr>
@@ -1919,7 +1907,7 @@
                 <w:noProof/>
                 <w:webHidden/>
               </w:rPr>
-              <w:t>3</w:t>
+              <w:t>6</w:t>
             </w:r>
             <w:r>
               <w:rPr>
@@ -1942,7 +1930,7 @@
               <w14:ligatures w14:val="standardContextual"/>
             </w:rPr>
           </w:pPr>
-          <w:hyperlink w:anchor="_Toc227677851" w:history="1">
+          <w:hyperlink w:anchor="_Toc229599612" w:history="1">
             <w:r>
               <w:rPr>
                 <w:rStyle w:val="Hypertextovodkaz"/>
@@ -1987,7 +1975,7 @@
                 <w:noProof/>
                 <w:webHidden/>
               </w:rPr>
-              <w:instrText xml:space="preserve"> PAGEREF _Toc227677851 \h </w:instrText>
+              <w:instrText xml:space="preserve"> PAGEREF _Toc229599612 \h </w:instrText>
             </w:r>
             <w:r>
               <w:rPr>
@@ -2007,7 +1995,7 @@
                 <w:noProof/>
                 <w:webHidden/>
               </w:rPr>
-              <w:t>3</w:t>
+              <w:t>6</w:t>
             </w:r>
             <w:r>
               <w:rPr>
@@ -2030,7 +2018,7 @@
               <w14:ligatures w14:val="standardContextual"/>
             </w:rPr>
           </w:pPr>
-          <w:hyperlink w:anchor="_Toc227677852" w:history="1">
+          <w:hyperlink w:anchor="_Toc229599613" w:history="1">
             <w:r>
               <w:rPr>
                 <w:rStyle w:val="Hypertextovodkaz"/>
@@ -2075,7 +2063,7 @@
                 <w:noProof/>
                 <w:webHidden/>
               </w:rPr>
-              <w:instrText xml:space="preserve"> PAGEREF _Toc227677852 \h </w:instrText>
+              <w:instrText xml:space="preserve"> PAGEREF _Toc229599613 \h </w:instrText>
             </w:r>
             <w:r>
               <w:rPr>
@@ -2095,7 +2083,7 @@
                 <w:noProof/>
                 <w:webHidden/>
               </w:rPr>
-              <w:t>3</w:t>
+              <w:t>6</w:t>
             </w:r>
             <w:r>
               <w:rPr>
@@ -2118,7 +2106,7 @@
               <w14:ligatures w14:val="standardContextual"/>
             </w:rPr>
           </w:pPr>
-          <w:hyperlink w:anchor="_Toc227677853" w:history="1">
+          <w:hyperlink w:anchor="_Toc229599614" w:history="1">
             <w:r>
               <w:rPr>
                 <w:rStyle w:val="Hypertextovodkaz"/>
@@ -2163,7 +2151,7 @@
                 <w:noProof/>
                 <w:webHidden/>
               </w:rPr>
-              <w:instrText xml:space="preserve"> PAGEREF _Toc227677853 \h </w:instrText>
+              <w:instrText xml:space="preserve"> PAGEREF _Toc229599614 \h </w:instrText>
             </w:r>
             <w:r>
               <w:rPr>
@@ -2183,7 +2171,7 @@
                 <w:noProof/>
                 <w:webHidden/>
               </w:rPr>
-              <w:t>3</w:t>
+              <w:t>6</w:t>
             </w:r>
             <w:r>
               <w:rPr>
@@ -2206,7 +2194,7 @@
               <w14:ligatures w14:val="standardContextual"/>
             </w:rPr>
           </w:pPr>
-          <w:hyperlink w:anchor="_Toc227677854" w:history="1">
+          <w:hyperlink w:anchor="_Toc229599615" w:history="1">
             <w:r>
               <w:rPr>
                 <w:rStyle w:val="Hypertextovodkaz"/>
@@ -2251,7 +2239,7 @@
                 <w:noProof/>
                 <w:webHidden/>
               </w:rPr>
-              <w:instrText xml:space="preserve"> PAGEREF _Toc227677854 \h </w:instrText>
+              <w:instrText xml:space="preserve"> PAGEREF _Toc229599615 \h </w:instrText>
             </w:r>
             <w:r>
               <w:rPr>
@@ -2271,7 +2259,7 @@
                 <w:noProof/>
                 <w:webHidden/>
               </w:rPr>
-              <w:t>3</w:t>
+              <w:t>6</w:t>
             </w:r>
             <w:r>
               <w:rPr>
@@ -2297,7 +2285,7 @@
               <w14:ligatures w14:val="standardContextual"/>
             </w:rPr>
           </w:pPr>
-          <w:hyperlink w:anchor="_Toc227677855" w:history="1">
+          <w:hyperlink w:anchor="_Toc229599616" w:history="1">
             <w:r>
               <w:rPr>
                 <w:rStyle w:val="Hypertextovodkaz"/>
@@ -2321,7 +2309,7 @@
                 <w:rStyle w:val="Hypertextovodkaz"/>
                 <w:noProof/>
               </w:rPr>
-              <w:t>Návrh rozhraní a technická architektura</w:t>
+              <w:t>Technická architektura</w:t>
             </w:r>
             <w:r>
               <w:rPr>
@@ -2342,7 +2330,7 @@
                 <w:noProof/>
                 <w:webHidden/>
               </w:rPr>
-              <w:instrText xml:space="preserve"> PAGEREF _Toc227677855 \h </w:instrText>
+              <w:instrText xml:space="preserve"> PAGEREF _Toc229599616 \h </w:instrText>
             </w:r>
             <w:r>
               <w:rPr>
@@ -2362,7 +2350,7 @@
                 <w:noProof/>
                 <w:webHidden/>
               </w:rPr>
-              <w:t>4</w:t>
+              <w:t>7</w:t>
             </w:r>
             <w:r>
               <w:rPr>
@@ -2385,7 +2373,7 @@
               <w14:ligatures w14:val="standardContextual"/>
             </w:rPr>
           </w:pPr>
-          <w:hyperlink w:anchor="_Toc227677856" w:history="1">
+          <w:hyperlink w:anchor="_Toc229599617" w:history="1">
             <w:r>
               <w:rPr>
                 <w:rStyle w:val="Hypertextovodkaz"/>
@@ -2409,7 +2397,7 @@
                 <w:rStyle w:val="Hypertextovodkaz"/>
                 <w:noProof/>
               </w:rPr>
-              <w:t>Metodika návrhu uživatelské zkušenosti (UX)</w:t>
+              <w:t>Volba technologií a vývojové prostředí</w:t>
             </w:r>
             <w:r>
               <w:rPr>
@@ -2430,7 +2418,7 @@
                 <w:noProof/>
                 <w:webHidden/>
               </w:rPr>
-              <w:instrText xml:space="preserve"> PAGEREF _Toc227677856 \h </w:instrText>
+              <w:instrText xml:space="preserve"> PAGEREF _Toc229599617 \h </w:instrText>
             </w:r>
             <w:r>
               <w:rPr>
@@ -2450,7 +2438,7 @@
                 <w:noProof/>
                 <w:webHidden/>
               </w:rPr>
-              <w:t>4</w:t>
+              <w:t>7</w:t>
             </w:r>
             <w:r>
               <w:rPr>
@@ -2473,7 +2461,7 @@
               <w14:ligatures w14:val="standardContextual"/>
             </w:rPr>
           </w:pPr>
-          <w:hyperlink w:anchor="_Toc227677857" w:history="1">
+          <w:hyperlink w:anchor="_Toc229599618" w:history="1">
             <w:r>
               <w:rPr>
                 <w:rStyle w:val="Hypertextovodkaz"/>
@@ -2497,7 +2485,7 @@
                 <w:rStyle w:val="Hypertextovodkaz"/>
                 <w:noProof/>
               </w:rPr>
-              <w:t>Analýza uživatelských cest</w:t>
+              <w:t>React Native a Expo</w:t>
             </w:r>
             <w:r>
               <w:rPr>
@@ -2518,7 +2506,7 @@
                 <w:noProof/>
                 <w:webHidden/>
               </w:rPr>
-              <w:instrText xml:space="preserve"> PAGEREF _Toc227677857 \h </w:instrText>
+              <w:instrText xml:space="preserve"> PAGEREF _Toc229599618 \h </w:instrText>
             </w:r>
             <w:r>
               <w:rPr>
@@ -2538,7 +2526,7 @@
                 <w:noProof/>
                 <w:webHidden/>
               </w:rPr>
-              <w:t>4</w:t>
+              <w:t>7</w:t>
             </w:r>
             <w:r>
               <w:rPr>
@@ -2561,7 +2549,7 @@
               <w14:ligatures w14:val="standardContextual"/>
             </w:rPr>
           </w:pPr>
-          <w:hyperlink w:anchor="_Toc227677858" w:history="1">
+          <w:hyperlink w:anchor="_Toc229599619" w:history="1">
             <w:r>
               <w:rPr>
                 <w:rStyle w:val="Hypertextovodkaz"/>
@@ -2585,7 +2573,7 @@
                 <w:rStyle w:val="Hypertextovodkaz"/>
                 <w:noProof/>
               </w:rPr>
-              <w:t>Informační architektura</w:t>
+              <w:t>NativeWind a Tailwind</w:t>
             </w:r>
             <w:r>
               <w:rPr>
@@ -2606,7 +2594,7 @@
                 <w:noProof/>
                 <w:webHidden/>
               </w:rPr>
-              <w:instrText xml:space="preserve"> PAGEREF _Toc227677858 \h </w:instrText>
+              <w:instrText xml:space="preserve"> PAGEREF _Toc229599619 \h </w:instrText>
             </w:r>
             <w:r>
               <w:rPr>
@@ -2626,7 +2614,7 @@
                 <w:noProof/>
                 <w:webHidden/>
               </w:rPr>
-              <w:t>4</w:t>
+              <w:t>7</w:t>
             </w:r>
             <w:r>
               <w:rPr>
@@ -2649,7 +2637,7 @@
               <w14:ligatures w14:val="standardContextual"/>
             </w:rPr>
           </w:pPr>
-          <w:hyperlink w:anchor="_Toc227677859" w:history="1">
+          <w:hyperlink w:anchor="_Toc229599620" w:history="1">
             <w:r>
               <w:rPr>
                 <w:rStyle w:val="Hypertextovodkaz"/>
@@ -2673,7 +2661,7 @@
                 <w:rStyle w:val="Hypertextovodkaz"/>
                 <w:noProof/>
               </w:rPr>
-              <w:t>UI design</w:t>
+              <w:t>Databáze a backendové řešení (Supabase)</w:t>
             </w:r>
             <w:r>
               <w:rPr>
@@ -2694,7 +2682,7 @@
                 <w:noProof/>
                 <w:webHidden/>
               </w:rPr>
-              <w:instrText xml:space="preserve"> PAGEREF _Toc227677859 \h </w:instrText>
+              <w:instrText xml:space="preserve"> PAGEREF _Toc229599620 \h </w:instrText>
             </w:r>
             <w:r>
               <w:rPr>
@@ -2714,7 +2702,7 @@
                 <w:noProof/>
                 <w:webHidden/>
               </w:rPr>
-              <w:t>4</w:t>
+              <w:t>7</w:t>
             </w:r>
             <w:r>
               <w:rPr>
@@ -2737,7 +2725,7 @@
               <w14:ligatures w14:val="standardContextual"/>
             </w:rPr>
           </w:pPr>
-          <w:hyperlink w:anchor="_Toc227677860" w:history="1">
+          <w:hyperlink w:anchor="_Toc229599621" w:history="1">
             <w:r>
               <w:rPr>
                 <w:rStyle w:val="Hypertextovodkaz"/>
@@ -2761,7 +2749,7 @@
                 <w:rStyle w:val="Hypertextovodkaz"/>
                 <w:noProof/>
               </w:rPr>
-              <w:t>Tvorba grafického stylu</w:t>
+              <w:t>Struktura databáze</w:t>
             </w:r>
             <w:r>
               <w:rPr>
@@ -2782,7 +2770,7 @@
                 <w:noProof/>
                 <w:webHidden/>
               </w:rPr>
-              <w:instrText xml:space="preserve"> PAGEREF _Toc227677860 \h </w:instrText>
+              <w:instrText xml:space="preserve"> PAGEREF _Toc229599621 \h </w:instrText>
             </w:r>
             <w:r>
               <w:rPr>
@@ -2802,7 +2790,7 @@
                 <w:noProof/>
                 <w:webHidden/>
               </w:rPr>
-              <w:t>4</w:t>
+              <w:t>7</w:t>
             </w:r>
             <w:r>
               <w:rPr>
@@ -2825,7 +2813,7 @@
               <w14:ligatures w14:val="standardContextual"/>
             </w:rPr>
           </w:pPr>
-          <w:hyperlink w:anchor="_Toc227677861" w:history="1">
+          <w:hyperlink w:anchor="_Toc229599622" w:history="1">
             <w:r>
               <w:rPr>
                 <w:rStyle w:val="Hypertextovodkaz"/>
@@ -2849,7 +2837,7 @@
                 <w:rStyle w:val="Hypertextovodkaz"/>
                 <w:noProof/>
               </w:rPr>
-              <w:t>Implementace maskota</w:t>
+              <w:t>Autentizace a bezpečnost dat</w:t>
             </w:r>
             <w:r>
               <w:rPr>
@@ -2870,7 +2858,7 @@
                 <w:noProof/>
                 <w:webHidden/>
               </w:rPr>
-              <w:instrText xml:space="preserve"> PAGEREF _Toc227677861 \h </w:instrText>
+              <w:instrText xml:space="preserve"> PAGEREF _Toc229599622 \h </w:instrText>
             </w:r>
             <w:r>
               <w:rPr>
@@ -2890,7 +2878,95 @@
                 <w:noProof/>
                 <w:webHidden/>
               </w:rPr>
-              <w:t>4</w:t>
+              <w:t>7</w:t>
+            </w:r>
+            <w:r>
+              <w:rPr>
+                <w:noProof/>
+                <w:webHidden/>
+              </w:rPr>
+              <w:fldChar w:fldCharType="end"/>
+            </w:r>
+          </w:hyperlink>
+        </w:p>
+        <w:p>
+          <w:pPr>
+            <w:pStyle w:val="Obsah2"/>
+            <w:rPr>
+              <w:rFonts w:eastAsiaTheme="minorEastAsia"/>
+              <w:noProof/>
+              <w:kern w:val="2"/>
+              <w:szCs w:val="24"/>
+              <w:lang w:eastAsia="cs-CZ"/>
+              <w14:ligatures w14:val="standardContextual"/>
+            </w:rPr>
+          </w:pPr>
+          <w:hyperlink w:anchor="_Toc229599623" w:history="1">
+            <w:r>
+              <w:rPr>
+                <w:rStyle w:val="Hypertextovodkaz"/>
+                <w:noProof/>
+              </w:rPr>
+              <w:t>3.3</w:t>
+            </w:r>
+            <w:r>
+              <w:rPr>
+                <w:rFonts w:eastAsiaTheme="minorEastAsia"/>
+                <w:noProof/>
+                <w:kern w:val="2"/>
+                <w:szCs w:val="24"/>
+                <w:lang w:eastAsia="cs-CZ"/>
+                <w14:ligatures w14:val="standardContextual"/>
+              </w:rPr>
+              <w:tab/>
+            </w:r>
+            <w:r>
+              <w:rPr>
+                <w:rStyle w:val="Hypertextovodkaz"/>
+                <w:noProof/>
+              </w:rPr>
+              <w:t>Návrh a implementace API endpointů</w:t>
+            </w:r>
+            <w:r>
+              <w:rPr>
+                <w:noProof/>
+                <w:webHidden/>
+              </w:rPr>
+              <w:tab/>
+            </w:r>
+            <w:r>
+              <w:rPr>
+                <w:noProof/>
+                <w:webHidden/>
+              </w:rPr>
+              <w:fldChar w:fldCharType="begin"/>
+            </w:r>
+            <w:r>
+              <w:rPr>
+                <w:noProof/>
+                <w:webHidden/>
+              </w:rPr>
+              <w:instrText xml:space="preserve"> PAGEREF _Toc229599623 \h </w:instrText>
+            </w:r>
+            <w:r>
+              <w:rPr>
+                <w:noProof/>
+                <w:webHidden/>
+              </w:rPr>
+            </w:r>
+            <w:r>
+              <w:rPr>
+                <w:noProof/>
+                <w:webHidden/>
+              </w:rPr>
+              <w:fldChar w:fldCharType="separate"/>
+            </w:r>
+            <w:r>
+              <w:rPr>
+                <w:noProof/>
+                <w:webHidden/>
+              </w:rPr>
+              <w:t>7</w:t>
             </w:r>
             <w:r>
               <w:rPr>
@@ -2913,13 +2989,13 @@
               <w14:ligatures w14:val="standardContextual"/>
             </w:rPr>
           </w:pPr>
-          <w:hyperlink w:anchor="_Toc227677862" w:history="1">
+          <w:hyperlink w:anchor="_Toc229599624" w:history="1">
             <w:r>
               <w:rPr>
                 <w:rStyle w:val="Hypertextovodkaz"/>
                 <w:noProof/>
               </w:rPr>
-              <w:t>3.2.3</w:t>
+              <w:t>3.3.1</w:t>
             </w:r>
             <w:r>
               <w:rPr>
@@ -2937,7 +3013,7 @@
                 <w:rStyle w:val="Hypertextovodkaz"/>
                 <w:noProof/>
               </w:rPr>
-              <w:t>Typografický systém</w:t>
+              <w:t>Přehled endpointů</w:t>
             </w:r>
             <w:r>
               <w:rPr>
@@ -2958,7 +3034,7 @@
                 <w:noProof/>
                 <w:webHidden/>
               </w:rPr>
-              <w:instrText xml:space="preserve"> PAGEREF _Toc227677862 \h </w:instrText>
+              <w:instrText xml:space="preserve"> PAGEREF _Toc229599624 \h </w:instrText>
             </w:r>
             <w:r>
               <w:rPr>
@@ -2978,95 +3054,7 @@
                 <w:noProof/>
                 <w:webHidden/>
               </w:rPr>
-              <w:t>4</w:t>
-            </w:r>
-            <w:r>
-              <w:rPr>
-                <w:noProof/>
-                <w:webHidden/>
-              </w:rPr>
-              <w:fldChar w:fldCharType="end"/>
-            </w:r>
-          </w:hyperlink>
-        </w:p>
-        <w:p>
-          <w:pPr>
-            <w:pStyle w:val="Obsah2"/>
-            <w:rPr>
-              <w:rFonts w:eastAsiaTheme="minorEastAsia"/>
-              <w:noProof/>
-              <w:kern w:val="2"/>
-              <w:szCs w:val="24"/>
-              <w:lang w:eastAsia="cs-CZ"/>
-              <w14:ligatures w14:val="standardContextual"/>
-            </w:rPr>
-          </w:pPr>
-          <w:hyperlink w:anchor="_Toc227677863" w:history="1">
-            <w:r>
-              <w:rPr>
-                <w:rStyle w:val="Hypertextovodkaz"/>
-                <w:noProof/>
-              </w:rPr>
-              <w:t>3.3</w:t>
-            </w:r>
-            <w:r>
-              <w:rPr>
-                <w:rFonts w:eastAsiaTheme="minorEastAsia"/>
-                <w:noProof/>
-                <w:kern w:val="2"/>
-                <w:szCs w:val="24"/>
-                <w:lang w:eastAsia="cs-CZ"/>
-                <w14:ligatures w14:val="standardContextual"/>
-              </w:rPr>
-              <w:tab/>
-            </w:r>
-            <w:r>
-              <w:rPr>
-                <w:rStyle w:val="Hypertextovodkaz"/>
-                <w:noProof/>
-              </w:rPr>
-              <w:t>Frontendový framework a vývojové prostředí</w:t>
-            </w:r>
-            <w:r>
-              <w:rPr>
-                <w:noProof/>
-                <w:webHidden/>
-              </w:rPr>
-              <w:tab/>
-            </w:r>
-            <w:r>
-              <w:rPr>
-                <w:noProof/>
-                <w:webHidden/>
-              </w:rPr>
-              <w:fldChar w:fldCharType="begin"/>
-            </w:r>
-            <w:r>
-              <w:rPr>
-                <w:noProof/>
-                <w:webHidden/>
-              </w:rPr>
-              <w:instrText xml:space="preserve"> PAGEREF _Toc227677863 \h </w:instrText>
-            </w:r>
-            <w:r>
-              <w:rPr>
-                <w:noProof/>
-                <w:webHidden/>
-              </w:rPr>
-            </w:r>
-            <w:r>
-              <w:rPr>
-                <w:noProof/>
-                <w:webHidden/>
-              </w:rPr>
-              <w:fldChar w:fldCharType="separate"/>
-            </w:r>
-            <w:r>
-              <w:rPr>
-                <w:noProof/>
-                <w:webHidden/>
-              </w:rPr>
-              <w:t>4</w:t>
+              <w:t>7</w:t>
             </w:r>
             <w:r>
               <w:rPr>
@@ -3089,13 +3077,13 @@
               <w14:ligatures w14:val="standardContextual"/>
             </w:rPr>
           </w:pPr>
-          <w:hyperlink w:anchor="_Toc227677864" w:history="1">
+          <w:hyperlink w:anchor="_Toc229599625" w:history="1">
             <w:r>
               <w:rPr>
                 <w:rStyle w:val="Hypertextovodkaz"/>
                 <w:noProof/>
               </w:rPr>
-              <w:t>3.3.1</w:t>
+              <w:t>3.3.2</w:t>
             </w:r>
             <w:r>
               <w:rPr>
@@ -3113,7 +3101,7 @@
                 <w:rStyle w:val="Hypertextovodkaz"/>
                 <w:noProof/>
               </w:rPr>
-              <w:t>Volba technologií</w:t>
+              <w:t>Expo Router a navigační struktura</w:t>
             </w:r>
             <w:r>
               <w:rPr>
@@ -3134,7 +3122,7 @@
                 <w:noProof/>
                 <w:webHidden/>
               </w:rPr>
-              <w:instrText xml:space="preserve"> PAGEREF _Toc227677864 \h </w:instrText>
+              <w:instrText xml:space="preserve"> PAGEREF _Toc229599625 \h </w:instrText>
             </w:r>
             <w:r>
               <w:rPr>
@@ -3154,1063 +3142,7 @@
                 <w:noProof/>
                 <w:webHidden/>
               </w:rPr>
-              <w:t>4</w:t>
-            </w:r>
-            <w:r>
-              <w:rPr>
-                <w:noProof/>
-                <w:webHidden/>
-              </w:rPr>
-              <w:fldChar w:fldCharType="end"/>
-            </w:r>
-          </w:hyperlink>
-        </w:p>
-        <w:p>
-          <w:pPr>
-            <w:pStyle w:val="Obsah3"/>
-            <w:rPr>
-              <w:rFonts w:eastAsiaTheme="minorEastAsia"/>
-              <w:noProof/>
-              <w:kern w:val="2"/>
-              <w:szCs w:val="24"/>
-              <w:lang w:eastAsia="cs-CZ"/>
-              <w14:ligatures w14:val="standardContextual"/>
-            </w:rPr>
-          </w:pPr>
-          <w:hyperlink w:anchor="_Toc227677865" w:history="1">
-            <w:r>
-              <w:rPr>
-                <w:rStyle w:val="Hypertextovodkaz"/>
-                <w:noProof/>
-              </w:rPr>
-              <w:t>3.3.2</w:t>
-            </w:r>
-            <w:r>
-              <w:rPr>
-                <w:rFonts w:eastAsiaTheme="minorEastAsia"/>
-                <w:noProof/>
-                <w:kern w:val="2"/>
-                <w:szCs w:val="24"/>
-                <w:lang w:eastAsia="cs-CZ"/>
-                <w14:ligatures w14:val="standardContextual"/>
-              </w:rPr>
-              <w:tab/>
-            </w:r>
-            <w:r>
-              <w:rPr>
-                <w:rStyle w:val="Hypertextovodkaz"/>
-                <w:noProof/>
-              </w:rPr>
-              <w:t>Správa vývojového cyklu</w:t>
-            </w:r>
-            <w:r>
-              <w:rPr>
-                <w:noProof/>
-                <w:webHidden/>
-              </w:rPr>
-              <w:tab/>
-            </w:r>
-            <w:r>
-              <w:rPr>
-                <w:noProof/>
-                <w:webHidden/>
-              </w:rPr>
-              <w:fldChar w:fldCharType="begin"/>
-            </w:r>
-            <w:r>
-              <w:rPr>
-                <w:noProof/>
-                <w:webHidden/>
-              </w:rPr>
-              <w:instrText xml:space="preserve"> PAGEREF _Toc227677865 \h </w:instrText>
-            </w:r>
-            <w:r>
-              <w:rPr>
-                <w:noProof/>
-                <w:webHidden/>
-              </w:rPr>
-            </w:r>
-            <w:r>
-              <w:rPr>
-                <w:noProof/>
-                <w:webHidden/>
-              </w:rPr>
-              <w:fldChar w:fldCharType="separate"/>
-            </w:r>
-            <w:r>
-              <w:rPr>
-                <w:noProof/>
-                <w:webHidden/>
-              </w:rPr>
-              <w:t>4</w:t>
-            </w:r>
-            <w:r>
-              <w:rPr>
-                <w:noProof/>
-                <w:webHidden/>
-              </w:rPr>
-              <w:fldChar w:fldCharType="end"/>
-            </w:r>
-          </w:hyperlink>
-        </w:p>
-        <w:p>
-          <w:pPr>
-            <w:pStyle w:val="Obsah2"/>
-            <w:rPr>
-              <w:rFonts w:eastAsiaTheme="minorEastAsia"/>
-              <w:noProof/>
-              <w:kern w:val="2"/>
-              <w:szCs w:val="24"/>
-              <w:lang w:eastAsia="cs-CZ"/>
-              <w14:ligatures w14:val="standardContextual"/>
-            </w:rPr>
-          </w:pPr>
-          <w:hyperlink w:anchor="_Toc227677866" w:history="1">
-            <w:r>
-              <w:rPr>
-                <w:rStyle w:val="Hypertextovodkaz"/>
-                <w:noProof/>
-              </w:rPr>
-              <w:t>3.4</w:t>
-            </w:r>
-            <w:r>
-              <w:rPr>
-                <w:rFonts w:eastAsiaTheme="minorEastAsia"/>
-                <w:noProof/>
-                <w:kern w:val="2"/>
-                <w:szCs w:val="24"/>
-                <w:lang w:eastAsia="cs-CZ"/>
-                <w14:ligatures w14:val="standardContextual"/>
-              </w:rPr>
-              <w:tab/>
-            </w:r>
-            <w:r>
-              <w:rPr>
-                <w:rStyle w:val="Hypertextovodkaz"/>
-                <w:noProof/>
-              </w:rPr>
-              <w:t>Souborový systém a navigační struktura</w:t>
-            </w:r>
-            <w:r>
-              <w:rPr>
-                <w:noProof/>
-                <w:webHidden/>
-              </w:rPr>
-              <w:tab/>
-            </w:r>
-            <w:r>
-              <w:rPr>
-                <w:noProof/>
-                <w:webHidden/>
-              </w:rPr>
-              <w:fldChar w:fldCharType="begin"/>
-            </w:r>
-            <w:r>
-              <w:rPr>
-                <w:noProof/>
-                <w:webHidden/>
-              </w:rPr>
-              <w:instrText xml:space="preserve"> PAGEREF _Toc227677866 \h </w:instrText>
-            </w:r>
-            <w:r>
-              <w:rPr>
-                <w:noProof/>
-                <w:webHidden/>
-              </w:rPr>
-            </w:r>
-            <w:r>
-              <w:rPr>
-                <w:noProof/>
-                <w:webHidden/>
-              </w:rPr>
-              <w:fldChar w:fldCharType="separate"/>
-            </w:r>
-            <w:r>
-              <w:rPr>
-                <w:noProof/>
-                <w:webHidden/>
-              </w:rPr>
-              <w:t>4</w:t>
-            </w:r>
-            <w:r>
-              <w:rPr>
-                <w:noProof/>
-                <w:webHidden/>
-              </w:rPr>
-              <w:fldChar w:fldCharType="end"/>
-            </w:r>
-          </w:hyperlink>
-        </w:p>
-        <w:p>
-          <w:pPr>
-            <w:pStyle w:val="Obsah3"/>
-            <w:rPr>
-              <w:rFonts w:eastAsiaTheme="minorEastAsia"/>
-              <w:noProof/>
-              <w:kern w:val="2"/>
-              <w:szCs w:val="24"/>
-              <w:lang w:eastAsia="cs-CZ"/>
-              <w14:ligatures w14:val="standardContextual"/>
-            </w:rPr>
-          </w:pPr>
-          <w:hyperlink w:anchor="_Toc227677867" w:history="1">
-            <w:r>
-              <w:rPr>
-                <w:rStyle w:val="Hypertextovodkaz"/>
-                <w:noProof/>
-              </w:rPr>
-              <w:t>3.4.1</w:t>
-            </w:r>
-            <w:r>
-              <w:rPr>
-                <w:rFonts w:eastAsiaTheme="minorEastAsia"/>
-                <w:noProof/>
-                <w:kern w:val="2"/>
-                <w:szCs w:val="24"/>
-                <w:lang w:eastAsia="cs-CZ"/>
-                <w14:ligatures w14:val="standardContextual"/>
-              </w:rPr>
-              <w:tab/>
-            </w:r>
-            <w:r>
-              <w:rPr>
-                <w:rStyle w:val="Hypertextovodkaz"/>
-                <w:noProof/>
-              </w:rPr>
-              <w:t>Expo Router</w:t>
-            </w:r>
-            <w:r>
-              <w:rPr>
-                <w:noProof/>
-                <w:webHidden/>
-              </w:rPr>
-              <w:tab/>
-            </w:r>
-            <w:r>
-              <w:rPr>
-                <w:noProof/>
-                <w:webHidden/>
-              </w:rPr>
-              <w:fldChar w:fldCharType="begin"/>
-            </w:r>
-            <w:r>
-              <w:rPr>
-                <w:noProof/>
-                <w:webHidden/>
-              </w:rPr>
-              <w:instrText xml:space="preserve"> PAGEREF _Toc227677867 \h </w:instrText>
-            </w:r>
-            <w:r>
-              <w:rPr>
-                <w:noProof/>
-                <w:webHidden/>
-              </w:rPr>
-            </w:r>
-            <w:r>
-              <w:rPr>
-                <w:noProof/>
-                <w:webHidden/>
-              </w:rPr>
-              <w:fldChar w:fldCharType="separate"/>
-            </w:r>
-            <w:r>
-              <w:rPr>
-                <w:noProof/>
-                <w:webHidden/>
-              </w:rPr>
-              <w:t>4</w:t>
-            </w:r>
-            <w:r>
-              <w:rPr>
-                <w:noProof/>
-                <w:webHidden/>
-              </w:rPr>
-              <w:fldChar w:fldCharType="end"/>
-            </w:r>
-          </w:hyperlink>
-        </w:p>
-        <w:p>
-          <w:pPr>
-            <w:pStyle w:val="Obsah3"/>
-            <w:rPr>
-              <w:rFonts w:eastAsiaTheme="minorEastAsia"/>
-              <w:noProof/>
-              <w:kern w:val="2"/>
-              <w:szCs w:val="24"/>
-              <w:lang w:eastAsia="cs-CZ"/>
-              <w14:ligatures w14:val="standardContextual"/>
-            </w:rPr>
-          </w:pPr>
-          <w:hyperlink w:anchor="_Toc227677868" w:history="1">
-            <w:r>
-              <w:rPr>
-                <w:rStyle w:val="Hypertextovodkaz"/>
-                <w:noProof/>
-              </w:rPr>
-              <w:t>3.4.2</w:t>
-            </w:r>
-            <w:r>
-              <w:rPr>
-                <w:rFonts w:eastAsiaTheme="minorEastAsia"/>
-                <w:noProof/>
-                <w:kern w:val="2"/>
-                <w:szCs w:val="24"/>
-                <w:lang w:eastAsia="cs-CZ"/>
-                <w14:ligatures w14:val="standardContextual"/>
-              </w:rPr>
-              <w:tab/>
-            </w:r>
-            <w:r>
-              <w:rPr>
-                <w:rStyle w:val="Hypertextovodkaz"/>
-                <w:noProof/>
-              </w:rPr>
-              <w:t>Organizace projektu</w:t>
-            </w:r>
-            <w:r>
-              <w:rPr>
-                <w:noProof/>
-                <w:webHidden/>
-              </w:rPr>
-              <w:tab/>
-            </w:r>
-            <w:r>
-              <w:rPr>
-                <w:noProof/>
-                <w:webHidden/>
-              </w:rPr>
-              <w:fldChar w:fldCharType="begin"/>
-            </w:r>
-            <w:r>
-              <w:rPr>
-                <w:noProof/>
-                <w:webHidden/>
-              </w:rPr>
-              <w:instrText xml:space="preserve"> PAGEREF _Toc227677868 \h </w:instrText>
-            </w:r>
-            <w:r>
-              <w:rPr>
-                <w:noProof/>
-                <w:webHidden/>
-              </w:rPr>
-            </w:r>
-            <w:r>
-              <w:rPr>
-                <w:noProof/>
-                <w:webHidden/>
-              </w:rPr>
-              <w:fldChar w:fldCharType="separate"/>
-            </w:r>
-            <w:r>
-              <w:rPr>
-                <w:noProof/>
-                <w:webHidden/>
-              </w:rPr>
-              <w:t>4</w:t>
-            </w:r>
-            <w:r>
-              <w:rPr>
-                <w:noProof/>
-                <w:webHidden/>
-              </w:rPr>
-              <w:fldChar w:fldCharType="end"/>
-            </w:r>
-          </w:hyperlink>
-        </w:p>
-        <w:p>
-          <w:pPr>
-            <w:pStyle w:val="Obsah3"/>
-            <w:rPr>
-              <w:rFonts w:eastAsiaTheme="minorEastAsia"/>
-              <w:noProof/>
-              <w:kern w:val="2"/>
-              <w:szCs w:val="24"/>
-              <w:lang w:eastAsia="cs-CZ"/>
-              <w14:ligatures w14:val="standardContextual"/>
-            </w:rPr>
-          </w:pPr>
-          <w:hyperlink w:anchor="_Toc227677869" w:history="1">
-            <w:r>
-              <w:rPr>
-                <w:rStyle w:val="Hypertextovodkaz"/>
-                <w:noProof/>
-              </w:rPr>
-              <w:t>3.4.3</w:t>
-            </w:r>
-            <w:r>
-              <w:rPr>
-                <w:rFonts w:eastAsiaTheme="minorEastAsia"/>
-                <w:noProof/>
-                <w:kern w:val="2"/>
-                <w:szCs w:val="24"/>
-                <w:lang w:eastAsia="cs-CZ"/>
-                <w14:ligatures w14:val="standardContextual"/>
-              </w:rPr>
-              <w:tab/>
-            </w:r>
-            <w:r>
-              <w:rPr>
-                <w:rStyle w:val="Hypertextovodkaz"/>
-                <w:noProof/>
-              </w:rPr>
-              <w:t>Dynamické směrování</w:t>
-            </w:r>
-            <w:r>
-              <w:rPr>
-                <w:noProof/>
-                <w:webHidden/>
-              </w:rPr>
-              <w:tab/>
-            </w:r>
-            <w:r>
-              <w:rPr>
-                <w:noProof/>
-                <w:webHidden/>
-              </w:rPr>
-              <w:fldChar w:fldCharType="begin"/>
-            </w:r>
-            <w:r>
-              <w:rPr>
-                <w:noProof/>
-                <w:webHidden/>
-              </w:rPr>
-              <w:instrText xml:space="preserve"> PAGEREF _Toc227677869 \h </w:instrText>
-            </w:r>
-            <w:r>
-              <w:rPr>
-                <w:noProof/>
-                <w:webHidden/>
-              </w:rPr>
-            </w:r>
-            <w:r>
-              <w:rPr>
-                <w:noProof/>
-                <w:webHidden/>
-              </w:rPr>
-              <w:fldChar w:fldCharType="separate"/>
-            </w:r>
-            <w:r>
-              <w:rPr>
-                <w:noProof/>
-                <w:webHidden/>
-              </w:rPr>
-              <w:t>4</w:t>
-            </w:r>
-            <w:r>
-              <w:rPr>
-                <w:noProof/>
-                <w:webHidden/>
-              </w:rPr>
-              <w:fldChar w:fldCharType="end"/>
-            </w:r>
-          </w:hyperlink>
-        </w:p>
-        <w:p>
-          <w:pPr>
-            <w:pStyle w:val="Obsah2"/>
-            <w:rPr>
-              <w:rFonts w:eastAsiaTheme="minorEastAsia"/>
-              <w:noProof/>
-              <w:kern w:val="2"/>
-              <w:szCs w:val="24"/>
-              <w:lang w:eastAsia="cs-CZ"/>
-              <w14:ligatures w14:val="standardContextual"/>
-            </w:rPr>
-          </w:pPr>
-          <w:hyperlink w:anchor="_Toc227677870" w:history="1">
-            <w:r>
-              <w:rPr>
-                <w:rStyle w:val="Hypertextovodkaz"/>
-                <w:noProof/>
-              </w:rPr>
-              <w:t>3.5</w:t>
-            </w:r>
-            <w:r>
-              <w:rPr>
-                <w:rFonts w:eastAsiaTheme="minorEastAsia"/>
-                <w:noProof/>
-                <w:kern w:val="2"/>
-                <w:szCs w:val="24"/>
-                <w:lang w:eastAsia="cs-CZ"/>
-                <w14:ligatures w14:val="standardContextual"/>
-              </w:rPr>
-              <w:tab/>
-            </w:r>
-            <w:r>
-              <w:rPr>
-                <w:rStyle w:val="Hypertextovodkaz"/>
-                <w:noProof/>
-              </w:rPr>
-              <w:t>Backendové řešení (BaaS)</w:t>
-            </w:r>
-            <w:r>
-              <w:rPr>
-                <w:noProof/>
-                <w:webHidden/>
-              </w:rPr>
-              <w:tab/>
-            </w:r>
-            <w:r>
-              <w:rPr>
-                <w:noProof/>
-                <w:webHidden/>
-              </w:rPr>
-              <w:fldChar w:fldCharType="begin"/>
-            </w:r>
-            <w:r>
-              <w:rPr>
-                <w:noProof/>
-                <w:webHidden/>
-              </w:rPr>
-              <w:instrText xml:space="preserve"> PAGEREF _Toc227677870 \h </w:instrText>
-            </w:r>
-            <w:r>
-              <w:rPr>
-                <w:noProof/>
-                <w:webHidden/>
-              </w:rPr>
-            </w:r>
-            <w:r>
-              <w:rPr>
-                <w:noProof/>
-                <w:webHidden/>
-              </w:rPr>
-              <w:fldChar w:fldCharType="separate"/>
-            </w:r>
-            <w:r>
-              <w:rPr>
-                <w:noProof/>
-                <w:webHidden/>
-              </w:rPr>
-              <w:t>4</w:t>
-            </w:r>
-            <w:r>
-              <w:rPr>
-                <w:noProof/>
-                <w:webHidden/>
-              </w:rPr>
-              <w:fldChar w:fldCharType="end"/>
-            </w:r>
-          </w:hyperlink>
-        </w:p>
-        <w:p>
-          <w:pPr>
-            <w:pStyle w:val="Obsah3"/>
-            <w:rPr>
-              <w:rFonts w:eastAsiaTheme="minorEastAsia"/>
-              <w:noProof/>
-              <w:kern w:val="2"/>
-              <w:szCs w:val="24"/>
-              <w:lang w:eastAsia="cs-CZ"/>
-              <w14:ligatures w14:val="standardContextual"/>
-            </w:rPr>
-          </w:pPr>
-          <w:hyperlink w:anchor="_Toc227677871" w:history="1">
-            <w:r>
-              <w:rPr>
-                <w:rStyle w:val="Hypertextovodkaz"/>
-                <w:noProof/>
-              </w:rPr>
-              <w:t>3.5.1</w:t>
-            </w:r>
-            <w:r>
-              <w:rPr>
-                <w:rFonts w:eastAsiaTheme="minorEastAsia"/>
-                <w:noProof/>
-                <w:kern w:val="2"/>
-                <w:szCs w:val="24"/>
-                <w:lang w:eastAsia="cs-CZ"/>
-                <w14:ligatures w14:val="standardContextual"/>
-              </w:rPr>
-              <w:tab/>
-            </w:r>
-            <w:r>
-              <w:rPr>
-                <w:rStyle w:val="Hypertextovodkaz"/>
-                <w:noProof/>
-              </w:rPr>
-              <w:t>Supabase</w:t>
-            </w:r>
-            <w:r>
-              <w:rPr>
-                <w:noProof/>
-                <w:webHidden/>
-              </w:rPr>
-              <w:tab/>
-            </w:r>
-            <w:r>
-              <w:rPr>
-                <w:noProof/>
-                <w:webHidden/>
-              </w:rPr>
-              <w:fldChar w:fldCharType="begin"/>
-            </w:r>
-            <w:r>
-              <w:rPr>
-                <w:noProof/>
-                <w:webHidden/>
-              </w:rPr>
-              <w:instrText xml:space="preserve"> PAGEREF _Toc227677871 \h </w:instrText>
-            </w:r>
-            <w:r>
-              <w:rPr>
-                <w:noProof/>
-                <w:webHidden/>
-              </w:rPr>
-            </w:r>
-            <w:r>
-              <w:rPr>
-                <w:noProof/>
-                <w:webHidden/>
-              </w:rPr>
-              <w:fldChar w:fldCharType="separate"/>
-            </w:r>
-            <w:r>
-              <w:rPr>
-                <w:noProof/>
-                <w:webHidden/>
-              </w:rPr>
-              <w:t>4</w:t>
-            </w:r>
-            <w:r>
-              <w:rPr>
-                <w:noProof/>
-                <w:webHidden/>
-              </w:rPr>
-              <w:fldChar w:fldCharType="end"/>
-            </w:r>
-          </w:hyperlink>
-        </w:p>
-        <w:p>
-          <w:pPr>
-            <w:pStyle w:val="Obsah3"/>
-            <w:rPr>
-              <w:rFonts w:eastAsiaTheme="minorEastAsia"/>
-              <w:noProof/>
-              <w:kern w:val="2"/>
-              <w:szCs w:val="24"/>
-              <w:lang w:eastAsia="cs-CZ"/>
-              <w14:ligatures w14:val="standardContextual"/>
-            </w:rPr>
-          </w:pPr>
-          <w:hyperlink w:anchor="_Toc227677872" w:history="1">
-            <w:r>
-              <w:rPr>
-                <w:rStyle w:val="Hypertextovodkaz"/>
-                <w:noProof/>
-              </w:rPr>
-              <w:t>3.5.2</w:t>
-            </w:r>
-            <w:r>
-              <w:rPr>
-                <w:rFonts w:eastAsiaTheme="minorEastAsia"/>
-                <w:noProof/>
-                <w:kern w:val="2"/>
-                <w:szCs w:val="24"/>
-                <w:lang w:eastAsia="cs-CZ"/>
-                <w14:ligatures w14:val="standardContextual"/>
-              </w:rPr>
-              <w:tab/>
-            </w:r>
-            <w:r>
-              <w:rPr>
-                <w:rStyle w:val="Hypertextovodkaz"/>
-                <w:noProof/>
-              </w:rPr>
-              <w:t>Bezpečnost dat</w:t>
-            </w:r>
-            <w:r>
-              <w:rPr>
-                <w:noProof/>
-                <w:webHidden/>
-              </w:rPr>
-              <w:tab/>
-            </w:r>
-            <w:r>
-              <w:rPr>
-                <w:noProof/>
-                <w:webHidden/>
-              </w:rPr>
-              <w:fldChar w:fldCharType="begin"/>
-            </w:r>
-            <w:r>
-              <w:rPr>
-                <w:noProof/>
-                <w:webHidden/>
-              </w:rPr>
-              <w:instrText xml:space="preserve"> PAGEREF _Toc227677872 \h </w:instrText>
-            </w:r>
-            <w:r>
-              <w:rPr>
-                <w:noProof/>
-                <w:webHidden/>
-              </w:rPr>
-            </w:r>
-            <w:r>
-              <w:rPr>
-                <w:noProof/>
-                <w:webHidden/>
-              </w:rPr>
-              <w:fldChar w:fldCharType="separate"/>
-            </w:r>
-            <w:r>
-              <w:rPr>
-                <w:noProof/>
-                <w:webHidden/>
-              </w:rPr>
-              <w:t>5</w:t>
-            </w:r>
-            <w:r>
-              <w:rPr>
-                <w:noProof/>
-                <w:webHidden/>
-              </w:rPr>
-              <w:fldChar w:fldCharType="end"/>
-            </w:r>
-          </w:hyperlink>
-        </w:p>
-        <w:p>
-          <w:pPr>
-            <w:pStyle w:val="Obsah2"/>
-            <w:rPr>
-              <w:rFonts w:eastAsiaTheme="minorEastAsia"/>
-              <w:noProof/>
-              <w:kern w:val="2"/>
-              <w:szCs w:val="24"/>
-              <w:lang w:eastAsia="cs-CZ"/>
-              <w14:ligatures w14:val="standardContextual"/>
-            </w:rPr>
-          </w:pPr>
-          <w:hyperlink w:anchor="_Toc227677873" w:history="1">
-            <w:r>
-              <w:rPr>
-                <w:rStyle w:val="Hypertextovodkaz"/>
-                <w:noProof/>
-              </w:rPr>
-              <w:t>3.6</w:t>
-            </w:r>
-            <w:r>
-              <w:rPr>
-                <w:rFonts w:eastAsiaTheme="minorEastAsia"/>
-                <w:noProof/>
-                <w:kern w:val="2"/>
-                <w:szCs w:val="24"/>
-                <w:lang w:eastAsia="cs-CZ"/>
-                <w14:ligatures w14:val="standardContextual"/>
-              </w:rPr>
-              <w:tab/>
-            </w:r>
-            <w:r>
-              <w:rPr>
-                <w:rStyle w:val="Hypertextovodkaz"/>
-                <w:noProof/>
-              </w:rPr>
-              <w:t>Styling a transformace designu do kódu</w:t>
-            </w:r>
-            <w:r>
-              <w:rPr>
-                <w:noProof/>
-                <w:webHidden/>
-              </w:rPr>
-              <w:tab/>
-            </w:r>
-            <w:r>
-              <w:rPr>
-                <w:noProof/>
-                <w:webHidden/>
-              </w:rPr>
-              <w:fldChar w:fldCharType="begin"/>
-            </w:r>
-            <w:r>
-              <w:rPr>
-                <w:noProof/>
-                <w:webHidden/>
-              </w:rPr>
-              <w:instrText xml:space="preserve"> PAGEREF _Toc227677873 \h </w:instrText>
-            </w:r>
-            <w:r>
-              <w:rPr>
-                <w:noProof/>
-                <w:webHidden/>
-              </w:rPr>
-            </w:r>
-            <w:r>
-              <w:rPr>
-                <w:noProof/>
-                <w:webHidden/>
-              </w:rPr>
-              <w:fldChar w:fldCharType="separate"/>
-            </w:r>
-            <w:r>
-              <w:rPr>
-                <w:noProof/>
-                <w:webHidden/>
-              </w:rPr>
-              <w:t>5</w:t>
-            </w:r>
-            <w:r>
-              <w:rPr>
-                <w:noProof/>
-                <w:webHidden/>
-              </w:rPr>
-              <w:fldChar w:fldCharType="end"/>
-            </w:r>
-          </w:hyperlink>
-        </w:p>
-        <w:p>
-          <w:pPr>
-            <w:pStyle w:val="Obsah3"/>
-            <w:rPr>
-              <w:rFonts w:eastAsiaTheme="minorEastAsia"/>
-              <w:noProof/>
-              <w:kern w:val="2"/>
-              <w:szCs w:val="24"/>
-              <w:lang w:eastAsia="cs-CZ"/>
-              <w14:ligatures w14:val="standardContextual"/>
-            </w:rPr>
-          </w:pPr>
-          <w:hyperlink w:anchor="_Toc227677874" w:history="1">
-            <w:r>
-              <w:rPr>
-                <w:rStyle w:val="Hypertextovodkaz"/>
-                <w:noProof/>
-              </w:rPr>
-              <w:t>3.6.1</w:t>
-            </w:r>
-            <w:r>
-              <w:rPr>
-                <w:rFonts w:eastAsiaTheme="minorEastAsia"/>
-                <w:noProof/>
-                <w:kern w:val="2"/>
-                <w:szCs w:val="24"/>
-                <w:lang w:eastAsia="cs-CZ"/>
-                <w14:ligatures w14:val="standardContextual"/>
-              </w:rPr>
-              <w:tab/>
-            </w:r>
-            <w:r>
-              <w:rPr>
-                <w:rStyle w:val="Hypertextovodkaz"/>
-                <w:noProof/>
-              </w:rPr>
-              <w:t>NativeWind</w:t>
-            </w:r>
-            <w:r>
-              <w:rPr>
-                <w:noProof/>
-                <w:webHidden/>
-              </w:rPr>
-              <w:tab/>
-            </w:r>
-            <w:r>
-              <w:rPr>
-                <w:noProof/>
-                <w:webHidden/>
-              </w:rPr>
-              <w:fldChar w:fldCharType="begin"/>
-            </w:r>
-            <w:r>
-              <w:rPr>
-                <w:noProof/>
-                <w:webHidden/>
-              </w:rPr>
-              <w:instrText xml:space="preserve"> PAGEREF _Toc227677874 \h </w:instrText>
-            </w:r>
-            <w:r>
-              <w:rPr>
-                <w:noProof/>
-                <w:webHidden/>
-              </w:rPr>
-            </w:r>
-            <w:r>
-              <w:rPr>
-                <w:noProof/>
-                <w:webHidden/>
-              </w:rPr>
-              <w:fldChar w:fldCharType="separate"/>
-            </w:r>
-            <w:r>
-              <w:rPr>
-                <w:noProof/>
-                <w:webHidden/>
-              </w:rPr>
-              <w:t>5</w:t>
-            </w:r>
-            <w:r>
-              <w:rPr>
-                <w:noProof/>
-                <w:webHidden/>
-              </w:rPr>
-              <w:fldChar w:fldCharType="end"/>
-            </w:r>
-          </w:hyperlink>
-        </w:p>
-        <w:p>
-          <w:pPr>
-            <w:pStyle w:val="Obsah3"/>
-            <w:rPr>
-              <w:rFonts w:eastAsiaTheme="minorEastAsia"/>
-              <w:noProof/>
-              <w:kern w:val="2"/>
-              <w:szCs w:val="24"/>
-              <w:lang w:eastAsia="cs-CZ"/>
-              <w14:ligatures w14:val="standardContextual"/>
-            </w:rPr>
-          </w:pPr>
-          <w:hyperlink w:anchor="_Toc227677875" w:history="1">
-            <w:r>
-              <w:rPr>
-                <w:rStyle w:val="Hypertextovodkaz"/>
-                <w:noProof/>
-              </w:rPr>
-              <w:t>3.6.2</w:t>
-            </w:r>
-            <w:r>
-              <w:rPr>
-                <w:rFonts w:eastAsiaTheme="minorEastAsia"/>
-                <w:noProof/>
-                <w:kern w:val="2"/>
-                <w:szCs w:val="24"/>
-                <w:lang w:eastAsia="cs-CZ"/>
-                <w14:ligatures w14:val="standardContextual"/>
-              </w:rPr>
-              <w:tab/>
-            </w:r>
-            <w:r>
-              <w:rPr>
-                <w:rStyle w:val="Hypertextovodkaz"/>
-                <w:noProof/>
-              </w:rPr>
-              <w:t>Konfigurace Tailwindu</w:t>
-            </w:r>
-            <w:r>
-              <w:rPr>
-                <w:noProof/>
-                <w:webHidden/>
-              </w:rPr>
-              <w:tab/>
-            </w:r>
-            <w:r>
-              <w:rPr>
-                <w:noProof/>
-                <w:webHidden/>
-              </w:rPr>
-              <w:fldChar w:fldCharType="begin"/>
-            </w:r>
-            <w:r>
-              <w:rPr>
-                <w:noProof/>
-                <w:webHidden/>
-              </w:rPr>
-              <w:instrText xml:space="preserve"> PAGEREF _Toc227677875 \h </w:instrText>
-            </w:r>
-            <w:r>
-              <w:rPr>
-                <w:noProof/>
-                <w:webHidden/>
-              </w:rPr>
-            </w:r>
-            <w:r>
-              <w:rPr>
-                <w:noProof/>
-                <w:webHidden/>
-              </w:rPr>
-              <w:fldChar w:fldCharType="separate"/>
-            </w:r>
-            <w:r>
-              <w:rPr>
-                <w:noProof/>
-                <w:webHidden/>
-              </w:rPr>
-              <w:t>5</w:t>
-            </w:r>
-            <w:r>
-              <w:rPr>
-                <w:noProof/>
-                <w:webHidden/>
-              </w:rPr>
-              <w:fldChar w:fldCharType="end"/>
-            </w:r>
-          </w:hyperlink>
-        </w:p>
-        <w:p>
-          <w:pPr>
-            <w:pStyle w:val="Obsah2"/>
-            <w:rPr>
-              <w:rFonts w:eastAsiaTheme="minorEastAsia"/>
-              <w:noProof/>
-              <w:kern w:val="2"/>
-              <w:szCs w:val="24"/>
-              <w:lang w:eastAsia="cs-CZ"/>
-              <w14:ligatures w14:val="standardContextual"/>
-            </w:rPr>
-          </w:pPr>
-          <w:hyperlink w:anchor="_Toc227677876" w:history="1">
-            <w:r>
-              <w:rPr>
-                <w:rStyle w:val="Hypertextovodkaz"/>
-                <w:noProof/>
-              </w:rPr>
-              <w:t>3.7</w:t>
-            </w:r>
-            <w:r>
-              <w:rPr>
-                <w:rFonts w:eastAsiaTheme="minorEastAsia"/>
-                <w:noProof/>
-                <w:kern w:val="2"/>
-                <w:szCs w:val="24"/>
-                <w:lang w:eastAsia="cs-CZ"/>
-                <w14:ligatures w14:val="standardContextual"/>
-              </w:rPr>
-              <w:tab/>
-            </w:r>
-            <w:r>
-              <w:rPr>
-                <w:rStyle w:val="Hypertextovodkaz"/>
-                <w:noProof/>
-              </w:rPr>
-              <w:t>Endpointy</w:t>
-            </w:r>
-            <w:r>
-              <w:rPr>
-                <w:noProof/>
-                <w:webHidden/>
-              </w:rPr>
-              <w:tab/>
-            </w:r>
-            <w:r>
-              <w:rPr>
-                <w:noProof/>
-                <w:webHidden/>
-              </w:rPr>
-              <w:fldChar w:fldCharType="begin"/>
-            </w:r>
-            <w:r>
-              <w:rPr>
-                <w:noProof/>
-                <w:webHidden/>
-              </w:rPr>
-              <w:instrText xml:space="preserve"> PAGEREF _Toc227677876 \h </w:instrText>
-            </w:r>
-            <w:r>
-              <w:rPr>
-                <w:noProof/>
-                <w:webHidden/>
-              </w:rPr>
-            </w:r>
-            <w:r>
-              <w:rPr>
-                <w:noProof/>
-                <w:webHidden/>
-              </w:rPr>
-              <w:fldChar w:fldCharType="separate"/>
-            </w:r>
-            <w:r>
-              <w:rPr>
-                <w:noProof/>
-                <w:webHidden/>
-              </w:rPr>
-              <w:t>5</w:t>
+              <w:t>7</w:t>
             </w:r>
             <w:r>
               <w:rPr>
@@ -4236,7 +3168,7 @@
               <w14:ligatures w14:val="standardContextual"/>
             </w:rPr>
           </w:pPr>
-          <w:hyperlink w:anchor="_Toc227677877" w:history="1">
+          <w:hyperlink w:anchor="_Toc229599626" w:history="1">
             <w:r>
               <w:rPr>
                 <w:rStyle w:val="Hypertextovodkaz"/>
@@ -4260,7 +3192,7 @@
                 <w:rStyle w:val="Hypertextovodkaz"/>
                 <w:noProof/>
               </w:rPr>
-              <w:t>Inteligentní moduly a AI integrace</w:t>
+              <w:t>Implementace frontendu a AI integrace</w:t>
             </w:r>
             <w:r>
               <w:rPr>
@@ -4281,7 +3213,7 @@
                 <w:noProof/>
                 <w:webHidden/>
               </w:rPr>
-              <w:instrText xml:space="preserve"> PAGEREF _Toc227677877 \h </w:instrText>
+              <w:instrText xml:space="preserve"> PAGEREF _Toc229599626 \h </w:instrText>
             </w:r>
             <w:r>
               <w:rPr>
@@ -4301,7 +3233,7 @@
                 <w:noProof/>
                 <w:webHidden/>
               </w:rPr>
-              <w:t>6</w:t>
+              <w:t>8</w:t>
             </w:r>
             <w:r>
               <w:rPr>
@@ -4324,7 +3256,7 @@
               <w14:ligatures w14:val="standardContextual"/>
             </w:rPr>
           </w:pPr>
-          <w:hyperlink w:anchor="_Toc227677878" w:history="1">
+          <w:hyperlink w:anchor="_Toc229599627" w:history="1">
             <w:r>
               <w:rPr>
                 <w:rStyle w:val="Hypertextovodkaz"/>
@@ -4348,7 +3280,7 @@
                 <w:rStyle w:val="Hypertextovodkaz"/>
                 <w:noProof/>
               </w:rPr>
-              <w:t>Magic Scan</w:t>
+              <w:t>Struktura projektu a souborový systém</w:t>
             </w:r>
             <w:r>
               <w:rPr>
@@ -4369,7 +3301,7 @@
                 <w:noProof/>
                 <w:webHidden/>
               </w:rPr>
-              <w:instrText xml:space="preserve"> PAGEREF _Toc227677878 \h </w:instrText>
+              <w:instrText xml:space="preserve"> PAGEREF _Toc229599627 \h </w:instrText>
             </w:r>
             <w:r>
               <w:rPr>
@@ -4389,7 +3321,183 @@
                 <w:noProof/>
                 <w:webHidden/>
               </w:rPr>
-              <w:t>6</w:t>
+              <w:t>8</w:t>
+            </w:r>
+            <w:r>
+              <w:rPr>
+                <w:noProof/>
+                <w:webHidden/>
+              </w:rPr>
+              <w:fldChar w:fldCharType="end"/>
+            </w:r>
+          </w:hyperlink>
+        </w:p>
+        <w:p>
+          <w:pPr>
+            <w:pStyle w:val="Obsah2"/>
+            <w:rPr>
+              <w:rFonts w:eastAsiaTheme="minorEastAsia"/>
+              <w:noProof/>
+              <w:kern w:val="2"/>
+              <w:szCs w:val="24"/>
+              <w:lang w:eastAsia="cs-CZ"/>
+              <w14:ligatures w14:val="standardContextual"/>
+            </w:rPr>
+          </w:pPr>
+          <w:hyperlink w:anchor="_Toc229599628" w:history="1">
+            <w:r>
+              <w:rPr>
+                <w:rStyle w:val="Hypertextovodkaz"/>
+                <w:noProof/>
+              </w:rPr>
+              <w:t>4.2</w:t>
+            </w:r>
+            <w:r>
+              <w:rPr>
+                <w:rFonts w:eastAsiaTheme="minorEastAsia"/>
+                <w:noProof/>
+                <w:kern w:val="2"/>
+                <w:szCs w:val="24"/>
+                <w:lang w:eastAsia="cs-CZ"/>
+                <w14:ligatures w14:val="standardContextual"/>
+              </w:rPr>
+              <w:tab/>
+            </w:r>
+            <w:r>
+              <w:rPr>
+                <w:rStyle w:val="Hypertextovodkaz"/>
+                <w:noProof/>
+              </w:rPr>
+              <w:t>Implementace klíčových obrazovek</w:t>
+            </w:r>
+            <w:r>
+              <w:rPr>
+                <w:noProof/>
+                <w:webHidden/>
+              </w:rPr>
+              <w:tab/>
+            </w:r>
+            <w:r>
+              <w:rPr>
+                <w:noProof/>
+                <w:webHidden/>
+              </w:rPr>
+              <w:fldChar w:fldCharType="begin"/>
+            </w:r>
+            <w:r>
+              <w:rPr>
+                <w:noProof/>
+                <w:webHidden/>
+              </w:rPr>
+              <w:instrText xml:space="preserve"> PAGEREF _Toc229599628 \h </w:instrText>
+            </w:r>
+            <w:r>
+              <w:rPr>
+                <w:noProof/>
+                <w:webHidden/>
+              </w:rPr>
+            </w:r>
+            <w:r>
+              <w:rPr>
+                <w:noProof/>
+                <w:webHidden/>
+              </w:rPr>
+              <w:fldChar w:fldCharType="separate"/>
+            </w:r>
+            <w:r>
+              <w:rPr>
+                <w:noProof/>
+                <w:webHidden/>
+              </w:rPr>
+              <w:t>8</w:t>
+            </w:r>
+            <w:r>
+              <w:rPr>
+                <w:noProof/>
+                <w:webHidden/>
+              </w:rPr>
+              <w:fldChar w:fldCharType="end"/>
+            </w:r>
+          </w:hyperlink>
+        </w:p>
+        <w:p>
+          <w:pPr>
+            <w:pStyle w:val="Obsah2"/>
+            <w:rPr>
+              <w:rFonts w:eastAsiaTheme="minorEastAsia"/>
+              <w:noProof/>
+              <w:kern w:val="2"/>
+              <w:szCs w:val="24"/>
+              <w:lang w:eastAsia="cs-CZ"/>
+              <w14:ligatures w14:val="standardContextual"/>
+            </w:rPr>
+          </w:pPr>
+          <w:hyperlink w:anchor="_Toc229599629" w:history="1">
+            <w:r>
+              <w:rPr>
+                <w:rStyle w:val="Hypertextovodkaz"/>
+                <w:noProof/>
+              </w:rPr>
+              <w:t>4.3</w:t>
+            </w:r>
+            <w:r>
+              <w:rPr>
+                <w:rFonts w:eastAsiaTheme="minorEastAsia"/>
+                <w:noProof/>
+                <w:kern w:val="2"/>
+                <w:szCs w:val="24"/>
+                <w:lang w:eastAsia="cs-CZ"/>
+                <w14:ligatures w14:val="standardContextual"/>
+              </w:rPr>
+              <w:tab/>
+            </w:r>
+            <w:r>
+              <w:rPr>
+                <w:rStyle w:val="Hypertextovodkaz"/>
+                <w:noProof/>
+              </w:rPr>
+              <w:t>Magic Scan — AI skenování jídla</w:t>
+            </w:r>
+            <w:r>
+              <w:rPr>
+                <w:noProof/>
+                <w:webHidden/>
+              </w:rPr>
+              <w:tab/>
+            </w:r>
+            <w:r>
+              <w:rPr>
+                <w:noProof/>
+                <w:webHidden/>
+              </w:rPr>
+              <w:fldChar w:fldCharType="begin"/>
+            </w:r>
+            <w:r>
+              <w:rPr>
+                <w:noProof/>
+                <w:webHidden/>
+              </w:rPr>
+              <w:instrText xml:space="preserve"> PAGEREF _Toc229599629 \h </w:instrText>
+            </w:r>
+            <w:r>
+              <w:rPr>
+                <w:noProof/>
+                <w:webHidden/>
+              </w:rPr>
+            </w:r>
+            <w:r>
+              <w:rPr>
+                <w:noProof/>
+                <w:webHidden/>
+              </w:rPr>
+              <w:fldChar w:fldCharType="separate"/>
+            </w:r>
+            <w:r>
+              <w:rPr>
+                <w:noProof/>
+                <w:webHidden/>
+              </w:rPr>
+              <w:t>8</w:t>
             </w:r>
             <w:r>
               <w:rPr>
@@ -4412,13 +3520,13 @@
               <w14:ligatures w14:val="standardContextual"/>
             </w:rPr>
           </w:pPr>
-          <w:hyperlink w:anchor="_Toc227677879" w:history="1">
+          <w:hyperlink w:anchor="_Toc229599630" w:history="1">
             <w:r>
               <w:rPr>
                 <w:rStyle w:val="Hypertextovodkaz"/>
                 <w:noProof/>
               </w:rPr>
-              <w:t>4.1.1</w:t>
+              <w:t>4.3.1</w:t>
             </w:r>
             <w:r>
               <w:rPr>
@@ -4436,7 +3544,7 @@
                 <w:rStyle w:val="Hypertextovodkaz"/>
                 <w:noProof/>
               </w:rPr>
-              <w:t>Gemini 3.1 Flash Lite G</w:t>
+              <w:t>Gemini Flash Lite</w:t>
             </w:r>
             <w:r>
               <w:rPr>
@@ -4457,7 +3565,7 @@
                 <w:noProof/>
                 <w:webHidden/>
               </w:rPr>
-              <w:instrText xml:space="preserve"> PAGEREF _Toc227677879 \h </w:instrText>
+              <w:instrText xml:space="preserve"> PAGEREF _Toc229599630 \h </w:instrText>
             </w:r>
             <w:r>
               <w:rPr>
@@ -4477,7 +3585,7 @@
                 <w:noProof/>
                 <w:webHidden/>
               </w:rPr>
-              <w:t>6</w:t>
+              <w:t>8</w:t>
             </w:r>
             <w:r>
               <w:rPr>
@@ -4500,13 +3608,13 @@
               <w14:ligatures w14:val="standardContextual"/>
             </w:rPr>
           </w:pPr>
-          <w:hyperlink w:anchor="_Toc227677880" w:history="1">
+          <w:hyperlink w:anchor="_Toc229599631" w:history="1">
             <w:r>
               <w:rPr>
                 <w:rStyle w:val="Hypertextovodkaz"/>
                 <w:noProof/>
               </w:rPr>
-              <w:t>4.1.2</w:t>
+              <w:t>4.3.2</w:t>
             </w:r>
             <w:r>
               <w:rPr>
@@ -4524,7 +3632,7 @@
                 <w:rStyle w:val="Hypertextovodkaz"/>
                 <w:noProof/>
               </w:rPr>
-              <w:t>GPT-5 Mini</w:t>
+              <w:t>GPT-5 Mini jako záloha</w:t>
             </w:r>
             <w:r>
               <w:rPr>
@@ -4545,7 +3653,7 @@
                 <w:noProof/>
                 <w:webHidden/>
               </w:rPr>
-              <w:instrText xml:space="preserve"> PAGEREF _Toc227677880 \h </w:instrText>
+              <w:instrText xml:space="preserve"> PAGEREF _Toc229599631 \h </w:instrText>
             </w:r>
             <w:r>
               <w:rPr>
@@ -4565,7 +3673,7 @@
                 <w:noProof/>
                 <w:webHidden/>
               </w:rPr>
-              <w:t>6</w:t>
+              <w:t>8</w:t>
             </w:r>
             <w:r>
               <w:rPr>
@@ -4588,13 +3696,13 @@
               <w14:ligatures w14:val="standardContextual"/>
             </w:rPr>
           </w:pPr>
-          <w:hyperlink w:anchor="_Toc227677881" w:history="1">
+          <w:hyperlink w:anchor="_Toc229599632" w:history="1">
             <w:r>
               <w:rPr>
                 <w:rStyle w:val="Hypertextovodkaz"/>
                 <w:noProof/>
               </w:rPr>
-              <w:t>4.2</w:t>
+              <w:t>4.4</w:t>
             </w:r>
             <w:r>
               <w:rPr>
@@ -4612,7 +3720,7 @@
                 <w:rStyle w:val="Hypertextovodkaz"/>
                 <w:noProof/>
               </w:rPr>
-              <w:t>Databáze a API</w:t>
+              <w:t>Databáze potravin a externí API</w:t>
             </w:r>
             <w:r>
               <w:rPr>
@@ -4633,7 +3741,7 @@
                 <w:noProof/>
                 <w:webHidden/>
               </w:rPr>
-              <w:instrText xml:space="preserve"> PAGEREF _Toc227677881 \h </w:instrText>
+              <w:instrText xml:space="preserve"> PAGEREF _Toc229599632 \h </w:instrText>
             </w:r>
             <w:r>
               <w:rPr>
@@ -4653,7 +3761,7 @@
                 <w:noProof/>
                 <w:webHidden/>
               </w:rPr>
-              <w:t>6</w:t>
+              <w:t>8</w:t>
             </w:r>
             <w:r>
               <w:rPr>
@@ -4666,7 +3774,7 @@
         </w:p>
         <w:p>
           <w:pPr>
-            <w:pStyle w:val="Obsah2"/>
+            <w:pStyle w:val="Obsah3"/>
             <w:rPr>
               <w:rFonts w:eastAsiaTheme="minorEastAsia"/>
               <w:noProof/>
@@ -4676,13 +3784,13 @@
               <w14:ligatures w14:val="standardContextual"/>
             </w:rPr>
           </w:pPr>
-          <w:hyperlink w:anchor="_Toc227677882" w:history="1">
+          <w:hyperlink w:anchor="_Toc229599633" w:history="1">
             <w:r>
               <w:rPr>
                 <w:rStyle w:val="Hypertextovodkaz"/>
                 <w:noProof/>
               </w:rPr>
-              <w:t>4.3</w:t>
+              <w:t>4.4.1</w:t>
             </w:r>
             <w:r>
               <w:rPr>
@@ -4700,7 +3808,7 @@
                 <w:rStyle w:val="Hypertextovodkaz"/>
                 <w:noProof/>
               </w:rPr>
-              <w:t>Uživatelský scénář</w:t>
+              <w:t>OpenFoodFacts</w:t>
             </w:r>
             <w:r>
               <w:rPr>
@@ -4721,7 +3829,7 @@
                 <w:noProof/>
                 <w:webHidden/>
               </w:rPr>
-              <w:instrText xml:space="preserve"> PAGEREF _Toc227677882 \h </w:instrText>
+              <w:instrText xml:space="preserve"> PAGEREF _Toc229599633 \h </w:instrText>
             </w:r>
             <w:r>
               <w:rPr>
@@ -4741,7 +3849,7 @@
                 <w:noProof/>
                 <w:webHidden/>
               </w:rPr>
-              <w:t>6</w:t>
+              <w:t>8</w:t>
             </w:r>
             <w:r>
               <w:rPr>
@@ -4767,7 +3875,7 @@
               <w14:ligatures w14:val="standardContextual"/>
             </w:rPr>
           </w:pPr>
-          <w:hyperlink w:anchor="_Toc227677883" w:history="1">
+          <w:hyperlink w:anchor="_Toc229599634" w:history="1">
             <w:r>
               <w:rPr>
                 <w:rStyle w:val="Hypertextovodkaz"/>
@@ -4791,7 +3899,7 @@
                 <w:rStyle w:val="Hypertextovodkaz"/>
                 <w:noProof/>
               </w:rPr>
-              <w:t>Komunita a sociální interakce</w:t>
+              <w:t>Komunita, byznys model a distribuce</w:t>
             </w:r>
             <w:r>
               <w:rPr>
@@ -4812,7 +3920,7 @@
                 <w:noProof/>
                 <w:webHidden/>
               </w:rPr>
-              <w:instrText xml:space="preserve"> PAGEREF _Toc227677883 \h </w:instrText>
+              <w:instrText xml:space="preserve"> PAGEREF _Toc229599634 \h </w:instrText>
             </w:r>
             <w:r>
               <w:rPr>
@@ -4832,7 +3940,7 @@
                 <w:noProof/>
                 <w:webHidden/>
               </w:rPr>
-              <w:t>7</w:t>
+              <w:t>9</w:t>
             </w:r>
             <w:r>
               <w:rPr>
@@ -4855,7 +3963,7 @@
               <w14:ligatures w14:val="standardContextual"/>
             </w:rPr>
           </w:pPr>
-          <w:hyperlink w:anchor="_Toc227677884" w:history="1">
+          <w:hyperlink w:anchor="_Toc229599635" w:history="1">
             <w:r>
               <w:rPr>
                 <w:rStyle w:val="Hypertextovodkaz"/>
@@ -4879,7 +3987,7 @@
                 <w:rStyle w:val="Hypertextovodkaz"/>
                 <w:noProof/>
               </w:rPr>
-              <w:t>Systém vnořených klubů</w:t>
+              <w:t>Systém klubů a sociální interakce</w:t>
             </w:r>
             <w:r>
               <w:rPr>
@@ -4900,7 +4008,7 @@
                 <w:noProof/>
                 <w:webHidden/>
               </w:rPr>
-              <w:instrText xml:space="preserve"> PAGEREF _Toc227677884 \h </w:instrText>
+              <w:instrText xml:space="preserve"> PAGEREF _Toc229599635 \h </w:instrText>
             </w:r>
             <w:r>
               <w:rPr>
@@ -4920,7 +4028,623 @@
                 <w:noProof/>
                 <w:webHidden/>
               </w:rPr>
-              <w:t>7</w:t>
+              <w:t>9</w:t>
+            </w:r>
+            <w:r>
+              <w:rPr>
+                <w:noProof/>
+                <w:webHidden/>
+              </w:rPr>
+              <w:fldChar w:fldCharType="end"/>
+            </w:r>
+          </w:hyperlink>
+        </w:p>
+        <w:p>
+          <w:pPr>
+            <w:pStyle w:val="Obsah2"/>
+            <w:rPr>
+              <w:rFonts w:eastAsiaTheme="minorEastAsia"/>
+              <w:noProof/>
+              <w:kern w:val="2"/>
+              <w:szCs w:val="24"/>
+              <w:lang w:eastAsia="cs-CZ"/>
+              <w14:ligatures w14:val="standardContextual"/>
+            </w:rPr>
+          </w:pPr>
+          <w:hyperlink w:anchor="_Toc229599636" w:history="1">
+            <w:r>
+              <w:rPr>
+                <w:rStyle w:val="Hypertextovodkaz"/>
+                <w:noProof/>
+              </w:rPr>
+              <w:t>5.2</w:t>
+            </w:r>
+            <w:r>
+              <w:rPr>
+                <w:rFonts w:eastAsiaTheme="minorEastAsia"/>
+                <w:noProof/>
+                <w:kern w:val="2"/>
+                <w:szCs w:val="24"/>
+                <w:lang w:eastAsia="cs-CZ"/>
+                <w14:ligatures w14:val="standardContextual"/>
+              </w:rPr>
+              <w:tab/>
+            </w:r>
+            <w:r>
+              <w:rPr>
+                <w:rStyle w:val="Hypertextovodkaz"/>
+                <w:noProof/>
+              </w:rPr>
+              <w:t>Byznys model Freemium</w:t>
+            </w:r>
+            <w:r>
+              <w:rPr>
+                <w:noProof/>
+                <w:webHidden/>
+              </w:rPr>
+              <w:tab/>
+            </w:r>
+            <w:r>
+              <w:rPr>
+                <w:noProof/>
+                <w:webHidden/>
+              </w:rPr>
+              <w:fldChar w:fldCharType="begin"/>
+            </w:r>
+            <w:r>
+              <w:rPr>
+                <w:noProof/>
+                <w:webHidden/>
+              </w:rPr>
+              <w:instrText xml:space="preserve"> PAGEREF _Toc229599636 \h </w:instrText>
+            </w:r>
+            <w:r>
+              <w:rPr>
+                <w:noProof/>
+                <w:webHidden/>
+              </w:rPr>
+            </w:r>
+            <w:r>
+              <w:rPr>
+                <w:noProof/>
+                <w:webHidden/>
+              </w:rPr>
+              <w:fldChar w:fldCharType="separate"/>
+            </w:r>
+            <w:r>
+              <w:rPr>
+                <w:noProof/>
+                <w:webHidden/>
+              </w:rPr>
+              <w:t>9</w:t>
+            </w:r>
+            <w:r>
+              <w:rPr>
+                <w:noProof/>
+                <w:webHidden/>
+              </w:rPr>
+              <w:fldChar w:fldCharType="end"/>
+            </w:r>
+          </w:hyperlink>
+        </w:p>
+        <w:p>
+          <w:pPr>
+            <w:pStyle w:val="Obsah3"/>
+            <w:rPr>
+              <w:rFonts w:eastAsiaTheme="minorEastAsia"/>
+              <w:noProof/>
+              <w:kern w:val="2"/>
+              <w:szCs w:val="24"/>
+              <w:lang w:eastAsia="cs-CZ"/>
+              <w14:ligatures w14:val="standardContextual"/>
+            </w:rPr>
+          </w:pPr>
+          <w:hyperlink w:anchor="_Toc229599637" w:history="1">
+            <w:r>
+              <w:rPr>
+                <w:rStyle w:val="Hypertextovodkaz"/>
+                <w:noProof/>
+              </w:rPr>
+              <w:t>5.2.1</w:t>
+            </w:r>
+            <w:r>
+              <w:rPr>
+                <w:rFonts w:eastAsiaTheme="minorEastAsia"/>
+                <w:noProof/>
+                <w:kern w:val="2"/>
+                <w:szCs w:val="24"/>
+                <w:lang w:eastAsia="cs-CZ"/>
+                <w14:ligatures w14:val="standardContextual"/>
+              </w:rPr>
+              <w:tab/>
+            </w:r>
+            <w:r>
+              <w:rPr>
+                <w:rStyle w:val="Hypertextovodkaz"/>
+                <w:noProof/>
+              </w:rPr>
+              <w:t>Ekonomika AI požadavků a reklamy</w:t>
+            </w:r>
+            <w:r>
+              <w:rPr>
+                <w:noProof/>
+                <w:webHidden/>
+              </w:rPr>
+              <w:tab/>
+            </w:r>
+            <w:r>
+              <w:rPr>
+                <w:noProof/>
+                <w:webHidden/>
+              </w:rPr>
+              <w:fldChar w:fldCharType="begin"/>
+            </w:r>
+            <w:r>
+              <w:rPr>
+                <w:noProof/>
+                <w:webHidden/>
+              </w:rPr>
+              <w:instrText xml:space="preserve"> PAGEREF _Toc229599637 \h </w:instrText>
+            </w:r>
+            <w:r>
+              <w:rPr>
+                <w:noProof/>
+                <w:webHidden/>
+              </w:rPr>
+            </w:r>
+            <w:r>
+              <w:rPr>
+                <w:noProof/>
+                <w:webHidden/>
+              </w:rPr>
+              <w:fldChar w:fldCharType="separate"/>
+            </w:r>
+            <w:r>
+              <w:rPr>
+                <w:noProof/>
+                <w:webHidden/>
+              </w:rPr>
+              <w:t>9</w:t>
+            </w:r>
+            <w:r>
+              <w:rPr>
+                <w:noProof/>
+                <w:webHidden/>
+              </w:rPr>
+              <w:fldChar w:fldCharType="end"/>
+            </w:r>
+          </w:hyperlink>
+        </w:p>
+        <w:p>
+          <w:pPr>
+            <w:pStyle w:val="Obsah3"/>
+            <w:rPr>
+              <w:rFonts w:eastAsiaTheme="minorEastAsia"/>
+              <w:noProof/>
+              <w:kern w:val="2"/>
+              <w:szCs w:val="24"/>
+              <w:lang w:eastAsia="cs-CZ"/>
+              <w14:ligatures w14:val="standardContextual"/>
+            </w:rPr>
+          </w:pPr>
+          <w:hyperlink w:anchor="_Toc229599638" w:history="1">
+            <w:r>
+              <w:rPr>
+                <w:rStyle w:val="Hypertextovodkaz"/>
+                <w:noProof/>
+              </w:rPr>
+              <w:t>5.2.2</w:t>
+            </w:r>
+            <w:r>
+              <w:rPr>
+                <w:rFonts w:eastAsiaTheme="minorEastAsia"/>
+                <w:noProof/>
+                <w:kern w:val="2"/>
+                <w:szCs w:val="24"/>
+                <w:lang w:eastAsia="cs-CZ"/>
+                <w14:ligatures w14:val="standardContextual"/>
+              </w:rPr>
+              <w:tab/>
+            </w:r>
+            <w:r>
+              <w:rPr>
+                <w:rStyle w:val="Hypertextovodkaz"/>
+                <w:noProof/>
+              </w:rPr>
+              <w:t>Předplatné Yumi+</w:t>
+            </w:r>
+            <w:r>
+              <w:rPr>
+                <w:noProof/>
+                <w:webHidden/>
+              </w:rPr>
+              <w:tab/>
+            </w:r>
+            <w:r>
+              <w:rPr>
+                <w:noProof/>
+                <w:webHidden/>
+              </w:rPr>
+              <w:fldChar w:fldCharType="begin"/>
+            </w:r>
+            <w:r>
+              <w:rPr>
+                <w:noProof/>
+                <w:webHidden/>
+              </w:rPr>
+              <w:instrText xml:space="preserve"> PAGEREF _Toc229599638 \h </w:instrText>
+            </w:r>
+            <w:r>
+              <w:rPr>
+                <w:noProof/>
+                <w:webHidden/>
+              </w:rPr>
+            </w:r>
+            <w:r>
+              <w:rPr>
+                <w:noProof/>
+                <w:webHidden/>
+              </w:rPr>
+              <w:fldChar w:fldCharType="separate"/>
+            </w:r>
+            <w:r>
+              <w:rPr>
+                <w:noProof/>
+                <w:webHidden/>
+              </w:rPr>
+              <w:t>9</w:t>
+            </w:r>
+            <w:r>
+              <w:rPr>
+                <w:noProof/>
+                <w:webHidden/>
+              </w:rPr>
+              <w:fldChar w:fldCharType="end"/>
+            </w:r>
+          </w:hyperlink>
+        </w:p>
+        <w:p>
+          <w:pPr>
+            <w:pStyle w:val="Obsah2"/>
+            <w:rPr>
+              <w:rFonts w:eastAsiaTheme="minorEastAsia"/>
+              <w:noProof/>
+              <w:kern w:val="2"/>
+              <w:szCs w:val="24"/>
+              <w:lang w:eastAsia="cs-CZ"/>
+              <w14:ligatures w14:val="standardContextual"/>
+            </w:rPr>
+          </w:pPr>
+          <w:hyperlink w:anchor="_Toc229599639" w:history="1">
+            <w:r>
+              <w:rPr>
+                <w:rStyle w:val="Hypertextovodkaz"/>
+                <w:noProof/>
+              </w:rPr>
+              <w:t>5.3</w:t>
+            </w:r>
+            <w:r>
+              <w:rPr>
+                <w:rFonts w:eastAsiaTheme="minorEastAsia"/>
+                <w:noProof/>
+                <w:kern w:val="2"/>
+                <w:szCs w:val="24"/>
+                <w:lang w:eastAsia="cs-CZ"/>
+                <w14:ligatures w14:val="standardContextual"/>
+              </w:rPr>
+              <w:tab/>
+            </w:r>
+            <w:r>
+              <w:rPr>
+                <w:rStyle w:val="Hypertextovodkaz"/>
+                <w:noProof/>
+              </w:rPr>
+              <w:t>Platební brána Stripe</w:t>
+            </w:r>
+            <w:r>
+              <w:rPr>
+                <w:noProof/>
+                <w:webHidden/>
+              </w:rPr>
+              <w:tab/>
+            </w:r>
+            <w:r>
+              <w:rPr>
+                <w:noProof/>
+                <w:webHidden/>
+              </w:rPr>
+              <w:fldChar w:fldCharType="begin"/>
+            </w:r>
+            <w:r>
+              <w:rPr>
+                <w:noProof/>
+                <w:webHidden/>
+              </w:rPr>
+              <w:instrText xml:space="preserve"> PAGEREF _Toc229599639 \h </w:instrText>
+            </w:r>
+            <w:r>
+              <w:rPr>
+                <w:noProof/>
+                <w:webHidden/>
+              </w:rPr>
+            </w:r>
+            <w:r>
+              <w:rPr>
+                <w:noProof/>
+                <w:webHidden/>
+              </w:rPr>
+              <w:fldChar w:fldCharType="separate"/>
+            </w:r>
+            <w:r>
+              <w:rPr>
+                <w:noProof/>
+                <w:webHidden/>
+              </w:rPr>
+              <w:t>9</w:t>
+            </w:r>
+            <w:r>
+              <w:rPr>
+                <w:noProof/>
+                <w:webHidden/>
+              </w:rPr>
+              <w:fldChar w:fldCharType="end"/>
+            </w:r>
+          </w:hyperlink>
+        </w:p>
+        <w:p>
+          <w:pPr>
+            <w:pStyle w:val="Obsah2"/>
+            <w:rPr>
+              <w:rFonts w:eastAsiaTheme="minorEastAsia"/>
+              <w:noProof/>
+              <w:kern w:val="2"/>
+              <w:szCs w:val="24"/>
+              <w:lang w:eastAsia="cs-CZ"/>
+              <w14:ligatures w14:val="standardContextual"/>
+            </w:rPr>
+          </w:pPr>
+          <w:hyperlink w:anchor="_Toc229599640" w:history="1">
+            <w:r>
+              <w:rPr>
+                <w:rStyle w:val="Hypertextovodkaz"/>
+                <w:noProof/>
+              </w:rPr>
+              <w:t>5.4</w:t>
+            </w:r>
+            <w:r>
+              <w:rPr>
+                <w:rFonts w:eastAsiaTheme="minorEastAsia"/>
+                <w:noProof/>
+                <w:kern w:val="2"/>
+                <w:szCs w:val="24"/>
+                <w:lang w:eastAsia="cs-CZ"/>
+                <w14:ligatures w14:val="standardContextual"/>
+              </w:rPr>
+              <w:tab/>
+            </w:r>
+            <w:r>
+              <w:rPr>
+                <w:rStyle w:val="Hypertextovodkaz"/>
+                <w:noProof/>
+              </w:rPr>
+              <w:t>Distribuce aplikace</w:t>
+            </w:r>
+            <w:r>
+              <w:rPr>
+                <w:noProof/>
+                <w:webHidden/>
+              </w:rPr>
+              <w:tab/>
+            </w:r>
+            <w:r>
+              <w:rPr>
+                <w:noProof/>
+                <w:webHidden/>
+              </w:rPr>
+              <w:fldChar w:fldCharType="begin"/>
+            </w:r>
+            <w:r>
+              <w:rPr>
+                <w:noProof/>
+                <w:webHidden/>
+              </w:rPr>
+              <w:instrText xml:space="preserve"> PAGEREF _Toc229599640 \h </w:instrText>
+            </w:r>
+            <w:r>
+              <w:rPr>
+                <w:noProof/>
+                <w:webHidden/>
+              </w:rPr>
+            </w:r>
+            <w:r>
+              <w:rPr>
+                <w:noProof/>
+                <w:webHidden/>
+              </w:rPr>
+              <w:fldChar w:fldCharType="separate"/>
+            </w:r>
+            <w:r>
+              <w:rPr>
+                <w:noProof/>
+                <w:webHidden/>
+              </w:rPr>
+              <w:t>9</w:t>
+            </w:r>
+            <w:r>
+              <w:rPr>
+                <w:noProof/>
+                <w:webHidden/>
+              </w:rPr>
+              <w:fldChar w:fldCharType="end"/>
+            </w:r>
+          </w:hyperlink>
+        </w:p>
+        <w:p>
+          <w:pPr>
+            <w:pStyle w:val="Obsah2"/>
+            <w:rPr>
+              <w:rFonts w:eastAsiaTheme="minorEastAsia"/>
+              <w:noProof/>
+              <w:kern w:val="2"/>
+              <w:szCs w:val="24"/>
+              <w:lang w:eastAsia="cs-CZ"/>
+              <w14:ligatures w14:val="standardContextual"/>
+            </w:rPr>
+          </w:pPr>
+          <w:hyperlink w:anchor="_Toc229599641" w:history="1">
+            <w:r>
+              <w:rPr>
+                <w:rStyle w:val="Hypertextovodkaz"/>
+                <w:noProof/>
+              </w:rPr>
+              <w:t>5.5</w:t>
+            </w:r>
+            <w:r>
+              <w:rPr>
+                <w:rFonts w:eastAsiaTheme="minorEastAsia"/>
+                <w:noProof/>
+                <w:kern w:val="2"/>
+                <w:szCs w:val="24"/>
+                <w:lang w:eastAsia="cs-CZ"/>
+                <w14:ligatures w14:val="standardContextual"/>
+              </w:rPr>
+              <w:tab/>
+            </w:r>
+            <w:r>
+              <w:rPr>
+                <w:rStyle w:val="Hypertextovodkaz"/>
+                <w:noProof/>
+              </w:rPr>
+              <w:t>Apple Developer Program</w:t>
+            </w:r>
+            <w:r>
+              <w:rPr>
+                <w:noProof/>
+                <w:webHidden/>
+              </w:rPr>
+              <w:tab/>
+            </w:r>
+            <w:r>
+              <w:rPr>
+                <w:noProof/>
+                <w:webHidden/>
+              </w:rPr>
+              <w:fldChar w:fldCharType="begin"/>
+            </w:r>
+            <w:r>
+              <w:rPr>
+                <w:noProof/>
+                <w:webHidden/>
+              </w:rPr>
+              <w:instrText xml:space="preserve"> PAGEREF _Toc229599641 \h </w:instrText>
+            </w:r>
+            <w:r>
+              <w:rPr>
+                <w:noProof/>
+                <w:webHidden/>
+              </w:rPr>
+            </w:r>
+            <w:r>
+              <w:rPr>
+                <w:noProof/>
+                <w:webHidden/>
+              </w:rPr>
+              <w:fldChar w:fldCharType="separate"/>
+            </w:r>
+            <w:r>
+              <w:rPr>
+                <w:noProof/>
+                <w:webHidden/>
+              </w:rPr>
+              <w:t>9</w:t>
+            </w:r>
+            <w:r>
+              <w:rPr>
+                <w:noProof/>
+                <w:webHidden/>
+              </w:rPr>
+              <w:fldChar w:fldCharType="end"/>
+            </w:r>
+          </w:hyperlink>
+        </w:p>
+        <w:p>
+          <w:pPr>
+            <w:pStyle w:val="Obsah2"/>
+            <w:rPr>
+              <w:rFonts w:eastAsiaTheme="minorEastAsia"/>
+              <w:noProof/>
+              <w:kern w:val="2"/>
+              <w:szCs w:val="24"/>
+              <w:lang w:eastAsia="cs-CZ"/>
+              <w14:ligatures w14:val="standardContextual"/>
+            </w:rPr>
+          </w:pPr>
+          <w:hyperlink w:anchor="_Toc229599642" w:history="1">
+            <w:r>
+              <w:rPr>
+                <w:rStyle w:val="Hypertextovodkaz"/>
+                <w:noProof/>
+              </w:rPr>
+              <w:t>5.6</w:t>
+            </w:r>
+            <w:r>
+              <w:rPr>
+                <w:rFonts w:eastAsiaTheme="minorEastAsia"/>
+                <w:noProof/>
+                <w:kern w:val="2"/>
+                <w:szCs w:val="24"/>
+                <w:lang w:eastAsia="cs-CZ"/>
+                <w14:ligatures w14:val="standardContextual"/>
+              </w:rPr>
+              <w:tab/>
+            </w:r>
+            <w:r>
+              <w:rPr>
+                <w:rStyle w:val="Hypertextovodkaz"/>
+                <w:noProof/>
+              </w:rPr>
+              <w:t>Google Play Console</w:t>
+            </w:r>
+            <w:r>
+              <w:rPr>
+                <w:noProof/>
+                <w:webHidden/>
+              </w:rPr>
+              <w:tab/>
+            </w:r>
+            <w:r>
+              <w:rPr>
+                <w:noProof/>
+                <w:webHidden/>
+              </w:rPr>
+              <w:fldChar w:fldCharType="begin"/>
+            </w:r>
+            <w:r>
+              <w:rPr>
+                <w:noProof/>
+                <w:webHidden/>
+              </w:rPr>
+              <w:instrText xml:space="preserve"> PAGEREF _Toc229599642 \h </w:instrText>
+            </w:r>
+            <w:r>
+              <w:rPr>
+                <w:noProof/>
+                <w:webHidden/>
+              </w:rPr>
+            </w:r>
+            <w:r>
+              <w:rPr>
+                <w:noProof/>
+                <w:webHidden/>
+              </w:rPr>
+              <w:fldChar w:fldCharType="separate"/>
+            </w:r>
+            <w:r>
+              <w:rPr>
+                <w:noProof/>
+                <w:webHidden/>
+              </w:rPr>
+              <w:t>9</w:t>
             </w:r>
             <w:r>
               <w:rPr>
@@ -4946,7 +4670,7 @@
               <w14:ligatures w14:val="standardContextual"/>
             </w:rPr>
           </w:pPr>
-          <w:hyperlink w:anchor="_Toc227677885" w:history="1">
+          <w:hyperlink w:anchor="_Toc229599643" w:history="1">
             <w:r>
               <w:rPr>
                 <w:rStyle w:val="Hypertextovodkaz"/>
@@ -4970,7 +4694,7 @@
                 <w:rStyle w:val="Hypertextovodkaz"/>
                 <w:noProof/>
               </w:rPr>
-              <w:t>Byznys model a ekonomika provozu</w:t>
+              <w:t>Testování aplikace</w:t>
             </w:r>
             <w:r>
               <w:rPr>
@@ -4991,7 +4715,7 @@
                 <w:noProof/>
                 <w:webHidden/>
               </w:rPr>
-              <w:instrText xml:space="preserve"> PAGEREF _Toc227677885 \h </w:instrText>
+              <w:instrText xml:space="preserve"> PAGEREF _Toc229599643 \h </w:instrText>
             </w:r>
             <w:r>
               <w:rPr>
@@ -5011,7 +4735,7 @@
                 <w:noProof/>
                 <w:webHidden/>
               </w:rPr>
-              <w:t>8</w:t>
+              <w:t>10</w:t>
             </w:r>
             <w:r>
               <w:rPr>
@@ -5034,7 +4758,7 @@
               <w14:ligatures w14:val="standardContextual"/>
             </w:rPr>
           </w:pPr>
-          <w:hyperlink w:anchor="_Toc227677886" w:history="1">
+          <w:hyperlink w:anchor="_Toc229599644" w:history="1">
             <w:r>
               <w:rPr>
                 <w:rStyle w:val="Hypertextovodkaz"/>
@@ -5058,7 +4782,7 @@
                 <w:rStyle w:val="Hypertextovodkaz"/>
                 <w:noProof/>
               </w:rPr>
-              <w:t>Ekonomika AI požadavků a reklamy</w:t>
+              <w:t>Strategie testování</w:t>
             </w:r>
             <w:r>
               <w:rPr>
@@ -5079,7 +4803,7 @@
                 <w:noProof/>
                 <w:webHidden/>
               </w:rPr>
-              <w:instrText xml:space="preserve"> PAGEREF _Toc227677886 \h </w:instrText>
+              <w:instrText xml:space="preserve"> PAGEREF _Toc229599644 \h </w:instrText>
             </w:r>
             <w:r>
               <w:rPr>
@@ -5099,7 +4823,7 @@
                 <w:noProof/>
                 <w:webHidden/>
               </w:rPr>
-              <w:t>8</w:t>
+              <w:t>10</w:t>
             </w:r>
             <w:r>
               <w:rPr>
@@ -5122,7 +4846,7 @@
               <w14:ligatures w14:val="standardContextual"/>
             </w:rPr>
           </w:pPr>
-          <w:hyperlink w:anchor="_Toc227677887" w:history="1">
+          <w:hyperlink w:anchor="_Toc229599645" w:history="1">
             <w:r>
               <w:rPr>
                 <w:rStyle w:val="Hypertextovodkaz"/>
@@ -5146,7 +4870,7 @@
                 <w:rStyle w:val="Hypertextovodkaz"/>
                 <w:noProof/>
               </w:rPr>
-              <w:t>Model předplatného (Yumi+)</w:t>
+              <w:t>Jednotkové testy</w:t>
             </w:r>
             <w:r>
               <w:rPr>
@@ -5167,7 +4891,7 @@
                 <w:noProof/>
                 <w:webHidden/>
               </w:rPr>
-              <w:instrText xml:space="preserve"> PAGEREF _Toc227677887 \h </w:instrText>
+              <w:instrText xml:space="preserve"> PAGEREF _Toc229599645 \h </w:instrText>
             </w:r>
             <w:r>
               <w:rPr>
@@ -5187,7 +4911,7 @@
                 <w:noProof/>
                 <w:webHidden/>
               </w:rPr>
-              <w:t>8</w:t>
+              <w:t>10</w:t>
             </w:r>
             <w:r>
               <w:rPr>
@@ -5210,7 +4934,7 @@
               <w14:ligatures w14:val="standardContextual"/>
             </w:rPr>
           </w:pPr>
-          <w:hyperlink w:anchor="_Toc227677888" w:history="1">
+          <w:hyperlink w:anchor="_Toc229599646" w:history="1">
             <w:r>
               <w:rPr>
                 <w:rStyle w:val="Hypertextovodkaz"/>
@@ -5234,7 +4958,7 @@
                 <w:rStyle w:val="Hypertextovodkaz"/>
                 <w:noProof/>
               </w:rPr>
-              <w:t>Platební brána Stripe a správa transakcí</w:t>
+              <w:t>Integrační testy</w:t>
             </w:r>
             <w:r>
               <w:rPr>
@@ -5255,7 +4979,7 @@
                 <w:noProof/>
                 <w:webHidden/>
               </w:rPr>
-              <w:instrText xml:space="preserve"> PAGEREF _Toc227677888 \h </w:instrText>
+              <w:instrText xml:space="preserve"> PAGEREF _Toc229599646 \h </w:instrText>
             </w:r>
             <w:r>
               <w:rPr>
@@ -5275,7 +4999,95 @@
                 <w:noProof/>
                 <w:webHidden/>
               </w:rPr>
-              <w:t>8</w:t>
+              <w:t>10</w:t>
+            </w:r>
+            <w:r>
+              <w:rPr>
+                <w:noProof/>
+                <w:webHidden/>
+              </w:rPr>
+              <w:fldChar w:fldCharType="end"/>
+            </w:r>
+          </w:hyperlink>
+        </w:p>
+        <w:p>
+          <w:pPr>
+            <w:pStyle w:val="Obsah2"/>
+            <w:rPr>
+              <w:rFonts w:eastAsiaTheme="minorEastAsia"/>
+              <w:noProof/>
+              <w:kern w:val="2"/>
+              <w:szCs w:val="24"/>
+              <w:lang w:eastAsia="cs-CZ"/>
+              <w14:ligatures w14:val="standardContextual"/>
+            </w:rPr>
+          </w:pPr>
+          <w:hyperlink w:anchor="_Toc229599647" w:history="1">
+            <w:r>
+              <w:rPr>
+                <w:rStyle w:val="Hypertextovodkaz"/>
+                <w:noProof/>
+              </w:rPr>
+              <w:t>6.4</w:t>
+            </w:r>
+            <w:r>
+              <w:rPr>
+                <w:rFonts w:eastAsiaTheme="minorEastAsia"/>
+                <w:noProof/>
+                <w:kern w:val="2"/>
+                <w:szCs w:val="24"/>
+                <w:lang w:eastAsia="cs-CZ"/>
+                <w14:ligatures w14:val="standardContextual"/>
+              </w:rPr>
+              <w:tab/>
+            </w:r>
+            <w:r>
+              <w:rPr>
+                <w:rStyle w:val="Hypertextovodkaz"/>
+                <w:noProof/>
+              </w:rPr>
+              <w:t>Výsledky testování</w:t>
+            </w:r>
+            <w:r>
+              <w:rPr>
+                <w:noProof/>
+                <w:webHidden/>
+              </w:rPr>
+              <w:tab/>
+            </w:r>
+            <w:r>
+              <w:rPr>
+                <w:noProof/>
+                <w:webHidden/>
+              </w:rPr>
+              <w:fldChar w:fldCharType="begin"/>
+            </w:r>
+            <w:r>
+              <w:rPr>
+                <w:noProof/>
+                <w:webHidden/>
+              </w:rPr>
+              <w:instrText xml:space="preserve"> PAGEREF _Toc229599647 \h </w:instrText>
+            </w:r>
+            <w:r>
+              <w:rPr>
+                <w:noProof/>
+                <w:webHidden/>
+              </w:rPr>
+            </w:r>
+            <w:r>
+              <w:rPr>
+                <w:noProof/>
+                <w:webHidden/>
+              </w:rPr>
+              <w:fldChar w:fldCharType="separate"/>
+            </w:r>
+            <w:r>
+              <w:rPr>
+                <w:noProof/>
+                <w:webHidden/>
+              </w:rPr>
+              <w:t>10</w:t>
             </w:r>
             <w:r>
               <w:rPr>
@@ -5301,7 +5113,7 @@
               <w14:ligatures w14:val="standardContextual"/>
             </w:rPr>
           </w:pPr>
-          <w:hyperlink w:anchor="_Toc227677889" w:history="1">
+          <w:hyperlink w:anchor="_Toc229599648" w:history="1">
             <w:r>
               <w:rPr>
                 <w:rStyle w:val="Hypertextovodkaz"/>
@@ -5325,7 +5137,7 @@
                 <w:rStyle w:val="Hypertextovodkaz"/>
                 <w:noProof/>
               </w:rPr>
-              <w:t>Distribuce a správa vývojářských účtů</w:t>
+              <w:t>Nasazení PostHog analytiky</w:t>
             </w:r>
             <w:r>
               <w:rPr>
@@ -5346,7 +5158,7 @@
                 <w:noProof/>
                 <w:webHidden/>
               </w:rPr>
-              <w:instrText xml:space="preserve"> PAGEREF _Toc227677889 \h </w:instrText>
+              <w:instrText xml:space="preserve"> PAGEREF _Toc229599648 \h </w:instrText>
             </w:r>
             <w:r>
               <w:rPr>
@@ -5366,7 +5178,7 @@
                 <w:noProof/>
                 <w:webHidden/>
               </w:rPr>
-              <w:t>9</w:t>
+              <w:t>11</w:t>
             </w:r>
             <w:r>
               <w:rPr>
@@ -5389,7 +5201,7 @@
               <w14:ligatures w14:val="standardContextual"/>
             </w:rPr>
           </w:pPr>
-          <w:hyperlink w:anchor="_Toc227677890" w:history="1">
+          <w:hyperlink w:anchor="_Toc229599649" w:history="1">
             <w:r>
               <w:rPr>
                 <w:rStyle w:val="Hypertextovodkaz"/>
@@ -5413,7 +5225,7 @@
                 <w:rStyle w:val="Hypertextovodkaz"/>
                 <w:noProof/>
               </w:rPr>
-              <w:t>Apple Developer Program</w:t>
+              <w:t>Co je PostHog a proč byl zvolen</w:t>
             </w:r>
             <w:r>
               <w:rPr>
@@ -5434,7 +5246,7 @@
                 <w:noProof/>
                 <w:webHidden/>
               </w:rPr>
-              <w:instrText xml:space="preserve"> PAGEREF _Toc227677890 \h </w:instrText>
+              <w:instrText xml:space="preserve"> PAGEREF _Toc229599649 \h </w:instrText>
             </w:r>
             <w:r>
               <w:rPr>
@@ -5454,7 +5266,7 @@
                 <w:noProof/>
                 <w:webHidden/>
               </w:rPr>
-              <w:t>9</w:t>
+              <w:t>11</w:t>
             </w:r>
             <w:r>
               <w:rPr>
@@ -5477,7 +5289,7 @@
               <w14:ligatures w14:val="standardContextual"/>
             </w:rPr>
           </w:pPr>
-          <w:hyperlink w:anchor="_Toc227677891" w:history="1">
+          <w:hyperlink w:anchor="_Toc229599650" w:history="1">
             <w:r>
               <w:rPr>
                 <w:rStyle w:val="Hypertextovodkaz"/>
@@ -5501,7 +5313,7 @@
                 <w:rStyle w:val="Hypertextovodkaz"/>
                 <w:noProof/>
               </w:rPr>
-              <w:t>Google Play Console</w:t>
+              <w:t>Plán implementace</w:t>
             </w:r>
             <w:r>
               <w:rPr>
@@ -5522,7 +5334,7 @@
                 <w:noProof/>
                 <w:webHidden/>
               </w:rPr>
-              <w:instrText xml:space="preserve"> PAGEREF _Toc227677891 \h </w:instrText>
+              <w:instrText xml:space="preserve"> PAGEREF _Toc229599650 \h </w:instrText>
             </w:r>
             <w:r>
               <w:rPr>
@@ -5542,7 +5354,95 @@
                 <w:noProof/>
                 <w:webHidden/>
               </w:rPr>
-              <w:t>9</w:t>
+              <w:t>11</w:t>
+            </w:r>
+            <w:r>
+              <w:rPr>
+                <w:noProof/>
+                <w:webHidden/>
+              </w:rPr>
+              <w:fldChar w:fldCharType="end"/>
+            </w:r>
+          </w:hyperlink>
+        </w:p>
+        <w:p>
+          <w:pPr>
+            <w:pStyle w:val="Obsah2"/>
+            <w:rPr>
+              <w:rFonts w:eastAsiaTheme="minorEastAsia"/>
+              <w:noProof/>
+              <w:kern w:val="2"/>
+              <w:szCs w:val="24"/>
+              <w:lang w:eastAsia="cs-CZ"/>
+              <w14:ligatures w14:val="standardContextual"/>
+            </w:rPr>
+          </w:pPr>
+          <w:hyperlink w:anchor="_Toc229599651" w:history="1">
+            <w:r>
+              <w:rPr>
+                <w:rStyle w:val="Hypertextovodkaz"/>
+                <w:noProof/>
+              </w:rPr>
+              <w:t>7.3</w:t>
+            </w:r>
+            <w:r>
+              <w:rPr>
+                <w:rFonts w:eastAsiaTheme="minorEastAsia"/>
+                <w:noProof/>
+                <w:kern w:val="2"/>
+                <w:szCs w:val="24"/>
+                <w:lang w:eastAsia="cs-CZ"/>
+                <w14:ligatures w14:val="standardContextual"/>
+              </w:rPr>
+              <w:tab/>
+            </w:r>
+            <w:r>
+              <w:rPr>
+                <w:rStyle w:val="Hypertextovodkaz"/>
+                <w:noProof/>
+              </w:rPr>
+              <w:t>Přínos pro budoucí vývoj</w:t>
+            </w:r>
+            <w:r>
+              <w:rPr>
+                <w:noProof/>
+                <w:webHidden/>
+              </w:rPr>
+              <w:tab/>
+            </w:r>
+            <w:r>
+              <w:rPr>
+                <w:noProof/>
+                <w:webHidden/>
+              </w:rPr>
+              <w:fldChar w:fldCharType="begin"/>
+            </w:r>
+            <w:r>
+              <w:rPr>
+                <w:noProof/>
+                <w:webHidden/>
+              </w:rPr>
+              <w:instrText xml:space="preserve"> PAGEREF _Toc229599651 \h </w:instrText>
+            </w:r>
+            <w:r>
+              <w:rPr>
+                <w:noProof/>
+                <w:webHidden/>
+              </w:rPr>
+            </w:r>
+            <w:r>
+              <w:rPr>
+                <w:noProof/>
+                <w:webHidden/>
+              </w:rPr>
+              <w:fldChar w:fldCharType="separate"/>
+            </w:r>
+            <w:r>
+              <w:rPr>
+                <w:noProof/>
+                <w:webHidden/>
+              </w:rPr>
+              <w:t>11</w:t>
             </w:r>
             <w:r>
               <w:rPr>
@@ -5568,7 +5468,7 @@
               <w14:ligatures w14:val="standardContextual"/>
             </w:rPr>
           </w:pPr>
-          <w:hyperlink w:anchor="_Toc227677892" w:history="1">
+          <w:hyperlink w:anchor="_Toc229599652" w:history="1">
             <w:r>
               <w:rPr>
                 <w:rStyle w:val="Hypertextovodkaz"/>
@@ -5613,7 +5513,7 @@
                 <w:noProof/>
                 <w:webHidden/>
               </w:rPr>
-              <w:instrText xml:space="preserve"> PAGEREF _Toc227677892 \h </w:instrText>
+              <w:instrText xml:space="preserve"> PAGEREF _Toc229599652 \h </w:instrText>
             </w:r>
             <w:r>
               <w:rPr>
@@ -5633,7 +5533,183 @@
                 <w:noProof/>
                 <w:webHidden/>
               </w:rPr>
-              <w:t>10</w:t>
+              <w:t>12</w:t>
+            </w:r>
+            <w:r>
+              <w:rPr>
+                <w:noProof/>
+                <w:webHidden/>
+              </w:rPr>
+              <w:fldChar w:fldCharType="end"/>
+            </w:r>
+          </w:hyperlink>
+        </w:p>
+        <w:p>
+          <w:pPr>
+            <w:pStyle w:val="Obsah2"/>
+            <w:rPr>
+              <w:rFonts w:eastAsiaTheme="minorEastAsia"/>
+              <w:noProof/>
+              <w:kern w:val="2"/>
+              <w:szCs w:val="24"/>
+              <w:lang w:eastAsia="cs-CZ"/>
+              <w14:ligatures w14:val="standardContextual"/>
+            </w:rPr>
+          </w:pPr>
+          <w:hyperlink w:anchor="_Toc229599653" w:history="1">
+            <w:r>
+              <w:rPr>
+                <w:rStyle w:val="Hypertextovodkaz"/>
+                <w:noProof/>
+              </w:rPr>
+              <w:t>8.1</w:t>
+            </w:r>
+            <w:r>
+              <w:rPr>
+                <w:rFonts w:eastAsiaTheme="minorEastAsia"/>
+                <w:noProof/>
+                <w:kern w:val="2"/>
+                <w:szCs w:val="24"/>
+                <w:lang w:eastAsia="cs-CZ"/>
+                <w14:ligatures w14:val="standardContextual"/>
+              </w:rPr>
+              <w:tab/>
+            </w:r>
+            <w:r>
+              <w:rPr>
+                <w:rStyle w:val="Hypertextovodkaz"/>
+                <w:noProof/>
+              </w:rPr>
+              <w:t>Plán testování a metodika</w:t>
+            </w:r>
+            <w:r>
+              <w:rPr>
+                <w:noProof/>
+                <w:webHidden/>
+              </w:rPr>
+              <w:tab/>
+            </w:r>
+            <w:r>
+              <w:rPr>
+                <w:noProof/>
+                <w:webHidden/>
+              </w:rPr>
+              <w:fldChar w:fldCharType="begin"/>
+            </w:r>
+            <w:r>
+              <w:rPr>
+                <w:noProof/>
+                <w:webHidden/>
+              </w:rPr>
+              <w:instrText xml:space="preserve"> PAGEREF _Toc229599653 \h </w:instrText>
+            </w:r>
+            <w:r>
+              <w:rPr>
+                <w:noProof/>
+                <w:webHidden/>
+              </w:rPr>
+            </w:r>
+            <w:r>
+              <w:rPr>
+                <w:noProof/>
+                <w:webHidden/>
+              </w:rPr>
+              <w:fldChar w:fldCharType="separate"/>
+            </w:r>
+            <w:r>
+              <w:rPr>
+                <w:noProof/>
+                <w:webHidden/>
+              </w:rPr>
+              <w:t>12</w:t>
+            </w:r>
+            <w:r>
+              <w:rPr>
+                <w:noProof/>
+                <w:webHidden/>
+              </w:rPr>
+              <w:fldChar w:fldCharType="end"/>
+            </w:r>
+          </w:hyperlink>
+        </w:p>
+        <w:p>
+          <w:pPr>
+            <w:pStyle w:val="Obsah2"/>
+            <w:rPr>
+              <w:rFonts w:eastAsiaTheme="minorEastAsia"/>
+              <w:noProof/>
+              <w:kern w:val="2"/>
+              <w:szCs w:val="24"/>
+              <w:lang w:eastAsia="cs-CZ"/>
+              <w14:ligatures w14:val="standardContextual"/>
+            </w:rPr>
+          </w:pPr>
+          <w:hyperlink w:anchor="_Toc229599654" w:history="1">
+            <w:r>
+              <w:rPr>
+                <w:rStyle w:val="Hypertextovodkaz"/>
+                <w:noProof/>
+              </w:rPr>
+              <w:t>8.2</w:t>
+            </w:r>
+            <w:r>
+              <w:rPr>
+                <w:rFonts w:eastAsiaTheme="minorEastAsia"/>
+                <w:noProof/>
+                <w:kern w:val="2"/>
+                <w:szCs w:val="24"/>
+                <w:lang w:eastAsia="cs-CZ"/>
+                <w14:ligatures w14:val="standardContextual"/>
+              </w:rPr>
+              <w:tab/>
+            </w:r>
+            <w:r>
+              <w:rPr>
+                <w:rStyle w:val="Hypertextovodkaz"/>
+                <w:noProof/>
+              </w:rPr>
+              <w:t>Přínos testování pro kvalitu aplikaceNasazení PostHog analytic</w:t>
+            </w:r>
+            <w:r>
+              <w:rPr>
+                <w:noProof/>
+                <w:webHidden/>
+              </w:rPr>
+              <w:tab/>
+            </w:r>
+            <w:r>
+              <w:rPr>
+                <w:noProof/>
+                <w:webHidden/>
+              </w:rPr>
+              <w:fldChar w:fldCharType="begin"/>
+            </w:r>
+            <w:r>
+              <w:rPr>
+                <w:noProof/>
+                <w:webHidden/>
+              </w:rPr>
+              <w:instrText xml:space="preserve"> PAGEREF _Toc229599654 \h </w:instrText>
+            </w:r>
+            <w:r>
+              <w:rPr>
+                <w:noProof/>
+                <w:webHidden/>
+              </w:rPr>
+            </w:r>
+            <w:r>
+              <w:rPr>
+                <w:noProof/>
+                <w:webHidden/>
+              </w:rPr>
+              <w:fldChar w:fldCharType="separate"/>
+            </w:r>
+            <w:r>
+              <w:rPr>
+                <w:noProof/>
+                <w:webHidden/>
+              </w:rPr>
+              <w:t>12</w:t>
             </w:r>
             <w:r>
               <w:rPr>
@@ -5659,7 +5735,7 @@
               <w14:ligatures w14:val="standardContextual"/>
             </w:rPr>
           </w:pPr>
-          <w:hyperlink w:anchor="_Toc227677893" w:history="1">
+          <w:hyperlink w:anchor="_Toc229599655" w:history="1">
             <w:r>
               <w:rPr>
                 <w:rStyle w:val="Hypertextovodkaz"/>
@@ -5683,7 +5759,7 @@
                 <w:rStyle w:val="Hypertextovodkaz"/>
                 <w:noProof/>
               </w:rPr>
-              <w:t>Nasazení PostHog analytic</w:t>
+              <w:t>Optimalizace UX a zpětná vazba</w:t>
             </w:r>
             <w:r>
               <w:rPr>
@@ -5704,7 +5780,7 @@
                 <w:noProof/>
                 <w:webHidden/>
               </w:rPr>
-              <w:instrText xml:space="preserve"> PAGEREF _Toc227677893 \h </w:instrText>
+              <w:instrText xml:space="preserve"> PAGEREF _Toc229599655 \h </w:instrText>
             </w:r>
             <w:r>
               <w:rPr>
@@ -5724,7 +5800,183 @@
                 <w:noProof/>
                 <w:webHidden/>
               </w:rPr>
-              <w:t>11</w:t>
+              <w:t>13</w:t>
+            </w:r>
+            <w:r>
+              <w:rPr>
+                <w:noProof/>
+                <w:webHidden/>
+              </w:rPr>
+              <w:fldChar w:fldCharType="end"/>
+            </w:r>
+          </w:hyperlink>
+        </w:p>
+        <w:p>
+          <w:pPr>
+            <w:pStyle w:val="Obsah2"/>
+            <w:rPr>
+              <w:rFonts w:eastAsiaTheme="minorEastAsia"/>
+              <w:noProof/>
+              <w:kern w:val="2"/>
+              <w:szCs w:val="24"/>
+              <w:lang w:eastAsia="cs-CZ"/>
+              <w14:ligatures w14:val="standardContextual"/>
+            </w:rPr>
+          </w:pPr>
+          <w:hyperlink w:anchor="_Toc229599656" w:history="1">
+            <w:r>
+              <w:rPr>
+                <w:rStyle w:val="Hypertextovodkaz"/>
+                <w:noProof/>
+              </w:rPr>
+              <w:t>9.1</w:t>
+            </w:r>
+            <w:r>
+              <w:rPr>
+                <w:rFonts w:eastAsiaTheme="minorEastAsia"/>
+                <w:noProof/>
+                <w:kern w:val="2"/>
+                <w:szCs w:val="24"/>
+                <w:lang w:eastAsia="cs-CZ"/>
+                <w14:ligatures w14:val="standardContextual"/>
+              </w:rPr>
+              <w:tab/>
+            </w:r>
+            <w:r>
+              <w:rPr>
+                <w:rStyle w:val="Hypertextovodkaz"/>
+                <w:noProof/>
+              </w:rPr>
+              <w:t>Plán sběru zpětné vazby</w:t>
+            </w:r>
+            <w:r>
+              <w:rPr>
+                <w:noProof/>
+                <w:webHidden/>
+              </w:rPr>
+              <w:tab/>
+            </w:r>
+            <w:r>
+              <w:rPr>
+                <w:noProof/>
+                <w:webHidden/>
+              </w:rPr>
+              <w:fldChar w:fldCharType="begin"/>
+            </w:r>
+            <w:r>
+              <w:rPr>
+                <w:noProof/>
+                <w:webHidden/>
+              </w:rPr>
+              <w:instrText xml:space="preserve"> PAGEREF _Toc229599656 \h </w:instrText>
+            </w:r>
+            <w:r>
+              <w:rPr>
+                <w:noProof/>
+                <w:webHidden/>
+              </w:rPr>
+            </w:r>
+            <w:r>
+              <w:rPr>
+                <w:noProof/>
+                <w:webHidden/>
+              </w:rPr>
+              <w:fldChar w:fldCharType="separate"/>
+            </w:r>
+            <w:r>
+              <w:rPr>
+                <w:noProof/>
+                <w:webHidden/>
+              </w:rPr>
+              <w:t>13</w:t>
+            </w:r>
+            <w:r>
+              <w:rPr>
+                <w:noProof/>
+                <w:webHidden/>
+              </w:rPr>
+              <w:fldChar w:fldCharType="end"/>
+            </w:r>
+          </w:hyperlink>
+        </w:p>
+        <w:p>
+          <w:pPr>
+            <w:pStyle w:val="Obsah2"/>
+            <w:rPr>
+              <w:rFonts w:eastAsiaTheme="minorEastAsia"/>
+              <w:noProof/>
+              <w:kern w:val="2"/>
+              <w:szCs w:val="24"/>
+              <w:lang w:eastAsia="cs-CZ"/>
+              <w14:ligatures w14:val="standardContextual"/>
+            </w:rPr>
+          </w:pPr>
+          <w:hyperlink w:anchor="_Toc229599657" w:history="1">
+            <w:r>
+              <w:rPr>
+                <w:rStyle w:val="Hypertextovodkaz"/>
+                <w:noProof/>
+              </w:rPr>
+              <w:t>9.2</w:t>
+            </w:r>
+            <w:r>
+              <w:rPr>
+                <w:rFonts w:eastAsiaTheme="minorEastAsia"/>
+                <w:noProof/>
+                <w:kern w:val="2"/>
+                <w:szCs w:val="24"/>
+                <w:lang w:eastAsia="cs-CZ"/>
+                <w14:ligatures w14:val="standardContextual"/>
+              </w:rPr>
+              <w:tab/>
+            </w:r>
+            <w:r>
+              <w:rPr>
+                <w:rStyle w:val="Hypertextovodkaz"/>
+                <w:noProof/>
+              </w:rPr>
+              <w:t>Navrhované úpravy na základě analýzy</w:t>
+            </w:r>
+            <w:r>
+              <w:rPr>
+                <w:noProof/>
+                <w:webHidden/>
+              </w:rPr>
+              <w:tab/>
+            </w:r>
+            <w:r>
+              <w:rPr>
+                <w:noProof/>
+                <w:webHidden/>
+              </w:rPr>
+              <w:fldChar w:fldCharType="begin"/>
+            </w:r>
+            <w:r>
+              <w:rPr>
+                <w:noProof/>
+                <w:webHidden/>
+              </w:rPr>
+              <w:instrText xml:space="preserve"> PAGEREF _Toc229599657 \h </w:instrText>
+            </w:r>
+            <w:r>
+              <w:rPr>
+                <w:noProof/>
+                <w:webHidden/>
+              </w:rPr>
+            </w:r>
+            <w:r>
+              <w:rPr>
+                <w:noProof/>
+                <w:webHidden/>
+              </w:rPr>
+              <w:fldChar w:fldCharType="separate"/>
+            </w:r>
+            <w:r>
+              <w:rPr>
+                <w:noProof/>
+                <w:webHidden/>
+              </w:rPr>
+              <w:t>13</w:t>
             </w:r>
             <w:r>
               <w:rPr>
@@ -5750,7 +6002,7 @@
               <w14:ligatures w14:val="standardContextual"/>
             </w:rPr>
           </w:pPr>
-          <w:hyperlink w:anchor="_Toc227677894" w:history="1">
+          <w:hyperlink w:anchor="_Toc229599658" w:history="1">
             <w:r>
               <w:rPr>
                 <w:rStyle w:val="Hypertextovodkaz"/>
@@ -5774,7 +6026,7 @@
                 <w:rStyle w:val="Hypertextovodkaz"/>
                 <w:noProof/>
               </w:rPr>
-              <w:t>Testování s uživateli</w:t>
+              <w:t>Využití AI v projektu</w:t>
             </w:r>
             <w:r>
               <w:rPr>
@@ -5795,7 +6047,7 @@
                 <w:noProof/>
                 <w:webHidden/>
               </w:rPr>
-              <w:instrText xml:space="preserve"> PAGEREF _Toc227677894 \h </w:instrText>
+              <w:instrText xml:space="preserve"> PAGEREF _Toc229599658 \h </w:instrText>
             </w:r>
             <w:r>
               <w:rPr>
@@ -5815,7 +6067,551 @@
                 <w:noProof/>
                 <w:webHidden/>
               </w:rPr>
-              <w:t>12</w:t>
+              <w:t>14</w:t>
+            </w:r>
+            <w:r>
+              <w:rPr>
+                <w:noProof/>
+                <w:webHidden/>
+              </w:rPr>
+              <w:fldChar w:fldCharType="end"/>
+            </w:r>
+          </w:hyperlink>
+        </w:p>
+        <w:p>
+          <w:pPr>
+            <w:pStyle w:val="Obsah2"/>
+            <w:rPr>
+              <w:rFonts w:eastAsiaTheme="minorEastAsia"/>
+              <w:noProof/>
+              <w:kern w:val="2"/>
+              <w:szCs w:val="24"/>
+              <w:lang w:eastAsia="cs-CZ"/>
+              <w14:ligatures w14:val="standardContextual"/>
+            </w:rPr>
+          </w:pPr>
+          <w:hyperlink w:anchor="_Toc229599659" w:history="1">
+            <w:r>
+              <w:rPr>
+                <w:rStyle w:val="Hypertextovodkaz"/>
+                <w:noProof/>
+              </w:rPr>
+              <w:t>10.1</w:t>
+            </w:r>
+            <w:r>
+              <w:rPr>
+                <w:rFonts w:eastAsiaTheme="minorEastAsia"/>
+                <w:noProof/>
+                <w:kern w:val="2"/>
+                <w:szCs w:val="24"/>
+                <w:lang w:eastAsia="cs-CZ"/>
+                <w14:ligatures w14:val="standardContextual"/>
+              </w:rPr>
+              <w:tab/>
+            </w:r>
+            <w:r>
+              <w:rPr>
+                <w:rStyle w:val="Hypertextovodkaz"/>
+                <w:noProof/>
+              </w:rPr>
+              <w:t>AI nástroje použité při vývoji</w:t>
+            </w:r>
+            <w:r>
+              <w:rPr>
+                <w:noProof/>
+                <w:webHidden/>
+              </w:rPr>
+              <w:tab/>
+            </w:r>
+            <w:r>
+              <w:rPr>
+                <w:noProof/>
+                <w:webHidden/>
+              </w:rPr>
+              <w:fldChar w:fldCharType="begin"/>
+            </w:r>
+            <w:r>
+              <w:rPr>
+                <w:noProof/>
+                <w:webHidden/>
+              </w:rPr>
+              <w:instrText xml:space="preserve"> PAGEREF _Toc229599659 \h </w:instrText>
+            </w:r>
+            <w:r>
+              <w:rPr>
+                <w:noProof/>
+                <w:webHidden/>
+              </w:rPr>
+            </w:r>
+            <w:r>
+              <w:rPr>
+                <w:noProof/>
+                <w:webHidden/>
+              </w:rPr>
+              <w:fldChar w:fldCharType="separate"/>
+            </w:r>
+            <w:r>
+              <w:rPr>
+                <w:noProof/>
+                <w:webHidden/>
+              </w:rPr>
+              <w:t>14</w:t>
+            </w:r>
+            <w:r>
+              <w:rPr>
+                <w:noProof/>
+                <w:webHidden/>
+              </w:rPr>
+              <w:fldChar w:fldCharType="end"/>
+            </w:r>
+          </w:hyperlink>
+        </w:p>
+        <w:p>
+          <w:pPr>
+            <w:pStyle w:val="Obsah2"/>
+            <w:rPr>
+              <w:rFonts w:eastAsiaTheme="minorEastAsia"/>
+              <w:noProof/>
+              <w:kern w:val="2"/>
+              <w:szCs w:val="24"/>
+              <w:lang w:eastAsia="cs-CZ"/>
+              <w14:ligatures w14:val="standardContextual"/>
+            </w:rPr>
+          </w:pPr>
+          <w:hyperlink w:anchor="_Toc229599660" w:history="1">
+            <w:r>
+              <w:rPr>
+                <w:rStyle w:val="Hypertextovodkaz"/>
+                <w:noProof/>
+              </w:rPr>
+              <w:t>10.2</w:t>
+            </w:r>
+            <w:r>
+              <w:rPr>
+                <w:rFonts w:eastAsiaTheme="minorEastAsia"/>
+                <w:noProof/>
+                <w:kern w:val="2"/>
+                <w:szCs w:val="24"/>
+                <w:lang w:eastAsia="cs-CZ"/>
+                <w14:ligatures w14:val="standardContextual"/>
+              </w:rPr>
+              <w:tab/>
+            </w:r>
+            <w:r>
+              <w:rPr>
+                <w:rStyle w:val="Hypertextovodkaz"/>
+                <w:noProof/>
+              </w:rPr>
+              <w:t>AI funkce v samotné aplikaci</w:t>
+            </w:r>
+            <w:r>
+              <w:rPr>
+                <w:noProof/>
+                <w:webHidden/>
+              </w:rPr>
+              <w:tab/>
+            </w:r>
+            <w:r>
+              <w:rPr>
+                <w:noProof/>
+                <w:webHidden/>
+              </w:rPr>
+              <w:fldChar w:fldCharType="begin"/>
+            </w:r>
+            <w:r>
+              <w:rPr>
+                <w:noProof/>
+                <w:webHidden/>
+              </w:rPr>
+              <w:instrText xml:space="preserve"> PAGEREF _Toc229599660 \h </w:instrText>
+            </w:r>
+            <w:r>
+              <w:rPr>
+                <w:noProof/>
+                <w:webHidden/>
+              </w:rPr>
+            </w:r>
+            <w:r>
+              <w:rPr>
+                <w:noProof/>
+                <w:webHidden/>
+              </w:rPr>
+              <w:fldChar w:fldCharType="separate"/>
+            </w:r>
+            <w:r>
+              <w:rPr>
+                <w:noProof/>
+                <w:webHidden/>
+              </w:rPr>
+              <w:t>14</w:t>
+            </w:r>
+            <w:r>
+              <w:rPr>
+                <w:noProof/>
+                <w:webHidden/>
+              </w:rPr>
+              <w:fldChar w:fldCharType="end"/>
+            </w:r>
+          </w:hyperlink>
+        </w:p>
+        <w:p>
+          <w:pPr>
+            <w:pStyle w:val="Obsah2"/>
+            <w:rPr>
+              <w:rFonts w:eastAsiaTheme="minorEastAsia"/>
+              <w:noProof/>
+              <w:kern w:val="2"/>
+              <w:szCs w:val="24"/>
+              <w:lang w:eastAsia="cs-CZ"/>
+              <w14:ligatures w14:val="standardContextual"/>
+            </w:rPr>
+          </w:pPr>
+          <w:hyperlink w:anchor="_Toc229599661" w:history="1">
+            <w:r>
+              <w:rPr>
+                <w:rStyle w:val="Hypertextovodkaz"/>
+                <w:noProof/>
+              </w:rPr>
+              <w:t>10.3</w:t>
+            </w:r>
+            <w:r>
+              <w:rPr>
+                <w:rFonts w:eastAsiaTheme="minorEastAsia"/>
+                <w:noProof/>
+                <w:kern w:val="2"/>
+                <w:szCs w:val="24"/>
+                <w:lang w:eastAsia="cs-CZ"/>
+                <w14:ligatures w14:val="standardContextual"/>
+              </w:rPr>
+              <w:tab/>
+            </w:r>
+            <w:r>
+              <w:rPr>
+                <w:rStyle w:val="Hypertextovodkaz"/>
+                <w:noProof/>
+              </w:rPr>
+              <w:t>Reflexe a omezení</w:t>
+            </w:r>
+            <w:r>
+              <w:rPr>
+                <w:noProof/>
+                <w:webHidden/>
+              </w:rPr>
+              <w:tab/>
+            </w:r>
+            <w:r>
+              <w:rPr>
+                <w:noProof/>
+                <w:webHidden/>
+              </w:rPr>
+              <w:fldChar w:fldCharType="begin"/>
+            </w:r>
+            <w:r>
+              <w:rPr>
+                <w:noProof/>
+                <w:webHidden/>
+              </w:rPr>
+              <w:instrText xml:space="preserve"> PAGEREF _Toc229599661 \h </w:instrText>
+            </w:r>
+            <w:r>
+              <w:rPr>
+                <w:noProof/>
+                <w:webHidden/>
+              </w:rPr>
+            </w:r>
+            <w:r>
+              <w:rPr>
+                <w:noProof/>
+                <w:webHidden/>
+              </w:rPr>
+              <w:fldChar w:fldCharType="separate"/>
+            </w:r>
+            <w:r>
+              <w:rPr>
+                <w:noProof/>
+                <w:webHidden/>
+              </w:rPr>
+              <w:t>14</w:t>
+            </w:r>
+            <w:r>
+              <w:rPr>
+                <w:noProof/>
+                <w:webHidden/>
+              </w:rPr>
+              <w:fldChar w:fldCharType="end"/>
+            </w:r>
+          </w:hyperlink>
+        </w:p>
+        <w:p>
+          <w:pPr>
+            <w:pStyle w:val="Obsah1"/>
+            <w:rPr>
+              <w:rFonts w:eastAsiaTheme="minorEastAsia"/>
+              <w:noProof/>
+              <w:kern w:val="2"/>
+              <w:szCs w:val="24"/>
+              <w:lang w:eastAsia="cs-CZ"/>
+              <w14:ligatures w14:val="standardContextual"/>
+            </w:rPr>
+          </w:pPr>
+          <w:hyperlink w:anchor="_Toc229599662" w:history="1">
+            <w:r>
+              <w:rPr>
+                <w:rStyle w:val="Hypertextovodkaz"/>
+                <w:noProof/>
+              </w:rPr>
+              <w:t>Závěr</w:t>
+            </w:r>
+            <w:r>
+              <w:rPr>
+                <w:noProof/>
+                <w:webHidden/>
+              </w:rPr>
+              <w:tab/>
+            </w:r>
+            <w:r>
+              <w:rPr>
+                <w:noProof/>
+                <w:webHidden/>
+              </w:rPr>
+              <w:fldChar w:fldCharType="begin"/>
+            </w:r>
+            <w:r>
+              <w:rPr>
+                <w:noProof/>
+                <w:webHidden/>
+              </w:rPr>
+              <w:instrText xml:space="preserve"> PAGEREF _Toc229599662 \h </w:instrText>
+            </w:r>
+            <w:r>
+              <w:rPr>
+                <w:noProof/>
+                <w:webHidden/>
+              </w:rPr>
+            </w:r>
+            <w:r>
+              <w:rPr>
+                <w:noProof/>
+                <w:webHidden/>
+              </w:rPr>
+              <w:fldChar w:fldCharType="separate"/>
+            </w:r>
+            <w:r>
+              <w:rPr>
+                <w:noProof/>
+                <w:webHidden/>
+              </w:rPr>
+              <w:t>15</w:t>
+            </w:r>
+            <w:r>
+              <w:rPr>
+                <w:noProof/>
+                <w:webHidden/>
+              </w:rPr>
+              <w:fldChar w:fldCharType="end"/>
+            </w:r>
+          </w:hyperlink>
+        </w:p>
+        <w:p>
+          <w:pPr>
+            <w:pStyle w:val="Obsah1"/>
+            <w:rPr>
+              <w:rFonts w:eastAsiaTheme="minorEastAsia"/>
+              <w:noProof/>
+              <w:kern w:val="2"/>
+              <w:szCs w:val="24"/>
+              <w:lang w:eastAsia="cs-CZ"/>
+              <w14:ligatures w14:val="standardContextual"/>
+            </w:rPr>
+          </w:pPr>
+          <w:hyperlink w:anchor="_Toc229599663" w:history="1">
+            <w:r>
+              <w:rPr>
+                <w:rStyle w:val="Hypertextovodkaz"/>
+                <w:noProof/>
+              </w:rPr>
+              <w:t>Seznam zkratek a odborných výrazů</w:t>
+            </w:r>
+            <w:r>
+              <w:rPr>
+                <w:noProof/>
+                <w:webHidden/>
+              </w:rPr>
+              <w:tab/>
+            </w:r>
+            <w:r>
+              <w:rPr>
+                <w:noProof/>
+                <w:webHidden/>
+              </w:rPr>
+              <w:fldChar w:fldCharType="begin"/>
+            </w:r>
+            <w:r>
+              <w:rPr>
+                <w:noProof/>
+                <w:webHidden/>
+              </w:rPr>
+              <w:instrText xml:space="preserve"> PAGEREF _Toc229599663 \h </w:instrText>
+            </w:r>
+            <w:r>
+              <w:rPr>
+                <w:noProof/>
+                <w:webHidden/>
+              </w:rPr>
+            </w:r>
+            <w:r>
+              <w:rPr>
+                <w:noProof/>
+                <w:webHidden/>
+              </w:rPr>
+              <w:fldChar w:fldCharType="separate"/>
+            </w:r>
+            <w:r>
+              <w:rPr>
+                <w:noProof/>
+                <w:webHidden/>
+              </w:rPr>
+              <w:t>16</w:t>
+            </w:r>
+            <w:r>
+              <w:rPr>
+                <w:noProof/>
+                <w:webHidden/>
+              </w:rPr>
+              <w:fldChar w:fldCharType="end"/>
+            </w:r>
+          </w:hyperlink>
+        </w:p>
+        <w:p>
+          <w:pPr>
+            <w:pStyle w:val="Obsah1"/>
+            <w:rPr>
+              <w:rFonts w:eastAsiaTheme="minorEastAsia"/>
+              <w:noProof/>
+              <w:kern w:val="2"/>
+              <w:szCs w:val="24"/>
+              <w:lang w:eastAsia="cs-CZ"/>
+              <w14:ligatures w14:val="standardContextual"/>
+            </w:rPr>
+          </w:pPr>
+          <w:hyperlink w:anchor="_Toc229599664" w:history="1">
+            <w:r>
+              <w:rPr>
+                <w:rStyle w:val="Hypertextovodkaz"/>
+                <w:noProof/>
+              </w:rPr>
+              <w:t>Seznam obrázků</w:t>
+            </w:r>
+            <w:r>
+              <w:rPr>
+                <w:noProof/>
+                <w:webHidden/>
+              </w:rPr>
+              <w:tab/>
+            </w:r>
+            <w:r>
+              <w:rPr>
+                <w:noProof/>
+                <w:webHidden/>
+              </w:rPr>
+              <w:fldChar w:fldCharType="begin"/>
+            </w:r>
+            <w:r>
+              <w:rPr>
+                <w:noProof/>
+                <w:webHidden/>
+              </w:rPr>
+              <w:instrText xml:space="preserve"> PAGEREF _Toc229599664 \h </w:instrText>
+            </w:r>
+            <w:r>
+              <w:rPr>
+                <w:noProof/>
+                <w:webHidden/>
+              </w:rPr>
+            </w:r>
+            <w:r>
+              <w:rPr>
+                <w:noProof/>
+                <w:webHidden/>
+              </w:rPr>
+              <w:fldChar w:fldCharType="separate"/>
+            </w:r>
+            <w:r>
+              <w:rPr>
+                <w:noProof/>
+                <w:webHidden/>
+              </w:rPr>
+              <w:t>17</w:t>
+            </w:r>
+            <w:r>
+              <w:rPr>
+                <w:noProof/>
+                <w:webHidden/>
+              </w:rPr>
+              <w:fldChar w:fldCharType="end"/>
+            </w:r>
+          </w:hyperlink>
+        </w:p>
+        <w:p>
+          <w:pPr>
+            <w:pStyle w:val="Obsah1"/>
+            <w:rPr>
+              <w:rFonts w:eastAsiaTheme="minorEastAsia"/>
+              <w:noProof/>
+              <w:kern w:val="2"/>
+              <w:szCs w:val="24"/>
+              <w:lang w:eastAsia="cs-CZ"/>
+              <w14:ligatures w14:val="standardContextual"/>
+            </w:rPr>
+          </w:pPr>
+          <w:hyperlink w:anchor="_Toc229599665" w:history="1">
+            <w:r>
+              <w:rPr>
+                <w:rStyle w:val="Hypertextovodkaz"/>
+                <w:noProof/>
+              </w:rPr>
+              <w:t>Použité zdroje</w:t>
+            </w:r>
+            <w:r>
+              <w:rPr>
+                <w:noProof/>
+                <w:webHidden/>
+              </w:rPr>
+              <w:tab/>
+            </w:r>
+            <w:r>
+              <w:rPr>
+                <w:noProof/>
+                <w:webHidden/>
+              </w:rPr>
+              <w:fldChar w:fldCharType="begin"/>
+            </w:r>
+            <w:r>
+              <w:rPr>
+                <w:noProof/>
+                <w:webHidden/>
+              </w:rPr>
+              <w:instrText xml:space="preserve"> PAGEREF _Toc229599665 \h </w:instrText>
+            </w:r>
+            <w:r>
+              <w:rPr>
+                <w:noProof/>
+                <w:webHidden/>
+              </w:rPr>
+            </w:r>
+            <w:r>
+              <w:rPr>
+                <w:noProof/>
+                <w:webHidden/>
+              </w:rPr>
+              <w:fldChar w:fldCharType="separate"/>
+            </w:r>
+            <w:r>
+              <w:rPr>
+                <w:noProof/>
+                <w:webHidden/>
+              </w:rPr>
+              <w:t>18</w:t>
             </w:r>
             <w:r>
               <w:rPr>
@@ -5841,13 +6637,13 @@
               <w14:ligatures w14:val="standardContextual"/>
             </w:rPr>
           </w:pPr>
-          <w:hyperlink w:anchor="_Toc227677895" w:history="1">
+          <w:hyperlink w:anchor="_Toc229599666" w:history="1">
             <w:r>
               <w:rPr>
                 <w:rStyle w:val="Hypertextovodkaz"/>
                 <w:noProof/>
               </w:rPr>
-              <w:t>11</w:t>
+              <w:t>A.</w:t>
             </w:r>
             <w:r>
               <w:rPr>
@@ -5865,7 +6661,7 @@
                 <w:rStyle w:val="Hypertextovodkaz"/>
                 <w:noProof/>
               </w:rPr>
-              <w:t>Optimalizace aplikace z pohledu UX</w:t>
+              <w:t>Seznam přiložených souborů</w:t>
             </w:r>
             <w:r>
               <w:rPr>
@@ -5886,469 +6682,7 @@
                 <w:noProof/>
                 <w:webHidden/>
               </w:rPr>
-              <w:instrText xml:space="preserve"> PAGEREF _Toc227677895 \h </w:instrText>
-            </w:r>
-            <w:r>
-              <w:rPr>
-                <w:noProof/>
-                <w:webHidden/>
-              </w:rPr>
-            </w:r>
-            <w:r>
-              <w:rPr>
-                <w:noProof/>
-                <w:webHidden/>
-              </w:rPr>
-              <w:fldChar w:fldCharType="separate"/>
-            </w:r>
-            <w:r>
-              <w:rPr>
-                <w:noProof/>
-                <w:webHidden/>
-              </w:rPr>
-              <w:t>13</w:t>
-            </w:r>
-            <w:r>
-              <w:rPr>
-                <w:noProof/>
-                <w:webHidden/>
-              </w:rPr>
-              <w:fldChar w:fldCharType="end"/>
-            </w:r>
-          </w:hyperlink>
-        </w:p>
-        <w:p>
-          <w:pPr>
-            <w:pStyle w:val="Obsah1"/>
-            <w:tabs>
-              <w:tab w:val="left" w:pos="720"/>
-            </w:tabs>
-            <w:rPr>
-              <w:rFonts w:eastAsiaTheme="minorEastAsia"/>
-              <w:noProof/>
-              <w:kern w:val="2"/>
-              <w:szCs w:val="24"/>
-              <w:lang w:eastAsia="cs-CZ"/>
-              <w14:ligatures w14:val="standardContextual"/>
-            </w:rPr>
-          </w:pPr>
-          <w:hyperlink w:anchor="_Toc227677896" w:history="1">
-            <w:r>
-              <w:rPr>
-                <w:rStyle w:val="Hypertextovodkaz"/>
-                <w:noProof/>
-              </w:rPr>
-              <w:t>12</w:t>
-            </w:r>
-            <w:r>
-              <w:rPr>
-                <w:rFonts w:eastAsiaTheme="minorEastAsia"/>
-                <w:noProof/>
-                <w:kern w:val="2"/>
-                <w:szCs w:val="24"/>
-                <w:lang w:eastAsia="cs-CZ"/>
-                <w14:ligatures w14:val="standardContextual"/>
-              </w:rPr>
-              <w:tab/>
-            </w:r>
-            <w:r>
-              <w:rPr>
-                <w:rStyle w:val="Hypertextovodkaz"/>
-                <w:noProof/>
-              </w:rPr>
-              <w:t>Využití AI v projektu</w:t>
-            </w:r>
-            <w:r>
-              <w:rPr>
-                <w:noProof/>
-                <w:webHidden/>
-              </w:rPr>
-              <w:tab/>
-            </w:r>
-            <w:r>
-              <w:rPr>
-                <w:noProof/>
-                <w:webHidden/>
-              </w:rPr>
-              <w:fldChar w:fldCharType="begin"/>
-            </w:r>
-            <w:r>
-              <w:rPr>
-                <w:noProof/>
-                <w:webHidden/>
-              </w:rPr>
-              <w:instrText xml:space="preserve"> PAGEREF _Toc227677896 \h </w:instrText>
-            </w:r>
-            <w:r>
-              <w:rPr>
-                <w:noProof/>
-                <w:webHidden/>
-              </w:rPr>
-            </w:r>
-            <w:r>
-              <w:rPr>
-                <w:noProof/>
-                <w:webHidden/>
-              </w:rPr>
-              <w:fldChar w:fldCharType="separate"/>
-            </w:r>
-            <w:r>
-              <w:rPr>
-                <w:noProof/>
-                <w:webHidden/>
-              </w:rPr>
-              <w:t>14</w:t>
-            </w:r>
-            <w:r>
-              <w:rPr>
-                <w:noProof/>
-                <w:webHidden/>
-              </w:rPr>
-              <w:fldChar w:fldCharType="end"/>
-            </w:r>
-          </w:hyperlink>
-        </w:p>
-        <w:p>
-          <w:pPr>
-            <w:pStyle w:val="Obsah1"/>
-            <w:rPr>
-              <w:rFonts w:eastAsiaTheme="minorEastAsia"/>
-              <w:noProof/>
-              <w:kern w:val="2"/>
-              <w:szCs w:val="24"/>
-              <w:lang w:eastAsia="cs-CZ"/>
-              <w14:ligatures w14:val="standardContextual"/>
-            </w:rPr>
-          </w:pPr>
-          <w:hyperlink w:anchor="_Toc227677897" w:history="1">
-            <w:r>
-              <w:rPr>
-                <w:rStyle w:val="Hypertextovodkaz"/>
-                <w:noProof/>
-              </w:rPr>
-              <w:t>Závěr</w:t>
-            </w:r>
-            <w:r>
-              <w:rPr>
-                <w:noProof/>
-                <w:webHidden/>
-              </w:rPr>
-              <w:tab/>
-            </w:r>
-            <w:r>
-              <w:rPr>
-                <w:noProof/>
-                <w:webHidden/>
-              </w:rPr>
-              <w:fldChar w:fldCharType="begin"/>
-            </w:r>
-            <w:r>
-              <w:rPr>
-                <w:noProof/>
-                <w:webHidden/>
-              </w:rPr>
-              <w:instrText xml:space="preserve"> PAGEREF _Toc227677897 \h </w:instrText>
-            </w:r>
-            <w:r>
-              <w:rPr>
-                <w:noProof/>
-                <w:webHidden/>
-              </w:rPr>
-            </w:r>
-            <w:r>
-              <w:rPr>
-                <w:noProof/>
-                <w:webHidden/>
-              </w:rPr>
-              <w:fldChar w:fldCharType="separate"/>
-            </w:r>
-            <w:r>
-              <w:rPr>
-                <w:noProof/>
-                <w:webHidden/>
-              </w:rPr>
-              <w:t>15</w:t>
-            </w:r>
-            <w:r>
-              <w:rPr>
-                <w:noProof/>
-                <w:webHidden/>
-              </w:rPr>
-              <w:fldChar w:fldCharType="end"/>
-            </w:r>
-          </w:hyperlink>
-        </w:p>
-        <w:p>
-          <w:pPr>
-            <w:pStyle w:val="Obsah1"/>
-            <w:rPr>
-              <w:rFonts w:eastAsiaTheme="minorEastAsia"/>
-              <w:noProof/>
-              <w:kern w:val="2"/>
-              <w:szCs w:val="24"/>
-              <w:lang w:eastAsia="cs-CZ"/>
-              <w14:ligatures w14:val="standardContextual"/>
-            </w:rPr>
-          </w:pPr>
-          <w:hyperlink w:anchor="_Toc227677898" w:history="1">
-            <w:r>
-              <w:rPr>
-                <w:rStyle w:val="Hypertextovodkaz"/>
-                <w:noProof/>
-              </w:rPr>
-              <w:t>Seznam zkratek a odborných výrazů</w:t>
-            </w:r>
-            <w:r>
-              <w:rPr>
-                <w:noProof/>
-                <w:webHidden/>
-              </w:rPr>
-              <w:tab/>
-            </w:r>
-            <w:r>
-              <w:rPr>
-                <w:noProof/>
-                <w:webHidden/>
-              </w:rPr>
-              <w:fldChar w:fldCharType="begin"/>
-            </w:r>
-            <w:r>
-              <w:rPr>
-                <w:noProof/>
-                <w:webHidden/>
-              </w:rPr>
-              <w:instrText xml:space="preserve"> PAGEREF _Toc227677898 \h </w:instrText>
-            </w:r>
-            <w:r>
-              <w:rPr>
-                <w:noProof/>
-                <w:webHidden/>
-              </w:rPr>
-            </w:r>
-            <w:r>
-              <w:rPr>
-                <w:noProof/>
-                <w:webHidden/>
-              </w:rPr>
-              <w:fldChar w:fldCharType="separate"/>
-            </w:r>
-            <w:r>
-              <w:rPr>
-                <w:noProof/>
-                <w:webHidden/>
-              </w:rPr>
-              <w:t>16</w:t>
-            </w:r>
-            <w:r>
-              <w:rPr>
-                <w:noProof/>
-                <w:webHidden/>
-              </w:rPr>
-              <w:fldChar w:fldCharType="end"/>
-            </w:r>
-          </w:hyperlink>
-        </w:p>
-        <w:p>
-          <w:pPr>
-            <w:pStyle w:val="Obsah1"/>
-            <w:rPr>
-              <w:rFonts w:eastAsiaTheme="minorEastAsia"/>
-              <w:noProof/>
-              <w:kern w:val="2"/>
-              <w:szCs w:val="24"/>
-              <w:lang w:eastAsia="cs-CZ"/>
-              <w14:ligatures w14:val="standardContextual"/>
-            </w:rPr>
-          </w:pPr>
-          <w:hyperlink w:anchor="_Toc227677899" w:history="1">
-            <w:r>
-              <w:rPr>
-                <w:rStyle w:val="Hypertextovodkaz"/>
-                <w:noProof/>
-              </w:rPr>
-              <w:t>Seznam obrázků</w:t>
-            </w:r>
-            <w:r>
-              <w:rPr>
-                <w:noProof/>
-                <w:webHidden/>
-              </w:rPr>
-              <w:tab/>
-            </w:r>
-            <w:r>
-              <w:rPr>
-                <w:noProof/>
-                <w:webHidden/>
-              </w:rPr>
-              <w:fldChar w:fldCharType="begin"/>
-            </w:r>
-            <w:r>
-              <w:rPr>
-                <w:noProof/>
-                <w:webHidden/>
-              </w:rPr>
-              <w:instrText xml:space="preserve"> PAGEREF _Toc227677899 \h </w:instrText>
-            </w:r>
-            <w:r>
-              <w:rPr>
-                <w:noProof/>
-                <w:webHidden/>
-              </w:rPr>
-            </w:r>
-            <w:r>
-              <w:rPr>
-                <w:noProof/>
-                <w:webHidden/>
-              </w:rPr>
-              <w:fldChar w:fldCharType="separate"/>
-            </w:r>
-            <w:r>
-              <w:rPr>
-                <w:noProof/>
-                <w:webHidden/>
-              </w:rPr>
-              <w:t>17</w:t>
-            </w:r>
-            <w:r>
-              <w:rPr>
-                <w:noProof/>
-                <w:webHidden/>
-              </w:rPr>
-              <w:fldChar w:fldCharType="end"/>
-            </w:r>
-          </w:hyperlink>
-        </w:p>
-        <w:p>
-          <w:pPr>
-            <w:pStyle w:val="Obsah1"/>
-            <w:rPr>
-              <w:rFonts w:eastAsiaTheme="minorEastAsia"/>
-              <w:noProof/>
-              <w:kern w:val="2"/>
-              <w:szCs w:val="24"/>
-              <w:lang w:eastAsia="cs-CZ"/>
-              <w14:ligatures w14:val="standardContextual"/>
-            </w:rPr>
-          </w:pPr>
-          <w:hyperlink w:anchor="_Toc227677900" w:history="1">
-            <w:r>
-              <w:rPr>
-                <w:rStyle w:val="Hypertextovodkaz"/>
-                <w:noProof/>
-              </w:rPr>
-              <w:t>Použité zdroje</w:t>
-            </w:r>
-            <w:r>
-              <w:rPr>
-                <w:noProof/>
-                <w:webHidden/>
-              </w:rPr>
-              <w:tab/>
-            </w:r>
-            <w:r>
-              <w:rPr>
-                <w:noProof/>
-                <w:webHidden/>
-              </w:rPr>
-              <w:fldChar w:fldCharType="begin"/>
-            </w:r>
-            <w:r>
-              <w:rPr>
-                <w:noProof/>
-                <w:webHidden/>
-              </w:rPr>
-              <w:instrText xml:space="preserve"> PAGEREF _Toc227677900 \h </w:instrText>
-            </w:r>
-            <w:r>
-              <w:rPr>
-                <w:noProof/>
-                <w:webHidden/>
-              </w:rPr>
-            </w:r>
-            <w:r>
-              <w:rPr>
-                <w:noProof/>
-                <w:webHidden/>
-              </w:rPr>
-              <w:fldChar w:fldCharType="separate"/>
-            </w:r>
-            <w:r>
-              <w:rPr>
-                <w:noProof/>
-                <w:webHidden/>
-              </w:rPr>
-              <w:t>18</w:t>
-            </w:r>
-            <w:r>
-              <w:rPr>
-                <w:noProof/>
-                <w:webHidden/>
-              </w:rPr>
-              <w:fldChar w:fldCharType="end"/>
-            </w:r>
-          </w:hyperlink>
-        </w:p>
-        <w:p>
-          <w:pPr>
-            <w:pStyle w:val="Obsah1"/>
-            <w:tabs>
-              <w:tab w:val="left" w:pos="720"/>
-            </w:tabs>
-            <w:rPr>
-              <w:rFonts w:eastAsiaTheme="minorEastAsia"/>
-              <w:noProof/>
-              <w:kern w:val="2"/>
-              <w:szCs w:val="24"/>
-              <w:lang w:eastAsia="cs-CZ"/>
-              <w14:ligatures w14:val="standardContextual"/>
-            </w:rPr>
-          </w:pPr>
-          <w:hyperlink w:anchor="_Toc227677901" w:history="1">
-            <w:r>
-              <w:rPr>
-                <w:rStyle w:val="Hypertextovodkaz"/>
-                <w:noProof/>
-              </w:rPr>
-              <w:t>A.</w:t>
-            </w:r>
-            <w:r>
-              <w:rPr>
-                <w:rFonts w:eastAsiaTheme="minorEastAsia"/>
-                <w:noProof/>
-                <w:kern w:val="2"/>
-                <w:szCs w:val="24"/>
-                <w:lang w:eastAsia="cs-CZ"/>
-                <w14:ligatures w14:val="standardContextual"/>
-              </w:rPr>
-              <w:tab/>
-            </w:r>
-            <w:r>
-              <w:rPr>
-                <w:rStyle w:val="Hypertextovodkaz"/>
-                <w:noProof/>
-              </w:rPr>
-              <w:t>Seznam přiložených souborů</w:t>
-            </w:r>
-            <w:r>
-              <w:rPr>
-                <w:noProof/>
-                <w:webHidden/>
-              </w:rPr>
-              <w:tab/>
-            </w:r>
-            <w:r>
-              <w:rPr>
-                <w:noProof/>
-                <w:webHidden/>
-              </w:rPr>
-              <w:fldChar w:fldCharType="begin"/>
-            </w:r>
-            <w:r>
-              <w:rPr>
-                <w:noProof/>
-                <w:webHidden/>
-              </w:rPr>
-              <w:instrText xml:space="preserve"> PAGEREF _Toc227677901 \h </w:instrText>
+              <w:instrText xml:space="preserve"> PAGEREF _Toc229599666 \h </w:instrText>
             </w:r>
             <w:r>
               <w:rPr>
@@ -6406,7 +6740,7 @@
       </w:pPr>
       <w:bookmarkStart w:id="0" w:name="_Toc86047591"/>
       <w:bookmarkStart w:id="1" w:name="_Toc86055198"/>
-      <w:bookmarkStart w:id="2" w:name="_Toc227677844"/>
+      <w:bookmarkStart w:id="2" w:name="_Toc229599605"/>
       <w:r>
         <w:lastRenderedPageBreak/>
         <w:t>Úvod</w:t>
@@ -6788,7 +7122,7 @@
       <w:pPr>
         <w:pStyle w:val="Nadpis1"/>
       </w:pPr>
-      <w:bookmarkStart w:id="3" w:name="_Toc227677845"/>
+      <w:bookmarkStart w:id="3" w:name="_Toc229599606"/>
       <w:r>
         <w:lastRenderedPageBreak/>
         <w:t>Analýza trhu a uživatelské motivace</w:t>
@@ -6797,9 +7131,39 @@
     </w:p>
     <w:p>
       <w:pPr>
+        <w:ind w:firstLine="0"/>
+      </w:pPr>
+      <w:r>
+        <w:t xml:space="preserve">Než jsem začal navrhovat samotnou aplikaci bylo třeba nejprve zjistit, co se na trhu už nabízí, co nefunguje tak dobře, jak by mohlo a pro koho tedy </w:t>
+      </w:r>
+      <w:proofErr w:type="spellStart"/>
+      <w:r>
+        <w:t>Yumi</w:t>
+      </w:r>
+      <w:proofErr w:type="spellEnd"/>
+      <w:r>
+        <w:t xml:space="preserve"> vlastně vzniká. Tato kapitola shrnuje volný průzkum konkurenčních řešení, psychologické bariéry,</w:t>
+      </w:r>
+      <w:r>
+        <w:t xml:space="preserve"> </w:t>
+      </w:r>
+      <w:r>
+        <w:t xml:space="preserve">které brání uživatelům ve sledování stravy dlouhodobě, a poté určí místo, kde </w:t>
+      </w:r>
+      <w:proofErr w:type="spellStart"/>
+      <w:r>
+        <w:t>Yumi</w:t>
+      </w:r>
+      <w:proofErr w:type="spellEnd"/>
+      <w:r>
+        <w:t xml:space="preserve"> má reálnou šanci uspět.</w:t>
+      </w:r>
+    </w:p>
+    <w:p>
+      <w:pPr>
         <w:pStyle w:val="Nadpis2"/>
       </w:pPr>
-      <w:bookmarkStart w:id="4" w:name="_Toc227677846"/>
+      <w:bookmarkStart w:id="4" w:name="_Toc229599607"/>
       <w:r>
         <w:t>Průzkum stávajících řešení</w:t>
       </w:r>
@@ -6807,142 +7171,1257 @@
     </w:p>
     <w:p>
       <w:pPr>
-        <w:pStyle w:val="Nadpis2"/>
-      </w:pPr>
-      <w:bookmarkStart w:id="5" w:name="_Toc227677847"/>
-      <w:r>
-        <w:t>Psychologie bariéry</w:t>
-      </w:r>
-      <w:bookmarkEnd w:id="5"/>
+        <w:ind w:firstLine="0"/>
+      </w:pPr>
+      <w:r>
+        <w:t xml:space="preserve">Na trhu dominují </w:t>
+      </w:r>
+      <w:r>
+        <w:t>tři</w:t>
+      </w:r>
+      <w:r>
+        <w:t xml:space="preserve"> hlavní aplikace pro monitorování příjmu</w:t>
+      </w:r>
+      <w:r>
+        <w:t xml:space="preserve"> </w:t>
+      </w:r>
+      <w:r>
+        <w:t>živin</w:t>
+      </w:r>
+      <w:r>
+        <w:t>.</w:t>
+      </w:r>
     </w:p>
     <w:p>
       <w:pPr>
-        <w:pStyle w:val="Nadpis2"/>
-      </w:pPr>
-      <w:bookmarkStart w:id="6" w:name="_Toc227677848"/>
-      <w:r>
-        <w:t xml:space="preserve">Konkurenční výhoda </w:t>
-      </w:r>
+        <w:ind w:firstLine="708"/>
+      </w:pPr>
+    </w:p>
+    <w:p>
+      <w:pPr>
+        <w:ind w:firstLine="708"/>
+      </w:pPr>
       <w:proofErr w:type="spellStart"/>
       <w:r>
-        <w:t>Yumi</w:t>
-      </w:r>
-      <w:r>
-        <w:t>ho</w:t>
+        <w:rPr>
+          <w:b/>
+          <w:bCs/>
+        </w:rPr>
+        <w:t>MyFitnessPal</w:t>
+      </w:r>
+      <w:proofErr w:type="spellEnd"/>
+      <w:sdt>
+        <w:sdtPr>
+          <w:rPr>
+            <w:b/>
+            <w:bCs/>
+          </w:rPr>
+          <w:id w:val="-539128619"/>
+          <w:citation/>
+        </w:sdtPr>
+        <w:sdtContent>
+          <w:r>
+            <w:rPr>
+              <w:b/>
+              <w:bCs/>
+            </w:rPr>
+            <w:fldChar w:fldCharType="begin"/>
+          </w:r>
+          <w:r>
+            <w:rPr>
+              <w:b/>
+              <w:bCs/>
+            </w:rPr>
+            <w:instrText xml:space="preserve"> CITATION MyFitnessPal \l 1029 </w:instrText>
+          </w:r>
+          <w:r>
+            <w:rPr>
+              <w:b/>
+              <w:bCs/>
+            </w:rPr>
+            <w:fldChar w:fldCharType="separate"/>
+          </w:r>
+          <w:r>
+            <w:rPr>
+              <w:b/>
+              <w:bCs/>
+              <w:noProof/>
+            </w:rPr>
+            <w:t xml:space="preserve"> </w:t>
+          </w:r>
+          <w:r>
+            <w:rPr>
+              <w:noProof/>
+            </w:rPr>
+            <w:t>(1)</w:t>
+          </w:r>
+          <w:r>
+            <w:rPr>
+              <w:b/>
+              <w:bCs/>
+            </w:rPr>
+            <w:fldChar w:fldCharType="end"/>
+          </w:r>
+        </w:sdtContent>
+      </w:sdt>
+      <w:r>
+        <w:t xml:space="preserve"> - původem nejvíce rozšířená aplikace v tomto segmentu, s databází více jak 14 milionů potravin. Přidávání jídla je však příliš mnoho kroků a od roku 2022 jsou klíčové funkce jako podrobné makro grafy či přístup k historii dostupné jen v placené verzi Premium.</w:t>
+      </w:r>
+    </w:p>
+    <w:p>
+      <w:pPr>
+        <w:ind w:firstLine="708"/>
+      </w:pPr>
+      <w:proofErr w:type="spellStart"/>
+      <w:r>
+        <w:rPr>
+          <w:b/>
+          <w:bCs/>
+        </w:rPr>
+        <w:t>Cronometer</w:t>
+      </w:r>
+      <w:proofErr w:type="spellEnd"/>
+      <w:r>
+        <w:rPr>
+          <w:b/>
+          <w:bCs/>
+        </w:rPr>
+        <w:t xml:space="preserve"> </w:t>
+      </w:r>
+      <w:sdt>
+        <w:sdtPr>
+          <w:rPr>
+            <w:b/>
+            <w:bCs/>
+          </w:rPr>
+          <w:id w:val="787173141"/>
+          <w:citation/>
+        </w:sdtPr>
+        <w:sdtContent>
+          <w:r>
+            <w:rPr>
+              <w:b/>
+              <w:bCs/>
+            </w:rPr>
+            <w:fldChar w:fldCharType="begin"/>
+          </w:r>
+          <w:r>
+            <w:rPr>
+              <w:b/>
+              <w:bCs/>
+            </w:rPr>
+            <w:instrText xml:space="preserve"> CITATION Cronometer \l 1029 </w:instrText>
+          </w:r>
+          <w:r>
+            <w:rPr>
+              <w:b/>
+              <w:bCs/>
+            </w:rPr>
+            <w:fldChar w:fldCharType="separate"/>
+          </w:r>
+          <w:r>
+            <w:rPr>
+              <w:noProof/>
+            </w:rPr>
+            <w:t>(2)</w:t>
+          </w:r>
+          <w:r>
+            <w:rPr>
+              <w:b/>
+              <w:bCs/>
+            </w:rPr>
+            <w:fldChar w:fldCharType="end"/>
+          </w:r>
+        </w:sdtContent>
+      </w:sdt>
+      <w:r>
+        <w:rPr>
+          <w:b/>
+          <w:bCs/>
+        </w:rPr>
+        <w:t xml:space="preserve"> </w:t>
+      </w:r>
+      <w:r>
+        <w:t>-</w:t>
+      </w:r>
+      <w:r>
+        <w:rPr>
+          <w:b/>
+          <w:bCs/>
+        </w:rPr>
+        <w:t xml:space="preserve"> </w:t>
+      </w:r>
+      <w:r>
+        <w:t>pokročilý spon a sportovec využívá detailní přehled mikronutrientů včetně vitamínů a minerálů. Rozhraní je však tak “přecpané” daty, že klasický mladý dospělý/tvrdě pracující student může být odrazen od používání.</w:t>
+      </w:r>
+    </w:p>
+    <w:p>
+      <w:pPr>
+        <w:ind w:firstLine="708"/>
+      </w:pPr>
+      <w:r>
+        <w:rPr>
+          <w:b/>
+          <w:bCs/>
+        </w:rPr>
+        <w:t>Dine4Fit</w:t>
+      </w:r>
+      <w:r>
+        <w:t xml:space="preserve"> </w:t>
+      </w:r>
+      <w:sdt>
+        <w:sdtPr>
+          <w:id w:val="-1924708413"/>
+          <w:citation/>
+        </w:sdtPr>
+        <w:sdtContent>
+          <w:r>
+            <w:fldChar w:fldCharType="begin"/>
+          </w:r>
+          <w:r>
+            <w:instrText xml:space="preserve"> CITATION Dine4Fit \l 1029 </w:instrText>
+          </w:r>
+          <w:r>
+            <w:fldChar w:fldCharType="separate"/>
+          </w:r>
+          <w:r>
+            <w:rPr>
+              <w:noProof/>
+            </w:rPr>
+            <w:t>(3)</w:t>
+          </w:r>
+          <w:r>
+            <w:fldChar w:fldCharType="end"/>
+          </w:r>
+        </w:sdtContent>
+      </w:sdt>
+      <w:r>
+        <w:t xml:space="preserve"> </w:t>
+      </w:r>
+      <w:r>
+        <w:t>- česká aplikace, která míří do lokálního trhu a jejíž hlavní přednost je databáze českých a slovenských potravin a jídel. Postrádá však moderní AI funkce, gamifikaci a sociální vrstvu, která by uživatele motivovala k dlouhodobému používání.</w:t>
+      </w:r>
+    </w:p>
+    <w:p/>
+    <w:p>
+      <w:pPr>
+        <w:ind w:firstLine="0"/>
+      </w:pPr>
+      <w:r>
+        <w:t xml:space="preserve">Všechny </w:t>
+      </w:r>
+      <w:r>
+        <w:t xml:space="preserve">tři </w:t>
+      </w:r>
+      <w:r>
+        <w:t>aplikace však postrádají irelevantní herní nebo emocionální složku — jsou to v podstatě jen digitální tabulky s hezčím kabátem, které přestanou uživatele bavit po pár dnech.</w:t>
+      </w:r>
+      <w:r>
+        <w:t xml:space="preserve"> </w:t>
+      </w:r>
+    </w:p>
+    <w:p>
+      <w:pPr>
+        <w:keepNext/>
+        <w:ind w:firstLine="0"/>
+      </w:pPr>
+      <w:r>
+        <w:rPr>
+          <w:noProof/>
+        </w:rPr>
+        <w:lastRenderedPageBreak/>
+        <w:drawing>
+          <wp:inline distT="0" distB="0" distL="0" distR="0" wp14:anchorId="06397B33" wp14:editId="44BB7338">
+            <wp:extent cx="1809750" cy="3819704"/>
+            <wp:effectExtent l="0" t="0" r="0" b="9525"/>
+            <wp:docPr id="1640426045" name="Obrázek 4" descr="Calorie Tracker &amp; BMR Calculator to Reach Your Goals | MyFitnessPal"/>
+            <wp:cNvGraphicFramePr>
+              <a:graphicFrameLocks xmlns:a="http://schemas.openxmlformats.org/drawingml/2006/main" noChangeAspect="1"/>
+            </wp:cNvGraphicFramePr>
+            <a:graphic xmlns:a="http://schemas.openxmlformats.org/drawingml/2006/main">
+              <a:graphicData uri="http://schemas.openxmlformats.org/drawingml/2006/picture">
+                <pic:pic xmlns:pic="http://schemas.openxmlformats.org/drawingml/2006/picture">
+                  <pic:nvPicPr>
+                    <pic:cNvPr id="0" name="Picture 1" descr="Calorie Tracker &amp; BMR Calculator to Reach Your Goals | MyFitnessPal"/>
+                    <pic:cNvPicPr>
+                      <a:picLocks noChangeAspect="1" noChangeArrowheads="1"/>
+                    </pic:cNvPicPr>
+                  </pic:nvPicPr>
+                  <pic:blipFill>
+                    <a:blip r:embed="rId18" cstate="print">
+                      <a:extLst>
+                        <a:ext uri="{28A0092B-C50C-407E-A947-70E740481C1C}">
+                          <a14:useLocalDpi xmlns:a14="http://schemas.microsoft.com/office/drawing/2010/main" val="0"/>
+                        </a:ext>
+                      </a:extLst>
+                    </a:blip>
+                    <a:srcRect/>
+                    <a:stretch>
+                      <a:fillRect/>
+                    </a:stretch>
+                  </pic:blipFill>
+                  <pic:spPr bwMode="auto">
+                    <a:xfrm>
+                      <a:off x="0" y="0"/>
+                      <a:ext cx="1829287" cy="3860940"/>
+                    </a:xfrm>
+                    <a:prstGeom prst="rect">
+                      <a:avLst/>
+                    </a:prstGeom>
+                    <a:noFill/>
+                    <a:ln>
+                      <a:noFill/>
+                    </a:ln>
+                  </pic:spPr>
+                </pic:pic>
+              </a:graphicData>
+            </a:graphic>
+          </wp:inline>
+        </w:drawing>
+      </w:r>
+    </w:p>
+    <w:p>
+      <w:pPr>
+        <w:pStyle w:val="Titulek"/>
+        <w:jc w:val="both"/>
+      </w:pPr>
+      <w:bookmarkStart w:id="5" w:name="_Toc229599583"/>
+      <w:r>
+        <w:t xml:space="preserve">Obrázek </w:t>
+      </w:r>
+      <w:r>
+        <w:fldChar w:fldCharType="begin"/>
+      </w:r>
+      <w:r>
+        <w:instrText xml:space="preserve"> SEQ Obrázek \* ARABIC </w:instrText>
+      </w:r>
+      <w:r>
+        <w:fldChar w:fldCharType="separate"/>
+      </w:r>
+      <w:r>
+        <w:rPr>
+          <w:noProof/>
+        </w:rPr>
+        <w:t>1</w:t>
+      </w:r>
+      <w:r>
+        <w:fldChar w:fldCharType="end"/>
+      </w:r>
+      <w:r>
+        <w:t xml:space="preserve"> - </w:t>
+      </w:r>
+      <w:proofErr w:type="spellStart"/>
+      <w:r>
+        <w:t>MyFitnessPal</w:t>
+      </w:r>
+      <w:bookmarkEnd w:id="5"/>
+      <w:proofErr w:type="spellEnd"/>
+    </w:p>
+    <w:p>
+      <w:pPr>
+        <w:keepNext/>
+        <w:ind w:firstLine="0"/>
+      </w:pPr>
+      <w:r>
+        <w:t xml:space="preserve"> </w:t>
+      </w:r>
+      <w:r>
+        <w:rPr>
+          <w:noProof/>
+        </w:rPr>
+        <w:drawing>
+          <wp:inline distT="0" distB="0" distL="0" distR="0" wp14:anchorId="550BF28D" wp14:editId="2AE0A7C0">
+            <wp:extent cx="2057400" cy="3659574"/>
+            <wp:effectExtent l="0" t="0" r="0" b="0"/>
+            <wp:docPr id="176892333" name="Obrázek 5" descr="Nutrition tracking: Cronometer vs Myfitnesspal (free versions) — Gemma  Sampson"/>
+            <wp:cNvGraphicFramePr>
+              <a:graphicFrameLocks xmlns:a="http://schemas.openxmlformats.org/drawingml/2006/main" noChangeAspect="1"/>
+            </wp:cNvGraphicFramePr>
+            <a:graphic xmlns:a="http://schemas.openxmlformats.org/drawingml/2006/main">
+              <a:graphicData uri="http://schemas.openxmlformats.org/drawingml/2006/picture">
+                <pic:pic xmlns:pic="http://schemas.openxmlformats.org/drawingml/2006/picture">
+                  <pic:nvPicPr>
+                    <pic:cNvPr id="0" name="Picture 3" descr="Nutrition tracking: Cronometer vs Myfitnesspal (free versions) — Gemma  Sampson"/>
+                    <pic:cNvPicPr>
+                      <a:picLocks noChangeAspect="1" noChangeArrowheads="1"/>
+                    </pic:cNvPicPr>
+                  </pic:nvPicPr>
+                  <pic:blipFill>
+                    <a:blip r:embed="rId19" cstate="print">
+                      <a:extLst>
+                        <a:ext uri="{28A0092B-C50C-407E-A947-70E740481C1C}">
+                          <a14:useLocalDpi xmlns:a14="http://schemas.microsoft.com/office/drawing/2010/main" val="0"/>
+                        </a:ext>
+                      </a:extLst>
+                    </a:blip>
+                    <a:srcRect/>
+                    <a:stretch>
+                      <a:fillRect/>
+                    </a:stretch>
+                  </pic:blipFill>
+                  <pic:spPr bwMode="auto">
+                    <a:xfrm>
+                      <a:off x="0" y="0"/>
+                      <a:ext cx="2098694" cy="3733025"/>
+                    </a:xfrm>
+                    <a:prstGeom prst="rect">
+                      <a:avLst/>
+                    </a:prstGeom>
+                    <a:noFill/>
+                    <a:ln>
+                      <a:noFill/>
+                    </a:ln>
+                  </pic:spPr>
+                </pic:pic>
+              </a:graphicData>
+            </a:graphic>
+          </wp:inline>
+        </w:drawing>
+      </w:r>
+    </w:p>
+    <w:p>
+      <w:pPr>
+        <w:pStyle w:val="Titulek"/>
+        <w:jc w:val="both"/>
+      </w:pPr>
+      <w:bookmarkStart w:id="6" w:name="_Toc229599584"/>
+      <w:r>
+        <w:t xml:space="preserve">Obrázek </w:t>
+      </w:r>
+      <w:r>
+        <w:fldChar w:fldCharType="begin"/>
+      </w:r>
+      <w:r>
+        <w:instrText xml:space="preserve"> SEQ Obrázek \* ARABIC </w:instrText>
+      </w:r>
+      <w:r>
+        <w:fldChar w:fldCharType="separate"/>
+      </w:r>
+      <w:r>
+        <w:rPr>
+          <w:noProof/>
+        </w:rPr>
+        <w:t>2</w:t>
+      </w:r>
+      <w:r>
+        <w:fldChar w:fldCharType="end"/>
+      </w:r>
+      <w:r>
+        <w:t xml:space="preserve"> - </w:t>
+      </w:r>
+      <w:proofErr w:type="spellStart"/>
+      <w:r>
+        <w:t>Cronometer</w:t>
       </w:r>
       <w:bookmarkEnd w:id="6"/>
       <w:proofErr w:type="spellEnd"/>
     </w:p>
     <w:p>
       <w:pPr>
-        <w:pStyle w:val="Nadpis2"/>
-      </w:pPr>
-      <w:bookmarkStart w:id="7" w:name="_Toc227677849"/>
-      <w:r>
-        <w:t>Uživatelský profil</w:t>
+        <w:keepNext/>
+        <w:ind w:firstLine="0"/>
+      </w:pPr>
+      <w:r>
+        <w:lastRenderedPageBreak/>
+        <w:t xml:space="preserve"> </w:t>
+      </w:r>
+      <w:r>
+        <w:rPr>
+          <w:noProof/>
+        </w:rPr>
+        <w:drawing>
+          <wp:inline distT="0" distB="0" distL="0" distR="0" wp14:anchorId="1C6A2C31" wp14:editId="0180D1E0">
+            <wp:extent cx="4200525" cy="2520222"/>
+            <wp:effectExtent l="0" t="0" r="0" b="0"/>
+            <wp:docPr id="61864816" name="Obrázek 7" descr="Dine4Fit: Új alkalmazás segíti a magyarokat a fogyókúrában"/>
+            <wp:cNvGraphicFramePr>
+              <a:graphicFrameLocks xmlns:a="http://schemas.openxmlformats.org/drawingml/2006/main" noChangeAspect="1"/>
+            </wp:cNvGraphicFramePr>
+            <a:graphic xmlns:a="http://schemas.openxmlformats.org/drawingml/2006/main">
+              <a:graphicData uri="http://schemas.openxmlformats.org/drawingml/2006/picture">
+                <pic:pic xmlns:pic="http://schemas.openxmlformats.org/drawingml/2006/picture">
+                  <pic:nvPicPr>
+                    <pic:cNvPr id="0" name="Picture 7" descr="Dine4Fit: Új alkalmazás segíti a magyarokat a fogyókúrában"/>
+                    <pic:cNvPicPr>
+                      <a:picLocks noChangeAspect="1" noChangeArrowheads="1"/>
+                    </pic:cNvPicPr>
+                  </pic:nvPicPr>
+                  <pic:blipFill>
+                    <a:blip r:embed="rId20">
+                      <a:extLst>
+                        <a:ext uri="{28A0092B-C50C-407E-A947-70E740481C1C}">
+                          <a14:useLocalDpi xmlns:a14="http://schemas.microsoft.com/office/drawing/2010/main" val="0"/>
+                        </a:ext>
+                      </a:extLst>
+                    </a:blip>
+                    <a:srcRect/>
+                    <a:stretch>
+                      <a:fillRect/>
+                    </a:stretch>
+                  </pic:blipFill>
+                  <pic:spPr bwMode="auto">
+                    <a:xfrm>
+                      <a:off x="0" y="0"/>
+                      <a:ext cx="4208109" cy="2524772"/>
+                    </a:xfrm>
+                    <a:prstGeom prst="rect">
+                      <a:avLst/>
+                    </a:prstGeom>
+                    <a:noFill/>
+                    <a:ln>
+                      <a:noFill/>
+                    </a:ln>
+                  </pic:spPr>
+                </pic:pic>
+              </a:graphicData>
+            </a:graphic>
+          </wp:inline>
+        </w:drawing>
+      </w:r>
+    </w:p>
+    <w:p>
+      <w:pPr>
+        <w:pStyle w:val="Titulek"/>
+        <w:jc w:val="both"/>
+      </w:pPr>
+      <w:bookmarkStart w:id="7" w:name="_Toc229599585"/>
+      <w:r>
+        <w:t xml:space="preserve">Obrázek </w:t>
+      </w:r>
+      <w:r>
+        <w:fldChar w:fldCharType="begin"/>
+      </w:r>
+      <w:r>
+        <w:instrText xml:space="preserve"> SEQ Obrázek \* ARABIC </w:instrText>
+      </w:r>
+      <w:r>
+        <w:fldChar w:fldCharType="separate"/>
+      </w:r>
+      <w:r>
+        <w:rPr>
+          <w:noProof/>
+        </w:rPr>
+        <w:t>3</w:t>
+      </w:r>
+      <w:r>
+        <w:fldChar w:fldCharType="end"/>
+      </w:r>
+      <w:r>
+        <w:t xml:space="preserve"> - Dine4fit</w:t>
       </w:r>
       <w:bookmarkEnd w:id="7"/>
     </w:p>
     <w:p>
       <w:pPr>
-        <w:pStyle w:val="Nadpis1"/>
-      </w:pPr>
-      <w:bookmarkStart w:id="8" w:name="_Toc227677850"/>
-      <w:r>
-        <w:lastRenderedPageBreak/>
-        <w:t>Vizuální identita a UX Design</w:t>
-      </w:r>
-      <w:r>
-        <w:t xml:space="preserve"> (</w:t>
-      </w:r>
-      <w:proofErr w:type="spellStart"/>
-      <w:r>
-        <w:t>Figma</w:t>
-      </w:r>
-      <w:proofErr w:type="spellEnd"/>
-      <w:r>
-        <w:t>)</w:t>
+        <w:pStyle w:val="Nadpis2"/>
+      </w:pPr>
+      <w:bookmarkStart w:id="8" w:name="_Toc229599608"/>
+      <w:r>
+        <w:t>Psychologie bariéry</w:t>
       </w:r>
       <w:bookmarkEnd w:id="8"/>
     </w:p>
     <w:p>
-      <w:pPr>
-        <w:pStyle w:val="Nadpis2"/>
-      </w:pPr>
-      <w:bookmarkStart w:id="9" w:name="_Toc227677851"/>
-      <w:r>
-        <w:t>Designová filozofie</w:t>
-      </w:r>
-      <w:bookmarkEnd w:id="9"/>
+      <w:r>
+        <w:t>Výzkumy z oblasti behaviorální psychologie naznačují, že hlavním důvodem, proč lidé přestanou sledovat dietu, není jejich nedostatek vůle, ale tzv. „</w:t>
+      </w:r>
+      <w:r>
+        <w:rPr>
+          <w:b/>
+          <w:bCs/>
+        </w:rPr>
+        <w:t xml:space="preserve">habit </w:t>
+      </w:r>
+      <w:proofErr w:type="spellStart"/>
+      <w:r>
+        <w:rPr>
+          <w:b/>
+          <w:bCs/>
+        </w:rPr>
+        <w:t>friction</w:t>
+      </w:r>
+      <w:proofErr w:type="spellEnd"/>
+      <w:r>
+        <w:t>“</w:t>
+      </w:r>
+      <w:sdt>
+        <w:sdtPr>
+          <w:id w:val="-1501342330"/>
+          <w:citation/>
+        </w:sdtPr>
+        <w:sdtContent>
+          <w:r>
+            <w:fldChar w:fldCharType="begin"/>
+          </w:r>
+          <w:r>
+            <w:instrText xml:space="preserve"> CITATION Clear_AtomicHabits \l 1029 </w:instrText>
+          </w:r>
+          <w:r>
+            <w:fldChar w:fldCharType="separate"/>
+          </w:r>
+          <w:r>
+            <w:rPr>
+              <w:noProof/>
+            </w:rPr>
+            <w:t xml:space="preserve"> (4)</w:t>
+          </w:r>
+          <w:r>
+            <w:fldChar w:fldCharType="end"/>
+          </w:r>
+        </w:sdtContent>
+      </w:sdt>
+      <w:r>
+        <w:t xml:space="preserve"> </w:t>
+      </w:r>
+      <w:r>
+        <w:t>-</w:t>
+      </w:r>
+      <w:r>
+        <w:t xml:space="preserve"> tedy tření, které vzniká pokaždé, když něco zaznamenají. Studie (</w:t>
+      </w:r>
+      <w:proofErr w:type="spellStart"/>
+      <w:r>
+        <w:t>Helander</w:t>
+      </w:r>
+      <w:proofErr w:type="spellEnd"/>
+      <w:r>
+        <w:t xml:space="preserve"> et al., 2014)</w:t>
+      </w:r>
+      <w:sdt>
+        <w:sdtPr>
+          <w:id w:val="-1789187384"/>
+          <w:citation/>
+        </w:sdtPr>
+        <w:sdtContent>
+          <w:r>
+            <w:fldChar w:fldCharType="begin"/>
+          </w:r>
+          <w:r>
+            <w:instrText xml:space="preserve"> CITATION Helander_2014 \l 1029 </w:instrText>
+          </w:r>
+          <w:r>
+            <w:fldChar w:fldCharType="separate"/>
+          </w:r>
+          <w:r>
+            <w:rPr>
+              <w:noProof/>
+            </w:rPr>
+            <w:t xml:space="preserve"> (5)</w:t>
+          </w:r>
+          <w:r>
+            <w:fldChar w:fldCharType="end"/>
+          </w:r>
+        </w:sdtContent>
+      </w:sdt>
+      <w:r>
+        <w:t xml:space="preserve"> zkoumala údaje 190 000 uživatelů a zjistila, že 67 % opustilo aplikaci do 14 dní – hlavním důvodem bylo příliš mnoho práce. K tomu také směřuje předchozí zkušenost s námi analyzovanými aplikacemi</w:t>
+      </w:r>
+      <w:r>
+        <w:t xml:space="preserve">: </w:t>
+      </w:r>
+      <w:proofErr w:type="spellStart"/>
+      <w:r>
+        <w:rPr>
+          <w:b/>
+          <w:bCs/>
+        </w:rPr>
+        <w:t>MyFitnessPal</w:t>
+      </w:r>
+      <w:proofErr w:type="spellEnd"/>
+      <w:r>
+        <w:t xml:space="preserve"> je příliš mnoho kroků, </w:t>
+      </w:r>
+      <w:proofErr w:type="spellStart"/>
+      <w:r>
+        <w:rPr>
+          <w:b/>
+          <w:bCs/>
+        </w:rPr>
+        <w:t>Cron</w:t>
+      </w:r>
+      <w:r>
+        <w:rPr>
+          <w:b/>
+          <w:bCs/>
+        </w:rPr>
+        <w:t>o</w:t>
+      </w:r>
+      <w:r>
+        <w:rPr>
+          <w:b/>
+          <w:bCs/>
+        </w:rPr>
+        <w:t>meter</w:t>
+      </w:r>
+      <w:proofErr w:type="spellEnd"/>
+      <w:r>
+        <w:t xml:space="preserve"> uživatele „utopí“ v datech už při prvním otevření a</w:t>
+      </w:r>
+      <w:r>
+        <w:t xml:space="preserve"> </w:t>
+      </w:r>
+      <w:r>
+        <w:rPr>
+          <w:b/>
+          <w:bCs/>
+        </w:rPr>
+        <w:t>Dine4Fit</w:t>
+      </w:r>
+      <w:r>
+        <w:t xml:space="preserve"> nenabízí žádnou rychlou cestu ke sledování.</w:t>
+      </w:r>
     </w:p>
     <w:p>
+      <w:r>
+        <w:t xml:space="preserve">Druhým problémem je absence zpětné vazby — všechny tři aplikace jsou jako černá díra, do níž uživatel vkládá data, ale nic zajímavého mu nejsou schopny vrátit. Třetí překážkou je sociální izolace – žádná z aplikací již řečenou sociální vrstvu výrazně neřeší, skupinové výzvy v </w:t>
+      </w:r>
+      <w:proofErr w:type="spellStart"/>
+      <w:r>
+        <w:rPr>
+          <w:b/>
+          <w:bCs/>
+        </w:rPr>
+        <w:t>MyFitnessPal</w:t>
+      </w:r>
+      <w:proofErr w:type="spellEnd"/>
+      <w:r>
+        <w:t xml:space="preserve"> se skrývají někde hluboko v menu a v praxi je nikdo příliš nevyužívá.</w:t>
+      </w:r>
+    </w:p>
+    <w:p>
+      <w:proofErr w:type="spellStart"/>
+      <w:r>
+        <w:t>Yumi</w:t>
+      </w:r>
+      <w:proofErr w:type="spellEnd"/>
+      <w:r>
+        <w:t xml:space="preserve"> na tyto tři body reaguje — AI skenování snižuje tření na jedno vyfocení, postava </w:t>
+      </w:r>
+      <w:proofErr w:type="spellStart"/>
+      <w:r>
+        <w:t>Yumiho</w:t>
+      </w:r>
+      <w:proofErr w:type="spellEnd"/>
+      <w:r>
+        <w:t xml:space="preserve"> přidává emocionální zpětnou vazbu a systém přátel a skupin řeší sociální motivaci.</w:t>
+      </w:r>
+    </w:p>
+    <w:p>
       <w:pPr>
         <w:pStyle w:val="Nadpis2"/>
       </w:pPr>
-      <w:bookmarkStart w:id="10" w:name="_Toc227677852"/>
-      <w:r>
-        <w:t>Barevná paleta a symbolika</w:t>
+      <w:bookmarkStart w:id="9" w:name="_Toc229599609"/>
+      <w:r>
+        <w:t xml:space="preserve">Konkurenční výhoda </w:t>
+      </w:r>
+      <w:proofErr w:type="spellStart"/>
+      <w:r>
+        <w:t>Yumi</w:t>
+      </w:r>
+      <w:r>
+        <w:t>ho</w:t>
+      </w:r>
+      <w:bookmarkEnd w:id="9"/>
+      <w:proofErr w:type="spellEnd"/>
+    </w:p>
+    <w:p>
+      <w:r>
+        <w:t xml:space="preserve">Na základě výše uvedených analýz lze stanovit tři konkrétní oblasti, ve kterých má </w:t>
+      </w:r>
+      <w:proofErr w:type="spellStart"/>
+      <w:r>
+        <w:t>Yumi</w:t>
+      </w:r>
+      <w:proofErr w:type="spellEnd"/>
+      <w:r>
+        <w:t xml:space="preserve"> skutečná výhoda nad konkurencí:</w:t>
+      </w:r>
+    </w:p>
+    <w:p>
+      <w:r>
+        <w:rPr>
+          <w:b/>
+          <w:bCs/>
+        </w:rPr>
+        <w:t>1. Rychlost nahrávání</w:t>
+      </w:r>
+      <w:r>
+        <w:t xml:space="preserve"> – díky vestavění modelu </w:t>
+      </w:r>
+      <w:proofErr w:type="spellStart"/>
+      <w:r>
+        <w:rPr>
+          <w:b/>
+          <w:bCs/>
+        </w:rPr>
+        <w:t>Gemini</w:t>
+      </w:r>
+      <w:proofErr w:type="spellEnd"/>
+      <w:r>
+        <w:rPr>
+          <w:b/>
+          <w:bCs/>
+        </w:rPr>
+        <w:t xml:space="preserve"> 3.1 </w:t>
+      </w:r>
+      <w:proofErr w:type="spellStart"/>
+      <w:r>
+        <w:rPr>
+          <w:b/>
+          <w:bCs/>
+        </w:rPr>
+        <w:t>Flash</w:t>
+      </w:r>
+      <w:proofErr w:type="spellEnd"/>
+      <w:r>
+        <w:rPr>
+          <w:b/>
+          <w:bCs/>
+        </w:rPr>
+        <w:t xml:space="preserve"> Lite</w:t>
+      </w:r>
+      <w:r>
+        <w:rPr>
+          <w:b/>
+          <w:bCs/>
+        </w:rPr>
+        <w:t xml:space="preserve"> </w:t>
+      </w:r>
+      <w:r>
+        <w:t xml:space="preserve">(případně </w:t>
+      </w:r>
+      <w:r>
+        <w:rPr>
+          <w:b/>
+          <w:bCs/>
+        </w:rPr>
+        <w:t>GPT-5 mini</w:t>
+      </w:r>
+      <w:r>
+        <w:rPr>
+          <w:b/>
+          <w:bCs/>
+        </w:rPr>
+        <w:t xml:space="preserve">) </w:t>
+      </w:r>
+      <w:r>
+        <w:t xml:space="preserve">pro analýzu </w:t>
+      </w:r>
+      <w:r>
+        <w:t>f</w:t>
+      </w:r>
+      <w:r>
+        <w:t>otografie jídla se může uživatel záznam jídla průměrně pořídit za 3-4 sekundy (vyfotit, potvrdit). AI řešení s možnostmi skenování (</w:t>
+      </w:r>
+      <w:proofErr w:type="spellStart"/>
+      <w:r>
+        <w:t>Lifesum</w:t>
+      </w:r>
+      <w:proofErr w:type="spellEnd"/>
+      <w:r>
+        <w:t xml:space="preserve">, Lose It!) </w:t>
+      </w:r>
+      <w:r>
+        <w:lastRenderedPageBreak/>
+        <w:t>trvá zhruba 15 až 20 sekund a jejich přesnost je nižší, neboť nepoužívají multimodální modely aktuální generace.</w:t>
+      </w:r>
+    </w:p>
+    <w:p>
+      <w:r>
+        <w:rPr>
+          <w:b/>
+          <w:bCs/>
+        </w:rPr>
+        <w:t xml:space="preserve">2. Emocionální </w:t>
+      </w:r>
+      <w:proofErr w:type="gramStart"/>
+      <w:r>
+        <w:rPr>
+          <w:b/>
+          <w:bCs/>
+        </w:rPr>
+        <w:t>angažovanost</w:t>
+      </w:r>
+      <w:r>
+        <w:t xml:space="preserve"> </w:t>
+      </w:r>
+      <w:r>
+        <w:t>-</w:t>
+      </w:r>
+      <w:r>
+        <w:t xml:space="preserve"> postava</w:t>
+      </w:r>
+      <w:proofErr w:type="gramEnd"/>
+      <w:r>
+        <w:t xml:space="preserve"> </w:t>
+      </w:r>
+      <w:proofErr w:type="spellStart"/>
+      <w:r>
+        <w:t>Yumiho</w:t>
+      </w:r>
+      <w:proofErr w:type="spellEnd"/>
+      <w:r>
+        <w:t xml:space="preserve"> (</w:t>
+      </w:r>
+      <w:proofErr w:type="spellStart"/>
+      <w:r>
+        <w:t>kawaii</w:t>
+      </w:r>
+      <w:proofErr w:type="spellEnd"/>
+      <w:r>
+        <w:t xml:space="preserve"> avokádo) reaguje v reálném čase na aktivitu uživatele. Tento herní okruh (game </w:t>
+      </w:r>
+      <w:proofErr w:type="spellStart"/>
+      <w:r>
+        <w:t>loop</w:t>
+      </w:r>
+      <w:proofErr w:type="spellEnd"/>
+      <w:r>
+        <w:t xml:space="preserve">) je běžný také v aplikacích jako </w:t>
+      </w:r>
+      <w:proofErr w:type="spellStart"/>
+      <w:r>
+        <w:t>Duolingo</w:t>
+      </w:r>
+      <w:proofErr w:type="spellEnd"/>
+      <w:sdt>
+        <w:sdtPr>
+          <w:id w:val="-658925561"/>
+          <w:citation/>
+        </w:sdtPr>
+        <w:sdtContent>
+          <w:r>
+            <w:fldChar w:fldCharType="begin"/>
+          </w:r>
+          <w:r>
+            <w:instrText xml:space="preserve"> CITATION Duolingo \l 1029 </w:instrText>
+          </w:r>
+          <w:r>
+            <w:fldChar w:fldCharType="separate"/>
+          </w:r>
+          <w:r>
+            <w:rPr>
+              <w:noProof/>
+            </w:rPr>
+            <w:t xml:space="preserve"> (6)</w:t>
+          </w:r>
+          <w:r>
+            <w:fldChar w:fldCharType="end"/>
+          </w:r>
+        </w:sdtContent>
+      </w:sdt>
+      <w:r>
+        <w:t xml:space="preserve">, kde postava Duo reaguje na aktivitu </w:t>
+      </w:r>
+      <w:proofErr w:type="gramStart"/>
+      <w:r>
+        <w:t>uživatele </w:t>
+      </w:r>
+      <w:r>
+        <w:t>-</w:t>
+      </w:r>
+      <w:r>
+        <w:t xml:space="preserve"> a</w:t>
+      </w:r>
+      <w:proofErr w:type="gramEnd"/>
+      <w:r>
+        <w:t xml:space="preserve"> </w:t>
+      </w:r>
+      <w:proofErr w:type="spellStart"/>
+      <w:r>
+        <w:t>Duolingo</w:t>
+      </w:r>
+      <w:proofErr w:type="spellEnd"/>
+      <w:r>
+        <w:t xml:space="preserve"> tudíž reportuje 3× vyšší retenci než průměr v kategorii vzdělávání. </w:t>
+      </w:r>
+      <w:proofErr w:type="spellStart"/>
+      <w:r>
+        <w:t>Yumi</w:t>
+      </w:r>
+      <w:proofErr w:type="spellEnd"/>
+      <w:r>
+        <w:t xml:space="preserve"> přenáší stejný princip do segmentu </w:t>
+      </w:r>
+      <w:proofErr w:type="spellStart"/>
+      <w:r>
+        <w:t>health</w:t>
+      </w:r>
+      <w:proofErr w:type="spellEnd"/>
+      <w:r>
+        <w:t xml:space="preserve"> &amp; fitness.</w:t>
+      </w:r>
+    </w:p>
+    <w:p>
+      <w:r>
+        <w:rPr>
+          <w:b/>
+          <w:bCs/>
+        </w:rPr>
+        <w:t xml:space="preserve">3. Společenská </w:t>
+      </w:r>
+      <w:proofErr w:type="gramStart"/>
+      <w:r>
+        <w:rPr>
+          <w:b/>
+          <w:bCs/>
+        </w:rPr>
+        <w:t xml:space="preserve">vrstva </w:t>
+      </w:r>
+      <w:r>
+        <w:t>-</w:t>
+      </w:r>
+      <w:r>
+        <w:t xml:space="preserve"> přátelská</w:t>
+      </w:r>
+      <w:proofErr w:type="gramEnd"/>
+      <w:r>
+        <w:t xml:space="preserve"> a skupinová žebříčková soutěž postavená na </w:t>
+      </w:r>
+      <w:proofErr w:type="spellStart"/>
+      <w:r>
+        <w:t>streak</w:t>
+      </w:r>
+      <w:proofErr w:type="spellEnd"/>
+      <w:r>
+        <w:t xml:space="preserve"> mechanice dává uživateli důvod také otevřít aplikaci v okamžiku, kdy není motivovaný zapisovat stravu. Je to zásadní i pro dlouhodobé </w:t>
+      </w:r>
+      <w:proofErr w:type="spellStart"/>
+      <w:r>
+        <w:t>udržití</w:t>
+      </w:r>
+      <w:proofErr w:type="spellEnd"/>
+      <w:r>
+        <w:t xml:space="preserve"> zájmu.</w:t>
+      </w:r>
+    </w:p>
+    <w:p>
+      <w:pPr>
+        <w:pStyle w:val="Nadpis2"/>
+      </w:pPr>
+      <w:bookmarkStart w:id="10" w:name="_Toc229599610"/>
+      <w:r>
+        <w:t>Uživatelský profil</w:t>
       </w:r>
       <w:bookmarkEnd w:id="10"/>
     </w:p>
     <w:p>
-      <w:pPr>
-        <w:pStyle w:val="Nadpis2"/>
-      </w:pPr>
-      <w:bookmarkStart w:id="11" w:name="_Toc227677853"/>
-      <w:r>
-        <w:t>Typografie</w:t>
+      <w:r>
+        <w:t xml:space="preserve">Na základě průzkumu jsem určil primárního uživatele </w:t>
+      </w:r>
+      <w:proofErr w:type="spellStart"/>
+      <w:r>
+        <w:t>Yumiho</w:t>
+      </w:r>
+      <w:proofErr w:type="spellEnd"/>
+      <w:r>
+        <w:t xml:space="preserve"> jako jednotlivce ve věku </w:t>
+      </w:r>
+      <w:r>
+        <w:rPr>
+          <w:b/>
+          <w:bCs/>
+        </w:rPr>
+        <w:t>15–28 let</w:t>
+      </w:r>
+      <w:r>
+        <w:t>, který chce zdravý životní styl, ale nechce se věnovat sledování své stravy. Je to obvykle student nebo mladý pracující</w:t>
+      </w:r>
+      <w:r>
+        <w:t xml:space="preserve"> člověk</w:t>
+      </w:r>
+      <w:r>
+        <w:t xml:space="preserve"> zvyklý na rychlé vizuální aplikace jako Instagram, </w:t>
+      </w:r>
+      <w:proofErr w:type="spellStart"/>
+      <w:r>
+        <w:t>TikTok</w:t>
+      </w:r>
+      <w:proofErr w:type="spellEnd"/>
+      <w:r>
+        <w:t xml:space="preserve"> nebo </w:t>
+      </w:r>
+      <w:proofErr w:type="spellStart"/>
+      <w:r>
+        <w:t>Duolingo</w:t>
+      </w:r>
+      <w:proofErr w:type="spellEnd"/>
+      <w:r>
+        <w:t xml:space="preserve">. Zajímají ho hlavně kalorie a proteiny, ne detailní mikroživiny. Gamifikaci ocení víc než tabulku. Zaplatí za prémiové funkce, ale až poté, co mu free verze prokáže svou hodnotu. Sekundární profil je fitness nadšenec ve věku 20–35 let, který </w:t>
+      </w:r>
+      <w:proofErr w:type="spellStart"/>
+      <w:r>
+        <w:t>Yumiho</w:t>
+      </w:r>
+      <w:proofErr w:type="spellEnd"/>
+      <w:r>
+        <w:t xml:space="preserve"> používá jako doplněk ke svým tréninkovým aplikacím. Cení si především přesnosti AI skenování a týdenních souhrnů </w:t>
+      </w:r>
+      <w:proofErr w:type="spellStart"/>
+      <w:r>
+        <w:t>Weekly</w:t>
+      </w:r>
+      <w:proofErr w:type="spellEnd"/>
+      <w:r>
+        <w:t xml:space="preserve"> </w:t>
+      </w:r>
+      <w:proofErr w:type="spellStart"/>
+      <w:r>
+        <w:t>Rewind</w:t>
+      </w:r>
+      <w:proofErr w:type="spellEnd"/>
+      <w:r>
+        <w:t>.</w:t>
+      </w:r>
+    </w:p>
+    <w:p>
+      <w:pPr>
+        <w:pStyle w:val="Nadpis1"/>
+      </w:pPr>
+      <w:bookmarkStart w:id="11" w:name="_Toc229599611"/>
+      <w:r>
+        <w:lastRenderedPageBreak/>
+        <w:t>Vizuální identita a design (</w:t>
+      </w:r>
+      <w:proofErr w:type="spellStart"/>
+      <w:r>
+        <w:t>Figma</w:t>
+      </w:r>
+      <w:proofErr w:type="spellEnd"/>
+      <w:r>
+        <w:t>)</w:t>
       </w:r>
       <w:bookmarkEnd w:id="11"/>
     </w:p>
     <w:p>
+      <w:r>
+        <w:t xml:space="preserve">Návrh vizuální identity byl prvním krokem </w:t>
+      </w:r>
+      <w:r>
+        <w:t>-</w:t>
+      </w:r>
+      <w:r>
+        <w:t xml:space="preserve"> </w:t>
+      </w:r>
+      <w:proofErr w:type="gramStart"/>
+      <w:r>
+        <w:t>ještě</w:t>
+      </w:r>
+      <w:proofErr w:type="gramEnd"/>
+      <w:r>
+        <w:t xml:space="preserve"> než jsme napsali jediný řádek kódu, museli jsme vymyslet, jak bude aplikace vypadat, jak se bude ovládat a jaký pocit má uživateli přinášet. Zvolili jsme </w:t>
+      </w:r>
+      <w:proofErr w:type="spellStart"/>
+      <w:r>
+        <w:t>Figmu</w:t>
+      </w:r>
+      <w:proofErr w:type="spellEnd"/>
+      <w:r>
+        <w:t>, protože nám umožňuje dělat všechno na jednom místě: UI, prototypy i design systém.</w:t>
+      </w:r>
+    </w:p>
+    <w:p>
       <w:pPr>
         <w:pStyle w:val="Nadpis2"/>
       </w:pPr>
-      <w:bookmarkStart w:id="12" w:name="_Toc227677854"/>
-      <w:r>
-        <w:t>Role maskota</w:t>
+      <w:bookmarkStart w:id="12" w:name="_Toc229599612"/>
+      <w:r>
+        <w:t>Designová filozofie</w:t>
       </w:r>
       <w:bookmarkEnd w:id="12"/>
     </w:p>
     <w:p>
-      <w:pPr>
-        <w:pStyle w:val="Nadpis1"/>
-      </w:pPr>
-      <w:bookmarkStart w:id="13" w:name="_Toc227677855"/>
-      <w:r>
-        <w:lastRenderedPageBreak/>
-        <w:t>Návrh rozhraní a technická architektura</w:t>
+      <w:r>
+        <w:t xml:space="preserve">Cíl byl jasný: aplikace by neměla vypadat jako nudná nutriční tabulka, ale jako něco, co se chce otevřít. Vizuální styl proto vychází z </w:t>
+      </w:r>
+      <w:proofErr w:type="spellStart"/>
+      <w:r>
+        <w:t>kawaii</w:t>
+      </w:r>
+      <w:proofErr w:type="spellEnd"/>
+      <w:r>
+        <w:t xml:space="preserve"> </w:t>
+      </w:r>
+      <w:proofErr w:type="gramStart"/>
+      <w:r>
+        <w:t xml:space="preserve">designu </w:t>
+      </w:r>
+      <w:r>
+        <w:t>-</w:t>
+      </w:r>
+      <w:r>
+        <w:t xml:space="preserve"> přátelské</w:t>
+      </w:r>
+      <w:proofErr w:type="gramEnd"/>
+      <w:r>
+        <w:t>, zaoblené tvary, teplá barevná paleta a živý charakter, který reaguje na chování uživatele. Design je tmavý (</w:t>
+      </w:r>
+      <w:proofErr w:type="spellStart"/>
+      <w:r>
+        <w:t>dark</w:t>
+      </w:r>
+      <w:proofErr w:type="spellEnd"/>
+      <w:r>
+        <w:t xml:space="preserve"> mode), aby se oči neunavily při večerním používání a </w:t>
+      </w:r>
+      <w:proofErr w:type="spellStart"/>
+      <w:r>
+        <w:t>akcentní</w:t>
+      </w:r>
+      <w:proofErr w:type="spellEnd"/>
+      <w:r>
+        <w:t xml:space="preserve"> barvy lépe vynikly</w:t>
+      </w:r>
+      <w:r>
+        <w:t>.</w:t>
+      </w:r>
+    </w:p>
+    <w:p>
+      <w:pPr>
+        <w:pStyle w:val="Nadpis2"/>
+      </w:pPr>
+      <w:bookmarkStart w:id="13" w:name="_Toc229599613"/>
+      <w:r>
+        <w:t>Barevná paleta a symbolika</w:t>
       </w:r>
       <w:bookmarkEnd w:id="13"/>
     </w:p>
     <w:p>
+      <w:r>
+        <w:t>Barevná paleta vychází z vizuální metafory avokáda — maskota aplikace. Každá barva má přiřazenou sémantiku a používá se konzistentně napříč celou aplikací</w:t>
+      </w:r>
+      <w:r>
+        <w:t>.</w:t>
+      </w:r>
+    </w:p>
+    <w:p>
       <w:pPr>
         <w:pStyle w:val="Nadpis2"/>
       </w:pPr>
-      <w:bookmarkStart w:id="14" w:name="_Toc227677856"/>
-      <w:r>
-        <w:t>Metodika návrhu uživatelské zkušenosti (UX)</w:t>
+      <w:bookmarkStart w:id="14" w:name="_Toc229599614"/>
+      <w:r>
+        <w:t>Typografie</w:t>
       </w:r>
       <w:bookmarkEnd w:id="14"/>
     </w:p>
     <w:p>
       <w:pPr>
-        <w:pStyle w:val="Nadpis3"/>
-      </w:pPr>
-      <w:bookmarkStart w:id="15" w:name="_Toc227677857"/>
-      <w:r>
-        <w:t>Analýza uživatelských cest</w:t>
+        <w:pStyle w:val="Nadpis2"/>
+      </w:pPr>
+      <w:bookmarkStart w:id="15" w:name="_Toc229599615"/>
+      <w:r>
+        <w:t>Role maskota</w:t>
       </w:r>
       <w:bookmarkEnd w:id="15"/>
     </w:p>
     <w:p>
       <w:pPr>
-        <w:pStyle w:val="Nadpis3"/>
-      </w:pPr>
-      <w:bookmarkStart w:id="16" w:name="_Toc227677858"/>
-      <w:r>
-        <w:t>Informační architektura</w:t>
+        <w:pStyle w:val="Nadpis1"/>
+      </w:pPr>
+      <w:bookmarkStart w:id="16" w:name="_Toc229599616"/>
+      <w:r>
+        <w:lastRenderedPageBreak/>
+        <w:t>Technická architektura</w:t>
       </w:r>
       <w:bookmarkEnd w:id="16"/>
     </w:p>
@@ -6950,9 +8429,9 @@
       <w:pPr>
         <w:pStyle w:val="Nadpis2"/>
       </w:pPr>
-      <w:bookmarkStart w:id="17" w:name="_Toc227677859"/>
-      <w:r>
-        <w:t>UI design</w:t>
+      <w:bookmarkStart w:id="17" w:name="_Toc229599617"/>
+      <w:r>
+        <w:t>Volba technologií a vývojové prostředí</w:t>
       </w:r>
       <w:bookmarkEnd w:id="17"/>
     </w:p>
@@ -6960,9 +8439,22 @@
       <w:pPr>
         <w:pStyle w:val="Nadpis3"/>
       </w:pPr>
-      <w:bookmarkStart w:id="18" w:name="_Toc227677860"/>
-      <w:r>
-        <w:t>Tvorba grafického stylu</w:t>
+      <w:bookmarkStart w:id="18" w:name="_Toc229599618"/>
+      <w:proofErr w:type="spellStart"/>
+      <w:r>
+        <w:t>React</w:t>
+      </w:r>
+      <w:proofErr w:type="spellEnd"/>
+      <w:r>
+        <w:t xml:space="preserve"> </w:t>
+      </w:r>
+      <w:proofErr w:type="spellStart"/>
+      <w:r>
+        <w:t>Native</w:t>
+      </w:r>
+      <w:proofErr w:type="spellEnd"/>
+      <w:r>
+        <w:t xml:space="preserve"> a Expo</w:t>
       </w:r>
       <w:bookmarkEnd w:id="18"/>
     </w:p>
@@ -6970,34 +8462,55 @@
       <w:pPr>
         <w:pStyle w:val="Nadpis3"/>
       </w:pPr>
-      <w:bookmarkStart w:id="19" w:name="_Toc227677861"/>
-      <w:r>
-        <w:t>Implementace maskota</w:t>
+      <w:bookmarkStart w:id="19" w:name="_Toc229599619"/>
+      <w:proofErr w:type="spellStart"/>
+      <w:r>
+        <w:t>NativeWind</w:t>
+      </w:r>
+      <w:proofErr w:type="spellEnd"/>
+      <w:r>
+        <w:t xml:space="preserve"> a </w:t>
+      </w:r>
+      <w:proofErr w:type="spellStart"/>
+      <w:r>
+        <w:t>Tailwind</w:t>
       </w:r>
       <w:bookmarkEnd w:id="19"/>
+      <w:proofErr w:type="spellEnd"/>
     </w:p>
     <w:p>
       <w:pPr>
-        <w:pStyle w:val="Nadpis3"/>
-      </w:pPr>
-      <w:bookmarkStart w:id="20" w:name="_Toc227677862"/>
-      <w:r>
-        <w:t>Typografický systém</w:t>
+        <w:pStyle w:val="Nadpis2"/>
+      </w:pPr>
+      <w:bookmarkStart w:id="20" w:name="_Toc229599620"/>
+      <w:r>
+        <w:t xml:space="preserve">Databáze a </w:t>
+      </w:r>
+      <w:proofErr w:type="spellStart"/>
+      <w:r>
+        <w:t>backendové</w:t>
+      </w:r>
+      <w:proofErr w:type="spellEnd"/>
+      <w:r>
+        <w:t xml:space="preserve"> řešení (</w:t>
+      </w:r>
+      <w:proofErr w:type="spellStart"/>
+      <w:r>
+        <w:t>Supabase</w:t>
+      </w:r>
+      <w:proofErr w:type="spellEnd"/>
+      <w:r>
+        <w:t>)</w:t>
       </w:r>
       <w:bookmarkEnd w:id="20"/>
     </w:p>
     <w:p>
       <w:pPr>
-        <w:pStyle w:val="Nadpis2"/>
-      </w:pPr>
-      <w:bookmarkStart w:id="21" w:name="_Toc227677863"/>
-      <w:proofErr w:type="spellStart"/>
-      <w:r>
-        <w:t>Frontendový</w:t>
-      </w:r>
-      <w:proofErr w:type="spellEnd"/>
-      <w:r>
-        <w:t xml:space="preserve"> framework a vývojové prostředí</w:t>
+        <w:pStyle w:val="Nadpis3"/>
+      </w:pPr>
+      <w:bookmarkStart w:id="21" w:name="_Toc229599621"/>
+      <w:r>
+        <w:t>Struktura databáze</w:t>
       </w:r>
       <w:bookmarkEnd w:id="21"/>
     </w:p>
@@ -7005,59 +8518,78 @@
       <w:pPr>
         <w:pStyle w:val="Nadpis3"/>
       </w:pPr>
-      <w:bookmarkStart w:id="22" w:name="_Toc227677864"/>
-      <w:r>
-        <w:t>Volba technologií</w:t>
+      <w:bookmarkStart w:id="22" w:name="_Toc229599622"/>
+      <w:r>
+        <w:t>Autentizace a bezpečnost dat</w:t>
       </w:r>
       <w:bookmarkEnd w:id="22"/>
     </w:p>
     <w:p>
       <w:pPr>
-        <w:pStyle w:val="Nadpis3"/>
-      </w:pPr>
-      <w:bookmarkStart w:id="23" w:name="_Toc227677865"/>
-      <w:r>
-        <w:t>Správa vývojového cyklu</w:t>
+        <w:pStyle w:val="Nadpis2"/>
+      </w:pPr>
+      <w:bookmarkStart w:id="23" w:name="_Toc229599623"/>
+      <w:r>
+        <w:t xml:space="preserve">Návrh a implementace API </w:t>
+      </w:r>
+      <w:proofErr w:type="spellStart"/>
+      <w:r>
+        <w:t>endpointů</w:t>
       </w:r>
       <w:bookmarkEnd w:id="23"/>
+      <w:proofErr w:type="spellEnd"/>
     </w:p>
     <w:p>
       <w:pPr>
-        <w:pStyle w:val="Nadpis2"/>
-      </w:pPr>
-      <w:bookmarkStart w:id="24" w:name="_Toc227677866"/>
-      <w:r>
-        <w:t>Souborový systém a navigační struktura</w:t>
+        <w:pStyle w:val="Nadpis3"/>
+      </w:pPr>
+      <w:bookmarkStart w:id="24" w:name="_Toc229599624"/>
+      <w:r>
+        <w:t xml:space="preserve">Přehled </w:t>
+      </w:r>
+      <w:proofErr w:type="spellStart"/>
+      <w:r>
+        <w:t>endpointů</w:t>
       </w:r>
       <w:bookmarkEnd w:id="24"/>
+      <w:proofErr w:type="spellEnd"/>
     </w:p>
     <w:p>
       <w:pPr>
         <w:pStyle w:val="Nadpis3"/>
       </w:pPr>
-      <w:bookmarkStart w:id="25" w:name="_Toc227677867"/>
-      <w:r>
-        <w:t>Expo Router</w:t>
+      <w:bookmarkStart w:id="25" w:name="_Toc229599625"/>
+      <w:r>
+        <w:t>Expo Router a navigační struktura</w:t>
       </w:r>
       <w:bookmarkEnd w:id="25"/>
     </w:p>
     <w:p>
       <w:pPr>
-        <w:pStyle w:val="Nadpis3"/>
-      </w:pPr>
-      <w:bookmarkStart w:id="26" w:name="_Toc227677868"/>
-      <w:r>
-        <w:t>Organizace projektu</w:t>
+        <w:pStyle w:val="Nadpis1"/>
+      </w:pPr>
+      <w:bookmarkStart w:id="26" w:name="_Toc229599626"/>
+      <w:r>
+        <w:lastRenderedPageBreak/>
+        <w:t xml:space="preserve">Implementace </w:t>
+      </w:r>
+      <w:proofErr w:type="spellStart"/>
+      <w:r>
+        <w:t>frontendu</w:t>
+      </w:r>
+      <w:proofErr w:type="spellEnd"/>
+      <w:r>
+        <w:t xml:space="preserve"> a AI integrace</w:t>
       </w:r>
       <w:bookmarkEnd w:id="26"/>
     </w:p>
     <w:p>
       <w:pPr>
-        <w:pStyle w:val="Nadpis3"/>
-      </w:pPr>
-      <w:bookmarkStart w:id="27" w:name="_Toc227677869"/>
-      <w:r>
-        <w:t>Dynamické směrování</w:t>
+        <w:pStyle w:val="Nadpis2"/>
+      </w:pPr>
+      <w:bookmarkStart w:id="27" w:name="_Toc229599627"/>
+      <w:r>
+        <w:t>Struktura projektu a souborový systém</w:t>
       </w:r>
       <w:bookmarkEnd w:id="27"/>
     </w:p>
@@ -7065,108 +8597,108 @@
       <w:pPr>
         <w:pStyle w:val="Nadpis2"/>
       </w:pPr>
-      <w:bookmarkStart w:id="28" w:name="_Toc227677870"/>
-      <w:proofErr w:type="spellStart"/>
-      <w:r>
-        <w:t>Backendové</w:t>
-      </w:r>
-      <w:proofErr w:type="spellEnd"/>
-      <w:r>
-        <w:t xml:space="preserve"> řešení (</w:t>
-      </w:r>
-      <w:proofErr w:type="spellStart"/>
-      <w:r>
-        <w:t>B</w:t>
-      </w:r>
-      <w:r>
-        <w:t>aaS</w:t>
-      </w:r>
-      <w:proofErr w:type="spellEnd"/>
-      <w:r>
-        <w:t>)</w:t>
+      <w:bookmarkStart w:id="28" w:name="_Toc229599628"/>
+      <w:r>
+        <w:t>Implementace klíčových obrazovek</w:t>
       </w:r>
       <w:bookmarkEnd w:id="28"/>
     </w:p>
     <w:p>
       <w:pPr>
-        <w:pStyle w:val="Nadpis3"/>
-      </w:pPr>
-      <w:bookmarkStart w:id="29" w:name="_Toc227677871"/>
+        <w:pStyle w:val="Nadpis2"/>
+      </w:pPr>
+      <w:bookmarkStart w:id="29" w:name="_Toc229599629"/>
       <w:proofErr w:type="spellStart"/>
       <w:r>
-        <w:t>Supabase</w:t>
+        <w:t>Magic</w:t>
+      </w:r>
+      <w:proofErr w:type="spellEnd"/>
+      <w:r>
+        <w:t xml:space="preserve"> </w:t>
+      </w:r>
+      <w:proofErr w:type="spellStart"/>
+      <w:r>
+        <w:t>Scan</w:t>
+      </w:r>
+      <w:proofErr w:type="spellEnd"/>
+      <w:r>
+        <w:t xml:space="preserve"> — AI skenování jídla</w:t>
       </w:r>
       <w:bookmarkEnd w:id="29"/>
-      <w:proofErr w:type="spellEnd"/>
     </w:p>
     <w:p>
       <w:pPr>
         <w:pStyle w:val="Nadpis3"/>
       </w:pPr>
-      <w:bookmarkStart w:id="30" w:name="_Toc227677872"/>
-      <w:r>
-        <w:lastRenderedPageBreak/>
-        <w:t>Bezpečnost dat</w:t>
+      <w:bookmarkStart w:id="30" w:name="_Toc229599630"/>
+      <w:proofErr w:type="spellStart"/>
+      <w:r>
+        <w:t>Gemini</w:t>
+      </w:r>
+      <w:proofErr w:type="spellEnd"/>
+      <w:r>
+        <w:t xml:space="preserve"> </w:t>
+      </w:r>
+      <w:proofErr w:type="spellStart"/>
+      <w:r>
+        <w:t>Flash</w:t>
+      </w:r>
+      <w:proofErr w:type="spellEnd"/>
+      <w:r>
+        <w:t xml:space="preserve"> Lite</w:t>
       </w:r>
       <w:bookmarkEnd w:id="30"/>
     </w:p>
     <w:p>
       <w:pPr>
-        <w:pStyle w:val="Nadpis2"/>
-      </w:pPr>
-      <w:bookmarkStart w:id="31" w:name="_Toc227677873"/>
-      <w:r>
-        <w:t>Styling a transformace designu do kódu</w:t>
+        <w:pStyle w:val="Nadpis3"/>
+      </w:pPr>
+      <w:bookmarkStart w:id="31" w:name="_Toc229599631"/>
+      <w:r>
+        <w:t>GPT-5 Mini jako záloha</w:t>
       </w:r>
       <w:bookmarkEnd w:id="31"/>
     </w:p>
     <w:p>
       <w:pPr>
-        <w:pStyle w:val="Nadpis3"/>
-      </w:pPr>
-      <w:bookmarkStart w:id="32" w:name="_Toc227677874"/>
-      <w:proofErr w:type="spellStart"/>
-      <w:r>
-        <w:t>NativeWind</w:t>
+        <w:pStyle w:val="Nadpis2"/>
+      </w:pPr>
+      <w:bookmarkStart w:id="32" w:name="_Toc229599632"/>
+      <w:r>
+        <w:t>Databáze potravin a externí API</w:t>
       </w:r>
       <w:bookmarkEnd w:id="32"/>
-      <w:proofErr w:type="spellEnd"/>
     </w:p>
     <w:p>
       <w:pPr>
         <w:pStyle w:val="Nadpis3"/>
       </w:pPr>
-      <w:bookmarkStart w:id="33" w:name="_Toc227677875"/>
-      <w:r>
-        <w:t xml:space="preserve">Konfigurace </w:t>
-      </w:r>
+      <w:bookmarkStart w:id="33" w:name="_Toc229599633"/>
       <w:proofErr w:type="spellStart"/>
       <w:r>
-        <w:t>Tailwindu</w:t>
+        <w:t>OpenFoodFacts</w:t>
       </w:r>
       <w:bookmarkEnd w:id="33"/>
       <w:proofErr w:type="spellEnd"/>
     </w:p>
     <w:p>
       <w:pPr>
-        <w:pStyle w:val="Nadpis2"/>
-      </w:pPr>
-      <w:bookmarkStart w:id="34" w:name="_Toc227677876"/>
-      <w:proofErr w:type="spellStart"/>
-      <w:r>
-        <w:t>Endpointy</w:t>
+        <w:pStyle w:val="Nadpis1"/>
+      </w:pPr>
+      <w:bookmarkStart w:id="34" w:name="_Toc229599634"/>
+      <w:r>
+        <w:lastRenderedPageBreak/>
+        <w:t>Komunita, byznys model a distribuce</w:t>
       </w:r>
       <w:bookmarkEnd w:id="34"/>
-      <w:proofErr w:type="spellEnd"/>
     </w:p>
     <w:p>
       <w:pPr>
-        <w:pStyle w:val="Nadpis1"/>
-      </w:pPr>
-      <w:bookmarkStart w:id="35" w:name="_Toc227677877"/>
-      <w:r>
-        <w:lastRenderedPageBreak/>
-        <w:t>Inteligentní moduly a AI integrace</w:t>
+        <w:pStyle w:val="Nadpis2"/>
+      </w:pPr>
+      <w:bookmarkStart w:id="35" w:name="_Toc229599635"/>
+      <w:r>
+        <w:t>Systém klubů a sociální interakce</w:t>
       </w:r>
       <w:bookmarkEnd w:id="35"/>
     </w:p>
@@ -7174,18 +8706,13 @@
       <w:pPr>
         <w:pStyle w:val="Nadpis2"/>
       </w:pPr>
-      <w:bookmarkStart w:id="36" w:name="_Toc227677878"/>
+      <w:bookmarkStart w:id="36" w:name="_Toc229599636"/>
+      <w:r>
+        <w:t xml:space="preserve">Byznys model </w:t>
+      </w:r>
       <w:proofErr w:type="spellStart"/>
       <w:r>
-        <w:t>Magic</w:t>
-      </w:r>
-      <w:proofErr w:type="spellEnd"/>
-      <w:r>
-        <w:t xml:space="preserve"> </w:t>
-      </w:r>
-      <w:proofErr w:type="spellStart"/>
-      <w:r>
-        <w:t>Scan</w:t>
+        <w:t>Freemium</w:t>
       </w:r>
       <w:bookmarkEnd w:id="36"/>
       <w:proofErr w:type="spellEnd"/>
@@ -7194,22 +8721,9 @@
       <w:pPr>
         <w:pStyle w:val="Nadpis3"/>
       </w:pPr>
-      <w:bookmarkStart w:id="37" w:name="_Toc227677879"/>
-      <w:proofErr w:type="spellStart"/>
-      <w:r>
-        <w:t>Gemini</w:t>
-      </w:r>
-      <w:proofErr w:type="spellEnd"/>
-      <w:r>
-        <w:t xml:space="preserve"> 3.1 </w:t>
-      </w:r>
-      <w:proofErr w:type="spellStart"/>
-      <w:r>
-        <w:t>Flash</w:t>
-      </w:r>
-      <w:proofErr w:type="spellEnd"/>
-      <w:r>
-        <w:t xml:space="preserve"> Lite G</w:t>
+      <w:bookmarkStart w:id="37" w:name="_Toc229599637"/>
+      <w:r>
+        <w:t>Ekonomika AI požadavků a reklamy</w:t>
       </w:r>
       <w:bookmarkEnd w:id="37"/>
     </w:p>
@@ -7217,9 +8731,17 @@
       <w:pPr>
         <w:pStyle w:val="Nadpis3"/>
       </w:pPr>
-      <w:bookmarkStart w:id="38" w:name="_Toc227677880"/>
-      <w:r>
-        <w:t>GPT-5 Mini</w:t>
+      <w:bookmarkStart w:id="38" w:name="_Toc229599638"/>
+      <w:r>
+        <w:t xml:space="preserve">Předplatné </w:t>
+      </w:r>
+      <w:proofErr w:type="spellStart"/>
+      <w:r>
+        <w:t>Yumi</w:t>
+      </w:r>
+      <w:proofErr w:type="spellEnd"/>
+      <w:r>
+        <w:t>+</w:t>
       </w:r>
       <w:bookmarkEnd w:id="38"/>
     </w:p>
@@ -7227,9 +8749,9 @@
       <w:pPr>
         <w:pStyle w:val="Nadpis2"/>
       </w:pPr>
-      <w:bookmarkStart w:id="39" w:name="_Toc227677881"/>
-      <w:r>
-        <w:t>Databáze a API</w:t>
+      <w:bookmarkStart w:id="39" w:name="_Toc229599639"/>
+      <w:r>
+        <w:t>Platební brána Stripe</w:t>
       </w:r>
       <w:bookmarkEnd w:id="39"/>
     </w:p>
@@ -7237,20 +8759,19 @@
       <w:pPr>
         <w:pStyle w:val="Nadpis2"/>
       </w:pPr>
-      <w:bookmarkStart w:id="40" w:name="_Toc227677882"/>
-      <w:r>
-        <w:t>Uživatelský scénář</w:t>
+      <w:bookmarkStart w:id="40" w:name="_Toc229599640"/>
+      <w:r>
+        <w:t>Distribuce aplikace</w:t>
       </w:r>
       <w:bookmarkEnd w:id="40"/>
     </w:p>
     <w:p>
       <w:pPr>
-        <w:pStyle w:val="Nadpis1"/>
-      </w:pPr>
-      <w:bookmarkStart w:id="41" w:name="_Toc227677883"/>
-      <w:r>
-        <w:lastRenderedPageBreak/>
-        <w:t>Komunita a sociální interakce</w:t>
+        <w:pStyle w:val="Nadpis2"/>
+      </w:pPr>
+      <w:bookmarkStart w:id="41" w:name="_Toc229599641"/>
+      <w:r>
+        <w:t>Apple Developer Program</w:t>
       </w:r>
       <w:bookmarkEnd w:id="41"/>
     </w:p>
@@ -7258,26 +8779,25 @@
       <w:pPr>
         <w:pStyle w:val="Nadpis2"/>
       </w:pPr>
-      <w:bookmarkStart w:id="42" w:name="_Toc227677884"/>
-      <w:r>
-        <w:t>Systém vnořených klubů</w:t>
+      <w:bookmarkStart w:id="42" w:name="_Toc229599642"/>
+      <w:r>
+        <w:t xml:space="preserve">Google Play </w:t>
+      </w:r>
+      <w:proofErr w:type="spellStart"/>
+      <w:r>
+        <w:t>Console</w:t>
       </w:r>
       <w:bookmarkEnd w:id="42"/>
+      <w:proofErr w:type="spellEnd"/>
     </w:p>
     <w:p>
       <w:pPr>
         <w:pStyle w:val="Nadpis1"/>
       </w:pPr>
-      <w:bookmarkStart w:id="43" w:name="_Toc227677885"/>
+      <w:bookmarkStart w:id="43" w:name="_Toc229599643"/>
       <w:r>
         <w:lastRenderedPageBreak/>
-        <w:t>Byznys model</w:t>
-      </w:r>
-      <w:r>
-        <w:t xml:space="preserve"> </w:t>
-      </w:r>
-      <w:r>
-        <w:t>a ekonomika provozu</w:t>
+        <w:t>Testování aplikace</w:t>
       </w:r>
       <w:bookmarkEnd w:id="43"/>
     </w:p>
@@ -7285,9 +8805,9 @@
       <w:pPr>
         <w:pStyle w:val="Nadpis2"/>
       </w:pPr>
-      <w:bookmarkStart w:id="44" w:name="_Toc227677886"/>
-      <w:r>
-        <w:t>Ekonomika AI požadavků a reklamy</w:t>
+      <w:bookmarkStart w:id="44" w:name="_Toc229599644"/>
+      <w:r>
+        <w:t>Strategie testování</w:t>
       </w:r>
       <w:bookmarkEnd w:id="44"/>
     </w:p>
@@ -7295,20 +8815,9 @@
       <w:pPr>
         <w:pStyle w:val="Nadpis2"/>
       </w:pPr>
-      <w:bookmarkStart w:id="45" w:name="_Toc227677887"/>
-      <w:r>
-        <w:t>Model předplatného (</w:t>
-      </w:r>
-      <w:proofErr w:type="spellStart"/>
-      <w:r>
-        <w:t>Yumi</w:t>
-      </w:r>
-      <w:proofErr w:type="spellEnd"/>
-      <w:r>
-        <w:t>+</w:t>
-      </w:r>
-      <w:r>
-        <w:t>)</w:t>
+      <w:bookmarkStart w:id="45" w:name="_Toc229599645"/>
+      <w:r>
+        <w:t>Jednotkové testy</w:t>
       </w:r>
       <w:bookmarkEnd w:id="45"/>
     </w:p>
@@ -7316,30 +8825,41 @@
       <w:pPr>
         <w:pStyle w:val="Nadpis2"/>
       </w:pPr>
-      <w:bookmarkStart w:id="46" w:name="_Toc227677888"/>
-      <w:r>
-        <w:t>Platební brána Stripe a správa transakcí</w:t>
+      <w:bookmarkStart w:id="46" w:name="_Toc229599646"/>
+      <w:r>
+        <w:t>I</w:t>
+      </w:r>
+      <w:r>
+        <w:t>ntegrační testy</w:t>
       </w:r>
       <w:bookmarkEnd w:id="46"/>
     </w:p>
     <w:p>
       <w:pPr>
-        <w:pStyle w:val="Nadpis1"/>
-      </w:pPr>
-      <w:bookmarkStart w:id="47" w:name="_Toc227677889"/>
-      <w:r>
-        <w:lastRenderedPageBreak/>
-        <w:t>Distribuce a správa vývojářských účtů</w:t>
+        <w:pStyle w:val="Nadpis2"/>
+      </w:pPr>
+      <w:bookmarkStart w:id="47" w:name="_Toc229599647"/>
+      <w:r>
+        <w:t>Výsledky testování</w:t>
       </w:r>
       <w:bookmarkEnd w:id="47"/>
     </w:p>
     <w:p>
       <w:pPr>
-        <w:pStyle w:val="Nadpis2"/>
-      </w:pPr>
-      <w:bookmarkStart w:id="48" w:name="_Toc227677890"/>
-      <w:r>
-        <w:t>Apple Developer Program</w:t>
+        <w:pStyle w:val="Nadpis1"/>
+      </w:pPr>
+      <w:bookmarkStart w:id="48" w:name="_Toc229599648"/>
+      <w:r>
+        <w:lastRenderedPageBreak/>
+        <w:t xml:space="preserve">Nasazení </w:t>
+      </w:r>
+      <w:proofErr w:type="spellStart"/>
+      <w:r>
+        <w:t>PostHog</w:t>
+      </w:r>
+      <w:proofErr w:type="spellEnd"/>
+      <w:r>
+        <w:t xml:space="preserve"> analytiky</w:t>
       </w:r>
       <w:bookmarkEnd w:id="48"/>
     </w:p>
@@ -7347,172 +8867,259 @@
       <w:pPr>
         <w:pStyle w:val="Nadpis2"/>
       </w:pPr>
-      <w:bookmarkStart w:id="49" w:name="_Toc227677891"/>
-      <w:r>
-        <w:t xml:space="preserve">Google Play </w:t>
+      <w:bookmarkStart w:id="49" w:name="_Toc229599649"/>
+      <w:r>
+        <w:t>C</w:t>
+      </w:r>
+      <w:r>
+        <w:t xml:space="preserve">o je </w:t>
       </w:r>
       <w:proofErr w:type="spellStart"/>
       <w:r>
-        <w:t>Console</w:t>
+        <w:t>PostHog</w:t>
+      </w:r>
+      <w:proofErr w:type="spellEnd"/>
+      <w:r>
+        <w:t xml:space="preserve"> a proč byl zvolen</w:t>
       </w:r>
       <w:bookmarkEnd w:id="49"/>
+    </w:p>
+    <w:p>
+      <w:pPr>
+        <w:pStyle w:val="Nadpis2"/>
+      </w:pPr>
+      <w:bookmarkStart w:id="50" w:name="_Toc229599650"/>
+      <w:r>
+        <w:t>Plán implementace</w:t>
+      </w:r>
+      <w:bookmarkEnd w:id="50"/>
+    </w:p>
+    <w:p>
+      <w:pPr>
+        <w:pStyle w:val="Nadpis2"/>
+      </w:pPr>
+      <w:bookmarkStart w:id="51" w:name="_Toc229599651"/>
+      <w:r>
+        <w:t>Přínos pro budoucí vývoj</w:t>
+      </w:r>
+      <w:bookmarkEnd w:id="51"/>
+    </w:p>
+    <w:p>
+      <w:pPr>
+        <w:pStyle w:val="Nadpis1"/>
+      </w:pPr>
+      <w:bookmarkStart w:id="52" w:name="_Toc229599652"/>
+      <w:r>
+        <w:lastRenderedPageBreak/>
+        <w:t>Testování aplikace</w:t>
+      </w:r>
+      <w:bookmarkEnd w:id="52"/>
+    </w:p>
+    <w:p>
+      <w:pPr>
+        <w:pStyle w:val="Nadpis2"/>
+      </w:pPr>
+      <w:bookmarkStart w:id="53" w:name="_Toc229599653"/>
+      <w:r>
+        <w:t>Plán testování a metodika</w:t>
+      </w:r>
+      <w:bookmarkEnd w:id="53"/>
+    </w:p>
+    <w:p>
+      <w:pPr>
+        <w:pStyle w:val="Nadpis2"/>
+      </w:pPr>
+      <w:bookmarkStart w:id="54" w:name="_Toc229599654"/>
+      <w:r>
+        <w:t xml:space="preserve">Přínos testování pro kvalitu </w:t>
+      </w:r>
+      <w:proofErr w:type="spellStart"/>
+      <w:r>
+        <w:t>aplikace</w:t>
+      </w:r>
+      <w:r>
+        <w:t>Nasazení</w:t>
+      </w:r>
+      <w:proofErr w:type="spellEnd"/>
+      <w:r>
+        <w:t xml:space="preserve"> </w:t>
+      </w:r>
+      <w:proofErr w:type="spellStart"/>
+      <w:r>
+        <w:t>PostHog</w:t>
+      </w:r>
+      <w:proofErr w:type="spellEnd"/>
+      <w:r>
+        <w:t xml:space="preserve"> </w:t>
+      </w:r>
+      <w:proofErr w:type="spellStart"/>
+      <w:r>
+        <w:t>analytic</w:t>
+      </w:r>
+      <w:bookmarkEnd w:id="54"/>
       <w:proofErr w:type="spellEnd"/>
     </w:p>
     <w:p>
       <w:pPr>
         <w:pStyle w:val="Nadpis1"/>
       </w:pPr>
-      <w:bookmarkStart w:id="50" w:name="_Toc227677892"/>
+      <w:bookmarkStart w:id="55" w:name="_Toc229599655"/>
       <w:r>
         <w:lastRenderedPageBreak/>
-        <w:t>Testování aplikace</w:t>
-      </w:r>
-      <w:bookmarkEnd w:id="50"/>
+        <w:t>Optimalizace UX a zpětná vazba</w:t>
+      </w:r>
+      <w:bookmarkEnd w:id="55"/>
     </w:p>
     <w:p>
       <w:pPr>
-        <w:pStyle w:val="Nadpis1"/>
-      </w:pPr>
-      <w:bookmarkStart w:id="51" w:name="_Toc227677893"/>
-      <w:r>
-        <w:lastRenderedPageBreak/>
-        <w:t xml:space="preserve">Nasazení </w:t>
-      </w:r>
-      <w:proofErr w:type="spellStart"/>
-      <w:r>
-        <w:t>PostHog</w:t>
-      </w:r>
-      <w:proofErr w:type="spellEnd"/>
-      <w:r>
-        <w:t xml:space="preserve"> </w:t>
-      </w:r>
-      <w:proofErr w:type="spellStart"/>
-      <w:r>
-        <w:t>analytic</w:t>
-      </w:r>
-      <w:bookmarkEnd w:id="51"/>
-      <w:proofErr w:type="spellEnd"/>
+        <w:pStyle w:val="Nadpis2"/>
+      </w:pPr>
+      <w:bookmarkStart w:id="56" w:name="_Toc229599656"/>
+      <w:r>
+        <w:t>Plán sběru zpětné vazby</w:t>
+      </w:r>
+      <w:bookmarkEnd w:id="56"/>
     </w:p>
     <w:p>
       <w:pPr>
-        <w:pStyle w:val="Nadpis1"/>
-      </w:pPr>
-      <w:bookmarkStart w:id="52" w:name="_Toc227677894"/>
-      <w:r>
-        <w:lastRenderedPageBreak/>
-        <w:t>Testování s uživateli</w:t>
-      </w:r>
-      <w:bookmarkEnd w:id="52"/>
-    </w:p>
-    <w:p>
-      <w:pPr>
-        <w:pStyle w:val="Nadpis1"/>
-      </w:pPr>
-      <w:bookmarkStart w:id="53" w:name="_Toc227677895"/>
-      <w:r>
-        <w:lastRenderedPageBreak/>
-        <w:t>Optimalizace aplikace z pohledu UX</w:t>
-      </w:r>
-      <w:bookmarkEnd w:id="53"/>
-    </w:p>
-    <w:p>
-      <w:pPr>
-        <w:pStyle w:val="Nadpis1"/>
-      </w:pPr>
-      <w:bookmarkStart w:id="54" w:name="_Toc227677896"/>
-      <w:r>
-        <w:lastRenderedPageBreak/>
-        <w:t>Využití AI v projektu</w:t>
-      </w:r>
-      <w:bookmarkEnd w:id="54"/>
-    </w:p>
-    <w:p>
-      <w:pPr>
-        <w:pStyle w:val="ObrzekvMP"/>
-      </w:pPr>
-    </w:p>
-    <w:p>
-      <w:pPr>
-        <w:pStyle w:val="Neslovannadpis"/>
-      </w:pPr>
-      <w:bookmarkStart w:id="55" w:name="_Toc86047603"/>
-      <w:bookmarkStart w:id="56" w:name="_Toc86055210"/>
-      <w:bookmarkStart w:id="57" w:name="_Toc227677897"/>
-      <w:r>
-        <w:lastRenderedPageBreak/>
-        <w:t>Závěr</w:t>
-      </w:r>
-      <w:bookmarkEnd w:id="55"/>
-      <w:bookmarkEnd w:id="56"/>
+        <w:pStyle w:val="Nadpis2"/>
+      </w:pPr>
+      <w:bookmarkStart w:id="57" w:name="_Toc229599657"/>
+      <w:r>
+        <w:t>Navrhované úpravy na základě analýzy</w:t>
+      </w:r>
       <w:bookmarkEnd w:id="57"/>
     </w:p>
     <w:p>
       <w:pPr>
-        <w:pStyle w:val="Neslovannadpis"/>
-      </w:pPr>
-      <w:bookmarkStart w:id="58" w:name="_Toc86047604"/>
-      <w:bookmarkStart w:id="59" w:name="_Toc86055211"/>
-      <w:bookmarkStart w:id="60" w:name="_Toc227677898"/>
+        <w:pStyle w:val="Nadpis1"/>
+      </w:pPr>
+      <w:bookmarkStart w:id="58" w:name="_Toc229599658"/>
       <w:r>
         <w:lastRenderedPageBreak/>
-        <w:t>Seznam zkratek a odborných výrazů</w:t>
+        <w:t>Využití AI v</w:t>
+      </w:r>
+      <w:r>
+        <w:t> </w:t>
+      </w:r>
+      <w:r>
+        <w:t>projektu</w:t>
       </w:r>
       <w:bookmarkEnd w:id="58"/>
+    </w:p>
+    <w:p>
+      <w:pPr>
+        <w:pStyle w:val="Nadpis2"/>
+      </w:pPr>
+      <w:bookmarkStart w:id="59" w:name="_Toc229599659"/>
+      <w:r>
+        <w:t>AI nástroje použité při vývoji</w:t>
+      </w:r>
       <w:bookmarkEnd w:id="59"/>
+    </w:p>
+    <w:p>
+      <w:pPr>
+        <w:pStyle w:val="Nadpis2"/>
+      </w:pPr>
+      <w:bookmarkStart w:id="60" w:name="_Toc229599660"/>
+      <w:r>
+        <w:t>AI funkce v samotné aplikaci</w:t>
+      </w:r>
       <w:bookmarkEnd w:id="60"/>
     </w:p>
     <w:p>
       <w:pPr>
-        <w:pStyle w:val="Pojem"/>
-      </w:pPr>
-      <w:r>
-        <w:t>HTML</w:t>
-      </w:r>
+        <w:pStyle w:val="Nadpis2"/>
+      </w:pPr>
+      <w:bookmarkStart w:id="61" w:name="_Toc229599661"/>
+      <w:r>
+        <w:t>Reflexe a omezení</w:t>
+      </w:r>
+      <w:bookmarkEnd w:id="61"/>
     </w:p>
     <w:p>
       <w:pPr>
-        <w:pStyle w:val="Vysvtlenpojmu"/>
-      </w:pPr>
-      <w:proofErr w:type="spellStart"/>
-      <w:r>
-        <w:t>HyperText</w:t>
-      </w:r>
-      <w:proofErr w:type="spellEnd"/>
-      <w:r>
-        <w:t xml:space="preserve"> </w:t>
-      </w:r>
-      <w:proofErr w:type="spellStart"/>
-      <w:r>
-        <w:t>Markup</w:t>
-      </w:r>
-      <w:proofErr w:type="spellEnd"/>
-      <w:r>
-        <w:t xml:space="preserve"> </w:t>
-      </w:r>
-      <w:proofErr w:type="spellStart"/>
-      <w:r>
-        <w:t>Language</w:t>
-      </w:r>
-      <w:proofErr w:type="spellEnd"/>
-      <w:r>
-        <w:t xml:space="preserve"> – značkovací jazyk používaný pro tvorbu webových stránek.</w:t>
-      </w:r>
+        <w:pStyle w:val="Neslovannadpis"/>
+      </w:pPr>
+      <w:bookmarkStart w:id="62" w:name="_Toc86047603"/>
+      <w:bookmarkStart w:id="63" w:name="_Toc86055210"/>
+      <w:bookmarkStart w:id="64" w:name="_Toc229599662"/>
+      <w:r>
+        <w:lastRenderedPageBreak/>
+        <w:t>Závěr</w:t>
+      </w:r>
+      <w:bookmarkEnd w:id="62"/>
+      <w:bookmarkEnd w:id="63"/>
+      <w:bookmarkEnd w:id="64"/>
     </w:p>
     <w:p>
       <w:pPr>
         <w:pStyle w:val="Neslovannadpis"/>
       </w:pPr>
-      <w:bookmarkStart w:id="61" w:name="_Toc86047605"/>
-      <w:bookmarkStart w:id="62" w:name="_Toc86055212"/>
-      <w:bookmarkStart w:id="63" w:name="_Toc227677899"/>
+      <w:bookmarkStart w:id="65" w:name="_Toc86047604"/>
+      <w:bookmarkStart w:id="66" w:name="_Toc86055211"/>
+      <w:bookmarkStart w:id="67" w:name="_Toc229599663"/>
+      <w:r>
+        <w:lastRenderedPageBreak/>
+        <w:t>Seznam zkratek a odborných výrazů</w:t>
+      </w:r>
+      <w:bookmarkEnd w:id="65"/>
+      <w:bookmarkEnd w:id="66"/>
+      <w:bookmarkEnd w:id="67"/>
+    </w:p>
+    <w:p>
+      <w:pPr>
+        <w:pStyle w:val="Pojem"/>
+      </w:pPr>
+      <w:r>
+        <w:t>HTML</w:t>
+      </w:r>
+    </w:p>
+    <w:p>
+      <w:pPr>
+        <w:pStyle w:val="Vysvtlenpojmu"/>
+      </w:pPr>
+      <w:proofErr w:type="spellStart"/>
+      <w:r>
+        <w:t>HyperText</w:t>
+      </w:r>
+      <w:proofErr w:type="spellEnd"/>
+      <w:r>
+        <w:t xml:space="preserve"> </w:t>
+      </w:r>
+      <w:proofErr w:type="spellStart"/>
+      <w:r>
+        <w:t>Markup</w:t>
+      </w:r>
+      <w:proofErr w:type="spellEnd"/>
+      <w:r>
+        <w:t xml:space="preserve"> </w:t>
+      </w:r>
+      <w:proofErr w:type="spellStart"/>
+      <w:r>
+        <w:t>Language</w:t>
+      </w:r>
+      <w:proofErr w:type="spellEnd"/>
+      <w:r>
+        <w:t xml:space="preserve"> – značkovací jazyk používaný pro tvorbu webových stránek.</w:t>
+      </w:r>
+    </w:p>
+    <w:p>
+      <w:pPr>
+        <w:pStyle w:val="Neslovannadpis"/>
+      </w:pPr>
+      <w:bookmarkStart w:id="68" w:name="_Toc86047605"/>
+      <w:bookmarkStart w:id="69" w:name="_Toc86055212"/>
+      <w:bookmarkStart w:id="70" w:name="_Toc229599664"/>
       <w:r>
         <w:lastRenderedPageBreak/>
         <w:t>Seznam obrázků</w:t>
       </w:r>
-      <w:bookmarkEnd w:id="61"/>
-      <w:bookmarkEnd w:id="62"/>
-      <w:bookmarkEnd w:id="63"/>
+      <w:bookmarkEnd w:id="68"/>
+      <w:bookmarkEnd w:id="69"/>
+      <w:bookmarkEnd w:id="70"/>
     </w:p>
+    <w:bookmarkStart w:id="71" w:name="_Toc86047606"/>
     <w:p>
       <w:pPr>
         <w:pStyle w:val="Seznamobrzk"/>
@@ -7522,7 +9129,10 @@
         <w:rPr>
           <w:rFonts w:eastAsiaTheme="minorEastAsia"/>
           <w:noProof/>
+          <w:kern w:val="2"/>
+          <w:szCs w:val="24"/>
           <w:lang w:eastAsia="cs-CZ"/>
+          <w14:ligatures w14:val="standardContextual"/>
         </w:rPr>
       </w:pPr>
       <w:r>
@@ -7532,6 +9142,9 @@
         <w:fldChar w:fldCharType="begin"/>
       </w:r>
       <w:r>
+        <w:rPr>
+          <w:sz w:val="22"/>
+        </w:rPr>
         <w:instrText xml:space="preserve"> TOC \h \z \c "Obrázek" </w:instrText>
       </w:r>
       <w:r>
@@ -7540,13 +9153,13 @@
         </w:rPr>
         <w:fldChar w:fldCharType="separate"/>
       </w:r>
-      <w:hyperlink w:anchor="_Toc86059903" w:history="1">
+      <w:hyperlink w:anchor="_Toc229599583" w:history="1">
         <w:r>
           <w:rPr>
             <w:rStyle w:val="Hypertextovodkaz"/>
             <w:noProof/>
           </w:rPr>
-          <w:t>Obrázek 1 Úplně bez legrace, mě tohle kotě docela děsí.</w:t>
+          <w:t>Obrázek 1 - MyFitnessPal</w:t>
         </w:r>
         <w:r>
           <w:rPr>
@@ -7567,7 +9180,7 @@
             <w:noProof/>
             <w:webHidden/>
           </w:rPr>
-          <w:instrText xml:space="preserve"> PAGEREF _Toc86059903 \h </w:instrText>
+          <w:instrText xml:space="preserve"> PAGEREF _Toc229599583 \h </w:instrText>
         </w:r>
         <w:r>
           <w:rPr>
@@ -7607,16 +9220,19 @@
         <w:rPr>
           <w:rFonts w:eastAsiaTheme="minorEastAsia"/>
           <w:noProof/>
+          <w:kern w:val="2"/>
+          <w:szCs w:val="24"/>
           <w:lang w:eastAsia="cs-CZ"/>
+          <w14:ligatures w14:val="standardContextual"/>
         </w:rPr>
       </w:pPr>
-      <w:hyperlink w:anchor="_Toc86059904" w:history="1">
+      <w:hyperlink w:anchor="_Toc229599584" w:history="1">
         <w:r>
           <w:rPr>
             <w:rStyle w:val="Hypertextovodkaz"/>
             <w:noProof/>
           </w:rPr>
-          <w:t>Obrázek 2 Modré borůvky</w:t>
+          <w:t>Obrázek 2 - Cronometer</w:t>
         </w:r>
         <w:r>
           <w:rPr>
@@ -7637,7 +9253,7 @@
             <w:noProof/>
             <w:webHidden/>
           </w:rPr>
-          <w:instrText xml:space="preserve"> PAGEREF _Toc86059904 \h </w:instrText>
+          <w:instrText xml:space="preserve"> PAGEREF _Toc229599584 \h </w:instrText>
         </w:r>
         <w:r>
           <w:rPr>
@@ -7670,15 +9286,90 @@
     </w:p>
     <w:p>
       <w:pPr>
+        <w:pStyle w:val="Seznamobrzk"/>
+        <w:tabs>
+          <w:tab w:val="right" w:leader="dot" w:pos="9062"/>
+        </w:tabs>
+        <w:rPr>
+          <w:rFonts w:eastAsiaTheme="minorEastAsia"/>
+          <w:noProof/>
+          <w:kern w:val="2"/>
+          <w:szCs w:val="24"/>
+          <w:lang w:eastAsia="cs-CZ"/>
+          <w14:ligatures w14:val="standardContextual"/>
+        </w:rPr>
+      </w:pPr>
+      <w:hyperlink w:anchor="_Toc229599585" w:history="1">
+        <w:r>
+          <w:rPr>
+            <w:rStyle w:val="Hypertextovodkaz"/>
+            <w:noProof/>
+          </w:rPr>
+          <w:t>Obrázek 3 - Dine4fit</w:t>
+        </w:r>
+        <w:r>
+          <w:rPr>
+            <w:noProof/>
+            <w:webHidden/>
+          </w:rPr>
+          <w:tab/>
+        </w:r>
+        <w:r>
+          <w:rPr>
+            <w:noProof/>
+            <w:webHidden/>
+          </w:rPr>
+          <w:fldChar w:fldCharType="begin"/>
+        </w:r>
+        <w:r>
+          <w:rPr>
+            <w:noProof/>
+            <w:webHidden/>
+          </w:rPr>
+          <w:instrText xml:space="preserve"> PAGEREF _Toc229599585 \h </w:instrText>
+        </w:r>
+        <w:r>
+          <w:rPr>
+            <w:noProof/>
+            <w:webHidden/>
+          </w:rPr>
+        </w:r>
+        <w:r>
+          <w:rPr>
+            <w:noProof/>
+            <w:webHidden/>
+          </w:rPr>
+          <w:fldChar w:fldCharType="separate"/>
+        </w:r>
+        <w:r>
+          <w:rPr>
+            <w:noProof/>
+            <w:webHidden/>
+          </w:rPr>
+          <w:t>4</w:t>
+        </w:r>
+        <w:r>
+          <w:rPr>
+            <w:noProof/>
+            <w:webHidden/>
+          </w:rPr>
+          <w:fldChar w:fldCharType="end"/>
+        </w:r>
+      </w:hyperlink>
+    </w:p>
+    <w:p>
+      <w:pPr>
         <w:ind w:firstLine="0"/>
       </w:pPr>
       <w:r>
+        <w:rPr>
+          <w:sz w:val="22"/>
+        </w:rPr>
         <w:fldChar w:fldCharType="end"/>
       </w:r>
-      <w:bookmarkStart w:id="64" w:name="_Toc86047606"/>
     </w:p>
-    <w:bookmarkStart w:id="65" w:name="_Toc86055213" w:displacedByCustomXml="next"/>
-    <w:bookmarkStart w:id="66" w:name="_Toc227677900" w:displacedByCustomXml="next"/>
+    <w:bookmarkStart w:id="72" w:name="_Toc229599665" w:displacedByCustomXml="next"/>
+    <w:bookmarkStart w:id="73" w:name="_Toc86055213" w:displacedByCustomXml="next"/>
     <w:sdt>
       <w:sdtPr>
         <w:rPr>
@@ -7706,14 +9397,16 @@
           <w:r>
             <w:t>Použité zdroje</w:t>
           </w:r>
-          <w:bookmarkEnd w:id="64"/>
-          <w:bookmarkEnd w:id="66"/>
-          <w:bookmarkEnd w:id="65"/>
+          <w:bookmarkEnd w:id="71"/>
+          <w:bookmarkEnd w:id="73"/>
+          <w:bookmarkEnd w:id="72"/>
         </w:p>
         <w:p>
           <w:pPr>
             <w:pStyle w:val="Bibliografie"/>
             <w:rPr>
+              <w:b/>
+              <w:bCs/>
               <w:noProof/>
               <w:szCs w:val="24"/>
             </w:rPr>
@@ -7739,34 +9432,212 @@
               <w:bCs/>
               <w:noProof/>
             </w:rPr>
-            <w:t>Němcová, Božena.</w:t>
+            <w:t xml:space="preserve">MyFitnessPal. </w:t>
           </w:r>
           <w:r>
             <w:rPr>
-              <w:noProof/>
-            </w:rPr>
-            <w:t xml:space="preserve"> </w:t>
-          </w:r>
-          <w:r>
-            <w:rPr>
+              <w:b/>
+              <w:bCs/>
               <w:i/>
               <w:iCs/>
               <w:noProof/>
             </w:rPr>
-            <w:t xml:space="preserve">Babička. </w:t>
+            <w:t xml:space="preserve">Wikipedia. </w:t>
           </w:r>
           <w:r>
             <w:rPr>
+              <w:b/>
+              <w:bCs/>
               <w:noProof/>
             </w:rPr>
-            <w:t>Praha : Odeon, 2021. ISBN 978-80-207-2063-4.</w:t>
+            <w:t>[Online] 2024. https://en.wikipedia.org/wiki/MyFitnessPal.</w:t>
+          </w:r>
+        </w:p>
+        <w:p>
+          <w:pPr>
+            <w:pStyle w:val="Bibliografie"/>
+            <w:rPr>
+              <w:b/>
+              <w:bCs/>
+              <w:noProof/>
+            </w:rPr>
+          </w:pPr>
+          <w:r>
+            <w:rPr>
+              <w:b/>
+              <w:bCs/>
+              <w:noProof/>
+            </w:rPr>
+            <w:t xml:space="preserve">2. Cronometer. </w:t>
+          </w:r>
+          <w:r>
+            <w:rPr>
+              <w:b/>
+              <w:bCs/>
+              <w:i/>
+              <w:iCs/>
+              <w:noProof/>
+            </w:rPr>
+            <w:t xml:space="preserve">Wikipedia. </w:t>
+          </w:r>
+          <w:r>
+            <w:rPr>
+              <w:b/>
+              <w:bCs/>
+              <w:noProof/>
+            </w:rPr>
+            <w:t>[Online] 2024. https://en.wikipedia.org/wiki/Cronometer.</w:t>
+          </w:r>
+        </w:p>
+        <w:p>
+          <w:pPr>
+            <w:pStyle w:val="Bibliografie"/>
+            <w:rPr>
+              <w:b/>
+              <w:bCs/>
+              <w:noProof/>
+            </w:rPr>
+          </w:pPr>
+          <w:r>
+            <w:rPr>
+              <w:b/>
+              <w:bCs/>
+              <w:noProof/>
+            </w:rPr>
+            <w:t xml:space="preserve">3. Dine 4 Fit [online]. </w:t>
+          </w:r>
+          <w:r>
+            <w:rPr>
+              <w:b/>
+              <w:bCs/>
+              <w:i/>
+              <w:iCs/>
+              <w:noProof/>
+            </w:rPr>
+            <w:t xml:space="preserve">Dine4Fit. </w:t>
+          </w:r>
+          <w:r>
+            <w:rPr>
+              <w:b/>
+              <w:bCs/>
+              <w:noProof/>
+            </w:rPr>
+            <w:t>[Online] 2025. https://www.dine4fit.com.</w:t>
+          </w:r>
+        </w:p>
+        <w:p>
+          <w:pPr>
+            <w:pStyle w:val="Bibliografie"/>
+            <w:rPr>
+              <w:b/>
+              <w:bCs/>
+              <w:noProof/>
+            </w:rPr>
+          </w:pPr>
+          <w:r>
+            <w:rPr>
+              <w:b/>
+              <w:bCs/>
+              <w:noProof/>
+            </w:rPr>
+            <w:t xml:space="preserve">4. Clear, James. </w:t>
+          </w:r>
+          <w:r>
+            <w:rPr>
+              <w:b/>
+              <w:bCs/>
+              <w:i/>
+              <w:iCs/>
+              <w:noProof/>
+            </w:rPr>
+            <w:t xml:space="preserve">Atomic Habits. </w:t>
+          </w:r>
+          <w:r>
+            <w:rPr>
+              <w:b/>
+              <w:bCs/>
+              <w:noProof/>
+            </w:rPr>
+            <w:t>New York : Avery, 2018.</w:t>
+          </w:r>
+        </w:p>
+        <w:p>
+          <w:pPr>
+            <w:pStyle w:val="Bibliografie"/>
+            <w:rPr>
+              <w:b/>
+              <w:bCs/>
+              <w:noProof/>
+            </w:rPr>
+          </w:pPr>
+          <w:r>
+            <w:rPr>
+              <w:b/>
+              <w:bCs/>
+              <w:noProof/>
+            </w:rPr>
+            <w:t xml:space="preserve">5. Helander, E. et al. Are Breaks in Daily Self-Weighing Associated with Weight Gain? </w:t>
+          </w:r>
+          <w:r>
+            <w:rPr>
+              <w:b/>
+              <w:bCs/>
+              <w:i/>
+              <w:iCs/>
+              <w:noProof/>
+            </w:rPr>
+            <w:t xml:space="preserve">PLOS ONE. </w:t>
+          </w:r>
+          <w:r>
+            <w:rPr>
+              <w:b/>
+              <w:bCs/>
+              <w:noProof/>
+            </w:rPr>
+            <w:t>[Online] 2014. https://journals.plos.org/plosone/article?id=10.1371/journal.pone.0113164.</w:t>
+          </w:r>
+        </w:p>
+        <w:p>
+          <w:pPr>
+            <w:pStyle w:val="Bibliografie"/>
+            <w:rPr>
+              <w:b/>
+              <w:bCs/>
+              <w:noProof/>
+            </w:rPr>
+          </w:pPr>
+          <w:r>
+            <w:rPr>
+              <w:b/>
+              <w:bCs/>
+              <w:noProof/>
+            </w:rPr>
+            <w:t xml:space="preserve">6. Duolingo. </w:t>
+          </w:r>
+          <w:r>
+            <w:rPr>
+              <w:b/>
+              <w:bCs/>
+              <w:i/>
+              <w:iCs/>
+              <w:noProof/>
+            </w:rPr>
+            <w:t xml:space="preserve">Wikipedia. </w:t>
+          </w:r>
+          <w:r>
+            <w:rPr>
+              <w:b/>
+              <w:bCs/>
+              <w:noProof/>
+            </w:rPr>
+            <w:t>[Online] 2024. https://en.wikipedia.org/wiki/Duolingo.</w:t>
           </w:r>
         </w:p>
         <w:p>
           <w:pPr>
             <w:sectPr>
-              <w:footerReference w:type="even" r:id="rId18"/>
-              <w:footerReference w:type="default" r:id="rId19"/>
+              <w:footerReference w:type="even" r:id="rId21"/>
+              <w:footerReference w:type="default" r:id="rId22"/>
               <w:type w:val="oddPage"/>
               <w:pgSz w:w="11906" w:h="16838"/>
               <w:pgMar w:top="1417" w:right="1417" w:bottom="1417" w:left="1417" w:header="708" w:footer="708" w:gutter="0"/>
@@ -7789,16 +9660,16 @@
       <w:pPr>
         <w:pStyle w:val="Nadpisplohy"/>
       </w:pPr>
-      <w:bookmarkStart w:id="67" w:name="_Toc86047607"/>
-      <w:bookmarkStart w:id="68" w:name="_Toc86055214"/>
-      <w:bookmarkStart w:id="69" w:name="_Toc227677901"/>
+      <w:bookmarkStart w:id="74" w:name="_Toc86047607"/>
+      <w:bookmarkStart w:id="75" w:name="_Toc86055214"/>
+      <w:bookmarkStart w:id="76" w:name="_Toc229599666"/>
       <w:r>
         <w:lastRenderedPageBreak/>
         <w:t>Seznam přiložených souborů</w:t>
       </w:r>
-      <w:bookmarkEnd w:id="67"/>
-      <w:bookmarkEnd w:id="68"/>
-      <w:bookmarkEnd w:id="69"/>
+      <w:bookmarkEnd w:id="74"/>
+      <w:bookmarkEnd w:id="75"/>
+      <w:bookmarkEnd w:id="76"/>
     </w:p>
     <w:p>
       <w:r>
@@ -8530,6 +10401,155 @@
     </w:lvl>
   </w:abstractNum>
   <w:abstractNum w:abstractNumId="12" w15:restartNumberingAfterBreak="0">
+    <w:nsid w:val="1BC33C50"/>
+    <w:multiLevelType w:val="multilevel"/>
+    <w:tmpl w:val="01C64BC0"/>
+    <w:lvl w:ilvl="0">
+      <w:start w:val="1"/>
+      <w:numFmt w:val="bullet"/>
+      <w:lvlText w:val=""/>
+      <w:lvlJc w:val="left"/>
+      <w:pPr>
+        <w:tabs>
+          <w:tab w:val="num" w:pos="720"/>
+        </w:tabs>
+        <w:ind w:left="720" w:hanging="360"/>
+      </w:pPr>
+      <w:rPr>
+        <w:rFonts w:ascii="Symbol" w:hAnsi="Symbol" w:hint="default"/>
+        <w:sz w:val="20"/>
+      </w:rPr>
+    </w:lvl>
+    <w:lvl w:ilvl="1" w:tentative="1">
+      <w:start w:val="1"/>
+      <w:numFmt w:val="bullet"/>
+      <w:lvlText w:val="o"/>
+      <w:lvlJc w:val="left"/>
+      <w:pPr>
+        <w:tabs>
+          <w:tab w:val="num" w:pos="1440"/>
+        </w:tabs>
+        <w:ind w:left="1440" w:hanging="360"/>
+      </w:pPr>
+      <w:rPr>
+        <w:rFonts w:ascii="Courier New" w:hAnsi="Courier New" w:hint="default"/>
+        <w:sz w:val="20"/>
+      </w:rPr>
+    </w:lvl>
+    <w:lvl w:ilvl="2" w:tentative="1">
+      <w:start w:val="1"/>
+      <w:numFmt w:val="bullet"/>
+      <w:lvlText w:val=""/>
+      <w:lvlJc w:val="left"/>
+      <w:pPr>
+        <w:tabs>
+          <w:tab w:val="num" w:pos="2160"/>
+        </w:tabs>
+        <w:ind w:left="2160" w:hanging="360"/>
+      </w:pPr>
+      <w:rPr>
+        <w:rFonts w:ascii="Wingdings" w:hAnsi="Wingdings" w:hint="default"/>
+        <w:sz w:val="20"/>
+      </w:rPr>
+    </w:lvl>
+    <w:lvl w:ilvl="3" w:tentative="1">
+      <w:start w:val="1"/>
+      <w:numFmt w:val="bullet"/>
+      <w:lvlText w:val=""/>
+      <w:lvlJc w:val="left"/>
+      <w:pPr>
+        <w:tabs>
+          <w:tab w:val="num" w:pos="2880"/>
+        </w:tabs>
+        <w:ind w:left="2880" w:hanging="360"/>
+      </w:pPr>
+      <w:rPr>
+        <w:rFonts w:ascii="Wingdings" w:hAnsi="Wingdings" w:hint="default"/>
+        <w:sz w:val="20"/>
+      </w:rPr>
+    </w:lvl>
+    <w:lvl w:ilvl="4" w:tentative="1">
+      <w:start w:val="1"/>
+      <w:numFmt w:val="bullet"/>
+      <w:lvlText w:val=""/>
+      <w:lvlJc w:val="left"/>
+      <w:pPr>
+        <w:tabs>
+          <w:tab w:val="num" w:pos="3600"/>
+        </w:tabs>
+        <w:ind w:left="3600" w:hanging="360"/>
+      </w:pPr>
+      <w:rPr>
+        <w:rFonts w:ascii="Wingdings" w:hAnsi="Wingdings" w:hint="default"/>
+        <w:sz w:val="20"/>
+      </w:rPr>
+    </w:lvl>
+    <w:lvl w:ilvl="5" w:tentative="1">
+      <w:start w:val="1"/>
+      <w:numFmt w:val="bullet"/>
+      <w:lvlText w:val=""/>
+      <w:lvlJc w:val="left"/>
+      <w:pPr>
+        <w:tabs>
+          <w:tab w:val="num" w:pos="4320"/>
+        </w:tabs>
+        <w:ind w:left="4320" w:hanging="360"/>
+      </w:pPr>
+      <w:rPr>
+        <w:rFonts w:ascii="Wingdings" w:hAnsi="Wingdings" w:hint="default"/>
+        <w:sz w:val="20"/>
+      </w:rPr>
+    </w:lvl>
+    <w:lvl w:ilvl="6" w:tentative="1">
+      <w:start w:val="1"/>
+      <w:numFmt w:val="bullet"/>
+      <w:lvlText w:val=""/>
+      <w:lvlJc w:val="left"/>
+      <w:pPr>
+        <w:tabs>
+          <w:tab w:val="num" w:pos="5040"/>
+        </w:tabs>
+        <w:ind w:left="5040" w:hanging="360"/>
+      </w:pPr>
+      <w:rPr>
+        <w:rFonts w:ascii="Wingdings" w:hAnsi="Wingdings" w:hint="default"/>
+        <w:sz w:val="20"/>
+      </w:rPr>
+    </w:lvl>
+    <w:lvl w:ilvl="7" w:tentative="1">
+      <w:start w:val="1"/>
+      <w:numFmt w:val="bullet"/>
+      <w:lvlText w:val=""/>
+      <w:lvlJc w:val="left"/>
+      <w:pPr>
+        <w:tabs>
+          <w:tab w:val="num" w:pos="5760"/>
+        </w:tabs>
+        <w:ind w:left="5760" w:hanging="360"/>
+      </w:pPr>
+      <w:rPr>
+        <w:rFonts w:ascii="Wingdings" w:hAnsi="Wingdings" w:hint="default"/>
+        <w:sz w:val="20"/>
+      </w:rPr>
+    </w:lvl>
+    <w:lvl w:ilvl="8" w:tentative="1">
+      <w:start w:val="1"/>
+      <w:numFmt w:val="bullet"/>
+      <w:lvlText w:val=""/>
+      <w:lvlJc w:val="left"/>
+      <w:pPr>
+        <w:tabs>
+          <w:tab w:val="num" w:pos="6480"/>
+        </w:tabs>
+        <w:ind w:left="6480" w:hanging="360"/>
+      </w:pPr>
+      <w:rPr>
+        <w:rFonts w:ascii="Wingdings" w:hAnsi="Wingdings" w:hint="default"/>
+        <w:sz w:val="20"/>
+      </w:rPr>
+    </w:lvl>
+  </w:abstractNum>
+  <w:abstractNum w:abstractNumId="13" w15:restartNumberingAfterBreak="0">
     <w:nsid w:val="21EB5E40"/>
     <w:multiLevelType w:val="multilevel"/>
     <w:tmpl w:val="78EED2E0"/>
@@ -8654,13 +10674,13 @@
       </w:rPr>
     </w:lvl>
   </w:abstractNum>
-  <w:abstractNum w:abstractNumId="13" w15:restartNumberingAfterBreak="0">
+  <w:abstractNum w:abstractNumId="14" w15:restartNumberingAfterBreak="0">
     <w:nsid w:val="2E6B075E"/>
     <w:multiLevelType w:val="multilevel"/>
     <w:tmpl w:val="9AA2C062"/>
     <w:numStyleLink w:val="Seznamslovan"/>
   </w:abstractNum>
-  <w:abstractNum w:abstractNumId="14" w15:restartNumberingAfterBreak="0">
+  <w:abstractNum w:abstractNumId="15" w15:restartNumberingAfterBreak="0">
     <w:nsid w:val="2EA65A19"/>
     <w:multiLevelType w:val="multilevel"/>
     <w:tmpl w:val="9AA2C062"/>
@@ -8777,19 +10797,19 @@
       </w:rPr>
     </w:lvl>
   </w:abstractNum>
-  <w:abstractNum w:abstractNumId="15" w15:restartNumberingAfterBreak="0">
+  <w:abstractNum w:abstractNumId="16" w15:restartNumberingAfterBreak="0">
     <w:nsid w:val="3022458A"/>
     <w:multiLevelType w:val="multilevel"/>
     <w:tmpl w:val="9AA2C062"/>
     <w:numStyleLink w:val="Seznamslovan"/>
   </w:abstractNum>
-  <w:abstractNum w:abstractNumId="16" w15:restartNumberingAfterBreak="0">
+  <w:abstractNum w:abstractNumId="17" w15:restartNumberingAfterBreak="0">
     <w:nsid w:val="324B3632"/>
     <w:multiLevelType w:val="multilevel"/>
     <w:tmpl w:val="9AA2C062"/>
     <w:numStyleLink w:val="Seznamslovan"/>
   </w:abstractNum>
-  <w:abstractNum w:abstractNumId="17" w15:restartNumberingAfterBreak="0">
+  <w:abstractNum w:abstractNumId="18" w15:restartNumberingAfterBreak="0">
     <w:nsid w:val="32E0663F"/>
     <w:multiLevelType w:val="multilevel"/>
     <w:tmpl w:val="FB88413A"/>
@@ -8924,7 +10944,7 @@
       </w:rPr>
     </w:lvl>
   </w:abstractNum>
-  <w:abstractNum w:abstractNumId="18" w15:restartNumberingAfterBreak="0">
+  <w:abstractNum w:abstractNumId="19" w15:restartNumberingAfterBreak="0">
     <w:nsid w:val="33951856"/>
     <w:multiLevelType w:val="multilevel"/>
     <w:tmpl w:val="3DE8382A"/>
@@ -9047,13 +11067,13 @@
       </w:rPr>
     </w:lvl>
   </w:abstractNum>
-  <w:abstractNum w:abstractNumId="19" w15:restartNumberingAfterBreak="0">
+  <w:abstractNum w:abstractNumId="20" w15:restartNumberingAfterBreak="0">
     <w:nsid w:val="38276116"/>
     <w:multiLevelType w:val="multilevel"/>
     <w:tmpl w:val="3DE8382A"/>
     <w:numStyleLink w:val="Seznamodrkov"/>
   </w:abstractNum>
-  <w:abstractNum w:abstractNumId="20" w15:restartNumberingAfterBreak="0">
+  <w:abstractNum w:abstractNumId="21" w15:restartNumberingAfterBreak="0">
     <w:nsid w:val="408F015C"/>
     <w:multiLevelType w:val="multilevel"/>
     <w:tmpl w:val="3DE8382A"/>
@@ -9177,13 +11197,13 @@
       </w:rPr>
     </w:lvl>
   </w:abstractNum>
-  <w:abstractNum w:abstractNumId="21" w15:restartNumberingAfterBreak="0">
+  <w:abstractNum w:abstractNumId="22" w15:restartNumberingAfterBreak="0">
     <w:nsid w:val="42520F69"/>
     <w:multiLevelType w:val="multilevel"/>
     <w:tmpl w:val="FB88413A"/>
     <w:numStyleLink w:val="slovnnadpis"/>
   </w:abstractNum>
-  <w:abstractNum w:abstractNumId="22" w15:restartNumberingAfterBreak="0">
+  <w:abstractNum w:abstractNumId="23" w15:restartNumberingAfterBreak="0">
     <w:nsid w:val="51C83AE6"/>
     <w:multiLevelType w:val="multilevel"/>
     <w:tmpl w:val="3DE8382A"/>
@@ -9193,10 +11213,10 @@
     <w:abstractNumId w:val="11"/>
   </w:num>
   <w:num w:numId="2" w16cid:durableId="401222200">
-    <w:abstractNumId w:val="17"/>
+    <w:abstractNumId w:val="18"/>
   </w:num>
   <w:num w:numId="3" w16cid:durableId="1537818382">
-    <w:abstractNumId w:val="17"/>
+    <w:abstractNumId w:val="18"/>
     <w:lvlOverride w:ilvl="0">
       <w:startOverride w:val="1"/>
     </w:lvlOverride>
@@ -9226,7 +11246,7 @@
     </w:lvlOverride>
   </w:num>
   <w:num w:numId="4" w16cid:durableId="295793777">
-    <w:abstractNumId w:val="14"/>
+    <w:abstractNumId w:val="15"/>
   </w:num>
   <w:num w:numId="5" w16cid:durableId="1325204356">
     <w:abstractNumId w:val="9"/>
@@ -9244,22 +11264,22 @@
     <w:abstractNumId w:val="4"/>
   </w:num>
   <w:num w:numId="10" w16cid:durableId="303580500">
-    <w:abstractNumId w:val="20"/>
+    <w:abstractNumId w:val="21"/>
   </w:num>
   <w:num w:numId="11" w16cid:durableId="2117407843">
-    <w:abstractNumId w:val="22"/>
+    <w:abstractNumId w:val="23"/>
   </w:num>
   <w:num w:numId="12" w16cid:durableId="211313003">
-    <w:abstractNumId w:val="13"/>
+    <w:abstractNumId w:val="14"/>
   </w:num>
   <w:num w:numId="13" w16cid:durableId="1847402926">
-    <w:abstractNumId w:val="12"/>
+    <w:abstractNumId w:val="13"/>
   </w:num>
   <w:num w:numId="14" w16cid:durableId="1219853395">
     <w:abstractNumId w:val="10"/>
   </w:num>
   <w:num w:numId="15" w16cid:durableId="1597903488">
-    <w:abstractNumId w:val="16"/>
+    <w:abstractNumId w:val="17"/>
   </w:num>
   <w:num w:numId="16" w16cid:durableId="196161307">
     <w:abstractNumId w:val="8"/>
@@ -9277,16 +11297,19 @@
     <w:abstractNumId w:val="0"/>
   </w:num>
   <w:num w:numId="21" w16cid:durableId="1971130226">
-    <w:abstractNumId w:val="21"/>
+    <w:abstractNumId w:val="22"/>
   </w:num>
   <w:num w:numId="22" w16cid:durableId="931822061">
-    <w:abstractNumId w:val="15"/>
+    <w:abstractNumId w:val="16"/>
   </w:num>
   <w:num w:numId="23" w16cid:durableId="940800493">
+    <w:abstractNumId w:val="20"/>
+  </w:num>
+  <w:num w:numId="24" w16cid:durableId="166556846">
     <w:abstractNumId w:val="19"/>
   </w:num>
-  <w:num w:numId="24" w16cid:durableId="166556846">
-    <w:abstractNumId w:val="18"/>
+  <w:num w:numId="25" w16cid:durableId="748036179">
+    <w:abstractNumId w:val="12"/>
   </w:num>
   <w:numIdMacAtCleanup w:val="14"/>
 </w:numbering>
@@ -9938,7 +11961,6 @@
   <w:style w:type="character" w:default="1" w:styleId="Standardnpsmoodstavce">
     <w:name w:val="Default Paragraph Font"/>
     <w:uiPriority w:val="1"/>
-    <w:semiHidden/>
     <w:unhideWhenUsed/>
   </w:style>
   <w:style w:type="table" w:default="1" w:styleId="Normlntabulka">
@@ -10646,6 +12668,43 @@
       <w:szCs w:val="20"/>
     </w:rPr>
   </w:style>
+  <w:style w:type="paragraph" w:customStyle="1" w:styleId="font-claude-response-body">
+    <w:name w:val="font-claude-response-body"/>
+    <w:basedOn w:val="Normln"/>
+    <w:rsid w:val="0055571D"/>
+    <w:pPr>
+      <w:spacing w:before="100" w:beforeAutospacing="1" w:after="100" w:afterAutospacing="1" w:line="240" w:lineRule="auto"/>
+      <w:ind w:firstLine="0"/>
+      <w:jc w:val="left"/>
+    </w:pPr>
+    <w:rPr>
+      <w:rFonts w:ascii="Times New Roman" w:eastAsia="Times New Roman" w:hAnsi="Times New Roman" w:cs="Times New Roman"/>
+      <w:szCs w:val="24"/>
+      <w:lang w:eastAsia="cs-CZ"/>
+    </w:rPr>
+  </w:style>
+  <w:style w:type="character" w:styleId="Siln">
+    <w:name w:val="Strong"/>
+    <w:basedOn w:val="Standardnpsmoodstavce"/>
+    <w:uiPriority w:val="22"/>
+    <w:qFormat/>
+    <w:rsid w:val="0055571D"/>
+    <w:rPr>
+      <w:b/>
+      <w:bCs/>
+    </w:rPr>
+  </w:style>
+  <w:style w:type="character" w:styleId="Zdraznn">
+    <w:name w:val="Emphasis"/>
+    <w:basedOn w:val="Standardnpsmoodstavce"/>
+    <w:uiPriority w:val="20"/>
+    <w:qFormat/>
+    <w:rsid w:val="0055571D"/>
+    <w:rPr>
+      <w:i/>
+      <w:iCs/>
+    </w:rPr>
+  </w:style>
 </w:styles>
 </file>
 
@@ -10725,10 +12784,24 @@
   </w:font>
   <w:font w:name="Times New Roman">
     <w:panose1 w:val="02020603050405020304"/>
-    <w:charset w:val="00"/>
+    <w:charset w:val="EE"/>
     <w:family w:val="roman"/>
     <w:pitch w:val="variable"/>
     <w:sig w:usb0="E0002EFF" w:usb1="C000785B" w:usb2="00000009" w:usb3="00000000" w:csb0="000001FF" w:csb1="00000000"/>
+  </w:font>
+  <w:font w:name="Courier New">
+    <w:panose1 w:val="02070309020205020404"/>
+    <w:charset w:val="EE"/>
+    <w:family w:val="modern"/>
+    <w:pitch w:val="fixed"/>
+    <w:sig w:usb0="E0002EFF" w:usb1="C0007843" w:usb2="00000009" w:usb3="00000000" w:csb0="000001FF" w:csb1="00000000"/>
+  </w:font>
+  <w:font w:name="Wingdings">
+    <w:panose1 w:val="05000000000000000000"/>
+    <w:charset w:val="02"/>
+    <w:family w:val="auto"/>
+    <w:pitch w:val="variable"/>
+    <w:sig w:usb0="00000000" w:usb1="10000000" w:usb2="00000000" w:usb3="00000000" w:csb0="80000000" w:csb1="00000000"/>
   </w:font>
   <w:font w:name="Cambria">
     <w:panose1 w:val="02040503050406030204"/>
@@ -10742,11 +12815,11 @@
     <w:charset w:val="EE"/>
     <w:family w:val="swiss"/>
     <w:pitch w:val="variable"/>
-    <w:sig w:usb0="E4002EFF" w:usb1="C200247B" w:usb2="00000009" w:usb3="00000000" w:csb0="000001FF" w:csb1="00000000"/>
+    <w:sig w:usb0="E4002EFF" w:usb1="C000247B" w:usb2="00000009" w:usb3="00000000" w:csb0="000001FF" w:csb1="00000000"/>
   </w:font>
   <w:font w:name="Arial">
     <w:panose1 w:val="020B0604020202020204"/>
-    <w:charset w:val="00"/>
+    <w:charset w:val="EE"/>
     <w:family w:val="swiss"/>
     <w:pitch w:val="variable"/>
     <w:sig w:usb0="E0002EFF" w:usb1="C000785B" w:usb2="00000009" w:usb3="00000000" w:csb0="000001FF" w:csb1="00000000"/>
@@ -10791,7 +12864,9 @@
   <w:rsids>
     <w:rsidRoot w:val="00FD6AF4"/>
     <w:rsid w:val="001401DF"/>
+    <w:rsid w:val="002926BC"/>
     <w:rsid w:val="004064D7"/>
+    <w:rsid w:val="00480667"/>
     <w:rsid w:val="00557DCD"/>
     <w:rsid w:val="0063099A"/>
     <w:rsid w:val="007D04CB"/>
@@ -11478,32 +13553,6 @@
 </file>
 
 <file path=customXml/item1.xml><?xml version="1.0" encoding="utf-8"?>
-<b:Sources xmlns:b="http://schemas.openxmlformats.org/officeDocument/2006/bibliography" xmlns="http://schemas.openxmlformats.org/officeDocument/2006/bibliography" SelectedStyle="\ISO690Nmerical.XSL" StyleName="ISO 690 – číselná reference" Version="1987">
-  <b:Source>
-    <b:Tag>Bož21</b:Tag>
-    <b:SourceType>Book</b:SourceType>
-    <b:Guid>{8F0DEEDB-A5B2-435C-A2F8-8CA9FB872B04}</b:Guid>
-    <b:Title>Babička</b:Title>
-    <b:Year>2021</b:Year>
-    <b:StandardNumber>ISBN 978-80-207-2063-4</b:StandardNumber>
-    <b:Author>
-      <b:Author>
-        <b:NameList>
-          <b:Person>
-            <b:Last>Němcová</b:Last>
-            <b:First>Božena</b:First>
-          </b:Person>
-        </b:NameList>
-      </b:Author>
-    </b:Author>
-    <b:City>Praha</b:City>
-    <b:Publisher>Odeon</b:Publisher>
-    <b:RefOrder>1</b:RefOrder>
-  </b:Source>
-</b:Sources>
-</file>
-
-<file path=customXml/item2.xml><?xml version="1.0" encoding="utf-8"?>
 <ct:contentTypeSchema xmlns:ct="http://schemas.microsoft.com/office/2006/metadata/contentType" xmlns:ma="http://schemas.microsoft.com/office/2006/metadata/properties/metaAttributes" ct:_="" ma:_="" ma:contentTypeName="Dokument" ma:contentTypeID="0x01010012DDB03EA7DE6349844895BDEF05A5D1" ma:contentTypeVersion="4" ma:contentTypeDescription="Vytvoří nový dokument" ma:contentTypeScope="" ma:versionID="f2ef28e6c953be89ed3f16f53b1c75d4">
   <xsd:schema xmlns:xsd="http://www.w3.org/2001/XMLSchema" xmlns:xs="http://www.w3.org/2001/XMLSchema" xmlns:p="http://schemas.microsoft.com/office/2006/metadata/properties" xmlns:ns2="9d29502b-8fa1-48d8-bb50-03029f03262b" targetNamespace="http://schemas.microsoft.com/office/2006/metadata/properties" ma:root="true" ma:fieldsID="3f724f48b271de94cb363947ff0b9b24" ns2:_="">
     <xsd:import namespace="9d29502b-8fa1-48d8-bb50-03029f03262b"/>
@@ -11647,6 +13696,12 @@
 </ct:contentTypeSchema>
 </file>
 
+<file path=customXml/item2.xml><?xml version="1.0" encoding="utf-8"?>
+<p:properties xmlns:p="http://schemas.microsoft.com/office/2006/metadata/properties" xmlns:xsi="http://www.w3.org/2001/XMLSchema-instance" xmlns:pc="http://schemas.microsoft.com/office/infopath/2007/PartnerControls">
+  <documentManagement/>
+</p:properties>
+</file>
+
 <file path=customXml/item3.xml><?xml version="1.0" encoding="utf-8"?>
 <?mso-contentType ?>
 <FormTemplates xmlns="http://schemas.microsoft.com/sharepoint/v3/contenttype/forms">
@@ -11657,20 +13712,93 @@
 </file>
 
 <file path=customXml/item4.xml><?xml version="1.0" encoding="utf-8"?>
-<p:properties xmlns:p="http://schemas.microsoft.com/office/2006/metadata/properties" xmlns:xsi="http://www.w3.org/2001/XMLSchema-instance" xmlns:pc="http://schemas.microsoft.com/office/infopath/2007/PartnerControls">
-  <documentManagement/>
-</p:properties>
+<b:Sources xmlns:b="http://schemas.openxmlformats.org/officeDocument/2006/bibliography" xmlns="http://schemas.openxmlformats.org/officeDocument/2006/bibliography" SelectedStyle="\ISO690Nmerical.XSL" StyleName="ISO 690 – číselná reference" Version="1987">
+  <b:Source>
+    <b:Tag>Dine4Fit</b:Tag>
+    <b:SourceType>InternetSite</b:SourceType>
+    <b:Guid>{6387F77C-17C9-4890-A3FB-DCD001BF3C65}</b:Guid>
+    <b:Title>Dine 4 Fit [online]</b:Title>
+    <b:InternetSiteTitle>Dine4Fit</b:InternetSiteTitle>
+    <b:Year>2025</b:Year>
+    <b:URL>https://www.dine4fit.com</b:URL>
+    <b:RefOrder>3</b:RefOrder>
+  </b:Source>
+  <b:Source>
+    <b:Tag>Cronometer</b:Tag>
+    <b:SourceType>InternetSite</b:SourceType>
+    <b:Guid>{ABE24F4F-57A1-4F40-8676-B7E899D7961C}</b:Guid>
+    <b:Title>Cronometer</b:Title>
+    <b:InternetSiteTitle>Wikipedia</b:InternetSiteTitle>
+    <b:Year>2024</b:Year>
+    <b:URL>https://en.wikipedia.org/wiki/Cronometer</b:URL>
+    <b:RefOrder>2</b:RefOrder>
+  </b:Source>
+  <b:Source>
+    <b:Tag>MyFitnessPal</b:Tag>
+    <b:SourceType>InternetSite</b:SourceType>
+    <b:Guid>{B6834884-5CD9-4EA9-9656-7DD6BA404987}</b:Guid>
+    <b:Title>MyFitnessPal</b:Title>
+    <b:InternetSiteTitle>Wikipedia</b:InternetSiteTitle>
+    <b:ProductionCompany>2024</b:ProductionCompany>
+    <b:URL>https://en.wikipedia.org/wiki/MyFitnessPal</b:URL>
+    <b:RefOrder>1</b:RefOrder>
+  </b:Source>
+  <b:Source>
+    <b:Tag>Clear_AtomicHabits</b:Tag>
+    <b:SourceType>Book</b:SourceType>
+    <b:Guid>{C0DDD480-E016-49B3-991D-5F9E8B29D273}</b:Guid>
+    <b:Author>
+      <b:Author>
+        <b:NameList>
+          <b:Person>
+            <b:Last>Clear</b:Last>
+            <b:First>James</b:First>
+          </b:Person>
+        </b:NameList>
+      </b:Author>
+    </b:Author>
+    <b:Title>Atomic Habits</b:Title>
+    <b:Year>2018</b:Year>
+    <b:City>New York</b:City>
+    <b:Publisher>Avery</b:Publisher>
+    <b:RefOrder>4</b:RefOrder>
+  </b:Source>
+  <b:Source>
+    <b:Tag>Helander_2014</b:Tag>
+    <b:SourceType>InternetSite</b:SourceType>
+    <b:Guid>{112B84D4-A1F2-4EE3-87A1-B357D14D2353}</b:Guid>
+    <b:Title>Are Breaks in Daily Self-Weighing Associated with Weight Gain?</b:Title>
+    <b:Year>2014</b:Year>
+    <b:Author>
+      <b:Author>
+        <b:NameList>
+          <b:Person>
+            <b:Last>Helander</b:Last>
+            <b:First>E.</b:First>
+            <b:Middle>et al.</b:Middle>
+          </b:Person>
+        </b:NameList>
+      </b:Author>
+    </b:Author>
+    <b:PeriodicalTitle>PLOS ONE</b:PeriodicalTitle>
+    <b:InternetSiteTitle>PLOS ONE</b:InternetSiteTitle>
+    <b:URL>https://journals.plos.org/plosone/article?id=10.1371/journal.pone.0113164</b:URL>
+    <b:RefOrder>5</b:RefOrder>
+  </b:Source>
+  <b:Source>
+    <b:Tag>Duolingo</b:Tag>
+    <b:SourceType>InternetSite</b:SourceType>
+    <b:Guid>{065BE8E7-00A8-448F-8656-D15B4207A43F}</b:Guid>
+    <b:Title>Duolingo</b:Title>
+    <b:InternetSiteTitle>Wikipedia</b:InternetSiteTitle>
+    <b:Year>2024</b:Year>
+    <b:URL>https://en.wikipedia.org/wiki/Duolingo</b:URL>
+    <b:RefOrder>6</b:RefOrder>
+  </b:Source>
+</b:Sources>
 </file>
 
 <file path=customXml/itemProps1.xml><?xml version="1.0" encoding="utf-8"?>
-<ds:datastoreItem xmlns:ds="http://schemas.openxmlformats.org/officeDocument/2006/customXml" ds:itemID="{F86C18D1-0A80-4878-A01B-3E5502B352B8}">
-  <ds:schemaRefs>
-    <ds:schemaRef ds:uri="http://schemas.openxmlformats.org/officeDocument/2006/bibliography"/>
-  </ds:schemaRefs>
-</ds:datastoreItem>
-</file>
-
-<file path=customXml/itemProps2.xml><?xml version="1.0" encoding="utf-8"?>
 <ds:datastoreItem xmlns:ds="http://schemas.openxmlformats.org/officeDocument/2006/customXml" ds:itemID="{E66F6347-06B4-4162-AB9D-214E0F87B0A8}">
   <ds:schemaRefs>
     <ds:schemaRef ds:uri="http://schemas.microsoft.com/office/2006/metadata/contentType"/>
@@ -11688,6 +13816,15 @@
 </ds:datastoreItem>
 </file>
 
+<file path=customXml/itemProps2.xml><?xml version="1.0" encoding="utf-8"?>
+<ds:datastoreItem xmlns:ds="http://schemas.openxmlformats.org/officeDocument/2006/customXml" ds:itemID="{54C24273-1D45-40DF-87D6-FA62E2E479B2}">
+  <ds:schemaRefs>
+    <ds:schemaRef ds:uri="http://schemas.microsoft.com/office/2006/metadata/properties"/>
+    <ds:schemaRef ds:uri="http://schemas.microsoft.com/office/infopath/2007/PartnerControls"/>
+  </ds:schemaRefs>
+</ds:datastoreItem>
+</file>
+
 <file path=customXml/itemProps3.xml><?xml version="1.0" encoding="utf-8"?>
 <ds:datastoreItem xmlns:ds="http://schemas.openxmlformats.org/officeDocument/2006/customXml" ds:itemID="{0858EC4D-0AB2-489F-A128-84B16D88988F}">
   <ds:schemaRefs>
@@ -11697,10 +13834,9 @@
 </file>
 
 <file path=customXml/itemProps4.xml><?xml version="1.0" encoding="utf-8"?>
-<ds:datastoreItem xmlns:ds="http://schemas.openxmlformats.org/officeDocument/2006/customXml" ds:itemID="{54C24273-1D45-40DF-87D6-FA62E2E479B2}">
+<ds:datastoreItem xmlns:ds="http://schemas.openxmlformats.org/officeDocument/2006/customXml" ds:itemID="{C1A8EBFB-5085-4B21-8F8A-A162F88E539F}">
   <ds:schemaRefs>
-    <ds:schemaRef ds:uri="http://schemas.microsoft.com/office/2006/metadata/properties"/>
-    <ds:schemaRef ds:uri="http://schemas.microsoft.com/office/infopath/2007/PartnerControls"/>
+    <ds:schemaRef ds:uri="http://schemas.openxmlformats.org/officeDocument/2006/bibliography"/>
   </ds:schemaRefs>
 </ds:datastoreItem>
 </file>